--- a/IT351_Project-Phase 1 (1) (1) (1).docx
+++ b/IT351_Project-Phase 1 (1) (1) (1).docx
@@ -1,6 +1,6 @@
 
 <file path=word/document.xml><?xml version="1.0" encoding="utf-8"?>
-<w:document xmlns:wpc="http://schemas.microsoft.com/office/word/2010/wordprocessingCanvas" xmlns:cx="http://schemas.microsoft.com/office/drawing/2014/chartex" xmlns:cx1="http://schemas.microsoft.com/office/drawing/2015/9/8/chartex" xmlns:cx2="http://schemas.microsoft.com/office/drawing/2015/10/21/chartex" xmlns:cx3="http://schemas.microsoft.com/office/drawing/2016/5/9/chartex" xmlns:cx4="http://schemas.microsoft.com/office/drawing/2016/5/10/chartex" xmlns:cx5="http://schemas.microsoft.com/office/drawing/2016/5/11/chartex" xmlns:cx6="http://schemas.microsoft.com/office/drawing/2016/5/12/chartex" xmlns:cx7="http://schemas.microsoft.com/office/drawing/2016/5/13/chartex" xmlns:cx8="http://schemas.microsoft.com/office/drawing/2016/5/14/chartex" xmlns:mc="http://schemas.openxmlformats.org/markup-compatibility/2006" xmlns:aink="http://schemas.microsoft.com/office/drawing/2016/ink" xmlns:am3d="http://schemas.microsoft.com/office/drawing/2017/model3d" xmlns:o="urn:schemas-microsoft-com:office:office" xmlns:oel="http://schemas.microsoft.com/office/2019/extlst" xmlns:r="http://schemas.openxmlformats.org/officeDocument/2006/relationships" xmlns:m="http://schemas.openxmlformats.org/officeDocument/2006/math" xmlns:v="urn:schemas-microsoft-com:vml" xmlns:wp14="http://schemas.microsoft.com/office/word/2010/wordprocessingDrawing" xmlns:wp="http://schemas.openxmlformats.org/drawingml/2006/wordprocessingDrawing" xmlns:w10="urn:schemas-microsoft-com:office:word" xmlns:w="http://schemas.openxmlformats.org/wordprocessingml/2006/main" xmlns:w14="http://schemas.microsoft.com/office/word/2010/wordml" xmlns:w15="http://schemas.microsoft.com/office/word/2012/wordml" xmlns:w16cex="http://schemas.microsoft.com/office/word/2018/wordml/cex" xmlns:w16cid="http://schemas.microsoft.com/office/word/2016/wordml/cid" xmlns:w16="http://schemas.microsoft.com/office/word/2018/wordml" xmlns:w16du="http://schemas.microsoft.com/office/word/2023/wordml/word16du" xmlns:w16sdtdh="http://schemas.microsoft.com/office/word/2020/wordml/sdtdatahash" xmlns:w16sdtfl="http://schemas.microsoft.com/office/word/2024/wordml/sdtformatlock" xmlns:w16se="http://schemas.microsoft.com/office/word/2015/wordml/symex" xmlns:wpg="http://schemas.microsoft.com/office/word/2010/wordprocessingGroup" xmlns:wpi="http://schemas.microsoft.com/office/word/2010/wordprocessingInk" xmlns:wne="http://schemas.microsoft.com/office/word/2006/wordml" xmlns:wps="http://schemas.microsoft.com/office/word/2010/wordprocessingShape" mc:Ignorable="w14 w15 w16se w16cid w16 w16cex w16sdtdh w16sdtfl w16du wp14">
+<w:document xmlns:wpc="http://schemas.microsoft.com/office/word/2010/wordprocessingCanvas" xmlns:cx="http://schemas.microsoft.com/office/drawing/2014/chartex" xmlns:mc="http://schemas.openxmlformats.org/markup-compatibility/2006" xmlns:o="urn:schemas-microsoft-com:office:office" xmlns:r="http://schemas.openxmlformats.org/officeDocument/2006/relationships" xmlns:m="http://schemas.openxmlformats.org/officeDocument/2006/math" xmlns:v="urn:schemas-microsoft-com:vml" xmlns:wp14="http://schemas.microsoft.com/office/word/2010/wordprocessingDrawing" xmlns:wp="http://schemas.openxmlformats.org/drawingml/2006/wordprocessingDrawing" xmlns:w10="urn:schemas-microsoft-com:office:word" xmlns:w="http://schemas.openxmlformats.org/wordprocessingml/2006/main" xmlns:w14="http://schemas.microsoft.com/office/word/2010/wordml" xmlns:w15="http://schemas.microsoft.com/office/word/2012/wordml" xmlns:w16se="http://schemas.microsoft.com/office/word/2015/wordml/symex" xmlns:wpg="http://schemas.microsoft.com/office/word/2010/wordprocessingGroup" xmlns:wpi="http://schemas.microsoft.com/office/word/2010/wordprocessingInk" xmlns:wne="http://schemas.microsoft.com/office/word/2006/wordml" xmlns:wps="http://schemas.microsoft.com/office/word/2010/wordprocessingShape" mc:Ignorable="w14 w15 w16se wp14">
   <w:body>
     <w:p>
       <w:pPr>
@@ -80,6 +80,7 @@
                               <w:dataBinding w:prefixMappings="xmlns:ns0='http://purl.org/dc/elements/1.1/' xmlns:ns1='http://schemas.openxmlformats.org/package/2006/metadata/core-properties' " w:xpath="/ns1:coreProperties[1]/ns0:title[1]" w:storeItemID="{6C3C8BC8-F283-45AE-878A-BAB7291924A1}"/>
                               <w:text/>
                             </w:sdtPr>
+                            <w:sdtEndPr/>
                             <w:sdtContent>
                               <w:p>
                                 <w:pPr>
@@ -144,6 +145,7 @@
                                 <w:dataBinding w:prefixMappings="xmlns:ns0='http://purl.org/dc/elements/1.1/' xmlns:ns1='http://schemas.openxmlformats.org/package/2006/metadata/core-properties' " w:xpath="/ns1:coreProperties[1]/ns0:subject[1]" w:storeItemID="{6C3C8BC8-F283-45AE-878A-BAB7291924A1}"/>
                                 <w:text/>
                               </w:sdtPr>
+                              <w:sdtEndPr/>
                               <w:sdtContent>
                                 <w:r>
                                   <w:rPr>
@@ -386,6 +388,7 @@
                               <w:dataBinding w:prefixMappings="xmlns:ns0='http://schemas.microsoft.com/office/2006/coverPageProps'" w:xpath="/ns0:CoverPageProperties[1]/ns0:Abstract[1]" w:storeItemID="{55AF091B-3C7A-41E3-B477-F2FDAA23CFDA}"/>
                               <w:text/>
                             </w:sdtPr>
+                            <w:sdtEndPr/>
                             <w:sdtContent>
                               <w:p>
                                 <w:pPr>
@@ -460,7 +463,7 @@
                 <v:stroke joinstyle="miter"/>
                 <v:path gradientshapeok="t" o:connecttype="rect"/>
               </v:shapetype>
-              <v:shape id="Text Box 14" o:spid="_x0000_s1026" type="#_x0000_t202" alt="Report title" style="position:absolute;margin-left:36.25pt;margin-top:90.25pt;width:540pt;height:164.7pt;z-index:-251641856;visibility:visible;mso-wrap-style:square;mso-width-percent:0;mso-height-percent:0;mso-wrap-distance-left:9pt;mso-wrap-distance-top:0;mso-wrap-distance-right:9pt;mso-wrap-distance-bottom:0;mso-position-horizontal:absolute;mso-position-horizontal-relative:page;mso-position-vertical:absolute;mso-position-vertical-relative:margin;mso-width-percent:0;mso-height-percent:0;mso-width-relative:margin;mso-height-relative:margin;v-text-anchor:bottom" o:gfxdata="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" o:allowoverlap="f" filled="f" stroked="f">
+              <v:shape id="Text Box 14" o:spid="_x0000_s1026" type="#_x0000_t202" alt="Report title" style="position:absolute;margin-left:36.25pt;margin-top:90.25pt;width:540pt;height:164.7pt;z-index:-251641856;visibility:visible;mso-wrap-style:square;mso-width-percent:0;mso-height-percent:0;mso-wrap-distance-left:9pt;mso-wrap-distance-top:0;mso-wrap-distance-right:9pt;mso-wrap-distance-bottom:0;mso-position-horizontal:absolute;mso-position-horizontal-relative:page;mso-position-vertical:absolute;mso-position-vertical-relative:margin;mso-width-percent:0;mso-height-percent:0;mso-width-relative:margin;mso-height-relative:margin;v-text-anchor:bottom" o:gfxdata="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" o:allowoverlap="f" filled="f" stroked="f">
                 <v:textbox inset="0,0,0,0">
                   <w:txbxContent>
                     <w:sdt>
@@ -478,6 +481,7 @@
                         <w:dataBinding w:prefixMappings="xmlns:ns0='http://purl.org/dc/elements/1.1/' xmlns:ns1='http://schemas.openxmlformats.org/package/2006/metadata/core-properties' " w:xpath="/ns1:coreProperties[1]/ns0:title[1]" w:storeItemID="{6C3C8BC8-F283-45AE-878A-BAB7291924A1}"/>
                         <w:text/>
                       </w:sdtPr>
+                      <w:sdtEndPr/>
                       <w:sdtContent>
                         <w:p>
                           <w:pPr>
@@ -542,6 +546,7 @@
                           <w:dataBinding w:prefixMappings="xmlns:ns0='http://purl.org/dc/elements/1.1/' xmlns:ns1='http://schemas.openxmlformats.org/package/2006/metadata/core-properties' " w:xpath="/ns1:coreProperties[1]/ns0:subject[1]" w:storeItemID="{6C3C8BC8-F283-45AE-878A-BAB7291924A1}"/>
                           <w:text/>
                         </w:sdtPr>
+                        <w:sdtEndPr/>
                         <w:sdtContent>
                           <w:r>
                             <w:rPr>
@@ -784,6 +789,7 @@
                         <w:dataBinding w:prefixMappings="xmlns:ns0='http://schemas.microsoft.com/office/2006/coverPageProps'" w:xpath="/ns0:CoverPageProperties[1]/ns0:Abstract[1]" w:storeItemID="{55AF091B-3C7A-41E3-B477-F2FDAA23CFDA}"/>
                         <w:text/>
                       </w:sdtPr>
+                      <w:sdtEndPr/>
                       <w:sdtContent>
                         <w:p>
                           <w:pPr>
@@ -1021,7 +1027,7 @@
           </mc:Choice>
           <mc:Fallback>
             <w:pict>
-              <v:shape w14:anchorId="6466823C" id="Text Box 2" o:spid="_x0000_s1027" type="#_x0000_t202" style="position:absolute;margin-left:40.3pt;margin-top:4.65pt;width:545.45pt;height:87.85pt;z-index:251679744;visibility:visible;mso-wrap-style:square;mso-width-percent:0;mso-height-percent:0;mso-wrap-distance-left:9pt;mso-wrap-distance-top:7.2pt;mso-wrap-distance-right:9pt;mso-wrap-distance-bottom:7.2pt;mso-position-horizontal:absolute;mso-position-horizontal-relative:page;mso-position-vertical:absolute;mso-position-vertical-relative:text;mso-width-percent:0;mso-height-percent:0;mso-width-relative:margin;mso-height-relative:margin;v-text-anchor:top" o:gfxdata="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" filled="f" stroked="f">
+              <v:shape w14:anchorId="6466823C" id="Text Box 2" o:spid="_x0000_s1027" type="#_x0000_t202" style="position:absolute;margin-left:40.3pt;margin-top:4.65pt;width:545.45pt;height:87.85pt;z-index:251679744;visibility:visible;mso-wrap-style:square;mso-width-percent:0;mso-height-percent:0;mso-wrap-distance-left:9pt;mso-wrap-distance-top:7.2pt;mso-wrap-distance-right:9pt;mso-wrap-distance-bottom:7.2pt;mso-position-horizontal:absolute;mso-position-horizontal-relative:page;mso-position-vertical:absolute;mso-position-vertical-relative:text;mso-width-percent:0;mso-height-percent:0;mso-width-relative:margin;mso-height-relative:margin;v-text-anchor:top" o:gfxdata="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" filled="f" stroked="f">
                 <v:textbox>
                   <w:txbxContent>
                     <w:p>
@@ -1158,6 +1164,7 @@
           <w:docPartUnique/>
         </w:docPartObj>
       </w:sdtPr>
+      <w:sdtEndPr/>
       <w:sdtContent>
         <w:p>
           <w:pPr>
@@ -1769,7 +1776,7 @@
               </mc:Choice>
               <mc:Fallback>
                 <w:pict>
-                  <v:group w14:anchorId="31857F9A" id="Group 198" o:spid="_x0000_s1028" style="position:absolute;left:0;text-align:left;margin-left:-102pt;margin-top:353.05pt;width:518.25pt;height:318.6pt;z-index:251677696;mso-wrap-distance-left:14.4pt;mso-wrap-distance-top:3.6pt;mso-wrap-distance-right:14.4pt;mso-wrap-distance-bottom:3.6pt;mso-position-horizontal-relative:margin;mso-position-vertical-relative:margin;mso-width-relative:margin;mso-height-relative:margin" coordorigin=",228" coordsize="35784,22576" o:gfxdata="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">
+                  <v:group w14:anchorId="31857F9A" id="Group 198" o:spid="_x0000_s1028" style="position:absolute;left:0;text-align:left;margin-left:-102pt;margin-top:353.05pt;width:518.25pt;height:318.6pt;z-index:251677696;mso-wrap-distance-left:14.4pt;mso-wrap-distance-top:3.6pt;mso-wrap-distance-right:14.4pt;mso-wrap-distance-bottom:3.6pt;mso-position-horizontal-relative:margin;mso-position-vertical-relative:margin;mso-width-relative:margin;mso-height-relative:margin" coordorigin=",228" coordsize="35784,22576" o:gfxdata="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">
                     <v:rect id="Rectangle 199" o:spid="_x0000_s1029" style="position:absolute;top:228;width:35674;height:2448;visibility:visible;mso-wrap-style:square;v-text-anchor:middle" o:gfxdata="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" fillcolor="#ef4623 [3204]" stroked="f" strokeweight="2pt">
                       <v:textbox>
                         <w:txbxContent>
@@ -2317,6 +2324,7 @@
                                     <w:dataBinding w:prefixMappings="xmlns:ns0='http://schemas.openxmlformats.org/officeDocument/2006/extended-properties' " w:xpath="/ns0:Properties[1]/ns0:Company[1]" w:storeItemID="{6668398D-A668-4E3E-A5EB-62B293D839F1}"/>
                                     <w:text/>
                                   </w:sdtPr>
+                                  <w:sdtEndPr/>
                                   <w:sdtContent>
                                     <w:r>
                                       <w:t>Student Details:                                            CRN:</w:t>
@@ -2338,9 +2346,9 @@
                                   <w:tblLook w:val="04A0" w:firstRow="1" w:lastRow="0" w:firstColumn="1" w:lastColumn="0" w:noHBand="0" w:noVBand="1"/>
                                 </w:tblPr>
                                 <w:tblGrid>
-                                  <w:gridCol w:w="3601"/>
-                                  <w:gridCol w:w="3602"/>
-                                  <w:gridCol w:w="3602"/>
+                                  <w:gridCol w:w="3596"/>
+                                  <w:gridCol w:w="3597"/>
+                                  <w:gridCol w:w="3597"/>
                                 </w:tblGrid>
                                 <w:tr>
                                   <w:trPr>
@@ -2614,11 +2622,7 @@
               </mc:Choice>
               <mc:Fallback>
                 <w:pict>
-                  <v:shapetype w14:anchorId="7CBAAF0B" id="_x0000_t202" coordsize="21600,21600" o:spt="202" path="m,l,21600r21600,l21600,xe">
-                    <v:stroke joinstyle="miter"/>
-                    <v:path gradientshapeok="t" o:connecttype="rect"/>
-                  </v:shapetype>
-                  <v:shape id="Text Box 15" o:spid="_x0000_s1031" type="#_x0000_t202" alt="contact info" style="position:absolute;left:0;text-align:left;margin-left:36.25pt;margin-top:253.85pt;width:540pt;height:92.7pt;z-index:251675648;visibility:visible;mso-wrap-style:square;mso-width-percent:1282;mso-height-percent:0;mso-wrap-distance-left:9pt;mso-wrap-distance-top:0;mso-wrap-distance-right:9pt;mso-wrap-distance-bottom:0;mso-position-horizontal:absolute;mso-position-horizontal-relative:page;mso-position-vertical:absolute;mso-position-vertical-relative:margin;mso-width-percent:1282;mso-height-percent:0;mso-width-relative:margin;mso-height-relative:margin;v-text-anchor:bottom" o:gfxdata="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" o:allowoverlap="f" filled="f" stroked="f" strokeweight=".5pt">
+                  <v:shape w14:anchorId="7CBAAF0B" id="Text Box 15" o:spid="_x0000_s1031" type="#_x0000_t202" alt="contact info" style="position:absolute;left:0;text-align:left;margin-left:36.25pt;margin-top:253.85pt;width:540pt;height:92.7pt;z-index:251675648;visibility:visible;mso-wrap-style:square;mso-width-percent:1282;mso-height-percent:0;mso-wrap-distance-left:9pt;mso-wrap-distance-top:0;mso-wrap-distance-right:9pt;mso-wrap-distance-bottom:0;mso-position-horizontal:absolute;mso-position-horizontal-relative:page;mso-position-vertical:absolute;mso-position-vertical-relative:margin;mso-width-percent:1282;mso-height-percent:0;mso-width-relative:margin;mso-height-relative:margin;v-text-anchor:bottom" o:gfxdata="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" o:allowoverlap="f" filled="f" stroked="f" strokeweight=".5pt">
                     <v:textbox inset="0,0,0,0">
                       <w:txbxContent>
                         <w:p>
@@ -2633,6 +2637,7 @@
                               <w:dataBinding w:prefixMappings="xmlns:ns0='http://schemas.openxmlformats.org/officeDocument/2006/extended-properties' " w:xpath="/ns0:Properties[1]/ns0:Company[1]" w:storeItemID="{6668398D-A668-4E3E-A5EB-62B293D839F1}"/>
                               <w:text/>
                             </w:sdtPr>
+                            <w:sdtEndPr/>
                             <w:sdtContent>
                               <w:r>
                                 <w:t>Student Details:                                            CRN:</w:t>
@@ -2654,9 +2659,9 @@
                             <w:tblLook w:val="04A0" w:firstRow="1" w:lastRow="0" w:firstColumn="1" w:lastColumn="0" w:noHBand="0" w:noVBand="1"/>
                           </w:tblPr>
                           <w:tblGrid>
-                            <w:gridCol w:w="3601"/>
-                            <w:gridCol w:w="3602"/>
-                            <w:gridCol w:w="3602"/>
+                            <w:gridCol w:w="3596"/>
+                            <w:gridCol w:w="3597"/>
+                            <w:gridCol w:w="3597"/>
                           </w:tblGrid>
                           <w:tr>
                             <w:trPr>
@@ -3399,7 +3404,7 @@
           <w:noProof/>
           <w:sz w:val="32"/>
           <w:szCs w:val="32"/>
-          <w:lang w:val="en-GB" w:eastAsia="en-GB"/>
+          <w:lang w:eastAsia="en-US"/>
         </w:rPr>
         <w:lastRenderedPageBreak/>
         <mc:AlternateContent>
@@ -3532,7 +3537,7 @@
           </mc:Choice>
           <mc:Fallback>
             <w:pict>
-              <v:shape w14:anchorId="6021EF1F" id="Text Box 5" o:spid="_x0000_s1032" type="#_x0000_t202" alt="Sidebar" style="position:absolute;margin-left:36.2pt;margin-top:-14.75pt;width:104.75pt;height:674.6pt;z-index:251683840;visibility:visible;mso-wrap-style:square;mso-width-percent:250;mso-height-percent:0;mso-wrap-distance-left:14.4pt;mso-wrap-distance-top:0;mso-wrap-distance-right:14.4pt;mso-wrap-distance-bottom:3in;mso-position-horizontal:absolute;mso-position-horizontal-relative:page;mso-position-vertical:absolute;mso-position-vertical-relative:margin;mso-width-percent:250;mso-height-percent:0;mso-width-relative:margin;mso-height-relative:margin;v-text-anchor:top" o:gfxdata="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" filled="f" stroked="f" strokeweight=".5pt">
+              <v:shape w14:anchorId="6021EF1F" id="Text Box 5" o:spid="_x0000_s1032" type="#_x0000_t202" alt="Sidebar" style="position:absolute;margin-left:36.2pt;margin-top:-14.75pt;width:104.75pt;height:674.6pt;z-index:251683840;visibility:visible;mso-wrap-style:square;mso-width-percent:250;mso-height-percent:0;mso-wrap-distance-left:14.4pt;mso-wrap-distance-top:0;mso-wrap-distance-right:14.4pt;mso-wrap-distance-bottom:3in;mso-position-horizontal:absolute;mso-position-horizontal-relative:page;mso-position-vertical:absolute;mso-position-vertical-relative:margin;mso-width-percent:250;mso-height-percent:0;mso-width-relative:margin;mso-height-relative:margin;v-text-anchor:top" o:gfxdata="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" filled="f" stroked="f" strokeweight=".5pt">
                 <v:textbox inset="3.6pt,0,3.6pt,0">
                   <w:txbxContent>
                     <w:p>
@@ -3602,7 +3607,7 @@
           <w:noProof/>
           <w:sz w:val="32"/>
           <w:szCs w:val="32"/>
-          <w:lang w:val="en-GB" w:eastAsia="en-GB"/>
+          <w:lang w:eastAsia="en-US"/>
         </w:rPr>
         <mc:AlternateContent>
           <mc:Choice Requires="wps">
@@ -3701,7 +3706,8 @@
           </mc:Choice>
           <mc:Fallback>
             <w:pict>
-              <v:shape w14:anchorId="1CDBE634" id="_x0000_s1033" type="#_x0000_t202" alt="Sidebar" style="position:absolute;margin-left:0;margin-top:0;width:105.3pt;height:598.45pt;z-index:251681792;visibility:visible;mso-wrap-style:square;mso-width-percent:250;mso-height-percent:950;mso-left-percent:59;mso-wrap-distance-left:14.4pt;mso-wrap-distance-top:0;mso-wrap-distance-right:14.4pt;mso-wrap-distance-bottom:3in;mso-position-horizontal-relative:page;mso-position-vertical:top;mso-position-vertical-relative:margin;mso-width-percent:250;mso-height-percent:950;mso-left-percent:59;mso-width-relative:margin;mso-height-relative:margin;v-text-anchor:top" o:gfxdata="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" filled="f" stroked="f" strokeweight=".5pt">
+              <v:shape w14:anchorId="1CDBE634" id="_x0000_s1033" type="#_x0000_t202" alt="Sidebar" style="position:absolute;margin-left:0;margin-top:0;width:105.3pt;height:598.45pt;z-index:251681792;visibility:visible;mso-wrap-style:square;mso-width-percent:250;mso-height-percent:950;mso-left-percent:59;mso-wrap-distance-left:14.4pt;mso-wrap-distance-top:0;mso-wrap-distance-right:14.4pt;mso-wrap-distance-bottom:3in;mso-position-horizontal-relative:page;mso-position-vertical:top;mso-position-vertical-relative:margin;mso-width-percent:250;mso-height-percent:950;mso-left-percent:59;mso-width-relative:margin;mso-height-relative:margin;v-text-anchor:top" o:gfxdata="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" filled="f" stroked="f" strokeweight=".5pt">
+                <v:path arrowok="t"/>
                 <v:textbox inset="3.6pt,0,3.6pt,0">
                   <w:txbxContent>
                     <w:p>
@@ -4826,7 +4832,7 @@
           <w:noProof/>
           <w:sz w:val="32"/>
           <w:szCs w:val="32"/>
-          <w:lang w:val="en-GB" w:eastAsia="en-GB"/>
+          <w:lang w:eastAsia="en-US"/>
         </w:rPr>
         <w:lastRenderedPageBreak/>
         <mc:AlternateContent>
@@ -4953,7 +4959,7 @@
                   <v:h position="#0,topLeft" switch="" xrange="0,10800"/>
                 </v:handles>
               </v:shapetype>
-              <v:shape id="Double Bracket 1" o:spid="_x0000_s1034" type="#_x0000_t185" style="position:absolute;margin-left:346.2pt;margin-top:109.85pt;width:68.85pt;height:24.15pt;z-index:251685888;visibility:visible;mso-wrap-style:square;mso-width-percent:0;mso-height-percent:0;mso-wrap-distance-left:9pt;mso-wrap-distance-top:0;mso-wrap-distance-right:9pt;mso-wrap-distance-bottom:0;mso-position-horizontal:absolute;mso-position-horizontal-relative:margin;mso-position-vertical:absolute;mso-position-vertical-relative:page;mso-width-percent:0;mso-height-percent:0;mso-width-relative:margin;mso-height-relative:margin;v-text-anchor:middle" o:gfxdata="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" strokecolor="black [3200]" strokeweight="2pt">
+              <v:shape id="Double Bracket 1" o:spid="_x0000_s1034" type="#_x0000_t185" style="position:absolute;margin-left:346.2pt;margin-top:109.85pt;width:68.85pt;height:24.15pt;z-index:251685888;visibility:visible;mso-wrap-style:square;mso-width-percent:0;mso-height-percent:0;mso-wrap-distance-left:9pt;mso-wrap-distance-top:0;mso-wrap-distance-right:9pt;mso-wrap-distance-bottom:0;mso-position-horizontal:absolute;mso-position-horizontal-relative:margin;mso-position-vertical:absolute;mso-position-vertical-relative:page;mso-width-percent:0;mso-height-percent:0;mso-width-relative:margin;mso-height-relative:margin;v-text-anchor:middle" o:gfxdata="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" strokecolor="black [3200]" strokeweight="2pt">
                 <v:shadow on="t" color="black" opacity="24903f" origin=",.5" offset="0,.55556mm"/>
                 <v:path arrowok="t"/>
                 <v:textbox>
@@ -5733,12 +5739,2993 @@
           <w:szCs w:val="24"/>
         </w:rPr>
       </w:pPr>
+      <w:r>
+        <w:rPr>
+          <w:rFonts w:ascii="Times New Roman" w:eastAsia="Times New Roman" w:hAnsi="Times New Roman" w:cs="Times New Roman"/>
+          <w:sz w:val="24"/>
+          <w:szCs w:val="24"/>
+        </w:rPr>
+        <w:br w:type="page"/>
+      </w:r>
+    </w:p>
+    <w:p>
+      <w:pPr>
+        <w:rPr>
+          <w:rFonts w:ascii="Times New Roman" w:eastAsia="Times New Roman" w:hAnsi="Times New Roman" w:cs="Times New Roman"/>
+          <w:sz w:val="24"/>
+          <w:szCs w:val="24"/>
+        </w:rPr>
+      </w:pPr>
+      <w:r>
+        <w:rPr>
+          <w:rFonts w:ascii="Times New Roman" w:eastAsia="Times New Roman" w:hAnsi="Times New Roman" w:cs="Times New Roman"/>
+          <w:sz w:val="24"/>
+          <w:szCs w:val="24"/>
+        </w:rPr>
+        <w:lastRenderedPageBreak/>
+        <w:t>Answer:</w:t>
+      </w:r>
+    </w:p>
+    <w:p>
+      <w:pPr>
+        <w:rPr>
+          <w:rFonts w:ascii="Times New Roman" w:eastAsia="Times New Roman" w:hAnsi="Times New Roman" w:cs="Times New Roman"/>
+          <w:sz w:val="24"/>
+          <w:szCs w:val="24"/>
+        </w:rPr>
+      </w:pPr>
+      <w:r>
+        <w:rPr>
+          <w:rFonts w:ascii="Times New Roman" w:hAnsi="Times New Roman" w:cs="Times New Roman"/>
+          <w:noProof/>
+          <w:sz w:val="24"/>
+          <w:szCs w:val="24"/>
+          <w:lang w:eastAsia="en-US"/>
+        </w:rPr>
+        <w:drawing>
+          <wp:inline distT="0" distB="0" distL="0" distR="0" wp14:anchorId="0CA7DF35" wp14:editId="3257D8A6">
+            <wp:extent cx="5349240" cy="3007995"/>
+            <wp:effectExtent l="0" t="0" r="3810" b="1905"/>
+            <wp:docPr id="1" name="Picture 1"/>
+            <wp:cNvGraphicFramePr>
+              <a:graphicFrameLocks xmlns:a="http://schemas.openxmlformats.org/drawingml/2006/main" noChangeAspect="1"/>
+            </wp:cNvGraphicFramePr>
+            <a:graphic xmlns:a="http://schemas.openxmlformats.org/drawingml/2006/main">
+              <a:graphicData uri="http://schemas.openxmlformats.org/drawingml/2006/picture">
+                <pic:pic xmlns:pic="http://schemas.openxmlformats.org/drawingml/2006/picture">
+                  <pic:nvPicPr>
+                    <pic:cNvPr id="1" name=""/>
+                    <pic:cNvPicPr/>
+                  </pic:nvPicPr>
+                  <pic:blipFill>
+                    <a:blip r:embed="rId15"/>
+                    <a:stretch>
+                      <a:fillRect/>
+                    </a:stretch>
+                  </pic:blipFill>
+                  <pic:spPr>
+                    <a:xfrm>
+                      <a:off x="0" y="0"/>
+                      <a:ext cx="5349240" cy="3007995"/>
+                    </a:xfrm>
+                    <a:prstGeom prst="rect">
+                      <a:avLst/>
+                    </a:prstGeom>
+                  </pic:spPr>
+                </pic:pic>
+              </a:graphicData>
+            </a:graphic>
+          </wp:inline>
+        </w:drawing>
+      </w:r>
+    </w:p>
+    <w:p>
+      <w:pPr>
+        <w:spacing w:after="0" w:line="240" w:lineRule="auto"/>
+        <w:rPr>
+          <w:rFonts w:ascii="Times New Roman" w:eastAsia="Times New Roman" w:hAnsi="Times New Roman" w:cs="Times New Roman"/>
+          <w:color w:val="auto"/>
+          <w:sz w:val="24"/>
+          <w:szCs w:val="24"/>
+          <w:lang w:eastAsia="en-US"/>
+        </w:rPr>
+      </w:pPr>
+      <w:r>
+        <w:rPr>
+          <w:rFonts w:ascii="Times New Roman" w:eastAsia="Times New Roman" w:hAnsi="Times New Roman" w:cs="Times New Roman"/>
+          <w:color w:val="auto"/>
+          <w:sz w:val="24"/>
+          <w:szCs w:val="24"/>
+          <w:lang w:eastAsia="en-US"/>
+        </w:rPr>
+        <w:t>Router&gt;enable</w:t>
+      </w:r>
+    </w:p>
+    <w:p>
+      <w:pPr>
+        <w:spacing w:after="0" w:line="240" w:lineRule="auto"/>
+        <w:rPr>
+          <w:rFonts w:ascii="Times New Roman" w:eastAsia="Times New Roman" w:hAnsi="Times New Roman" w:cs="Times New Roman"/>
+          <w:color w:val="auto"/>
+          <w:sz w:val="24"/>
+          <w:szCs w:val="24"/>
+          <w:lang w:eastAsia="en-US"/>
+        </w:rPr>
+      </w:pPr>
+      <w:proofErr w:type="spellStart"/>
+      <w:r>
+        <w:rPr>
+          <w:rFonts w:ascii="Times New Roman" w:eastAsia="Times New Roman" w:hAnsi="Times New Roman" w:cs="Times New Roman"/>
+          <w:color w:val="auto"/>
+          <w:sz w:val="24"/>
+          <w:szCs w:val="24"/>
+          <w:lang w:eastAsia="en-US"/>
+        </w:rPr>
+        <w:t>Router#configure</w:t>
+      </w:r>
+      <w:proofErr w:type="spellEnd"/>
+      <w:r>
+        <w:rPr>
+          <w:rFonts w:ascii="Times New Roman" w:eastAsia="Times New Roman" w:hAnsi="Times New Roman" w:cs="Times New Roman"/>
+          <w:color w:val="auto"/>
+          <w:sz w:val="24"/>
+          <w:szCs w:val="24"/>
+          <w:lang w:eastAsia="en-US"/>
+        </w:rPr>
+        <w:t xml:space="preserve"> terminal</w:t>
+      </w:r>
+    </w:p>
+    <w:p>
+      <w:pPr>
+        <w:spacing w:after="0" w:line="240" w:lineRule="auto"/>
+        <w:rPr>
+          <w:rFonts w:ascii="Times New Roman" w:eastAsia="Times New Roman" w:hAnsi="Times New Roman" w:cs="Times New Roman"/>
+          <w:color w:val="auto"/>
+          <w:sz w:val="24"/>
+          <w:szCs w:val="24"/>
+          <w:lang w:eastAsia="en-US"/>
+        </w:rPr>
+      </w:pPr>
+      <w:r>
+        <w:rPr>
+          <w:rFonts w:ascii="Times New Roman" w:eastAsia="Times New Roman" w:hAnsi="Times New Roman" w:cs="Times New Roman"/>
+          <w:color w:val="auto"/>
+          <w:sz w:val="24"/>
+          <w:szCs w:val="24"/>
+          <w:lang w:eastAsia="en-US"/>
+        </w:rPr>
+        <w:t>Enter configuration commands, one per line. End with CNTL/Z.</w:t>
+      </w:r>
+    </w:p>
+    <w:p>
+      <w:pPr>
+        <w:spacing w:after="0" w:line="240" w:lineRule="auto"/>
+        <w:rPr>
+          <w:rFonts w:ascii="Times New Roman" w:eastAsia="Times New Roman" w:hAnsi="Times New Roman" w:cs="Times New Roman"/>
+          <w:color w:val="auto"/>
+          <w:sz w:val="24"/>
+          <w:szCs w:val="24"/>
+          <w:lang w:eastAsia="en-US"/>
+        </w:rPr>
+      </w:pPr>
+      <w:r>
+        <w:rPr>
+          <w:rFonts w:ascii="Times New Roman" w:eastAsia="Times New Roman" w:hAnsi="Times New Roman" w:cs="Times New Roman"/>
+          <w:color w:val="auto"/>
+          <w:sz w:val="24"/>
+          <w:szCs w:val="24"/>
+          <w:lang w:eastAsia="en-US"/>
+        </w:rPr>
+        <w:t>Router(</w:t>
+      </w:r>
+      <w:proofErr w:type="spellStart"/>
+      <w:r>
+        <w:rPr>
+          <w:rFonts w:ascii="Times New Roman" w:eastAsia="Times New Roman" w:hAnsi="Times New Roman" w:cs="Times New Roman"/>
+          <w:color w:val="auto"/>
+          <w:sz w:val="24"/>
+          <w:szCs w:val="24"/>
+          <w:lang w:eastAsia="en-US"/>
+        </w:rPr>
+        <w:t>config</w:t>
+      </w:r>
+      <w:proofErr w:type="spellEnd"/>
+      <w:r>
+        <w:rPr>
+          <w:rFonts w:ascii="Times New Roman" w:eastAsia="Times New Roman" w:hAnsi="Times New Roman" w:cs="Times New Roman"/>
+          <w:color w:val="auto"/>
+          <w:sz w:val="24"/>
+          <w:szCs w:val="24"/>
+          <w:lang w:eastAsia="en-US"/>
+        </w:rPr>
+        <w:t xml:space="preserve">)#interface </w:t>
+      </w:r>
+      <w:proofErr w:type="spellStart"/>
+      <w:r>
+        <w:rPr>
+          <w:rFonts w:ascii="Times New Roman" w:eastAsia="Times New Roman" w:hAnsi="Times New Roman" w:cs="Times New Roman"/>
+          <w:color w:val="auto"/>
+          <w:sz w:val="24"/>
+          <w:szCs w:val="24"/>
+          <w:lang w:eastAsia="en-US"/>
+        </w:rPr>
+        <w:t>gigabitEthernet</w:t>
+      </w:r>
+      <w:proofErr w:type="spellEnd"/>
+      <w:r>
+        <w:rPr>
+          <w:rFonts w:ascii="Times New Roman" w:eastAsia="Times New Roman" w:hAnsi="Times New Roman" w:cs="Times New Roman"/>
+          <w:color w:val="auto"/>
+          <w:sz w:val="24"/>
+          <w:szCs w:val="24"/>
+          <w:lang w:eastAsia="en-US"/>
+        </w:rPr>
+        <w:t xml:space="preserve"> 0/0</w:t>
+      </w:r>
+    </w:p>
+    <w:p>
+      <w:pPr>
+        <w:spacing w:after="0" w:line="240" w:lineRule="auto"/>
+        <w:rPr>
+          <w:rFonts w:ascii="Times New Roman" w:eastAsia="Times New Roman" w:hAnsi="Times New Roman" w:cs="Times New Roman"/>
+          <w:color w:val="auto"/>
+          <w:sz w:val="24"/>
+          <w:szCs w:val="24"/>
+          <w:lang w:eastAsia="en-US"/>
+        </w:rPr>
+      </w:pPr>
+      <w:r>
+        <w:rPr>
+          <w:rFonts w:ascii="Times New Roman" w:eastAsia="Times New Roman" w:hAnsi="Times New Roman" w:cs="Times New Roman"/>
+          <w:color w:val="auto"/>
+          <w:sz w:val="24"/>
+          <w:szCs w:val="24"/>
+          <w:lang w:eastAsia="en-US"/>
+        </w:rPr>
+        <w:t>Router(</w:t>
+      </w:r>
+      <w:proofErr w:type="spellStart"/>
+      <w:r>
+        <w:rPr>
+          <w:rFonts w:ascii="Times New Roman" w:eastAsia="Times New Roman" w:hAnsi="Times New Roman" w:cs="Times New Roman"/>
+          <w:color w:val="auto"/>
+          <w:sz w:val="24"/>
+          <w:szCs w:val="24"/>
+          <w:lang w:eastAsia="en-US"/>
+        </w:rPr>
+        <w:t>config</w:t>
+      </w:r>
+      <w:proofErr w:type="spellEnd"/>
+      <w:r>
+        <w:rPr>
+          <w:rFonts w:ascii="Times New Roman" w:eastAsia="Times New Roman" w:hAnsi="Times New Roman" w:cs="Times New Roman"/>
+          <w:color w:val="auto"/>
+          <w:sz w:val="24"/>
+          <w:szCs w:val="24"/>
+          <w:lang w:eastAsia="en-US"/>
+        </w:rPr>
+        <w:t>-</w:t>
+      </w:r>
+      <w:proofErr w:type="gramStart"/>
+      <w:r>
+        <w:rPr>
+          <w:rFonts w:ascii="Times New Roman" w:eastAsia="Times New Roman" w:hAnsi="Times New Roman" w:cs="Times New Roman"/>
+          <w:color w:val="auto"/>
+          <w:sz w:val="24"/>
+          <w:szCs w:val="24"/>
+          <w:lang w:eastAsia="en-US"/>
+        </w:rPr>
+        <w:t>if)#</w:t>
+      </w:r>
+      <w:proofErr w:type="spellStart"/>
+      <w:proofErr w:type="gramEnd"/>
+      <w:r>
+        <w:rPr>
+          <w:rFonts w:ascii="Times New Roman" w:eastAsia="Times New Roman" w:hAnsi="Times New Roman" w:cs="Times New Roman"/>
+          <w:color w:val="auto"/>
+          <w:sz w:val="24"/>
+          <w:szCs w:val="24"/>
+          <w:lang w:eastAsia="en-US"/>
+        </w:rPr>
+        <w:t>ip</w:t>
+      </w:r>
+      <w:proofErr w:type="spellEnd"/>
+      <w:r>
+        <w:rPr>
+          <w:rFonts w:ascii="Times New Roman" w:eastAsia="Times New Roman" w:hAnsi="Times New Roman" w:cs="Times New Roman"/>
+          <w:color w:val="auto"/>
+          <w:sz w:val="24"/>
+          <w:szCs w:val="24"/>
+          <w:lang w:eastAsia="en-US"/>
+        </w:rPr>
+        <w:t xml:space="preserve"> address 172.16.10.1 255.255.255.0</w:t>
+      </w:r>
+    </w:p>
+    <w:p>
+      <w:pPr>
+        <w:spacing w:after="0" w:line="240" w:lineRule="auto"/>
+        <w:rPr>
+          <w:rFonts w:ascii="Times New Roman" w:eastAsia="Times New Roman" w:hAnsi="Times New Roman" w:cs="Times New Roman"/>
+          <w:color w:val="auto"/>
+          <w:sz w:val="24"/>
+          <w:szCs w:val="24"/>
+          <w:lang w:eastAsia="en-US"/>
+        </w:rPr>
+      </w:pPr>
+      <w:r>
+        <w:rPr>
+          <w:rFonts w:ascii="Times New Roman" w:eastAsia="Times New Roman" w:hAnsi="Times New Roman" w:cs="Times New Roman"/>
+          <w:color w:val="auto"/>
+          <w:sz w:val="24"/>
+          <w:szCs w:val="24"/>
+          <w:lang w:eastAsia="en-US"/>
+        </w:rPr>
+        <w:t>Router(</w:t>
+      </w:r>
+      <w:proofErr w:type="spellStart"/>
+      <w:r>
+        <w:rPr>
+          <w:rFonts w:ascii="Times New Roman" w:eastAsia="Times New Roman" w:hAnsi="Times New Roman" w:cs="Times New Roman"/>
+          <w:color w:val="auto"/>
+          <w:sz w:val="24"/>
+          <w:szCs w:val="24"/>
+          <w:lang w:eastAsia="en-US"/>
+        </w:rPr>
+        <w:t>config</w:t>
+      </w:r>
+      <w:proofErr w:type="spellEnd"/>
+      <w:r>
+        <w:rPr>
+          <w:rFonts w:ascii="Times New Roman" w:eastAsia="Times New Roman" w:hAnsi="Times New Roman" w:cs="Times New Roman"/>
+          <w:color w:val="auto"/>
+          <w:sz w:val="24"/>
+          <w:szCs w:val="24"/>
+          <w:lang w:eastAsia="en-US"/>
+        </w:rPr>
+        <w:t>-</w:t>
+      </w:r>
+      <w:proofErr w:type="gramStart"/>
+      <w:r>
+        <w:rPr>
+          <w:rFonts w:ascii="Times New Roman" w:eastAsia="Times New Roman" w:hAnsi="Times New Roman" w:cs="Times New Roman"/>
+          <w:color w:val="auto"/>
+          <w:sz w:val="24"/>
+          <w:szCs w:val="24"/>
+          <w:lang w:eastAsia="en-US"/>
+        </w:rPr>
+        <w:t>if)#</w:t>
+      </w:r>
+      <w:proofErr w:type="gramEnd"/>
+      <w:r>
+        <w:rPr>
+          <w:rFonts w:ascii="Times New Roman" w:eastAsia="Times New Roman" w:hAnsi="Times New Roman" w:cs="Times New Roman"/>
+          <w:color w:val="auto"/>
+          <w:sz w:val="24"/>
+          <w:szCs w:val="24"/>
+          <w:lang w:eastAsia="en-US"/>
+        </w:rPr>
+        <w:t>no shutdown</w:t>
+      </w:r>
+    </w:p>
+    <w:p>
+      <w:pPr>
+        <w:spacing w:after="0" w:line="240" w:lineRule="auto"/>
+        <w:rPr>
+          <w:rFonts w:ascii="Times New Roman" w:eastAsia="Times New Roman" w:hAnsi="Times New Roman" w:cs="Times New Roman"/>
+          <w:color w:val="auto"/>
+          <w:sz w:val="24"/>
+          <w:szCs w:val="24"/>
+          <w:lang w:eastAsia="en-US"/>
+        </w:rPr>
+      </w:pPr>
+    </w:p>
+    <w:p>
+      <w:pPr>
+        <w:spacing w:after="0" w:line="240" w:lineRule="auto"/>
+        <w:rPr>
+          <w:rFonts w:ascii="Times New Roman" w:eastAsia="Times New Roman" w:hAnsi="Times New Roman" w:cs="Times New Roman"/>
+          <w:color w:val="auto"/>
+          <w:sz w:val="24"/>
+          <w:szCs w:val="24"/>
+          <w:lang w:eastAsia="en-US"/>
+        </w:rPr>
+      </w:pPr>
+      <w:r>
+        <w:rPr>
+          <w:rFonts w:ascii="Times New Roman" w:eastAsia="Times New Roman" w:hAnsi="Times New Roman" w:cs="Times New Roman"/>
+          <w:color w:val="auto"/>
+          <w:sz w:val="24"/>
+          <w:szCs w:val="24"/>
+          <w:lang w:eastAsia="en-US"/>
+        </w:rPr>
+        <w:t>Router(</w:t>
+      </w:r>
+      <w:proofErr w:type="spellStart"/>
+      <w:r>
+        <w:rPr>
+          <w:rFonts w:ascii="Times New Roman" w:eastAsia="Times New Roman" w:hAnsi="Times New Roman" w:cs="Times New Roman"/>
+          <w:color w:val="auto"/>
+          <w:sz w:val="24"/>
+          <w:szCs w:val="24"/>
+          <w:lang w:eastAsia="en-US"/>
+        </w:rPr>
+        <w:t>config</w:t>
+      </w:r>
+      <w:proofErr w:type="spellEnd"/>
+      <w:r>
+        <w:rPr>
+          <w:rFonts w:ascii="Times New Roman" w:eastAsia="Times New Roman" w:hAnsi="Times New Roman" w:cs="Times New Roman"/>
+          <w:color w:val="auto"/>
+          <w:sz w:val="24"/>
+          <w:szCs w:val="24"/>
+          <w:lang w:eastAsia="en-US"/>
+        </w:rPr>
+        <w:t>-</w:t>
+      </w:r>
+      <w:proofErr w:type="gramStart"/>
+      <w:r>
+        <w:rPr>
+          <w:rFonts w:ascii="Times New Roman" w:eastAsia="Times New Roman" w:hAnsi="Times New Roman" w:cs="Times New Roman"/>
+          <w:color w:val="auto"/>
+          <w:sz w:val="24"/>
+          <w:szCs w:val="24"/>
+          <w:lang w:eastAsia="en-US"/>
+        </w:rPr>
+        <w:t>if)#</w:t>
+      </w:r>
+      <w:proofErr w:type="gramEnd"/>
+    </w:p>
+    <w:p>
+      <w:pPr>
+        <w:spacing w:after="0" w:line="240" w:lineRule="auto"/>
+        <w:rPr>
+          <w:rFonts w:ascii="Times New Roman" w:eastAsia="Times New Roman" w:hAnsi="Times New Roman" w:cs="Times New Roman"/>
+          <w:color w:val="auto"/>
+          <w:sz w:val="24"/>
+          <w:szCs w:val="24"/>
+          <w:lang w:eastAsia="en-US"/>
+        </w:rPr>
+      </w:pPr>
+      <w:r>
+        <w:rPr>
+          <w:rFonts w:ascii="Times New Roman" w:eastAsia="Times New Roman" w:hAnsi="Times New Roman" w:cs="Times New Roman"/>
+          <w:color w:val="auto"/>
+          <w:sz w:val="24"/>
+          <w:szCs w:val="24"/>
+          <w:lang w:eastAsia="en-US"/>
+        </w:rPr>
+        <w:t>%LINK-5-CHANGED: Interface GigabitEthernet0/0, changed state to up</w:t>
+      </w:r>
+    </w:p>
+    <w:p>
+      <w:pPr>
+        <w:spacing w:after="0" w:line="240" w:lineRule="auto"/>
+        <w:rPr>
+          <w:rFonts w:ascii="Times New Roman" w:eastAsia="Times New Roman" w:hAnsi="Times New Roman" w:cs="Times New Roman"/>
+          <w:color w:val="auto"/>
+          <w:sz w:val="24"/>
+          <w:szCs w:val="24"/>
+          <w:lang w:eastAsia="en-US"/>
+        </w:rPr>
+      </w:pPr>
+    </w:p>
+    <w:p>
+      <w:pPr>
+        <w:spacing w:after="0" w:line="240" w:lineRule="auto"/>
+        <w:rPr>
+          <w:rFonts w:ascii="Times New Roman" w:eastAsia="Times New Roman" w:hAnsi="Times New Roman" w:cs="Times New Roman"/>
+          <w:color w:val="auto"/>
+          <w:sz w:val="24"/>
+          <w:szCs w:val="24"/>
+          <w:lang w:eastAsia="en-US"/>
+        </w:rPr>
+      </w:pPr>
+      <w:r>
+        <w:rPr>
+          <w:rFonts w:ascii="Times New Roman" w:eastAsia="Times New Roman" w:hAnsi="Times New Roman" w:cs="Times New Roman"/>
+          <w:color w:val="auto"/>
+          <w:sz w:val="24"/>
+          <w:szCs w:val="24"/>
+          <w:lang w:eastAsia="en-US"/>
+        </w:rPr>
+        <w:t>%LINEPROTO-5-UPDOWN: Line protocol on Interface GigabitEthernet0/0, changed state to up</w:t>
+      </w:r>
+    </w:p>
+    <w:p>
+      <w:pPr>
+        <w:spacing w:after="0" w:line="240" w:lineRule="auto"/>
+        <w:rPr>
+          <w:rFonts w:ascii="Times New Roman" w:eastAsia="Times New Roman" w:hAnsi="Times New Roman" w:cs="Times New Roman"/>
+          <w:color w:val="auto"/>
+          <w:sz w:val="24"/>
+          <w:szCs w:val="24"/>
+          <w:lang w:eastAsia="en-US"/>
+        </w:rPr>
+      </w:pPr>
+    </w:p>
+    <w:p>
+      <w:pPr>
+        <w:spacing w:after="0" w:line="240" w:lineRule="auto"/>
+        <w:rPr>
+          <w:rFonts w:ascii="Times New Roman" w:eastAsia="Times New Roman" w:hAnsi="Times New Roman" w:cs="Times New Roman"/>
+          <w:color w:val="auto"/>
+          <w:sz w:val="24"/>
+          <w:szCs w:val="24"/>
+          <w:lang w:eastAsia="en-US"/>
+        </w:rPr>
+      </w:pPr>
+      <w:r>
+        <w:rPr>
+          <w:rFonts w:ascii="Times New Roman" w:eastAsia="Times New Roman" w:hAnsi="Times New Roman" w:cs="Times New Roman"/>
+          <w:color w:val="auto"/>
+          <w:sz w:val="24"/>
+          <w:szCs w:val="24"/>
+          <w:lang w:eastAsia="en-US"/>
+        </w:rPr>
+        <w:t>Router(</w:t>
+      </w:r>
+      <w:proofErr w:type="spellStart"/>
+      <w:r>
+        <w:rPr>
+          <w:rFonts w:ascii="Times New Roman" w:eastAsia="Times New Roman" w:hAnsi="Times New Roman" w:cs="Times New Roman"/>
+          <w:color w:val="auto"/>
+          <w:sz w:val="24"/>
+          <w:szCs w:val="24"/>
+          <w:lang w:eastAsia="en-US"/>
+        </w:rPr>
+        <w:t>config</w:t>
+      </w:r>
+      <w:proofErr w:type="spellEnd"/>
+      <w:r>
+        <w:rPr>
+          <w:rFonts w:ascii="Times New Roman" w:eastAsia="Times New Roman" w:hAnsi="Times New Roman" w:cs="Times New Roman"/>
+          <w:color w:val="auto"/>
+          <w:sz w:val="24"/>
+          <w:szCs w:val="24"/>
+          <w:lang w:eastAsia="en-US"/>
+        </w:rPr>
+        <w:t>-</w:t>
+      </w:r>
+      <w:proofErr w:type="gramStart"/>
+      <w:r>
+        <w:rPr>
+          <w:rFonts w:ascii="Times New Roman" w:eastAsia="Times New Roman" w:hAnsi="Times New Roman" w:cs="Times New Roman"/>
+          <w:color w:val="auto"/>
+          <w:sz w:val="24"/>
+          <w:szCs w:val="24"/>
+          <w:lang w:eastAsia="en-US"/>
+        </w:rPr>
+        <w:t>if)#</w:t>
+      </w:r>
+      <w:proofErr w:type="gramEnd"/>
+      <w:r>
+        <w:rPr>
+          <w:rFonts w:ascii="Times New Roman" w:eastAsia="Times New Roman" w:hAnsi="Times New Roman" w:cs="Times New Roman"/>
+          <w:color w:val="auto"/>
+          <w:sz w:val="24"/>
+          <w:szCs w:val="24"/>
+          <w:lang w:eastAsia="en-US"/>
+        </w:rPr>
+        <w:t>exit</w:t>
+      </w:r>
+    </w:p>
+    <w:p>
+      <w:pPr>
+        <w:spacing w:after="0" w:line="240" w:lineRule="auto"/>
+        <w:rPr>
+          <w:rFonts w:ascii="Times New Roman" w:eastAsia="Times New Roman" w:hAnsi="Times New Roman" w:cs="Times New Roman"/>
+          <w:color w:val="auto"/>
+          <w:sz w:val="24"/>
+          <w:szCs w:val="24"/>
+          <w:lang w:eastAsia="en-US"/>
+        </w:rPr>
+      </w:pPr>
+      <w:r>
+        <w:rPr>
+          <w:rFonts w:ascii="Times New Roman" w:eastAsia="Times New Roman" w:hAnsi="Times New Roman" w:cs="Times New Roman"/>
+          <w:color w:val="auto"/>
+          <w:sz w:val="24"/>
+          <w:szCs w:val="24"/>
+          <w:lang w:eastAsia="en-US"/>
+        </w:rPr>
+        <w:t>Router(</w:t>
+      </w:r>
+      <w:proofErr w:type="spellStart"/>
+      <w:r>
+        <w:rPr>
+          <w:rFonts w:ascii="Times New Roman" w:eastAsia="Times New Roman" w:hAnsi="Times New Roman" w:cs="Times New Roman"/>
+          <w:color w:val="auto"/>
+          <w:sz w:val="24"/>
+          <w:szCs w:val="24"/>
+          <w:lang w:eastAsia="en-US"/>
+        </w:rPr>
+        <w:t>config</w:t>
+      </w:r>
+      <w:proofErr w:type="spellEnd"/>
+      <w:r>
+        <w:rPr>
+          <w:rFonts w:ascii="Times New Roman" w:eastAsia="Times New Roman" w:hAnsi="Times New Roman" w:cs="Times New Roman"/>
+          <w:color w:val="auto"/>
+          <w:sz w:val="24"/>
+          <w:szCs w:val="24"/>
+          <w:lang w:eastAsia="en-US"/>
+        </w:rPr>
+        <w:t>)#</w:t>
+      </w:r>
+    </w:p>
+    <w:p>
+      <w:pPr>
+        <w:tabs>
+          <w:tab w:val="left" w:pos="1190"/>
+        </w:tabs>
+        <w:rPr>
+          <w:rFonts w:ascii="Times New Roman" w:eastAsia="Times New Roman" w:hAnsi="Times New Roman" w:cs="Times New Roman"/>
+          <w:color w:val="auto"/>
+          <w:sz w:val="24"/>
+          <w:szCs w:val="24"/>
+          <w:rtl/>
+          <w:lang w:eastAsia="en-US"/>
+        </w:rPr>
+      </w:pPr>
+      <w:r>
+        <w:rPr>
+          <w:rFonts w:ascii="Times New Roman" w:eastAsia="Times New Roman" w:hAnsi="Times New Roman" w:cs="Times New Roman"/>
+          <w:color w:val="auto"/>
+          <w:sz w:val="24"/>
+          <w:szCs w:val="24"/>
+          <w:lang w:eastAsia="en-US"/>
+        </w:rPr>
+        <w:t>Router#</w:t>
+      </w:r>
+    </w:p>
+    <w:p>
+      <w:pPr>
+        <w:pBdr>
+          <w:bottom w:val="double" w:sz="6" w:space="1" w:color="auto"/>
+        </w:pBdr>
+        <w:rPr>
+          <w:rFonts w:ascii="Times New Roman" w:eastAsia="Times New Roman" w:hAnsi="Times New Roman" w:cs="Times New Roman"/>
+          <w:sz w:val="24"/>
+          <w:szCs w:val="24"/>
+        </w:rPr>
+      </w:pPr>
+    </w:p>
+    <w:p>
+      <w:pPr>
+        <w:spacing w:after="0" w:line="240" w:lineRule="auto"/>
+        <w:rPr>
+          <w:rFonts w:ascii="Times New Roman" w:eastAsia="Times New Roman" w:hAnsi="Times New Roman" w:cs="Times New Roman"/>
+          <w:color w:val="auto"/>
+          <w:sz w:val="24"/>
+          <w:szCs w:val="24"/>
+          <w:lang w:eastAsia="en-US"/>
+        </w:rPr>
+      </w:pPr>
+      <w:proofErr w:type="spellStart"/>
+      <w:r>
+        <w:rPr>
+          <w:rFonts w:ascii="Times New Roman" w:eastAsia="Times New Roman" w:hAnsi="Times New Roman" w:cs="Times New Roman"/>
+          <w:color w:val="auto"/>
+          <w:sz w:val="24"/>
+          <w:szCs w:val="24"/>
+          <w:lang w:eastAsia="en-US"/>
+        </w:rPr>
+        <w:t>Router#configure</w:t>
+      </w:r>
+      <w:proofErr w:type="spellEnd"/>
+      <w:r>
+        <w:rPr>
+          <w:rFonts w:ascii="Times New Roman" w:eastAsia="Times New Roman" w:hAnsi="Times New Roman" w:cs="Times New Roman"/>
+          <w:color w:val="auto"/>
+          <w:sz w:val="24"/>
+          <w:szCs w:val="24"/>
+          <w:lang w:eastAsia="en-US"/>
+        </w:rPr>
+        <w:t xml:space="preserve"> terminal</w:t>
+      </w:r>
+    </w:p>
+    <w:p>
+      <w:pPr>
+        <w:spacing w:after="0" w:line="240" w:lineRule="auto"/>
+        <w:rPr>
+          <w:rFonts w:ascii="Times New Roman" w:eastAsia="Times New Roman" w:hAnsi="Times New Roman" w:cs="Times New Roman"/>
+          <w:color w:val="auto"/>
+          <w:sz w:val="24"/>
+          <w:szCs w:val="24"/>
+          <w:lang w:eastAsia="en-US"/>
+        </w:rPr>
+      </w:pPr>
+      <w:r>
+        <w:rPr>
+          <w:rFonts w:ascii="Times New Roman" w:eastAsia="Times New Roman" w:hAnsi="Times New Roman" w:cs="Times New Roman"/>
+          <w:color w:val="auto"/>
+          <w:sz w:val="24"/>
+          <w:szCs w:val="24"/>
+          <w:lang w:eastAsia="en-US"/>
+        </w:rPr>
+        <w:lastRenderedPageBreak/>
+        <w:t>Enter configuration commands, one per line. End with CNTL/Z.</w:t>
+      </w:r>
+    </w:p>
+    <w:p>
+      <w:pPr>
+        <w:spacing w:after="0" w:line="240" w:lineRule="auto"/>
+        <w:rPr>
+          <w:rFonts w:ascii="Times New Roman" w:eastAsia="Times New Roman" w:hAnsi="Times New Roman" w:cs="Times New Roman"/>
+          <w:color w:val="auto"/>
+          <w:sz w:val="24"/>
+          <w:szCs w:val="24"/>
+          <w:lang w:eastAsia="en-US"/>
+        </w:rPr>
+      </w:pPr>
+      <w:r>
+        <w:rPr>
+          <w:rFonts w:ascii="Times New Roman" w:eastAsia="Times New Roman" w:hAnsi="Times New Roman" w:cs="Times New Roman"/>
+          <w:color w:val="auto"/>
+          <w:sz w:val="24"/>
+          <w:szCs w:val="24"/>
+          <w:lang w:eastAsia="en-US"/>
+        </w:rPr>
+        <w:t>Router(</w:t>
+      </w:r>
+      <w:proofErr w:type="spellStart"/>
+      <w:r>
+        <w:rPr>
+          <w:rFonts w:ascii="Times New Roman" w:eastAsia="Times New Roman" w:hAnsi="Times New Roman" w:cs="Times New Roman"/>
+          <w:color w:val="auto"/>
+          <w:sz w:val="24"/>
+          <w:szCs w:val="24"/>
+          <w:lang w:eastAsia="en-US"/>
+        </w:rPr>
+        <w:t>config</w:t>
+      </w:r>
+      <w:proofErr w:type="spellEnd"/>
+      <w:r>
+        <w:rPr>
+          <w:rFonts w:ascii="Times New Roman" w:eastAsia="Times New Roman" w:hAnsi="Times New Roman" w:cs="Times New Roman"/>
+          <w:color w:val="auto"/>
+          <w:sz w:val="24"/>
+          <w:szCs w:val="24"/>
+          <w:lang w:eastAsia="en-US"/>
+        </w:rPr>
+        <w:t xml:space="preserve">)#interface </w:t>
+      </w:r>
+      <w:proofErr w:type="spellStart"/>
+      <w:r>
+        <w:rPr>
+          <w:rFonts w:ascii="Times New Roman" w:eastAsia="Times New Roman" w:hAnsi="Times New Roman" w:cs="Times New Roman"/>
+          <w:color w:val="auto"/>
+          <w:sz w:val="24"/>
+          <w:szCs w:val="24"/>
+          <w:lang w:eastAsia="en-US"/>
+        </w:rPr>
+        <w:t>gigabitEthernet</w:t>
+      </w:r>
+      <w:proofErr w:type="spellEnd"/>
+      <w:r>
+        <w:rPr>
+          <w:rFonts w:ascii="Times New Roman" w:eastAsia="Times New Roman" w:hAnsi="Times New Roman" w:cs="Times New Roman"/>
+          <w:color w:val="auto"/>
+          <w:sz w:val="24"/>
+          <w:szCs w:val="24"/>
+          <w:lang w:eastAsia="en-US"/>
+        </w:rPr>
+        <w:t xml:space="preserve"> 0/1</w:t>
+      </w:r>
+    </w:p>
+    <w:p>
+      <w:pPr>
+        <w:spacing w:after="0" w:line="240" w:lineRule="auto"/>
+        <w:rPr>
+          <w:rFonts w:ascii="Times New Roman" w:eastAsia="Times New Roman" w:hAnsi="Times New Roman" w:cs="Times New Roman"/>
+          <w:color w:val="auto"/>
+          <w:sz w:val="24"/>
+          <w:szCs w:val="24"/>
+          <w:lang w:eastAsia="en-US"/>
+        </w:rPr>
+      </w:pPr>
+      <w:r>
+        <w:rPr>
+          <w:rFonts w:ascii="Times New Roman" w:eastAsia="Times New Roman" w:hAnsi="Times New Roman" w:cs="Times New Roman"/>
+          <w:color w:val="auto"/>
+          <w:sz w:val="24"/>
+          <w:szCs w:val="24"/>
+          <w:lang w:eastAsia="en-US"/>
+        </w:rPr>
+        <w:t>Router(</w:t>
+      </w:r>
+      <w:proofErr w:type="spellStart"/>
+      <w:r>
+        <w:rPr>
+          <w:rFonts w:ascii="Times New Roman" w:eastAsia="Times New Roman" w:hAnsi="Times New Roman" w:cs="Times New Roman"/>
+          <w:color w:val="auto"/>
+          <w:sz w:val="24"/>
+          <w:szCs w:val="24"/>
+          <w:lang w:eastAsia="en-US"/>
+        </w:rPr>
+        <w:t>config</w:t>
+      </w:r>
+      <w:proofErr w:type="spellEnd"/>
+      <w:r>
+        <w:rPr>
+          <w:rFonts w:ascii="Times New Roman" w:eastAsia="Times New Roman" w:hAnsi="Times New Roman" w:cs="Times New Roman"/>
+          <w:color w:val="auto"/>
+          <w:sz w:val="24"/>
+          <w:szCs w:val="24"/>
+          <w:lang w:eastAsia="en-US"/>
+        </w:rPr>
+        <w:t>-</w:t>
+      </w:r>
+      <w:proofErr w:type="gramStart"/>
+      <w:r>
+        <w:rPr>
+          <w:rFonts w:ascii="Times New Roman" w:eastAsia="Times New Roman" w:hAnsi="Times New Roman" w:cs="Times New Roman"/>
+          <w:color w:val="auto"/>
+          <w:sz w:val="24"/>
+          <w:szCs w:val="24"/>
+          <w:lang w:eastAsia="en-US"/>
+        </w:rPr>
+        <w:t>if)#</w:t>
+      </w:r>
+      <w:proofErr w:type="spellStart"/>
+      <w:proofErr w:type="gramEnd"/>
+      <w:r>
+        <w:rPr>
+          <w:rFonts w:ascii="Times New Roman" w:eastAsia="Times New Roman" w:hAnsi="Times New Roman" w:cs="Times New Roman"/>
+          <w:color w:val="auto"/>
+          <w:sz w:val="24"/>
+          <w:szCs w:val="24"/>
+          <w:lang w:eastAsia="en-US"/>
+        </w:rPr>
+        <w:t>ip</w:t>
+      </w:r>
+      <w:proofErr w:type="spellEnd"/>
+      <w:r>
+        <w:rPr>
+          <w:rFonts w:ascii="Times New Roman" w:eastAsia="Times New Roman" w:hAnsi="Times New Roman" w:cs="Times New Roman"/>
+          <w:color w:val="auto"/>
+          <w:sz w:val="24"/>
+          <w:szCs w:val="24"/>
+          <w:lang w:eastAsia="en-US"/>
+        </w:rPr>
+        <w:t xml:space="preserve"> address 172.16.20.1 255.255.255.0</w:t>
+      </w:r>
+    </w:p>
+    <w:p>
+      <w:pPr>
+        <w:spacing w:after="0" w:line="240" w:lineRule="auto"/>
+        <w:rPr>
+          <w:rFonts w:ascii="Times New Roman" w:eastAsia="Times New Roman" w:hAnsi="Times New Roman" w:cs="Times New Roman"/>
+          <w:color w:val="auto"/>
+          <w:sz w:val="24"/>
+          <w:szCs w:val="24"/>
+          <w:lang w:eastAsia="en-US"/>
+        </w:rPr>
+      </w:pPr>
+      <w:r>
+        <w:rPr>
+          <w:rFonts w:ascii="Times New Roman" w:eastAsia="Times New Roman" w:hAnsi="Times New Roman" w:cs="Times New Roman"/>
+          <w:color w:val="auto"/>
+          <w:sz w:val="24"/>
+          <w:szCs w:val="24"/>
+          <w:lang w:eastAsia="en-US"/>
+        </w:rPr>
+        <w:t>Router(</w:t>
+      </w:r>
+      <w:proofErr w:type="spellStart"/>
+      <w:r>
+        <w:rPr>
+          <w:rFonts w:ascii="Times New Roman" w:eastAsia="Times New Roman" w:hAnsi="Times New Roman" w:cs="Times New Roman"/>
+          <w:color w:val="auto"/>
+          <w:sz w:val="24"/>
+          <w:szCs w:val="24"/>
+          <w:lang w:eastAsia="en-US"/>
+        </w:rPr>
+        <w:t>config</w:t>
+      </w:r>
+      <w:proofErr w:type="spellEnd"/>
+      <w:r>
+        <w:rPr>
+          <w:rFonts w:ascii="Times New Roman" w:eastAsia="Times New Roman" w:hAnsi="Times New Roman" w:cs="Times New Roman"/>
+          <w:color w:val="auto"/>
+          <w:sz w:val="24"/>
+          <w:szCs w:val="24"/>
+          <w:lang w:eastAsia="en-US"/>
+        </w:rPr>
+        <w:t>-</w:t>
+      </w:r>
+      <w:proofErr w:type="gramStart"/>
+      <w:r>
+        <w:rPr>
+          <w:rFonts w:ascii="Times New Roman" w:eastAsia="Times New Roman" w:hAnsi="Times New Roman" w:cs="Times New Roman"/>
+          <w:color w:val="auto"/>
+          <w:sz w:val="24"/>
+          <w:szCs w:val="24"/>
+          <w:lang w:eastAsia="en-US"/>
+        </w:rPr>
+        <w:t>if)#</w:t>
+      </w:r>
+      <w:proofErr w:type="gramEnd"/>
+      <w:r>
+        <w:rPr>
+          <w:rFonts w:ascii="Times New Roman" w:eastAsia="Times New Roman" w:hAnsi="Times New Roman" w:cs="Times New Roman"/>
+          <w:color w:val="auto"/>
+          <w:sz w:val="24"/>
+          <w:szCs w:val="24"/>
+          <w:lang w:eastAsia="en-US"/>
+        </w:rPr>
+        <w:t>no shutdown</w:t>
+      </w:r>
+    </w:p>
+    <w:p>
+      <w:pPr>
+        <w:spacing w:after="0" w:line="240" w:lineRule="auto"/>
+        <w:rPr>
+          <w:rFonts w:ascii="Times New Roman" w:eastAsia="Times New Roman" w:hAnsi="Times New Roman" w:cs="Times New Roman"/>
+          <w:color w:val="auto"/>
+          <w:sz w:val="24"/>
+          <w:szCs w:val="24"/>
+          <w:lang w:eastAsia="en-US"/>
+        </w:rPr>
+      </w:pPr>
+    </w:p>
+    <w:p>
+      <w:pPr>
+        <w:spacing w:after="0" w:line="240" w:lineRule="auto"/>
+        <w:rPr>
+          <w:rFonts w:ascii="Times New Roman" w:eastAsia="Times New Roman" w:hAnsi="Times New Roman" w:cs="Times New Roman"/>
+          <w:color w:val="auto"/>
+          <w:sz w:val="24"/>
+          <w:szCs w:val="24"/>
+          <w:lang w:eastAsia="en-US"/>
+        </w:rPr>
+      </w:pPr>
+      <w:r>
+        <w:rPr>
+          <w:rFonts w:ascii="Times New Roman" w:eastAsia="Times New Roman" w:hAnsi="Times New Roman" w:cs="Times New Roman"/>
+          <w:color w:val="auto"/>
+          <w:sz w:val="24"/>
+          <w:szCs w:val="24"/>
+          <w:lang w:eastAsia="en-US"/>
+        </w:rPr>
+        <w:t>Router(</w:t>
+      </w:r>
+      <w:proofErr w:type="spellStart"/>
+      <w:r>
+        <w:rPr>
+          <w:rFonts w:ascii="Times New Roman" w:eastAsia="Times New Roman" w:hAnsi="Times New Roman" w:cs="Times New Roman"/>
+          <w:color w:val="auto"/>
+          <w:sz w:val="24"/>
+          <w:szCs w:val="24"/>
+          <w:lang w:eastAsia="en-US"/>
+        </w:rPr>
+        <w:t>config</w:t>
+      </w:r>
+      <w:proofErr w:type="spellEnd"/>
+      <w:r>
+        <w:rPr>
+          <w:rFonts w:ascii="Times New Roman" w:eastAsia="Times New Roman" w:hAnsi="Times New Roman" w:cs="Times New Roman"/>
+          <w:color w:val="auto"/>
+          <w:sz w:val="24"/>
+          <w:szCs w:val="24"/>
+          <w:lang w:eastAsia="en-US"/>
+        </w:rPr>
+        <w:t>-</w:t>
+      </w:r>
+      <w:proofErr w:type="gramStart"/>
+      <w:r>
+        <w:rPr>
+          <w:rFonts w:ascii="Times New Roman" w:eastAsia="Times New Roman" w:hAnsi="Times New Roman" w:cs="Times New Roman"/>
+          <w:color w:val="auto"/>
+          <w:sz w:val="24"/>
+          <w:szCs w:val="24"/>
+          <w:lang w:eastAsia="en-US"/>
+        </w:rPr>
+        <w:t>if)#</w:t>
+      </w:r>
+      <w:proofErr w:type="gramEnd"/>
+    </w:p>
+    <w:p>
+      <w:pPr>
+        <w:spacing w:after="0" w:line="240" w:lineRule="auto"/>
+        <w:rPr>
+          <w:rFonts w:ascii="Times New Roman" w:eastAsia="Times New Roman" w:hAnsi="Times New Roman" w:cs="Times New Roman"/>
+          <w:color w:val="auto"/>
+          <w:sz w:val="24"/>
+          <w:szCs w:val="24"/>
+          <w:lang w:eastAsia="en-US"/>
+        </w:rPr>
+      </w:pPr>
+      <w:r>
+        <w:rPr>
+          <w:rFonts w:ascii="Times New Roman" w:eastAsia="Times New Roman" w:hAnsi="Times New Roman" w:cs="Times New Roman"/>
+          <w:color w:val="auto"/>
+          <w:sz w:val="24"/>
+          <w:szCs w:val="24"/>
+          <w:lang w:eastAsia="en-US"/>
+        </w:rPr>
+        <w:t>%LINK-5-CHANGED: Interface GigabitEthernet0/1, changed state to up</w:t>
+      </w:r>
+    </w:p>
+    <w:p>
+      <w:pPr>
+        <w:spacing w:after="0" w:line="240" w:lineRule="auto"/>
+        <w:rPr>
+          <w:rFonts w:ascii="Times New Roman" w:eastAsia="Times New Roman" w:hAnsi="Times New Roman" w:cs="Times New Roman"/>
+          <w:color w:val="auto"/>
+          <w:sz w:val="24"/>
+          <w:szCs w:val="24"/>
+          <w:lang w:eastAsia="en-US"/>
+        </w:rPr>
+      </w:pPr>
+    </w:p>
+    <w:p>
+      <w:pPr>
+        <w:spacing w:after="0" w:line="240" w:lineRule="auto"/>
+        <w:rPr>
+          <w:rFonts w:ascii="Times New Roman" w:eastAsia="Times New Roman" w:hAnsi="Times New Roman" w:cs="Times New Roman"/>
+          <w:color w:val="auto"/>
+          <w:sz w:val="24"/>
+          <w:szCs w:val="24"/>
+          <w:lang w:eastAsia="en-US"/>
+        </w:rPr>
+      </w:pPr>
+      <w:r>
+        <w:rPr>
+          <w:rFonts w:ascii="Times New Roman" w:eastAsia="Times New Roman" w:hAnsi="Times New Roman" w:cs="Times New Roman"/>
+          <w:color w:val="auto"/>
+          <w:sz w:val="24"/>
+          <w:szCs w:val="24"/>
+          <w:lang w:eastAsia="en-US"/>
+        </w:rPr>
+        <w:t>%LINEPROTO-5-UPDOWN: Line protocol on Interface GigabitEthernet0/1, changed state to up</w:t>
+      </w:r>
+    </w:p>
+    <w:p>
+      <w:pPr>
+        <w:spacing w:after="0" w:line="240" w:lineRule="auto"/>
+        <w:rPr>
+          <w:rFonts w:ascii="Times New Roman" w:eastAsia="Times New Roman" w:hAnsi="Times New Roman" w:cs="Times New Roman"/>
+          <w:color w:val="auto"/>
+          <w:sz w:val="24"/>
+          <w:szCs w:val="24"/>
+          <w:lang w:eastAsia="en-US"/>
+        </w:rPr>
+      </w:pPr>
+    </w:p>
+    <w:p>
+      <w:pPr>
+        <w:spacing w:after="0" w:line="240" w:lineRule="auto"/>
+        <w:rPr>
+          <w:rFonts w:ascii="Times New Roman" w:eastAsia="Times New Roman" w:hAnsi="Times New Roman" w:cs="Times New Roman"/>
+          <w:color w:val="auto"/>
+          <w:sz w:val="24"/>
+          <w:szCs w:val="24"/>
+          <w:lang w:eastAsia="en-US"/>
+        </w:rPr>
+      </w:pPr>
+      <w:r>
+        <w:rPr>
+          <w:rFonts w:ascii="Times New Roman" w:eastAsia="Times New Roman" w:hAnsi="Times New Roman" w:cs="Times New Roman"/>
+          <w:color w:val="auto"/>
+          <w:sz w:val="24"/>
+          <w:szCs w:val="24"/>
+          <w:lang w:eastAsia="en-US"/>
+        </w:rPr>
+        <w:t>Router(</w:t>
+      </w:r>
+      <w:proofErr w:type="spellStart"/>
+      <w:r>
+        <w:rPr>
+          <w:rFonts w:ascii="Times New Roman" w:eastAsia="Times New Roman" w:hAnsi="Times New Roman" w:cs="Times New Roman"/>
+          <w:color w:val="auto"/>
+          <w:sz w:val="24"/>
+          <w:szCs w:val="24"/>
+          <w:lang w:eastAsia="en-US"/>
+        </w:rPr>
+        <w:t>config</w:t>
+      </w:r>
+      <w:proofErr w:type="spellEnd"/>
+      <w:r>
+        <w:rPr>
+          <w:rFonts w:ascii="Times New Roman" w:eastAsia="Times New Roman" w:hAnsi="Times New Roman" w:cs="Times New Roman"/>
+          <w:color w:val="auto"/>
+          <w:sz w:val="24"/>
+          <w:szCs w:val="24"/>
+          <w:lang w:eastAsia="en-US"/>
+        </w:rPr>
+        <w:t>-</w:t>
+      </w:r>
+      <w:proofErr w:type="gramStart"/>
+      <w:r>
+        <w:rPr>
+          <w:rFonts w:ascii="Times New Roman" w:eastAsia="Times New Roman" w:hAnsi="Times New Roman" w:cs="Times New Roman"/>
+          <w:color w:val="auto"/>
+          <w:sz w:val="24"/>
+          <w:szCs w:val="24"/>
+          <w:lang w:eastAsia="en-US"/>
+        </w:rPr>
+        <w:t>if)#</w:t>
+      </w:r>
+      <w:proofErr w:type="gramEnd"/>
+      <w:r>
+        <w:rPr>
+          <w:rFonts w:ascii="Times New Roman" w:eastAsia="Times New Roman" w:hAnsi="Times New Roman" w:cs="Times New Roman"/>
+          <w:color w:val="auto"/>
+          <w:sz w:val="24"/>
+          <w:szCs w:val="24"/>
+          <w:lang w:eastAsia="en-US"/>
+        </w:rPr>
+        <w:t>exit</w:t>
+      </w:r>
+    </w:p>
+    <w:p>
+      <w:pPr>
+        <w:pBdr>
+          <w:bottom w:val="double" w:sz="6" w:space="1" w:color="auto"/>
+        </w:pBdr>
+        <w:tabs>
+          <w:tab w:val="left" w:pos="1190"/>
+        </w:tabs>
+        <w:rPr>
+          <w:rFonts w:ascii="Times New Roman" w:eastAsia="Times New Roman" w:hAnsi="Times New Roman" w:cs="Times New Roman"/>
+          <w:color w:val="auto"/>
+          <w:sz w:val="24"/>
+          <w:szCs w:val="24"/>
+          <w:rtl/>
+          <w:lang w:eastAsia="en-US"/>
+        </w:rPr>
+      </w:pPr>
+      <w:r>
+        <w:rPr>
+          <w:rFonts w:ascii="Times New Roman" w:eastAsia="Times New Roman" w:hAnsi="Times New Roman" w:cs="Times New Roman"/>
+          <w:color w:val="auto"/>
+          <w:sz w:val="24"/>
+          <w:szCs w:val="24"/>
+          <w:lang w:eastAsia="en-US"/>
+        </w:rPr>
+        <w:t>Router(</w:t>
+      </w:r>
+      <w:proofErr w:type="spellStart"/>
+      <w:r>
+        <w:rPr>
+          <w:rFonts w:ascii="Times New Roman" w:eastAsia="Times New Roman" w:hAnsi="Times New Roman" w:cs="Times New Roman"/>
+          <w:color w:val="auto"/>
+          <w:sz w:val="24"/>
+          <w:szCs w:val="24"/>
+          <w:lang w:eastAsia="en-US"/>
+        </w:rPr>
+        <w:t>config</w:t>
+      </w:r>
+      <w:proofErr w:type="spellEnd"/>
+      <w:r>
+        <w:rPr>
+          <w:rFonts w:ascii="Times New Roman" w:eastAsia="Times New Roman" w:hAnsi="Times New Roman" w:cs="Times New Roman"/>
+          <w:color w:val="auto"/>
+          <w:sz w:val="24"/>
+          <w:szCs w:val="24"/>
+          <w:lang w:eastAsia="en-US"/>
+        </w:rPr>
+        <w:t>)#</w:t>
+      </w:r>
+    </w:p>
+    <w:p>
+      <w:pPr>
+        <w:spacing w:after="0" w:line="240" w:lineRule="auto"/>
+        <w:rPr>
+          <w:rFonts w:ascii="Times New Roman" w:eastAsia="Times New Roman" w:hAnsi="Times New Roman" w:cs="Times New Roman"/>
+          <w:color w:val="auto"/>
+          <w:sz w:val="24"/>
+          <w:szCs w:val="24"/>
+          <w:lang w:eastAsia="en-US"/>
+        </w:rPr>
+      </w:pPr>
+      <w:r>
+        <w:rPr>
+          <w:rFonts w:ascii="Times New Roman" w:eastAsia="Times New Roman" w:hAnsi="Times New Roman" w:cs="Times New Roman"/>
+          <w:color w:val="auto"/>
+          <w:sz w:val="24"/>
+          <w:szCs w:val="24"/>
+          <w:lang w:eastAsia="en-US"/>
+        </w:rPr>
+        <w:t>Router(</w:t>
+      </w:r>
+      <w:proofErr w:type="spellStart"/>
+      <w:r>
+        <w:rPr>
+          <w:rFonts w:ascii="Times New Roman" w:eastAsia="Times New Roman" w:hAnsi="Times New Roman" w:cs="Times New Roman"/>
+          <w:color w:val="auto"/>
+          <w:sz w:val="24"/>
+          <w:szCs w:val="24"/>
+          <w:lang w:eastAsia="en-US"/>
+        </w:rPr>
+        <w:t>config</w:t>
+      </w:r>
+      <w:proofErr w:type="spellEnd"/>
+      <w:r>
+        <w:rPr>
+          <w:rFonts w:ascii="Times New Roman" w:eastAsia="Times New Roman" w:hAnsi="Times New Roman" w:cs="Times New Roman"/>
+          <w:color w:val="auto"/>
+          <w:sz w:val="24"/>
+          <w:szCs w:val="24"/>
+          <w:lang w:eastAsia="en-US"/>
+        </w:rPr>
+        <w:t>)#end</w:t>
+      </w:r>
+    </w:p>
+    <w:p>
+      <w:pPr>
+        <w:spacing w:after="0" w:line="240" w:lineRule="auto"/>
+        <w:rPr>
+          <w:rFonts w:ascii="Times New Roman" w:eastAsia="Times New Roman" w:hAnsi="Times New Roman" w:cs="Times New Roman"/>
+          <w:color w:val="auto"/>
+          <w:sz w:val="24"/>
+          <w:szCs w:val="24"/>
+          <w:lang w:eastAsia="en-US"/>
+        </w:rPr>
+      </w:pPr>
+      <w:r>
+        <w:rPr>
+          <w:rFonts w:ascii="Times New Roman" w:eastAsia="Times New Roman" w:hAnsi="Times New Roman" w:cs="Times New Roman"/>
+          <w:color w:val="auto"/>
+          <w:sz w:val="24"/>
+          <w:szCs w:val="24"/>
+          <w:lang w:eastAsia="en-US"/>
+        </w:rPr>
+        <w:t>Router#</w:t>
+      </w:r>
+    </w:p>
+    <w:p>
+      <w:pPr>
+        <w:spacing w:after="0" w:line="240" w:lineRule="auto"/>
+        <w:rPr>
+          <w:rFonts w:ascii="Times New Roman" w:eastAsia="Times New Roman" w:hAnsi="Times New Roman" w:cs="Times New Roman"/>
+          <w:color w:val="auto"/>
+          <w:sz w:val="24"/>
+          <w:szCs w:val="24"/>
+          <w:lang w:eastAsia="en-US"/>
+        </w:rPr>
+      </w:pPr>
+      <w:r>
+        <w:rPr>
+          <w:rFonts w:ascii="Times New Roman" w:eastAsia="Times New Roman" w:hAnsi="Times New Roman" w:cs="Times New Roman"/>
+          <w:color w:val="auto"/>
+          <w:sz w:val="24"/>
+          <w:szCs w:val="24"/>
+          <w:lang w:eastAsia="en-US"/>
+        </w:rPr>
+        <w:t>%SYS-5-CONFIG_I: Configured from console by console</w:t>
+      </w:r>
+    </w:p>
+    <w:p>
+      <w:pPr>
+        <w:spacing w:after="0" w:line="240" w:lineRule="auto"/>
+        <w:rPr>
+          <w:rFonts w:ascii="Times New Roman" w:eastAsia="Times New Roman" w:hAnsi="Times New Roman" w:cs="Times New Roman"/>
+          <w:color w:val="auto"/>
+          <w:sz w:val="24"/>
+          <w:szCs w:val="24"/>
+          <w:lang w:eastAsia="en-US"/>
+        </w:rPr>
+      </w:pPr>
+    </w:p>
+    <w:p>
+      <w:pPr>
+        <w:spacing w:after="0" w:line="240" w:lineRule="auto"/>
+        <w:rPr>
+          <w:rFonts w:ascii="Times New Roman" w:eastAsia="Times New Roman" w:hAnsi="Times New Roman" w:cs="Times New Roman"/>
+          <w:color w:val="auto"/>
+          <w:sz w:val="24"/>
+          <w:szCs w:val="24"/>
+          <w:lang w:eastAsia="en-US"/>
+        </w:rPr>
+      </w:pPr>
+      <w:proofErr w:type="spellStart"/>
+      <w:r>
+        <w:rPr>
+          <w:rFonts w:ascii="Times New Roman" w:eastAsia="Times New Roman" w:hAnsi="Times New Roman" w:cs="Times New Roman"/>
+          <w:color w:val="auto"/>
+          <w:sz w:val="24"/>
+          <w:szCs w:val="24"/>
+          <w:lang w:eastAsia="en-US"/>
+        </w:rPr>
+        <w:t>Router#show</w:t>
+      </w:r>
+      <w:proofErr w:type="spellEnd"/>
+      <w:r>
+        <w:rPr>
+          <w:rFonts w:ascii="Times New Roman" w:eastAsia="Times New Roman" w:hAnsi="Times New Roman" w:cs="Times New Roman"/>
+          <w:color w:val="auto"/>
+          <w:sz w:val="24"/>
+          <w:szCs w:val="24"/>
+          <w:lang w:eastAsia="en-US"/>
+        </w:rPr>
+        <w:t xml:space="preserve"> </w:t>
+      </w:r>
+      <w:proofErr w:type="spellStart"/>
+      <w:r>
+        <w:rPr>
+          <w:rFonts w:ascii="Times New Roman" w:eastAsia="Times New Roman" w:hAnsi="Times New Roman" w:cs="Times New Roman"/>
+          <w:color w:val="auto"/>
+          <w:sz w:val="24"/>
+          <w:szCs w:val="24"/>
+          <w:lang w:eastAsia="en-US"/>
+        </w:rPr>
+        <w:t>ip</w:t>
+      </w:r>
+      <w:proofErr w:type="spellEnd"/>
+      <w:r>
+        <w:rPr>
+          <w:rFonts w:ascii="Times New Roman" w:eastAsia="Times New Roman" w:hAnsi="Times New Roman" w:cs="Times New Roman"/>
+          <w:color w:val="auto"/>
+          <w:sz w:val="24"/>
+          <w:szCs w:val="24"/>
+          <w:lang w:eastAsia="en-US"/>
+        </w:rPr>
+        <w:t xml:space="preserve"> interface brief</w:t>
+      </w:r>
+    </w:p>
+    <w:p>
+      <w:pPr>
+        <w:spacing w:after="0" w:line="240" w:lineRule="auto"/>
+        <w:rPr>
+          <w:rFonts w:ascii="Times New Roman" w:eastAsia="Times New Roman" w:hAnsi="Times New Roman" w:cs="Times New Roman"/>
+          <w:color w:val="auto"/>
+          <w:sz w:val="24"/>
+          <w:szCs w:val="24"/>
+          <w:lang w:eastAsia="en-US"/>
+        </w:rPr>
+      </w:pPr>
+      <w:r>
+        <w:rPr>
+          <w:rFonts w:ascii="Times New Roman" w:eastAsia="Times New Roman" w:hAnsi="Times New Roman" w:cs="Times New Roman"/>
+          <w:color w:val="auto"/>
+          <w:sz w:val="24"/>
+          <w:szCs w:val="24"/>
+          <w:lang w:eastAsia="en-US"/>
+        </w:rPr>
+        <w:t xml:space="preserve">Interface IP-Address OK? Method Status Protocol </w:t>
+      </w:r>
+    </w:p>
+    <w:p>
+      <w:pPr>
+        <w:spacing w:after="0" w:line="240" w:lineRule="auto"/>
+        <w:rPr>
+          <w:rFonts w:ascii="Times New Roman" w:eastAsia="Times New Roman" w:hAnsi="Times New Roman" w:cs="Times New Roman"/>
+          <w:color w:val="auto"/>
+          <w:sz w:val="24"/>
+          <w:szCs w:val="24"/>
+          <w:lang w:eastAsia="en-US"/>
+        </w:rPr>
+      </w:pPr>
+      <w:r>
+        <w:rPr>
+          <w:rFonts w:ascii="Times New Roman" w:eastAsia="Times New Roman" w:hAnsi="Times New Roman" w:cs="Times New Roman"/>
+          <w:color w:val="auto"/>
+          <w:sz w:val="24"/>
+          <w:szCs w:val="24"/>
+          <w:lang w:eastAsia="en-US"/>
+        </w:rPr>
+        <w:t xml:space="preserve">GigabitEthernet0/0 172.16.10.1 YES manual up </w:t>
+      </w:r>
+      <w:proofErr w:type="spellStart"/>
+      <w:r>
+        <w:rPr>
+          <w:rFonts w:ascii="Times New Roman" w:eastAsia="Times New Roman" w:hAnsi="Times New Roman" w:cs="Times New Roman"/>
+          <w:color w:val="auto"/>
+          <w:sz w:val="24"/>
+          <w:szCs w:val="24"/>
+          <w:lang w:eastAsia="en-US"/>
+        </w:rPr>
+        <w:t>up</w:t>
+      </w:r>
+      <w:proofErr w:type="spellEnd"/>
+      <w:r>
+        <w:rPr>
+          <w:rFonts w:ascii="Times New Roman" w:eastAsia="Times New Roman" w:hAnsi="Times New Roman" w:cs="Times New Roman"/>
+          <w:color w:val="auto"/>
+          <w:sz w:val="24"/>
+          <w:szCs w:val="24"/>
+          <w:lang w:eastAsia="en-US"/>
+        </w:rPr>
+        <w:t xml:space="preserve"> </w:t>
+      </w:r>
+    </w:p>
+    <w:p>
+      <w:pPr>
+        <w:spacing w:after="0" w:line="240" w:lineRule="auto"/>
+        <w:rPr>
+          <w:rFonts w:ascii="Times New Roman" w:eastAsia="Times New Roman" w:hAnsi="Times New Roman" w:cs="Times New Roman"/>
+          <w:color w:val="auto"/>
+          <w:sz w:val="24"/>
+          <w:szCs w:val="24"/>
+          <w:lang w:eastAsia="en-US"/>
+        </w:rPr>
+      </w:pPr>
+      <w:r>
+        <w:rPr>
+          <w:rFonts w:ascii="Times New Roman" w:eastAsia="Times New Roman" w:hAnsi="Times New Roman" w:cs="Times New Roman"/>
+          <w:color w:val="auto"/>
+          <w:sz w:val="24"/>
+          <w:szCs w:val="24"/>
+          <w:lang w:eastAsia="en-US"/>
+        </w:rPr>
+        <w:t xml:space="preserve">GigabitEthernet0/1 172.16.20.1 YES manual up </w:t>
+      </w:r>
+      <w:proofErr w:type="spellStart"/>
+      <w:r>
+        <w:rPr>
+          <w:rFonts w:ascii="Times New Roman" w:eastAsia="Times New Roman" w:hAnsi="Times New Roman" w:cs="Times New Roman"/>
+          <w:color w:val="auto"/>
+          <w:sz w:val="24"/>
+          <w:szCs w:val="24"/>
+          <w:lang w:eastAsia="en-US"/>
+        </w:rPr>
+        <w:t>up</w:t>
+      </w:r>
+      <w:proofErr w:type="spellEnd"/>
+      <w:r>
+        <w:rPr>
+          <w:rFonts w:ascii="Times New Roman" w:eastAsia="Times New Roman" w:hAnsi="Times New Roman" w:cs="Times New Roman"/>
+          <w:color w:val="auto"/>
+          <w:sz w:val="24"/>
+          <w:szCs w:val="24"/>
+          <w:lang w:eastAsia="en-US"/>
+        </w:rPr>
+        <w:t xml:space="preserve"> </w:t>
+      </w:r>
+    </w:p>
+    <w:p>
+      <w:pPr>
+        <w:spacing w:after="0" w:line="240" w:lineRule="auto"/>
+        <w:rPr>
+          <w:rFonts w:ascii="Times New Roman" w:eastAsia="Times New Roman" w:hAnsi="Times New Roman" w:cs="Times New Roman"/>
+          <w:color w:val="auto"/>
+          <w:sz w:val="24"/>
+          <w:szCs w:val="24"/>
+          <w:lang w:eastAsia="en-US"/>
+        </w:rPr>
+      </w:pPr>
+      <w:r>
+        <w:rPr>
+          <w:rFonts w:ascii="Times New Roman" w:eastAsia="Times New Roman" w:hAnsi="Times New Roman" w:cs="Times New Roman"/>
+          <w:color w:val="auto"/>
+          <w:sz w:val="24"/>
+          <w:szCs w:val="24"/>
+          <w:lang w:eastAsia="en-US"/>
+        </w:rPr>
+        <w:t xml:space="preserve">GigabitEthernet0/2 unassigned YES unset administratively down </w:t>
+      </w:r>
+      <w:proofErr w:type="spellStart"/>
+      <w:r>
+        <w:rPr>
+          <w:rFonts w:ascii="Times New Roman" w:eastAsia="Times New Roman" w:hAnsi="Times New Roman" w:cs="Times New Roman"/>
+          <w:color w:val="auto"/>
+          <w:sz w:val="24"/>
+          <w:szCs w:val="24"/>
+          <w:lang w:eastAsia="en-US"/>
+        </w:rPr>
+        <w:t>down</w:t>
+      </w:r>
+      <w:proofErr w:type="spellEnd"/>
+      <w:r>
+        <w:rPr>
+          <w:rFonts w:ascii="Times New Roman" w:eastAsia="Times New Roman" w:hAnsi="Times New Roman" w:cs="Times New Roman"/>
+          <w:color w:val="auto"/>
+          <w:sz w:val="24"/>
+          <w:szCs w:val="24"/>
+          <w:lang w:eastAsia="en-US"/>
+        </w:rPr>
+        <w:t xml:space="preserve"> </w:t>
+      </w:r>
+    </w:p>
+    <w:p>
+      <w:pPr>
+        <w:spacing w:after="0" w:line="240" w:lineRule="auto"/>
+        <w:rPr>
+          <w:rFonts w:ascii="Times New Roman" w:eastAsia="Times New Roman" w:hAnsi="Times New Roman" w:cs="Times New Roman"/>
+          <w:color w:val="auto"/>
+          <w:sz w:val="24"/>
+          <w:szCs w:val="24"/>
+          <w:lang w:eastAsia="en-US"/>
+        </w:rPr>
+      </w:pPr>
+      <w:r>
+        <w:rPr>
+          <w:rFonts w:ascii="Times New Roman" w:eastAsia="Times New Roman" w:hAnsi="Times New Roman" w:cs="Times New Roman"/>
+          <w:color w:val="auto"/>
+          <w:sz w:val="24"/>
+          <w:szCs w:val="24"/>
+          <w:lang w:eastAsia="en-US"/>
+        </w:rPr>
+        <w:t xml:space="preserve">Serial0/3/0 unassigned YES unset administratively down </w:t>
+      </w:r>
+      <w:proofErr w:type="spellStart"/>
+      <w:r>
+        <w:rPr>
+          <w:rFonts w:ascii="Times New Roman" w:eastAsia="Times New Roman" w:hAnsi="Times New Roman" w:cs="Times New Roman"/>
+          <w:color w:val="auto"/>
+          <w:sz w:val="24"/>
+          <w:szCs w:val="24"/>
+          <w:lang w:eastAsia="en-US"/>
+        </w:rPr>
+        <w:t>down</w:t>
+      </w:r>
+      <w:proofErr w:type="spellEnd"/>
+      <w:r>
+        <w:rPr>
+          <w:rFonts w:ascii="Times New Roman" w:eastAsia="Times New Roman" w:hAnsi="Times New Roman" w:cs="Times New Roman"/>
+          <w:color w:val="auto"/>
+          <w:sz w:val="24"/>
+          <w:szCs w:val="24"/>
+          <w:lang w:eastAsia="en-US"/>
+        </w:rPr>
+        <w:t xml:space="preserve"> </w:t>
+      </w:r>
+    </w:p>
+    <w:p>
+      <w:pPr>
+        <w:spacing w:after="0" w:line="240" w:lineRule="auto"/>
+        <w:rPr>
+          <w:rFonts w:ascii="Times New Roman" w:eastAsia="Times New Roman" w:hAnsi="Times New Roman" w:cs="Times New Roman"/>
+          <w:color w:val="auto"/>
+          <w:sz w:val="24"/>
+          <w:szCs w:val="24"/>
+          <w:lang w:eastAsia="en-US"/>
+        </w:rPr>
+      </w:pPr>
+      <w:r>
+        <w:rPr>
+          <w:rFonts w:ascii="Times New Roman" w:eastAsia="Times New Roman" w:hAnsi="Times New Roman" w:cs="Times New Roman"/>
+          <w:color w:val="auto"/>
+          <w:sz w:val="24"/>
+          <w:szCs w:val="24"/>
+          <w:lang w:eastAsia="en-US"/>
+        </w:rPr>
+        <w:t xml:space="preserve">Serial0/3/1 unassigned YES unset administratively down </w:t>
+      </w:r>
+      <w:proofErr w:type="spellStart"/>
+      <w:r>
+        <w:rPr>
+          <w:rFonts w:ascii="Times New Roman" w:eastAsia="Times New Roman" w:hAnsi="Times New Roman" w:cs="Times New Roman"/>
+          <w:color w:val="auto"/>
+          <w:sz w:val="24"/>
+          <w:szCs w:val="24"/>
+          <w:lang w:eastAsia="en-US"/>
+        </w:rPr>
+        <w:t>down</w:t>
+      </w:r>
+      <w:proofErr w:type="spellEnd"/>
+      <w:r>
+        <w:rPr>
+          <w:rFonts w:ascii="Times New Roman" w:eastAsia="Times New Roman" w:hAnsi="Times New Roman" w:cs="Times New Roman"/>
+          <w:color w:val="auto"/>
+          <w:sz w:val="24"/>
+          <w:szCs w:val="24"/>
+          <w:lang w:eastAsia="en-US"/>
+        </w:rPr>
+        <w:t xml:space="preserve"> </w:t>
+      </w:r>
+    </w:p>
+    <w:p>
+      <w:pPr>
+        <w:spacing w:after="0" w:line="240" w:lineRule="auto"/>
+        <w:rPr>
+          <w:rFonts w:ascii="Times New Roman" w:eastAsia="Times New Roman" w:hAnsi="Times New Roman" w:cs="Times New Roman"/>
+          <w:color w:val="auto"/>
+          <w:sz w:val="24"/>
+          <w:szCs w:val="24"/>
+          <w:lang w:eastAsia="en-US"/>
+        </w:rPr>
+      </w:pPr>
+      <w:r>
+        <w:rPr>
+          <w:rFonts w:ascii="Times New Roman" w:eastAsia="Times New Roman" w:hAnsi="Times New Roman" w:cs="Times New Roman"/>
+          <w:color w:val="auto"/>
+          <w:sz w:val="24"/>
+          <w:szCs w:val="24"/>
+          <w:lang w:eastAsia="en-US"/>
+        </w:rPr>
+        <w:t xml:space="preserve">Vlan1 unassigned YES unset administratively down </w:t>
+      </w:r>
+      <w:proofErr w:type="spellStart"/>
+      <w:r>
+        <w:rPr>
+          <w:rFonts w:ascii="Times New Roman" w:eastAsia="Times New Roman" w:hAnsi="Times New Roman" w:cs="Times New Roman"/>
+          <w:color w:val="auto"/>
+          <w:sz w:val="24"/>
+          <w:szCs w:val="24"/>
+          <w:lang w:eastAsia="en-US"/>
+        </w:rPr>
+        <w:t>down</w:t>
+      </w:r>
+      <w:proofErr w:type="spellEnd"/>
+    </w:p>
+    <w:p>
+      <w:pPr>
+        <w:pBdr>
+          <w:bottom w:val="double" w:sz="6" w:space="1" w:color="auto"/>
+        </w:pBdr>
+        <w:tabs>
+          <w:tab w:val="left" w:pos="1190"/>
+        </w:tabs>
+        <w:rPr>
+          <w:rFonts w:ascii="Times New Roman" w:eastAsia="Times New Roman" w:hAnsi="Times New Roman" w:cs="Times New Roman"/>
+          <w:color w:val="auto"/>
+          <w:sz w:val="24"/>
+          <w:szCs w:val="24"/>
+          <w:rtl/>
+          <w:lang w:eastAsia="en-US"/>
+        </w:rPr>
+      </w:pPr>
+      <w:r>
+        <w:rPr>
+          <w:rFonts w:ascii="Times New Roman" w:eastAsia="Times New Roman" w:hAnsi="Times New Roman" w:cs="Times New Roman"/>
+          <w:color w:val="auto"/>
+          <w:sz w:val="24"/>
+          <w:szCs w:val="24"/>
+          <w:lang w:eastAsia="en-US"/>
+        </w:rPr>
+        <w:t>Router#</w:t>
+      </w:r>
+    </w:p>
+    <w:p>
+      <w:pPr>
+        <w:spacing w:after="0" w:line="240" w:lineRule="auto"/>
+        <w:rPr>
+          <w:rFonts w:ascii="Times New Roman" w:eastAsia="Times New Roman" w:hAnsi="Times New Roman" w:cs="Times New Roman"/>
+          <w:color w:val="auto"/>
+          <w:sz w:val="24"/>
+          <w:szCs w:val="24"/>
+          <w:lang w:eastAsia="en-US"/>
+        </w:rPr>
+      </w:pPr>
+      <w:proofErr w:type="spellStart"/>
+      <w:r>
+        <w:rPr>
+          <w:rFonts w:ascii="Times New Roman" w:eastAsia="Times New Roman" w:hAnsi="Times New Roman" w:cs="Times New Roman"/>
+          <w:color w:val="auto"/>
+          <w:sz w:val="24"/>
+          <w:szCs w:val="24"/>
+          <w:lang w:eastAsia="en-US"/>
+        </w:rPr>
+        <w:t>Router#configure</w:t>
+      </w:r>
+      <w:proofErr w:type="spellEnd"/>
+      <w:r>
+        <w:rPr>
+          <w:rFonts w:ascii="Times New Roman" w:eastAsia="Times New Roman" w:hAnsi="Times New Roman" w:cs="Times New Roman"/>
+          <w:color w:val="auto"/>
+          <w:sz w:val="24"/>
+          <w:szCs w:val="24"/>
+          <w:lang w:eastAsia="en-US"/>
+        </w:rPr>
+        <w:t xml:space="preserve"> terminal</w:t>
+      </w:r>
+    </w:p>
+    <w:p>
+      <w:pPr>
+        <w:spacing w:after="0" w:line="240" w:lineRule="auto"/>
+        <w:rPr>
+          <w:rFonts w:ascii="Times New Roman" w:eastAsia="Times New Roman" w:hAnsi="Times New Roman" w:cs="Times New Roman"/>
+          <w:color w:val="auto"/>
+          <w:sz w:val="24"/>
+          <w:szCs w:val="24"/>
+          <w:lang w:eastAsia="en-US"/>
+        </w:rPr>
+      </w:pPr>
+      <w:r>
+        <w:rPr>
+          <w:rFonts w:ascii="Times New Roman" w:eastAsia="Times New Roman" w:hAnsi="Times New Roman" w:cs="Times New Roman"/>
+          <w:color w:val="auto"/>
+          <w:sz w:val="24"/>
+          <w:szCs w:val="24"/>
+          <w:lang w:eastAsia="en-US"/>
+        </w:rPr>
+        <w:t>Enter configuration commands, one per line. End with CNTL/Z.</w:t>
+      </w:r>
+    </w:p>
+    <w:p>
+      <w:pPr>
+        <w:spacing w:after="0" w:line="240" w:lineRule="auto"/>
+        <w:rPr>
+          <w:rFonts w:ascii="Times New Roman" w:eastAsia="Times New Roman" w:hAnsi="Times New Roman" w:cs="Times New Roman"/>
+          <w:color w:val="auto"/>
+          <w:sz w:val="24"/>
+          <w:szCs w:val="24"/>
+          <w:lang w:eastAsia="en-US"/>
+        </w:rPr>
+      </w:pPr>
+      <w:r>
+        <w:rPr>
+          <w:rFonts w:ascii="Times New Roman" w:eastAsia="Times New Roman" w:hAnsi="Times New Roman" w:cs="Times New Roman"/>
+          <w:color w:val="auto"/>
+          <w:sz w:val="24"/>
+          <w:szCs w:val="24"/>
+          <w:lang w:eastAsia="en-US"/>
+        </w:rPr>
+        <w:t>Router(</w:t>
+      </w:r>
+      <w:proofErr w:type="spellStart"/>
+      <w:r>
+        <w:rPr>
+          <w:rFonts w:ascii="Times New Roman" w:eastAsia="Times New Roman" w:hAnsi="Times New Roman" w:cs="Times New Roman"/>
+          <w:color w:val="auto"/>
+          <w:sz w:val="24"/>
+          <w:szCs w:val="24"/>
+          <w:lang w:eastAsia="en-US"/>
+        </w:rPr>
+        <w:t>config</w:t>
+      </w:r>
+      <w:proofErr w:type="spellEnd"/>
+      <w:r>
+        <w:rPr>
+          <w:rFonts w:ascii="Times New Roman" w:eastAsia="Times New Roman" w:hAnsi="Times New Roman" w:cs="Times New Roman"/>
+          <w:color w:val="auto"/>
+          <w:sz w:val="24"/>
+          <w:szCs w:val="24"/>
+          <w:lang w:eastAsia="en-US"/>
+        </w:rPr>
+        <w:t xml:space="preserve">)#interface </w:t>
+      </w:r>
+      <w:proofErr w:type="spellStart"/>
+      <w:r>
+        <w:rPr>
+          <w:rFonts w:ascii="Times New Roman" w:eastAsia="Times New Roman" w:hAnsi="Times New Roman" w:cs="Times New Roman"/>
+          <w:color w:val="auto"/>
+          <w:sz w:val="24"/>
+          <w:szCs w:val="24"/>
+          <w:lang w:eastAsia="en-US"/>
+        </w:rPr>
+        <w:t>gigabitEthernet</w:t>
+      </w:r>
+      <w:proofErr w:type="spellEnd"/>
+      <w:r>
+        <w:rPr>
+          <w:rFonts w:ascii="Times New Roman" w:eastAsia="Times New Roman" w:hAnsi="Times New Roman" w:cs="Times New Roman"/>
+          <w:color w:val="auto"/>
+          <w:sz w:val="24"/>
+          <w:szCs w:val="24"/>
+          <w:lang w:eastAsia="en-US"/>
+        </w:rPr>
+        <w:t xml:space="preserve"> 0/0</w:t>
+      </w:r>
+    </w:p>
+    <w:p>
+      <w:pPr>
+        <w:spacing w:after="0" w:line="240" w:lineRule="auto"/>
+        <w:rPr>
+          <w:rFonts w:ascii="Times New Roman" w:eastAsia="Times New Roman" w:hAnsi="Times New Roman" w:cs="Times New Roman"/>
+          <w:color w:val="auto"/>
+          <w:sz w:val="24"/>
+          <w:szCs w:val="24"/>
+          <w:lang w:eastAsia="en-US"/>
+        </w:rPr>
+      </w:pPr>
+      <w:r>
+        <w:rPr>
+          <w:rFonts w:ascii="Times New Roman" w:eastAsia="Times New Roman" w:hAnsi="Times New Roman" w:cs="Times New Roman"/>
+          <w:color w:val="auto"/>
+          <w:sz w:val="24"/>
+          <w:szCs w:val="24"/>
+          <w:lang w:eastAsia="en-US"/>
+        </w:rPr>
+        <w:t>Router(</w:t>
+      </w:r>
+      <w:proofErr w:type="spellStart"/>
+      <w:r>
+        <w:rPr>
+          <w:rFonts w:ascii="Times New Roman" w:eastAsia="Times New Roman" w:hAnsi="Times New Roman" w:cs="Times New Roman"/>
+          <w:color w:val="auto"/>
+          <w:sz w:val="24"/>
+          <w:szCs w:val="24"/>
+          <w:lang w:eastAsia="en-US"/>
+        </w:rPr>
+        <w:t>config</w:t>
+      </w:r>
+      <w:proofErr w:type="spellEnd"/>
+      <w:r>
+        <w:rPr>
+          <w:rFonts w:ascii="Times New Roman" w:eastAsia="Times New Roman" w:hAnsi="Times New Roman" w:cs="Times New Roman"/>
+          <w:color w:val="auto"/>
+          <w:sz w:val="24"/>
+          <w:szCs w:val="24"/>
+          <w:lang w:eastAsia="en-US"/>
+        </w:rPr>
+        <w:t>-</w:t>
+      </w:r>
+      <w:proofErr w:type="gramStart"/>
+      <w:r>
+        <w:rPr>
+          <w:rFonts w:ascii="Times New Roman" w:eastAsia="Times New Roman" w:hAnsi="Times New Roman" w:cs="Times New Roman"/>
+          <w:color w:val="auto"/>
+          <w:sz w:val="24"/>
+          <w:szCs w:val="24"/>
+          <w:lang w:eastAsia="en-US"/>
+        </w:rPr>
+        <w:t>if)#</w:t>
+      </w:r>
+      <w:proofErr w:type="spellStart"/>
+      <w:proofErr w:type="gramEnd"/>
+      <w:r>
+        <w:rPr>
+          <w:rFonts w:ascii="Times New Roman" w:eastAsia="Times New Roman" w:hAnsi="Times New Roman" w:cs="Times New Roman"/>
+          <w:color w:val="auto"/>
+          <w:sz w:val="24"/>
+          <w:szCs w:val="24"/>
+          <w:lang w:eastAsia="en-US"/>
+        </w:rPr>
+        <w:t>ip</w:t>
+      </w:r>
+      <w:proofErr w:type="spellEnd"/>
+      <w:r>
+        <w:rPr>
+          <w:rFonts w:ascii="Times New Roman" w:eastAsia="Times New Roman" w:hAnsi="Times New Roman" w:cs="Times New Roman"/>
+          <w:color w:val="auto"/>
+          <w:sz w:val="24"/>
+          <w:szCs w:val="24"/>
+          <w:lang w:eastAsia="en-US"/>
+        </w:rPr>
+        <w:t xml:space="preserve"> address 172.16.30.1 255.255.255.0</w:t>
+      </w:r>
+    </w:p>
+    <w:p>
+      <w:pPr>
+        <w:spacing w:after="0" w:line="240" w:lineRule="auto"/>
+        <w:rPr>
+          <w:rFonts w:ascii="Times New Roman" w:eastAsia="Times New Roman" w:hAnsi="Times New Roman" w:cs="Times New Roman"/>
+          <w:color w:val="auto"/>
+          <w:sz w:val="24"/>
+          <w:szCs w:val="24"/>
+          <w:lang w:eastAsia="en-US"/>
+        </w:rPr>
+      </w:pPr>
+      <w:r>
+        <w:rPr>
+          <w:rFonts w:ascii="Times New Roman" w:eastAsia="Times New Roman" w:hAnsi="Times New Roman" w:cs="Times New Roman"/>
+          <w:color w:val="auto"/>
+          <w:sz w:val="24"/>
+          <w:szCs w:val="24"/>
+          <w:lang w:eastAsia="en-US"/>
+        </w:rPr>
+        <w:t>Router(</w:t>
+      </w:r>
+      <w:proofErr w:type="spellStart"/>
+      <w:r>
+        <w:rPr>
+          <w:rFonts w:ascii="Times New Roman" w:eastAsia="Times New Roman" w:hAnsi="Times New Roman" w:cs="Times New Roman"/>
+          <w:color w:val="auto"/>
+          <w:sz w:val="24"/>
+          <w:szCs w:val="24"/>
+          <w:lang w:eastAsia="en-US"/>
+        </w:rPr>
+        <w:t>config</w:t>
+      </w:r>
+      <w:proofErr w:type="spellEnd"/>
+      <w:r>
+        <w:rPr>
+          <w:rFonts w:ascii="Times New Roman" w:eastAsia="Times New Roman" w:hAnsi="Times New Roman" w:cs="Times New Roman"/>
+          <w:color w:val="auto"/>
+          <w:sz w:val="24"/>
+          <w:szCs w:val="24"/>
+          <w:lang w:eastAsia="en-US"/>
+        </w:rPr>
+        <w:t>-</w:t>
+      </w:r>
+      <w:proofErr w:type="gramStart"/>
+      <w:r>
+        <w:rPr>
+          <w:rFonts w:ascii="Times New Roman" w:eastAsia="Times New Roman" w:hAnsi="Times New Roman" w:cs="Times New Roman"/>
+          <w:color w:val="auto"/>
+          <w:sz w:val="24"/>
+          <w:szCs w:val="24"/>
+          <w:lang w:eastAsia="en-US"/>
+        </w:rPr>
+        <w:t>if)#</w:t>
+      </w:r>
+      <w:proofErr w:type="gramEnd"/>
+      <w:r>
+        <w:rPr>
+          <w:rFonts w:ascii="Times New Roman" w:eastAsia="Times New Roman" w:hAnsi="Times New Roman" w:cs="Times New Roman"/>
+          <w:color w:val="auto"/>
+          <w:sz w:val="24"/>
+          <w:szCs w:val="24"/>
+          <w:lang w:eastAsia="en-US"/>
+        </w:rPr>
+        <w:t>no shutdown</w:t>
+      </w:r>
+    </w:p>
+    <w:p>
+      <w:pPr>
+        <w:spacing w:after="0" w:line="240" w:lineRule="auto"/>
+        <w:rPr>
+          <w:rFonts w:ascii="Times New Roman" w:eastAsia="Times New Roman" w:hAnsi="Times New Roman" w:cs="Times New Roman"/>
+          <w:color w:val="auto"/>
+          <w:sz w:val="24"/>
+          <w:szCs w:val="24"/>
+          <w:lang w:eastAsia="en-US"/>
+        </w:rPr>
+      </w:pPr>
+    </w:p>
+    <w:p>
+      <w:pPr>
+        <w:spacing w:after="0" w:line="240" w:lineRule="auto"/>
+        <w:rPr>
+          <w:rFonts w:ascii="Times New Roman" w:eastAsia="Times New Roman" w:hAnsi="Times New Roman" w:cs="Times New Roman"/>
+          <w:color w:val="auto"/>
+          <w:sz w:val="24"/>
+          <w:szCs w:val="24"/>
+          <w:lang w:eastAsia="en-US"/>
+        </w:rPr>
+      </w:pPr>
+      <w:r>
+        <w:rPr>
+          <w:rFonts w:ascii="Times New Roman" w:eastAsia="Times New Roman" w:hAnsi="Times New Roman" w:cs="Times New Roman"/>
+          <w:color w:val="auto"/>
+          <w:sz w:val="24"/>
+          <w:szCs w:val="24"/>
+          <w:lang w:eastAsia="en-US"/>
+        </w:rPr>
+        <w:t>Router(</w:t>
+      </w:r>
+      <w:proofErr w:type="spellStart"/>
+      <w:r>
+        <w:rPr>
+          <w:rFonts w:ascii="Times New Roman" w:eastAsia="Times New Roman" w:hAnsi="Times New Roman" w:cs="Times New Roman"/>
+          <w:color w:val="auto"/>
+          <w:sz w:val="24"/>
+          <w:szCs w:val="24"/>
+          <w:lang w:eastAsia="en-US"/>
+        </w:rPr>
+        <w:t>config</w:t>
+      </w:r>
+      <w:proofErr w:type="spellEnd"/>
+      <w:r>
+        <w:rPr>
+          <w:rFonts w:ascii="Times New Roman" w:eastAsia="Times New Roman" w:hAnsi="Times New Roman" w:cs="Times New Roman"/>
+          <w:color w:val="auto"/>
+          <w:sz w:val="24"/>
+          <w:szCs w:val="24"/>
+          <w:lang w:eastAsia="en-US"/>
+        </w:rPr>
+        <w:t>-</w:t>
+      </w:r>
+      <w:proofErr w:type="gramStart"/>
+      <w:r>
+        <w:rPr>
+          <w:rFonts w:ascii="Times New Roman" w:eastAsia="Times New Roman" w:hAnsi="Times New Roman" w:cs="Times New Roman"/>
+          <w:color w:val="auto"/>
+          <w:sz w:val="24"/>
+          <w:szCs w:val="24"/>
+          <w:lang w:eastAsia="en-US"/>
+        </w:rPr>
+        <w:t>if)#</w:t>
+      </w:r>
+      <w:proofErr w:type="gramEnd"/>
+    </w:p>
+    <w:p>
+      <w:pPr>
+        <w:spacing w:after="0" w:line="240" w:lineRule="auto"/>
+        <w:rPr>
+          <w:rFonts w:ascii="Times New Roman" w:eastAsia="Times New Roman" w:hAnsi="Times New Roman" w:cs="Times New Roman"/>
+          <w:color w:val="auto"/>
+          <w:sz w:val="24"/>
+          <w:szCs w:val="24"/>
+          <w:lang w:eastAsia="en-US"/>
+        </w:rPr>
+      </w:pPr>
+      <w:r>
+        <w:rPr>
+          <w:rFonts w:ascii="Times New Roman" w:eastAsia="Times New Roman" w:hAnsi="Times New Roman" w:cs="Times New Roman"/>
+          <w:color w:val="auto"/>
+          <w:sz w:val="24"/>
+          <w:szCs w:val="24"/>
+          <w:lang w:eastAsia="en-US"/>
+        </w:rPr>
+        <w:t>%LINK-5-CHANGED: Interface GigabitEthernet0/0, changed state to up</w:t>
+      </w:r>
+    </w:p>
+    <w:p>
+      <w:pPr>
+        <w:spacing w:after="0" w:line="240" w:lineRule="auto"/>
+        <w:rPr>
+          <w:rFonts w:ascii="Times New Roman" w:eastAsia="Times New Roman" w:hAnsi="Times New Roman" w:cs="Times New Roman"/>
+          <w:color w:val="auto"/>
+          <w:sz w:val="24"/>
+          <w:szCs w:val="24"/>
+          <w:lang w:eastAsia="en-US"/>
+        </w:rPr>
+      </w:pPr>
+    </w:p>
+    <w:p>
+      <w:pPr>
+        <w:spacing w:after="0" w:line="240" w:lineRule="auto"/>
+        <w:rPr>
+          <w:rFonts w:ascii="Times New Roman" w:eastAsia="Times New Roman" w:hAnsi="Times New Roman" w:cs="Times New Roman"/>
+          <w:color w:val="auto"/>
+          <w:sz w:val="24"/>
+          <w:szCs w:val="24"/>
+          <w:lang w:eastAsia="en-US"/>
+        </w:rPr>
+      </w:pPr>
+      <w:r>
+        <w:rPr>
+          <w:rFonts w:ascii="Times New Roman" w:eastAsia="Times New Roman" w:hAnsi="Times New Roman" w:cs="Times New Roman"/>
+          <w:color w:val="auto"/>
+          <w:sz w:val="24"/>
+          <w:szCs w:val="24"/>
+          <w:lang w:eastAsia="en-US"/>
+        </w:rPr>
+        <w:t>%LINEPROTO-5-UPDOWN: Line protocol on Interface GigabitEthernet0/0, changed state to up</w:t>
+      </w:r>
+    </w:p>
+    <w:p>
+      <w:pPr>
+        <w:spacing w:after="0" w:line="240" w:lineRule="auto"/>
+        <w:rPr>
+          <w:rFonts w:ascii="Times New Roman" w:eastAsia="Times New Roman" w:hAnsi="Times New Roman" w:cs="Times New Roman"/>
+          <w:color w:val="auto"/>
+          <w:sz w:val="24"/>
+          <w:szCs w:val="24"/>
+          <w:lang w:eastAsia="en-US"/>
+        </w:rPr>
+      </w:pPr>
+    </w:p>
+    <w:p>
+      <w:pPr>
+        <w:spacing w:after="0" w:line="240" w:lineRule="auto"/>
+        <w:rPr>
+          <w:rFonts w:ascii="Times New Roman" w:eastAsia="Times New Roman" w:hAnsi="Times New Roman" w:cs="Times New Roman"/>
+          <w:color w:val="auto"/>
+          <w:sz w:val="24"/>
+          <w:szCs w:val="24"/>
+          <w:lang w:eastAsia="en-US"/>
+        </w:rPr>
+      </w:pPr>
+      <w:r>
+        <w:rPr>
+          <w:rFonts w:ascii="Times New Roman" w:eastAsia="Times New Roman" w:hAnsi="Times New Roman" w:cs="Times New Roman"/>
+          <w:color w:val="auto"/>
+          <w:sz w:val="24"/>
+          <w:szCs w:val="24"/>
+          <w:lang w:eastAsia="en-US"/>
+        </w:rPr>
+        <w:lastRenderedPageBreak/>
+        <w:t>Router(</w:t>
+      </w:r>
+      <w:proofErr w:type="spellStart"/>
+      <w:r>
+        <w:rPr>
+          <w:rFonts w:ascii="Times New Roman" w:eastAsia="Times New Roman" w:hAnsi="Times New Roman" w:cs="Times New Roman"/>
+          <w:color w:val="auto"/>
+          <w:sz w:val="24"/>
+          <w:szCs w:val="24"/>
+          <w:lang w:eastAsia="en-US"/>
+        </w:rPr>
+        <w:t>config</w:t>
+      </w:r>
+      <w:proofErr w:type="spellEnd"/>
+      <w:r>
+        <w:rPr>
+          <w:rFonts w:ascii="Times New Roman" w:eastAsia="Times New Roman" w:hAnsi="Times New Roman" w:cs="Times New Roman"/>
+          <w:color w:val="auto"/>
+          <w:sz w:val="24"/>
+          <w:szCs w:val="24"/>
+          <w:lang w:eastAsia="en-US"/>
+        </w:rPr>
+        <w:t>-</w:t>
+      </w:r>
+      <w:proofErr w:type="gramStart"/>
+      <w:r>
+        <w:rPr>
+          <w:rFonts w:ascii="Times New Roman" w:eastAsia="Times New Roman" w:hAnsi="Times New Roman" w:cs="Times New Roman"/>
+          <w:color w:val="auto"/>
+          <w:sz w:val="24"/>
+          <w:szCs w:val="24"/>
+          <w:lang w:eastAsia="en-US"/>
+        </w:rPr>
+        <w:t>if)#</w:t>
+      </w:r>
+      <w:proofErr w:type="gramEnd"/>
+      <w:r>
+        <w:rPr>
+          <w:rFonts w:ascii="Times New Roman" w:eastAsia="Times New Roman" w:hAnsi="Times New Roman" w:cs="Times New Roman"/>
+          <w:color w:val="auto"/>
+          <w:sz w:val="24"/>
+          <w:szCs w:val="24"/>
+          <w:lang w:eastAsia="en-US"/>
+        </w:rPr>
+        <w:t>exit</w:t>
+      </w:r>
+    </w:p>
+    <w:p>
+      <w:pPr>
+        <w:spacing w:after="0" w:line="240" w:lineRule="auto"/>
+        <w:rPr>
+          <w:rFonts w:ascii="Times New Roman" w:eastAsia="Times New Roman" w:hAnsi="Times New Roman" w:cs="Times New Roman"/>
+          <w:color w:val="auto"/>
+          <w:sz w:val="24"/>
+          <w:szCs w:val="24"/>
+          <w:lang w:eastAsia="en-US"/>
+        </w:rPr>
+      </w:pPr>
+      <w:r>
+        <w:rPr>
+          <w:rFonts w:ascii="Times New Roman" w:eastAsia="Times New Roman" w:hAnsi="Times New Roman" w:cs="Times New Roman"/>
+          <w:color w:val="auto"/>
+          <w:sz w:val="24"/>
+          <w:szCs w:val="24"/>
+          <w:lang w:eastAsia="en-US"/>
+        </w:rPr>
+        <w:t>Router(</w:t>
+      </w:r>
+      <w:proofErr w:type="spellStart"/>
+      <w:r>
+        <w:rPr>
+          <w:rFonts w:ascii="Times New Roman" w:eastAsia="Times New Roman" w:hAnsi="Times New Roman" w:cs="Times New Roman"/>
+          <w:color w:val="auto"/>
+          <w:sz w:val="24"/>
+          <w:szCs w:val="24"/>
+          <w:lang w:eastAsia="en-US"/>
+        </w:rPr>
+        <w:t>config</w:t>
+      </w:r>
+      <w:proofErr w:type="spellEnd"/>
+      <w:r>
+        <w:rPr>
+          <w:rFonts w:ascii="Times New Roman" w:eastAsia="Times New Roman" w:hAnsi="Times New Roman" w:cs="Times New Roman"/>
+          <w:color w:val="auto"/>
+          <w:sz w:val="24"/>
+          <w:szCs w:val="24"/>
+          <w:lang w:eastAsia="en-US"/>
+        </w:rPr>
+        <w:t xml:space="preserve">)#interface </w:t>
+      </w:r>
+      <w:proofErr w:type="spellStart"/>
+      <w:r>
+        <w:rPr>
+          <w:rFonts w:ascii="Times New Roman" w:eastAsia="Times New Roman" w:hAnsi="Times New Roman" w:cs="Times New Roman"/>
+          <w:color w:val="auto"/>
+          <w:sz w:val="24"/>
+          <w:szCs w:val="24"/>
+          <w:lang w:eastAsia="en-US"/>
+        </w:rPr>
+        <w:t>gigabitEthernet</w:t>
+      </w:r>
+      <w:proofErr w:type="spellEnd"/>
+      <w:r>
+        <w:rPr>
+          <w:rFonts w:ascii="Times New Roman" w:eastAsia="Times New Roman" w:hAnsi="Times New Roman" w:cs="Times New Roman"/>
+          <w:color w:val="auto"/>
+          <w:sz w:val="24"/>
+          <w:szCs w:val="24"/>
+          <w:lang w:eastAsia="en-US"/>
+        </w:rPr>
+        <w:t xml:space="preserve"> 0/1</w:t>
+      </w:r>
+    </w:p>
+    <w:p>
+      <w:pPr>
+        <w:spacing w:after="0" w:line="240" w:lineRule="auto"/>
+        <w:rPr>
+          <w:rFonts w:ascii="Times New Roman" w:eastAsia="Times New Roman" w:hAnsi="Times New Roman" w:cs="Times New Roman"/>
+          <w:color w:val="auto"/>
+          <w:sz w:val="24"/>
+          <w:szCs w:val="24"/>
+          <w:lang w:eastAsia="en-US"/>
+        </w:rPr>
+      </w:pPr>
+      <w:r>
+        <w:rPr>
+          <w:rFonts w:ascii="Times New Roman" w:eastAsia="Times New Roman" w:hAnsi="Times New Roman" w:cs="Times New Roman"/>
+          <w:color w:val="auto"/>
+          <w:sz w:val="24"/>
+          <w:szCs w:val="24"/>
+          <w:lang w:eastAsia="en-US"/>
+        </w:rPr>
+        <w:t>Router(</w:t>
+      </w:r>
+      <w:proofErr w:type="spellStart"/>
+      <w:r>
+        <w:rPr>
+          <w:rFonts w:ascii="Times New Roman" w:eastAsia="Times New Roman" w:hAnsi="Times New Roman" w:cs="Times New Roman"/>
+          <w:color w:val="auto"/>
+          <w:sz w:val="24"/>
+          <w:szCs w:val="24"/>
+          <w:lang w:eastAsia="en-US"/>
+        </w:rPr>
+        <w:t>config</w:t>
+      </w:r>
+      <w:proofErr w:type="spellEnd"/>
+      <w:r>
+        <w:rPr>
+          <w:rFonts w:ascii="Times New Roman" w:eastAsia="Times New Roman" w:hAnsi="Times New Roman" w:cs="Times New Roman"/>
+          <w:color w:val="auto"/>
+          <w:sz w:val="24"/>
+          <w:szCs w:val="24"/>
+          <w:lang w:eastAsia="en-US"/>
+        </w:rPr>
+        <w:t>-</w:t>
+      </w:r>
+      <w:proofErr w:type="gramStart"/>
+      <w:r>
+        <w:rPr>
+          <w:rFonts w:ascii="Times New Roman" w:eastAsia="Times New Roman" w:hAnsi="Times New Roman" w:cs="Times New Roman"/>
+          <w:color w:val="auto"/>
+          <w:sz w:val="24"/>
+          <w:szCs w:val="24"/>
+          <w:lang w:eastAsia="en-US"/>
+        </w:rPr>
+        <w:t>if)#</w:t>
+      </w:r>
+      <w:proofErr w:type="spellStart"/>
+      <w:proofErr w:type="gramEnd"/>
+      <w:r>
+        <w:rPr>
+          <w:rFonts w:ascii="Times New Roman" w:eastAsia="Times New Roman" w:hAnsi="Times New Roman" w:cs="Times New Roman"/>
+          <w:color w:val="auto"/>
+          <w:sz w:val="24"/>
+          <w:szCs w:val="24"/>
+          <w:lang w:eastAsia="en-US"/>
+        </w:rPr>
+        <w:t>ip</w:t>
+      </w:r>
+      <w:proofErr w:type="spellEnd"/>
+      <w:r>
+        <w:rPr>
+          <w:rFonts w:ascii="Times New Roman" w:eastAsia="Times New Roman" w:hAnsi="Times New Roman" w:cs="Times New Roman"/>
+          <w:color w:val="auto"/>
+          <w:sz w:val="24"/>
+          <w:szCs w:val="24"/>
+          <w:lang w:eastAsia="en-US"/>
+        </w:rPr>
+        <w:t xml:space="preserve"> address 172.16.40.1 255.255.255.0</w:t>
+      </w:r>
+    </w:p>
+    <w:p>
+      <w:pPr>
+        <w:spacing w:after="0" w:line="240" w:lineRule="auto"/>
+        <w:rPr>
+          <w:rFonts w:ascii="Times New Roman" w:eastAsia="Times New Roman" w:hAnsi="Times New Roman" w:cs="Times New Roman"/>
+          <w:color w:val="auto"/>
+          <w:sz w:val="24"/>
+          <w:szCs w:val="24"/>
+          <w:lang w:eastAsia="en-US"/>
+        </w:rPr>
+      </w:pPr>
+      <w:r>
+        <w:rPr>
+          <w:rFonts w:ascii="Times New Roman" w:eastAsia="Times New Roman" w:hAnsi="Times New Roman" w:cs="Times New Roman"/>
+          <w:color w:val="auto"/>
+          <w:sz w:val="24"/>
+          <w:szCs w:val="24"/>
+          <w:lang w:eastAsia="en-US"/>
+        </w:rPr>
+        <w:t>Router(</w:t>
+      </w:r>
+      <w:proofErr w:type="spellStart"/>
+      <w:r>
+        <w:rPr>
+          <w:rFonts w:ascii="Times New Roman" w:eastAsia="Times New Roman" w:hAnsi="Times New Roman" w:cs="Times New Roman"/>
+          <w:color w:val="auto"/>
+          <w:sz w:val="24"/>
+          <w:szCs w:val="24"/>
+          <w:lang w:eastAsia="en-US"/>
+        </w:rPr>
+        <w:t>config</w:t>
+      </w:r>
+      <w:proofErr w:type="spellEnd"/>
+      <w:r>
+        <w:rPr>
+          <w:rFonts w:ascii="Times New Roman" w:eastAsia="Times New Roman" w:hAnsi="Times New Roman" w:cs="Times New Roman"/>
+          <w:color w:val="auto"/>
+          <w:sz w:val="24"/>
+          <w:szCs w:val="24"/>
+          <w:lang w:eastAsia="en-US"/>
+        </w:rPr>
+        <w:t>-</w:t>
+      </w:r>
+      <w:proofErr w:type="gramStart"/>
+      <w:r>
+        <w:rPr>
+          <w:rFonts w:ascii="Times New Roman" w:eastAsia="Times New Roman" w:hAnsi="Times New Roman" w:cs="Times New Roman"/>
+          <w:color w:val="auto"/>
+          <w:sz w:val="24"/>
+          <w:szCs w:val="24"/>
+          <w:lang w:eastAsia="en-US"/>
+        </w:rPr>
+        <w:t>if)#</w:t>
+      </w:r>
+      <w:proofErr w:type="gramEnd"/>
+      <w:r>
+        <w:rPr>
+          <w:rFonts w:ascii="Times New Roman" w:eastAsia="Times New Roman" w:hAnsi="Times New Roman" w:cs="Times New Roman"/>
+          <w:color w:val="auto"/>
+          <w:sz w:val="24"/>
+          <w:szCs w:val="24"/>
+          <w:lang w:eastAsia="en-US"/>
+        </w:rPr>
+        <w:t>no shutdown</w:t>
+      </w:r>
+    </w:p>
+    <w:p>
+      <w:pPr>
+        <w:spacing w:after="0" w:line="240" w:lineRule="auto"/>
+        <w:rPr>
+          <w:rFonts w:ascii="Times New Roman" w:eastAsia="Times New Roman" w:hAnsi="Times New Roman" w:cs="Times New Roman"/>
+          <w:color w:val="auto"/>
+          <w:sz w:val="24"/>
+          <w:szCs w:val="24"/>
+          <w:lang w:eastAsia="en-US"/>
+        </w:rPr>
+      </w:pPr>
+    </w:p>
+    <w:p>
+      <w:pPr>
+        <w:spacing w:after="0" w:line="240" w:lineRule="auto"/>
+        <w:rPr>
+          <w:rFonts w:ascii="Times New Roman" w:eastAsia="Times New Roman" w:hAnsi="Times New Roman" w:cs="Times New Roman"/>
+          <w:color w:val="auto"/>
+          <w:sz w:val="24"/>
+          <w:szCs w:val="24"/>
+          <w:lang w:eastAsia="en-US"/>
+        </w:rPr>
+      </w:pPr>
+      <w:r>
+        <w:rPr>
+          <w:rFonts w:ascii="Times New Roman" w:eastAsia="Times New Roman" w:hAnsi="Times New Roman" w:cs="Times New Roman"/>
+          <w:color w:val="auto"/>
+          <w:sz w:val="24"/>
+          <w:szCs w:val="24"/>
+          <w:lang w:eastAsia="en-US"/>
+        </w:rPr>
+        <w:t>Router(</w:t>
+      </w:r>
+      <w:proofErr w:type="spellStart"/>
+      <w:r>
+        <w:rPr>
+          <w:rFonts w:ascii="Times New Roman" w:eastAsia="Times New Roman" w:hAnsi="Times New Roman" w:cs="Times New Roman"/>
+          <w:color w:val="auto"/>
+          <w:sz w:val="24"/>
+          <w:szCs w:val="24"/>
+          <w:lang w:eastAsia="en-US"/>
+        </w:rPr>
+        <w:t>config</w:t>
+      </w:r>
+      <w:proofErr w:type="spellEnd"/>
+      <w:r>
+        <w:rPr>
+          <w:rFonts w:ascii="Times New Roman" w:eastAsia="Times New Roman" w:hAnsi="Times New Roman" w:cs="Times New Roman"/>
+          <w:color w:val="auto"/>
+          <w:sz w:val="24"/>
+          <w:szCs w:val="24"/>
+          <w:lang w:eastAsia="en-US"/>
+        </w:rPr>
+        <w:t>-</w:t>
+      </w:r>
+      <w:proofErr w:type="gramStart"/>
+      <w:r>
+        <w:rPr>
+          <w:rFonts w:ascii="Times New Roman" w:eastAsia="Times New Roman" w:hAnsi="Times New Roman" w:cs="Times New Roman"/>
+          <w:color w:val="auto"/>
+          <w:sz w:val="24"/>
+          <w:szCs w:val="24"/>
+          <w:lang w:eastAsia="en-US"/>
+        </w:rPr>
+        <w:t>if)#</w:t>
+      </w:r>
+      <w:proofErr w:type="gramEnd"/>
+    </w:p>
+    <w:p>
+      <w:pPr>
+        <w:spacing w:after="0" w:line="240" w:lineRule="auto"/>
+        <w:rPr>
+          <w:rFonts w:ascii="Times New Roman" w:eastAsia="Times New Roman" w:hAnsi="Times New Roman" w:cs="Times New Roman"/>
+          <w:color w:val="auto"/>
+          <w:sz w:val="24"/>
+          <w:szCs w:val="24"/>
+          <w:lang w:eastAsia="en-US"/>
+        </w:rPr>
+      </w:pPr>
+      <w:r>
+        <w:rPr>
+          <w:rFonts w:ascii="Times New Roman" w:eastAsia="Times New Roman" w:hAnsi="Times New Roman" w:cs="Times New Roman"/>
+          <w:color w:val="auto"/>
+          <w:sz w:val="24"/>
+          <w:szCs w:val="24"/>
+          <w:lang w:eastAsia="en-US"/>
+        </w:rPr>
+        <w:t>%LINK-5-CHANGED: Interface GigabitEthernet0/1, changed state to up</w:t>
+      </w:r>
+    </w:p>
+    <w:p>
+      <w:pPr>
+        <w:spacing w:after="0" w:line="240" w:lineRule="auto"/>
+        <w:rPr>
+          <w:rFonts w:ascii="Times New Roman" w:eastAsia="Times New Roman" w:hAnsi="Times New Roman" w:cs="Times New Roman"/>
+          <w:color w:val="auto"/>
+          <w:sz w:val="24"/>
+          <w:szCs w:val="24"/>
+          <w:lang w:eastAsia="en-US"/>
+        </w:rPr>
+      </w:pPr>
+    </w:p>
+    <w:p>
+      <w:pPr>
+        <w:spacing w:after="0" w:line="240" w:lineRule="auto"/>
+        <w:rPr>
+          <w:rFonts w:ascii="Times New Roman" w:eastAsia="Times New Roman" w:hAnsi="Times New Roman" w:cs="Times New Roman"/>
+          <w:color w:val="auto"/>
+          <w:sz w:val="24"/>
+          <w:szCs w:val="24"/>
+          <w:lang w:eastAsia="en-US"/>
+        </w:rPr>
+      </w:pPr>
+      <w:r>
+        <w:rPr>
+          <w:rFonts w:ascii="Times New Roman" w:eastAsia="Times New Roman" w:hAnsi="Times New Roman" w:cs="Times New Roman"/>
+          <w:color w:val="auto"/>
+          <w:sz w:val="24"/>
+          <w:szCs w:val="24"/>
+          <w:lang w:eastAsia="en-US"/>
+        </w:rPr>
+        <w:t>%LINEPROTO-5-UPDOWN: Line protocol on Interface GigabitEthernet0/1, changed state to up</w:t>
+      </w:r>
+    </w:p>
+    <w:p>
+      <w:pPr>
+        <w:spacing w:after="0" w:line="240" w:lineRule="auto"/>
+        <w:rPr>
+          <w:rFonts w:ascii="Times New Roman" w:eastAsia="Times New Roman" w:hAnsi="Times New Roman" w:cs="Times New Roman"/>
+          <w:color w:val="auto"/>
+          <w:sz w:val="24"/>
+          <w:szCs w:val="24"/>
+          <w:lang w:eastAsia="en-US"/>
+        </w:rPr>
+      </w:pPr>
+    </w:p>
+    <w:p>
+      <w:pPr>
+        <w:spacing w:after="0" w:line="240" w:lineRule="auto"/>
+        <w:rPr>
+          <w:rFonts w:ascii="Times New Roman" w:eastAsia="Times New Roman" w:hAnsi="Times New Roman" w:cs="Times New Roman"/>
+          <w:color w:val="auto"/>
+          <w:sz w:val="24"/>
+          <w:szCs w:val="24"/>
+          <w:lang w:eastAsia="en-US"/>
+        </w:rPr>
+      </w:pPr>
+      <w:r>
+        <w:rPr>
+          <w:rFonts w:ascii="Times New Roman" w:eastAsia="Times New Roman" w:hAnsi="Times New Roman" w:cs="Times New Roman"/>
+          <w:color w:val="auto"/>
+          <w:sz w:val="24"/>
+          <w:szCs w:val="24"/>
+          <w:lang w:eastAsia="en-US"/>
+        </w:rPr>
+        <w:t>Router(</w:t>
+      </w:r>
+      <w:proofErr w:type="spellStart"/>
+      <w:r>
+        <w:rPr>
+          <w:rFonts w:ascii="Times New Roman" w:eastAsia="Times New Roman" w:hAnsi="Times New Roman" w:cs="Times New Roman"/>
+          <w:color w:val="auto"/>
+          <w:sz w:val="24"/>
+          <w:szCs w:val="24"/>
+          <w:lang w:eastAsia="en-US"/>
+        </w:rPr>
+        <w:t>config</w:t>
+      </w:r>
+      <w:proofErr w:type="spellEnd"/>
+      <w:r>
+        <w:rPr>
+          <w:rFonts w:ascii="Times New Roman" w:eastAsia="Times New Roman" w:hAnsi="Times New Roman" w:cs="Times New Roman"/>
+          <w:color w:val="auto"/>
+          <w:sz w:val="24"/>
+          <w:szCs w:val="24"/>
+          <w:lang w:eastAsia="en-US"/>
+        </w:rPr>
+        <w:t>-</w:t>
+      </w:r>
+      <w:proofErr w:type="gramStart"/>
+      <w:r>
+        <w:rPr>
+          <w:rFonts w:ascii="Times New Roman" w:eastAsia="Times New Roman" w:hAnsi="Times New Roman" w:cs="Times New Roman"/>
+          <w:color w:val="auto"/>
+          <w:sz w:val="24"/>
+          <w:szCs w:val="24"/>
+          <w:lang w:eastAsia="en-US"/>
+        </w:rPr>
+        <w:t>if)#</w:t>
+      </w:r>
+      <w:proofErr w:type="gramEnd"/>
+      <w:r>
+        <w:rPr>
+          <w:rFonts w:ascii="Times New Roman" w:eastAsia="Times New Roman" w:hAnsi="Times New Roman" w:cs="Times New Roman"/>
+          <w:color w:val="auto"/>
+          <w:sz w:val="24"/>
+          <w:szCs w:val="24"/>
+          <w:lang w:eastAsia="en-US"/>
+        </w:rPr>
+        <w:t>exit</w:t>
+      </w:r>
+    </w:p>
+    <w:p>
+      <w:pPr>
+        <w:spacing w:after="0" w:line="240" w:lineRule="auto"/>
+        <w:rPr>
+          <w:rFonts w:ascii="Times New Roman" w:eastAsia="Times New Roman" w:hAnsi="Times New Roman" w:cs="Times New Roman"/>
+          <w:color w:val="auto"/>
+          <w:sz w:val="24"/>
+          <w:szCs w:val="24"/>
+          <w:lang w:eastAsia="en-US"/>
+        </w:rPr>
+      </w:pPr>
+      <w:r>
+        <w:rPr>
+          <w:rFonts w:ascii="Times New Roman" w:eastAsia="Times New Roman" w:hAnsi="Times New Roman" w:cs="Times New Roman"/>
+          <w:color w:val="auto"/>
+          <w:sz w:val="24"/>
+          <w:szCs w:val="24"/>
+          <w:lang w:eastAsia="en-US"/>
+        </w:rPr>
+        <w:t>Router(</w:t>
+      </w:r>
+      <w:proofErr w:type="spellStart"/>
+      <w:r>
+        <w:rPr>
+          <w:rFonts w:ascii="Times New Roman" w:eastAsia="Times New Roman" w:hAnsi="Times New Roman" w:cs="Times New Roman"/>
+          <w:color w:val="auto"/>
+          <w:sz w:val="24"/>
+          <w:szCs w:val="24"/>
+          <w:lang w:eastAsia="en-US"/>
+        </w:rPr>
+        <w:t>config</w:t>
+      </w:r>
+      <w:proofErr w:type="spellEnd"/>
+      <w:r>
+        <w:rPr>
+          <w:rFonts w:ascii="Times New Roman" w:eastAsia="Times New Roman" w:hAnsi="Times New Roman" w:cs="Times New Roman"/>
+          <w:color w:val="auto"/>
+          <w:sz w:val="24"/>
+          <w:szCs w:val="24"/>
+          <w:lang w:eastAsia="en-US"/>
+        </w:rPr>
+        <w:t>)#end</w:t>
+      </w:r>
+    </w:p>
+    <w:p>
+      <w:pPr>
+        <w:spacing w:after="0" w:line="240" w:lineRule="auto"/>
+        <w:rPr>
+          <w:rFonts w:ascii="Times New Roman" w:eastAsia="Times New Roman" w:hAnsi="Times New Roman" w:cs="Times New Roman"/>
+          <w:color w:val="auto"/>
+          <w:sz w:val="24"/>
+          <w:szCs w:val="24"/>
+          <w:lang w:eastAsia="en-US"/>
+        </w:rPr>
+      </w:pPr>
+      <w:r>
+        <w:rPr>
+          <w:rFonts w:ascii="Times New Roman" w:eastAsia="Times New Roman" w:hAnsi="Times New Roman" w:cs="Times New Roman"/>
+          <w:color w:val="auto"/>
+          <w:sz w:val="24"/>
+          <w:szCs w:val="24"/>
+          <w:lang w:eastAsia="en-US"/>
+        </w:rPr>
+        <w:t>Router#</w:t>
+      </w:r>
+    </w:p>
+    <w:p>
+      <w:pPr>
+        <w:spacing w:after="0" w:line="240" w:lineRule="auto"/>
+        <w:rPr>
+          <w:rFonts w:ascii="Times New Roman" w:eastAsia="Times New Roman" w:hAnsi="Times New Roman" w:cs="Times New Roman"/>
+          <w:color w:val="auto"/>
+          <w:sz w:val="24"/>
+          <w:szCs w:val="24"/>
+          <w:lang w:eastAsia="en-US"/>
+        </w:rPr>
+      </w:pPr>
+      <w:r>
+        <w:rPr>
+          <w:rFonts w:ascii="Times New Roman" w:eastAsia="Times New Roman" w:hAnsi="Times New Roman" w:cs="Times New Roman"/>
+          <w:color w:val="auto"/>
+          <w:sz w:val="24"/>
+          <w:szCs w:val="24"/>
+          <w:lang w:eastAsia="en-US"/>
+        </w:rPr>
+        <w:t>%SYS-5-CONFIG_I: Configured from console by console</w:t>
+      </w:r>
+    </w:p>
+    <w:p>
+      <w:pPr>
+        <w:spacing w:after="0" w:line="240" w:lineRule="auto"/>
+        <w:rPr>
+          <w:rFonts w:ascii="Times New Roman" w:eastAsia="Times New Roman" w:hAnsi="Times New Roman" w:cs="Times New Roman"/>
+          <w:color w:val="auto"/>
+          <w:sz w:val="24"/>
+          <w:szCs w:val="24"/>
+          <w:lang w:eastAsia="en-US"/>
+        </w:rPr>
+      </w:pPr>
+    </w:p>
+    <w:p>
+      <w:pPr>
+        <w:spacing w:after="0" w:line="240" w:lineRule="auto"/>
+        <w:rPr>
+          <w:rFonts w:ascii="Times New Roman" w:eastAsia="Times New Roman" w:hAnsi="Times New Roman" w:cs="Times New Roman"/>
+          <w:color w:val="auto"/>
+          <w:sz w:val="24"/>
+          <w:szCs w:val="24"/>
+          <w:lang w:eastAsia="en-US"/>
+        </w:rPr>
+      </w:pPr>
+      <w:proofErr w:type="spellStart"/>
+      <w:r>
+        <w:rPr>
+          <w:rFonts w:ascii="Times New Roman" w:eastAsia="Times New Roman" w:hAnsi="Times New Roman" w:cs="Times New Roman"/>
+          <w:color w:val="auto"/>
+          <w:sz w:val="24"/>
+          <w:szCs w:val="24"/>
+          <w:lang w:eastAsia="en-US"/>
+        </w:rPr>
+        <w:t>Router#show</w:t>
+      </w:r>
+      <w:proofErr w:type="spellEnd"/>
+      <w:r>
+        <w:rPr>
+          <w:rFonts w:ascii="Times New Roman" w:eastAsia="Times New Roman" w:hAnsi="Times New Roman" w:cs="Times New Roman"/>
+          <w:color w:val="auto"/>
+          <w:sz w:val="24"/>
+          <w:szCs w:val="24"/>
+          <w:lang w:eastAsia="en-US"/>
+        </w:rPr>
+        <w:t xml:space="preserve"> </w:t>
+      </w:r>
+      <w:proofErr w:type="spellStart"/>
+      <w:r>
+        <w:rPr>
+          <w:rFonts w:ascii="Times New Roman" w:eastAsia="Times New Roman" w:hAnsi="Times New Roman" w:cs="Times New Roman"/>
+          <w:color w:val="auto"/>
+          <w:sz w:val="24"/>
+          <w:szCs w:val="24"/>
+          <w:lang w:eastAsia="en-US"/>
+        </w:rPr>
+        <w:t>ip</w:t>
+      </w:r>
+      <w:proofErr w:type="spellEnd"/>
+      <w:r>
+        <w:rPr>
+          <w:rFonts w:ascii="Times New Roman" w:eastAsia="Times New Roman" w:hAnsi="Times New Roman" w:cs="Times New Roman"/>
+          <w:color w:val="auto"/>
+          <w:sz w:val="24"/>
+          <w:szCs w:val="24"/>
+          <w:lang w:eastAsia="en-US"/>
+        </w:rPr>
+        <w:t xml:space="preserve"> interface brief</w:t>
+      </w:r>
+    </w:p>
+    <w:p>
+      <w:pPr>
+        <w:spacing w:after="0" w:line="240" w:lineRule="auto"/>
+        <w:rPr>
+          <w:rFonts w:ascii="Times New Roman" w:eastAsia="Times New Roman" w:hAnsi="Times New Roman" w:cs="Times New Roman"/>
+          <w:color w:val="auto"/>
+          <w:sz w:val="24"/>
+          <w:szCs w:val="24"/>
+          <w:lang w:eastAsia="en-US"/>
+        </w:rPr>
+      </w:pPr>
+      <w:r>
+        <w:rPr>
+          <w:rFonts w:ascii="Times New Roman" w:eastAsia="Times New Roman" w:hAnsi="Times New Roman" w:cs="Times New Roman"/>
+          <w:color w:val="auto"/>
+          <w:sz w:val="24"/>
+          <w:szCs w:val="24"/>
+          <w:lang w:eastAsia="en-US"/>
+        </w:rPr>
+        <w:t xml:space="preserve">Interface IP-Address OK? Method Status Protocol </w:t>
+      </w:r>
+    </w:p>
+    <w:p>
+      <w:pPr>
+        <w:spacing w:after="0" w:line="240" w:lineRule="auto"/>
+        <w:rPr>
+          <w:rFonts w:ascii="Times New Roman" w:eastAsia="Times New Roman" w:hAnsi="Times New Roman" w:cs="Times New Roman"/>
+          <w:color w:val="auto"/>
+          <w:sz w:val="24"/>
+          <w:szCs w:val="24"/>
+          <w:lang w:eastAsia="en-US"/>
+        </w:rPr>
+      </w:pPr>
+      <w:r>
+        <w:rPr>
+          <w:rFonts w:ascii="Times New Roman" w:eastAsia="Times New Roman" w:hAnsi="Times New Roman" w:cs="Times New Roman"/>
+          <w:color w:val="auto"/>
+          <w:sz w:val="24"/>
+          <w:szCs w:val="24"/>
+          <w:lang w:eastAsia="en-US"/>
+        </w:rPr>
+        <w:t xml:space="preserve">GigabitEthernet0/0 172.16.30.1 YES manual up </w:t>
+      </w:r>
+      <w:proofErr w:type="spellStart"/>
+      <w:r>
+        <w:rPr>
+          <w:rFonts w:ascii="Times New Roman" w:eastAsia="Times New Roman" w:hAnsi="Times New Roman" w:cs="Times New Roman"/>
+          <w:color w:val="auto"/>
+          <w:sz w:val="24"/>
+          <w:szCs w:val="24"/>
+          <w:lang w:eastAsia="en-US"/>
+        </w:rPr>
+        <w:t>up</w:t>
+      </w:r>
+      <w:proofErr w:type="spellEnd"/>
+      <w:r>
+        <w:rPr>
+          <w:rFonts w:ascii="Times New Roman" w:eastAsia="Times New Roman" w:hAnsi="Times New Roman" w:cs="Times New Roman"/>
+          <w:color w:val="auto"/>
+          <w:sz w:val="24"/>
+          <w:szCs w:val="24"/>
+          <w:lang w:eastAsia="en-US"/>
+        </w:rPr>
+        <w:t xml:space="preserve"> </w:t>
+      </w:r>
+    </w:p>
+    <w:p>
+      <w:pPr>
+        <w:spacing w:after="0" w:line="240" w:lineRule="auto"/>
+        <w:rPr>
+          <w:rFonts w:ascii="Times New Roman" w:eastAsia="Times New Roman" w:hAnsi="Times New Roman" w:cs="Times New Roman"/>
+          <w:color w:val="auto"/>
+          <w:sz w:val="24"/>
+          <w:szCs w:val="24"/>
+          <w:lang w:eastAsia="en-US"/>
+        </w:rPr>
+      </w:pPr>
+      <w:r>
+        <w:rPr>
+          <w:rFonts w:ascii="Times New Roman" w:eastAsia="Times New Roman" w:hAnsi="Times New Roman" w:cs="Times New Roman"/>
+          <w:color w:val="auto"/>
+          <w:sz w:val="24"/>
+          <w:szCs w:val="24"/>
+          <w:lang w:eastAsia="en-US"/>
+        </w:rPr>
+        <w:t xml:space="preserve">GigabitEthernet0/1 172.16.40.1 YES manual up </w:t>
+      </w:r>
+      <w:proofErr w:type="spellStart"/>
+      <w:r>
+        <w:rPr>
+          <w:rFonts w:ascii="Times New Roman" w:eastAsia="Times New Roman" w:hAnsi="Times New Roman" w:cs="Times New Roman"/>
+          <w:color w:val="auto"/>
+          <w:sz w:val="24"/>
+          <w:szCs w:val="24"/>
+          <w:lang w:eastAsia="en-US"/>
+        </w:rPr>
+        <w:t>up</w:t>
+      </w:r>
+      <w:proofErr w:type="spellEnd"/>
+      <w:r>
+        <w:rPr>
+          <w:rFonts w:ascii="Times New Roman" w:eastAsia="Times New Roman" w:hAnsi="Times New Roman" w:cs="Times New Roman"/>
+          <w:color w:val="auto"/>
+          <w:sz w:val="24"/>
+          <w:szCs w:val="24"/>
+          <w:lang w:eastAsia="en-US"/>
+        </w:rPr>
+        <w:t xml:space="preserve"> </w:t>
+      </w:r>
+    </w:p>
+    <w:p>
+      <w:pPr>
+        <w:spacing w:after="0" w:line="240" w:lineRule="auto"/>
+        <w:rPr>
+          <w:rFonts w:ascii="Times New Roman" w:eastAsia="Times New Roman" w:hAnsi="Times New Roman" w:cs="Times New Roman"/>
+          <w:color w:val="auto"/>
+          <w:sz w:val="24"/>
+          <w:szCs w:val="24"/>
+          <w:lang w:eastAsia="en-US"/>
+        </w:rPr>
+      </w:pPr>
+      <w:r>
+        <w:rPr>
+          <w:rFonts w:ascii="Times New Roman" w:eastAsia="Times New Roman" w:hAnsi="Times New Roman" w:cs="Times New Roman"/>
+          <w:color w:val="auto"/>
+          <w:sz w:val="24"/>
+          <w:szCs w:val="24"/>
+          <w:lang w:eastAsia="en-US"/>
+        </w:rPr>
+        <w:t xml:space="preserve">GigabitEthernet0/2 unassigned YES unset administratively down </w:t>
+      </w:r>
+      <w:proofErr w:type="spellStart"/>
+      <w:r>
+        <w:rPr>
+          <w:rFonts w:ascii="Times New Roman" w:eastAsia="Times New Roman" w:hAnsi="Times New Roman" w:cs="Times New Roman"/>
+          <w:color w:val="auto"/>
+          <w:sz w:val="24"/>
+          <w:szCs w:val="24"/>
+          <w:lang w:eastAsia="en-US"/>
+        </w:rPr>
+        <w:t>down</w:t>
+      </w:r>
+      <w:proofErr w:type="spellEnd"/>
+      <w:r>
+        <w:rPr>
+          <w:rFonts w:ascii="Times New Roman" w:eastAsia="Times New Roman" w:hAnsi="Times New Roman" w:cs="Times New Roman"/>
+          <w:color w:val="auto"/>
+          <w:sz w:val="24"/>
+          <w:szCs w:val="24"/>
+          <w:lang w:eastAsia="en-US"/>
+        </w:rPr>
+        <w:t xml:space="preserve"> </w:t>
+      </w:r>
+    </w:p>
+    <w:p>
+      <w:pPr>
+        <w:spacing w:after="0" w:line="240" w:lineRule="auto"/>
+        <w:rPr>
+          <w:rFonts w:ascii="Times New Roman" w:eastAsia="Times New Roman" w:hAnsi="Times New Roman" w:cs="Times New Roman"/>
+          <w:color w:val="auto"/>
+          <w:sz w:val="24"/>
+          <w:szCs w:val="24"/>
+          <w:lang w:eastAsia="en-US"/>
+        </w:rPr>
+      </w:pPr>
+      <w:r>
+        <w:rPr>
+          <w:rFonts w:ascii="Times New Roman" w:eastAsia="Times New Roman" w:hAnsi="Times New Roman" w:cs="Times New Roman"/>
+          <w:color w:val="auto"/>
+          <w:sz w:val="24"/>
+          <w:szCs w:val="24"/>
+          <w:lang w:eastAsia="en-US"/>
+        </w:rPr>
+        <w:t xml:space="preserve">Serial0/3/0 unassigned YES unset administratively down </w:t>
+      </w:r>
+      <w:proofErr w:type="spellStart"/>
+      <w:r>
+        <w:rPr>
+          <w:rFonts w:ascii="Times New Roman" w:eastAsia="Times New Roman" w:hAnsi="Times New Roman" w:cs="Times New Roman"/>
+          <w:color w:val="auto"/>
+          <w:sz w:val="24"/>
+          <w:szCs w:val="24"/>
+          <w:lang w:eastAsia="en-US"/>
+        </w:rPr>
+        <w:t>down</w:t>
+      </w:r>
+      <w:proofErr w:type="spellEnd"/>
+      <w:r>
+        <w:rPr>
+          <w:rFonts w:ascii="Times New Roman" w:eastAsia="Times New Roman" w:hAnsi="Times New Roman" w:cs="Times New Roman"/>
+          <w:color w:val="auto"/>
+          <w:sz w:val="24"/>
+          <w:szCs w:val="24"/>
+          <w:lang w:eastAsia="en-US"/>
+        </w:rPr>
+        <w:t xml:space="preserve"> </w:t>
+      </w:r>
+    </w:p>
+    <w:p>
+      <w:pPr>
+        <w:spacing w:after="0" w:line="240" w:lineRule="auto"/>
+        <w:rPr>
+          <w:rFonts w:ascii="Times New Roman" w:eastAsia="Times New Roman" w:hAnsi="Times New Roman" w:cs="Times New Roman"/>
+          <w:color w:val="auto"/>
+          <w:sz w:val="24"/>
+          <w:szCs w:val="24"/>
+          <w:lang w:eastAsia="en-US"/>
+        </w:rPr>
+      </w:pPr>
+      <w:r>
+        <w:rPr>
+          <w:rFonts w:ascii="Times New Roman" w:eastAsia="Times New Roman" w:hAnsi="Times New Roman" w:cs="Times New Roman"/>
+          <w:color w:val="auto"/>
+          <w:sz w:val="24"/>
+          <w:szCs w:val="24"/>
+          <w:lang w:eastAsia="en-US"/>
+        </w:rPr>
+        <w:t xml:space="preserve">Serial0/3/1 unassigned YES unset administratively down </w:t>
+      </w:r>
+      <w:proofErr w:type="spellStart"/>
+      <w:r>
+        <w:rPr>
+          <w:rFonts w:ascii="Times New Roman" w:eastAsia="Times New Roman" w:hAnsi="Times New Roman" w:cs="Times New Roman"/>
+          <w:color w:val="auto"/>
+          <w:sz w:val="24"/>
+          <w:szCs w:val="24"/>
+          <w:lang w:eastAsia="en-US"/>
+        </w:rPr>
+        <w:t>down</w:t>
+      </w:r>
+      <w:proofErr w:type="spellEnd"/>
+      <w:r>
+        <w:rPr>
+          <w:rFonts w:ascii="Times New Roman" w:eastAsia="Times New Roman" w:hAnsi="Times New Roman" w:cs="Times New Roman"/>
+          <w:color w:val="auto"/>
+          <w:sz w:val="24"/>
+          <w:szCs w:val="24"/>
+          <w:lang w:eastAsia="en-US"/>
+        </w:rPr>
+        <w:t xml:space="preserve"> </w:t>
+      </w:r>
+    </w:p>
+    <w:p>
+      <w:pPr>
+        <w:spacing w:after="0" w:line="240" w:lineRule="auto"/>
+        <w:rPr>
+          <w:rFonts w:ascii="Times New Roman" w:eastAsia="Times New Roman" w:hAnsi="Times New Roman" w:cs="Times New Roman"/>
+          <w:color w:val="auto"/>
+          <w:sz w:val="24"/>
+          <w:szCs w:val="24"/>
+          <w:lang w:eastAsia="en-US"/>
+        </w:rPr>
+      </w:pPr>
+      <w:r>
+        <w:rPr>
+          <w:rFonts w:ascii="Times New Roman" w:eastAsia="Times New Roman" w:hAnsi="Times New Roman" w:cs="Times New Roman"/>
+          <w:color w:val="auto"/>
+          <w:sz w:val="24"/>
+          <w:szCs w:val="24"/>
+          <w:lang w:eastAsia="en-US"/>
+        </w:rPr>
+        <w:t xml:space="preserve">Vlan1 unassigned YES unset administratively down </w:t>
+      </w:r>
+      <w:proofErr w:type="spellStart"/>
+      <w:r>
+        <w:rPr>
+          <w:rFonts w:ascii="Times New Roman" w:eastAsia="Times New Roman" w:hAnsi="Times New Roman" w:cs="Times New Roman"/>
+          <w:color w:val="auto"/>
+          <w:sz w:val="24"/>
+          <w:szCs w:val="24"/>
+          <w:lang w:eastAsia="en-US"/>
+        </w:rPr>
+        <w:t>down</w:t>
+      </w:r>
+      <w:proofErr w:type="spellEnd"/>
+    </w:p>
+    <w:p>
+      <w:pPr>
+        <w:pBdr>
+          <w:bottom w:val="double" w:sz="6" w:space="1" w:color="auto"/>
+        </w:pBdr>
+        <w:tabs>
+          <w:tab w:val="left" w:pos="1190"/>
+        </w:tabs>
+        <w:rPr>
+          <w:rFonts w:ascii="Times New Roman" w:eastAsia="Times New Roman" w:hAnsi="Times New Roman" w:cs="Times New Roman"/>
+          <w:color w:val="auto"/>
+          <w:sz w:val="24"/>
+          <w:szCs w:val="24"/>
+          <w:rtl/>
+          <w:lang w:eastAsia="en-US"/>
+        </w:rPr>
+      </w:pPr>
+      <w:r>
+        <w:rPr>
+          <w:rFonts w:ascii="Times New Roman" w:eastAsia="Times New Roman" w:hAnsi="Times New Roman" w:cs="Times New Roman"/>
+          <w:color w:val="auto"/>
+          <w:sz w:val="24"/>
+          <w:szCs w:val="24"/>
+          <w:lang w:eastAsia="en-US"/>
+        </w:rPr>
+        <w:t>Router#</w:t>
+      </w:r>
+    </w:p>
+    <w:p>
+      <w:pPr>
+        <w:rPr>
+          <w:rFonts w:ascii="Times New Roman" w:eastAsia="Times New Roman" w:hAnsi="Times New Roman" w:cs="Times New Roman"/>
+          <w:sz w:val="24"/>
+          <w:szCs w:val="24"/>
+        </w:rPr>
+      </w:pPr>
+      <w:bookmarkStart w:id="1" w:name="_GoBack"/>
+      <w:bookmarkEnd w:id="1"/>
     </w:p>
     <w:sectPr>
-      <w:headerReference w:type="default" r:id="rId15"/>
-      <w:footerReference w:type="even" r:id="rId16"/>
-      <w:footerReference w:type="default" r:id="rId17"/>
-      <w:footerReference w:type="first" r:id="rId18"/>
+      <w:headerReference w:type="default" r:id="rId16"/>
+      <w:footerReference w:type="even" r:id="rId17"/>
+      <w:footerReference w:type="default" r:id="rId18"/>
+      <w:footerReference w:type="first" r:id="rId19"/>
       <w:pgSz w:w="12240" w:h="15840" w:code="1"/>
       <w:pgMar w:top="1080" w:right="720" w:bottom="2160" w:left="3096" w:header="1080" w:footer="720" w:gutter="0"/>
       <w:pgNumType w:start="1"/>
@@ -5750,7 +8737,7 @@
 </file>
 
 <file path=word/endnotes.xml><?xml version="1.0" encoding="utf-8"?>
-<w:endnotes xmlns:wpc="http://schemas.microsoft.com/office/word/2010/wordprocessingCanvas" xmlns:cx="http://schemas.microsoft.com/office/drawing/2014/chartex" xmlns:cx1="http://schemas.microsoft.com/office/drawing/2015/9/8/chartex" xmlns:cx2="http://schemas.microsoft.com/office/drawing/2015/10/21/chartex" xmlns:cx3="http://schemas.microsoft.com/office/drawing/2016/5/9/chartex" xmlns:cx4="http://schemas.microsoft.com/office/drawing/2016/5/10/chartex" xmlns:cx5="http://schemas.microsoft.com/office/drawing/2016/5/11/chartex" xmlns:cx6="http://schemas.microsoft.com/office/drawing/2016/5/12/chartex" xmlns:cx7="http://schemas.microsoft.com/office/drawing/2016/5/13/chartex" xmlns:cx8="http://schemas.microsoft.com/office/drawing/2016/5/14/chartex" xmlns:mc="http://schemas.openxmlformats.org/markup-compatibility/2006" xmlns:aink="http://schemas.microsoft.com/office/drawing/2016/ink" xmlns:am3d="http://schemas.microsoft.com/office/drawing/2017/model3d" xmlns:o="urn:schemas-microsoft-com:office:office" xmlns:oel="http://schemas.microsoft.com/office/2019/extlst" xmlns:r="http://schemas.openxmlformats.org/officeDocument/2006/relationships" xmlns:m="http://schemas.openxmlformats.org/officeDocument/2006/math" xmlns:v="urn:schemas-microsoft-com:vml" xmlns:wp14="http://schemas.microsoft.com/office/word/2010/wordprocessingDrawing" xmlns:wp="http://schemas.openxmlformats.org/drawingml/2006/wordprocessingDrawing" xmlns:w10="urn:schemas-microsoft-com:office:word" xmlns:w="http://schemas.openxmlformats.org/wordprocessingml/2006/main" xmlns:w14="http://schemas.microsoft.com/office/word/2010/wordml" xmlns:w15="http://schemas.microsoft.com/office/word/2012/wordml" xmlns:w16cex="http://schemas.microsoft.com/office/word/2018/wordml/cex" xmlns:w16cid="http://schemas.microsoft.com/office/word/2016/wordml/cid" xmlns:w16="http://schemas.microsoft.com/office/word/2018/wordml" xmlns:w16du="http://schemas.microsoft.com/office/word/2023/wordml/word16du" xmlns:w16sdtdh="http://schemas.microsoft.com/office/word/2020/wordml/sdtdatahash" xmlns:w16sdtfl="http://schemas.microsoft.com/office/word/2024/wordml/sdtformatlock" xmlns:w16se="http://schemas.microsoft.com/office/word/2015/wordml/symex" xmlns:wpg="http://schemas.microsoft.com/office/word/2010/wordprocessingGroup" xmlns:wpi="http://schemas.microsoft.com/office/word/2010/wordprocessingInk" xmlns:wne="http://schemas.microsoft.com/office/word/2006/wordml" xmlns:wps="http://schemas.microsoft.com/office/word/2010/wordprocessingShape" mc:Ignorable="w14 w15 w16se w16cid w16 w16cex w16sdtdh w16sdtfl w16du wp14">
+<w:endnotes xmlns:wpc="http://schemas.microsoft.com/office/word/2010/wordprocessingCanvas" xmlns:cx="http://schemas.microsoft.com/office/drawing/2014/chartex" xmlns:mc="http://schemas.openxmlformats.org/markup-compatibility/2006" xmlns:o="urn:schemas-microsoft-com:office:office" xmlns:r="http://schemas.openxmlformats.org/officeDocument/2006/relationships" xmlns:m="http://schemas.openxmlformats.org/officeDocument/2006/math" xmlns:v="urn:schemas-microsoft-com:vml" xmlns:wp14="http://schemas.microsoft.com/office/word/2010/wordprocessingDrawing" xmlns:wp="http://schemas.openxmlformats.org/drawingml/2006/wordprocessingDrawing" xmlns:w10="urn:schemas-microsoft-com:office:word" xmlns:w="http://schemas.openxmlformats.org/wordprocessingml/2006/main" xmlns:w14="http://schemas.microsoft.com/office/word/2010/wordml" xmlns:w15="http://schemas.microsoft.com/office/word/2012/wordml" xmlns:w16se="http://schemas.microsoft.com/office/word/2015/wordml/symex" xmlns:wpg="http://schemas.microsoft.com/office/word/2010/wordprocessingGroup" xmlns:wpi="http://schemas.microsoft.com/office/word/2010/wordprocessingInk" xmlns:wne="http://schemas.microsoft.com/office/word/2006/wordml" xmlns:wps="http://schemas.microsoft.com/office/word/2010/wordprocessingShape" mc:Ignorable="w14 w15 w16se wp14">
   <w:endnote w:type="separator" w:id="-1">
     <w:p>
       <w:pPr>
@@ -5779,7 +8766,7 @@
 </file>
 
 <file path=word/footer1.xml><?xml version="1.0" encoding="utf-8"?>
-<w:ftr xmlns:wpc="http://schemas.microsoft.com/office/word/2010/wordprocessingCanvas" xmlns:cx="http://schemas.microsoft.com/office/drawing/2014/chartex" xmlns:cx1="http://schemas.microsoft.com/office/drawing/2015/9/8/chartex" xmlns:cx2="http://schemas.microsoft.com/office/drawing/2015/10/21/chartex" xmlns:cx3="http://schemas.microsoft.com/office/drawing/2016/5/9/chartex" xmlns:cx4="http://schemas.microsoft.com/office/drawing/2016/5/10/chartex" xmlns:cx5="http://schemas.microsoft.com/office/drawing/2016/5/11/chartex" xmlns:cx6="http://schemas.microsoft.com/office/drawing/2016/5/12/chartex" xmlns:cx7="http://schemas.microsoft.com/office/drawing/2016/5/13/chartex" xmlns:cx8="http://schemas.microsoft.com/office/drawing/2016/5/14/chartex" xmlns:mc="http://schemas.openxmlformats.org/markup-compatibility/2006" xmlns:aink="http://schemas.microsoft.com/office/drawing/2016/ink" xmlns:am3d="http://schemas.microsoft.com/office/drawing/2017/model3d" xmlns:o="urn:schemas-microsoft-com:office:office" xmlns:oel="http://schemas.microsoft.com/office/2019/extlst" xmlns:r="http://schemas.openxmlformats.org/officeDocument/2006/relationships" xmlns:m="http://schemas.openxmlformats.org/officeDocument/2006/math" xmlns:v="urn:schemas-microsoft-com:vml" xmlns:wp14="http://schemas.microsoft.com/office/word/2010/wordprocessingDrawing" xmlns:wp="http://schemas.openxmlformats.org/drawingml/2006/wordprocessingDrawing" xmlns:w10="urn:schemas-microsoft-com:office:word" xmlns:w="http://schemas.openxmlformats.org/wordprocessingml/2006/main" xmlns:w14="http://schemas.microsoft.com/office/word/2010/wordml" xmlns:w15="http://schemas.microsoft.com/office/word/2012/wordml" xmlns:w16cex="http://schemas.microsoft.com/office/word/2018/wordml/cex" xmlns:w16cid="http://schemas.microsoft.com/office/word/2016/wordml/cid" xmlns:w16="http://schemas.microsoft.com/office/word/2018/wordml" xmlns:w16du="http://schemas.microsoft.com/office/word/2023/wordml/word16du" xmlns:w16sdtdh="http://schemas.microsoft.com/office/word/2020/wordml/sdtdatahash" xmlns:w16sdtfl="http://schemas.microsoft.com/office/word/2024/wordml/sdtformatlock" xmlns:w16se="http://schemas.microsoft.com/office/word/2015/wordml/symex" xmlns:wpg="http://schemas.microsoft.com/office/word/2010/wordprocessingGroup" xmlns:wpi="http://schemas.microsoft.com/office/word/2010/wordprocessingInk" xmlns:wne="http://schemas.microsoft.com/office/word/2006/wordml" xmlns:wps="http://schemas.microsoft.com/office/word/2010/wordprocessingShape" mc:Ignorable="w14 w15 w16se w16cid w16 w16cex w16sdtdh w16sdtfl w16du wp14">
+<w:ftr xmlns:wpc="http://schemas.microsoft.com/office/word/2010/wordprocessingCanvas" xmlns:cx="http://schemas.microsoft.com/office/drawing/2014/chartex" xmlns:mc="http://schemas.openxmlformats.org/markup-compatibility/2006" xmlns:o="urn:schemas-microsoft-com:office:office" xmlns:r="http://schemas.openxmlformats.org/officeDocument/2006/relationships" xmlns:m="http://schemas.openxmlformats.org/officeDocument/2006/math" xmlns:v="urn:schemas-microsoft-com:vml" xmlns:wp14="http://schemas.microsoft.com/office/word/2010/wordprocessingDrawing" xmlns:wp="http://schemas.openxmlformats.org/drawingml/2006/wordprocessingDrawing" xmlns:w10="urn:schemas-microsoft-com:office:word" xmlns:w="http://schemas.openxmlformats.org/wordprocessingml/2006/main" xmlns:w14="http://schemas.microsoft.com/office/word/2010/wordml" xmlns:w15="http://schemas.microsoft.com/office/word/2012/wordml" xmlns:w16se="http://schemas.microsoft.com/office/word/2015/wordml/symex" xmlns:wpg="http://schemas.microsoft.com/office/word/2010/wordprocessingGroup" xmlns:wpi="http://schemas.microsoft.com/office/word/2010/wordprocessingInk" xmlns:wne="http://schemas.microsoft.com/office/word/2006/wordml" xmlns:wps="http://schemas.microsoft.com/office/word/2010/wordprocessingShape" mc:Ignorable="w14 w15 w16se wp14">
   <w:p>
     <w:pPr>
       <w:pStyle w:val="Footer"/>
@@ -5787,6 +8774,7 @@
     <w:r>
       <w:rPr>
         <w:noProof/>
+        <w:lang w:eastAsia="en-US"/>
       </w:rPr>
       <mc:AlternateContent>
         <mc:Choice Requires="wps">
@@ -5805,7 +8793,7 @@
               <wp:docPr id="1507283666" name="Text Box 2" descr="Restricted - مقيد ">
                 <a:extLst xmlns:a="http://schemas.openxmlformats.org/drawingml/2006/main">
                   <a:ext uri="{5AE41FA2-C0FF-4470-9BD4-5FADCA87CBE2}">
-                    <aclsh:classification xmlns:aclsh="http://schemas.microsoft.com/office/drawing/2020/classificationShape" classificationOutcomeType="ftr"/>
+                    <aclsh:classification xmlns:aclsh="http://schemas.microsoft.com/office/drawing/2020/classificationShape" xmlns:w16sdtfl="http://schemas.microsoft.com/office/word/2024/wordml/sdtformatlock" xmlns:w16sdtdh="http://schemas.microsoft.com/office/word/2020/wordml/sdtdatahash" xmlns:w16du="http://schemas.microsoft.com/office/word/2023/wordml/word16du" xmlns:w16="http://schemas.microsoft.com/office/word/2018/wordml" xmlns:w16cid="http://schemas.microsoft.com/office/word/2016/wordml/cid" xmlns:w16cex="http://schemas.microsoft.com/office/word/2018/wordml/cex" xmlns:w="http://schemas.openxmlformats.org/wordprocessingml/2006/main" xmlns:w10="urn:schemas-microsoft-com:office:word" xmlns:v="urn:schemas-microsoft-com:vml" xmlns:oel="http://schemas.microsoft.com/office/2019/extlst" xmlns:o="urn:schemas-microsoft-com:office:office" xmlns:am3d="http://schemas.microsoft.com/office/drawing/2017/model3d" xmlns:aink="http://schemas.microsoft.com/office/drawing/2016/ink" xmlns:cx8="http://schemas.microsoft.com/office/drawing/2016/5/14/chartex" xmlns:cx7="http://schemas.microsoft.com/office/drawing/2016/5/13/chartex" xmlns:cx6="http://schemas.microsoft.com/office/drawing/2016/5/12/chartex" xmlns:cx5="http://schemas.microsoft.com/office/drawing/2016/5/11/chartex" xmlns:cx4="http://schemas.microsoft.com/office/drawing/2016/5/10/chartex" xmlns:cx3="http://schemas.microsoft.com/office/drawing/2016/5/9/chartex" xmlns:cx2="http://schemas.microsoft.com/office/drawing/2015/10/21/chartex" xmlns:cx1="http://schemas.microsoft.com/office/drawing/2015/9/8/chartex" xmlns="" classificationOutcomeType="ftr"/>
                   </a:ext>
                 </a:extLst>
               </wp:docPr>
@@ -5885,7 +8873,7 @@
               <v:stroke joinstyle="miter"/>
               <v:path gradientshapeok="t" o:connecttype="rect"/>
             </v:shapetype>
-            <v:shape id="_x0000_s1035" type="#_x0000_t202" alt="Restricted - مقيد " style="position:absolute;left:0;text-align:left;margin-left:0;margin-top:0;width:34.95pt;height:34.95pt;z-index:251663360;visibility:visible;mso-wrap-style:none;mso-wrap-distance-left:0;mso-wrap-distance-top:0;mso-wrap-distance-right:0;mso-wrap-distance-bottom:0;mso-position-horizontal:left;mso-position-horizontal-relative:page;mso-position-vertical:bottom;mso-position-vertical-relative:page;v-text-anchor:bottom" o:gfxdata="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" filled="f" stroked="f">
+            <v:shape id="_x0000_s1035" type="#_x0000_t202" alt="Restricted - مقيد " style="position:absolute;left:0;text-align:left;margin-left:0;margin-top:0;width:34.95pt;height:34.95pt;z-index:251663360;visibility:visible;mso-wrap-style:none;mso-wrap-distance-left:0;mso-wrap-distance-top:0;mso-wrap-distance-right:0;mso-wrap-distance-bottom:0;mso-position-horizontal:left;mso-position-horizontal-relative:page;mso-position-vertical:bottom;mso-position-vertical-relative:page;v-text-anchor:bottom" o:gfxdata="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" filled="f" stroked="f">
               <v:textbox style="mso-fit-shape-to-text:t" inset="20pt,0,0,15pt">
                 <w:txbxContent>
                   <w:p>
@@ -5936,7 +8924,7 @@
 </file>
 
 <file path=word/footer2.xml><?xml version="1.0" encoding="utf-8"?>
-<w:ftr xmlns:wpc="http://schemas.microsoft.com/office/word/2010/wordprocessingCanvas" xmlns:cx="http://schemas.microsoft.com/office/drawing/2014/chartex" xmlns:cx1="http://schemas.microsoft.com/office/drawing/2015/9/8/chartex" xmlns:cx2="http://schemas.microsoft.com/office/drawing/2015/10/21/chartex" xmlns:cx3="http://schemas.microsoft.com/office/drawing/2016/5/9/chartex" xmlns:cx4="http://schemas.microsoft.com/office/drawing/2016/5/10/chartex" xmlns:cx5="http://schemas.microsoft.com/office/drawing/2016/5/11/chartex" xmlns:cx6="http://schemas.microsoft.com/office/drawing/2016/5/12/chartex" xmlns:cx7="http://schemas.microsoft.com/office/drawing/2016/5/13/chartex" xmlns:cx8="http://schemas.microsoft.com/office/drawing/2016/5/14/chartex" xmlns:mc="http://schemas.openxmlformats.org/markup-compatibility/2006" xmlns:aink="http://schemas.microsoft.com/office/drawing/2016/ink" xmlns:am3d="http://schemas.microsoft.com/office/drawing/2017/model3d" xmlns:o="urn:schemas-microsoft-com:office:office" xmlns:oel="http://schemas.microsoft.com/office/2019/extlst" xmlns:r="http://schemas.openxmlformats.org/officeDocument/2006/relationships" xmlns:m="http://schemas.openxmlformats.org/officeDocument/2006/math" xmlns:v="urn:schemas-microsoft-com:vml" xmlns:wp14="http://schemas.microsoft.com/office/word/2010/wordprocessingDrawing" xmlns:wp="http://schemas.openxmlformats.org/drawingml/2006/wordprocessingDrawing" xmlns:w10="urn:schemas-microsoft-com:office:word" xmlns:w="http://schemas.openxmlformats.org/wordprocessingml/2006/main" xmlns:w14="http://schemas.microsoft.com/office/word/2010/wordml" xmlns:w15="http://schemas.microsoft.com/office/word/2012/wordml" xmlns:w16cex="http://schemas.microsoft.com/office/word/2018/wordml/cex" xmlns:w16cid="http://schemas.microsoft.com/office/word/2016/wordml/cid" xmlns:w16="http://schemas.microsoft.com/office/word/2018/wordml" xmlns:w16du="http://schemas.microsoft.com/office/word/2023/wordml/word16du" xmlns:w16sdtdh="http://schemas.microsoft.com/office/word/2020/wordml/sdtdatahash" xmlns:w16sdtfl="http://schemas.microsoft.com/office/word/2024/wordml/sdtformatlock" xmlns:w16se="http://schemas.microsoft.com/office/word/2015/wordml/symex" xmlns:wpg="http://schemas.microsoft.com/office/word/2010/wordprocessingGroup" xmlns:wpi="http://schemas.microsoft.com/office/word/2010/wordprocessingInk" xmlns:wne="http://schemas.microsoft.com/office/word/2006/wordml" xmlns:wps="http://schemas.microsoft.com/office/word/2010/wordprocessingShape" mc:Ignorable="w14 w15 w16se w16cid w16 w16cex w16sdtdh w16sdtfl w16du wp14">
+<w:ftr xmlns:wpc="http://schemas.microsoft.com/office/word/2010/wordprocessingCanvas" xmlns:cx="http://schemas.microsoft.com/office/drawing/2014/chartex" xmlns:mc="http://schemas.openxmlformats.org/markup-compatibility/2006" xmlns:o="urn:schemas-microsoft-com:office:office" xmlns:r="http://schemas.openxmlformats.org/officeDocument/2006/relationships" xmlns:m="http://schemas.openxmlformats.org/officeDocument/2006/math" xmlns:v="urn:schemas-microsoft-com:vml" xmlns:wp14="http://schemas.microsoft.com/office/word/2010/wordprocessingDrawing" xmlns:wp="http://schemas.openxmlformats.org/drawingml/2006/wordprocessingDrawing" xmlns:w10="urn:schemas-microsoft-com:office:word" xmlns:w="http://schemas.openxmlformats.org/wordprocessingml/2006/main" xmlns:w14="http://schemas.microsoft.com/office/word/2010/wordml" xmlns:w15="http://schemas.microsoft.com/office/word/2012/wordml" xmlns:w16se="http://schemas.microsoft.com/office/word/2015/wordml/symex" xmlns:wpg="http://schemas.microsoft.com/office/word/2010/wordprocessingGroup" xmlns:wpi="http://schemas.microsoft.com/office/word/2010/wordprocessingInk" xmlns:wne="http://schemas.microsoft.com/office/word/2006/wordml" xmlns:wps="http://schemas.microsoft.com/office/word/2010/wordprocessingShape" mc:Ignorable="w14 w15 w16se wp14">
   <w:p>
     <w:pPr>
       <w:pStyle w:val="Footer"/>
@@ -5944,6 +8932,7 @@
     <w:r>
       <w:rPr>
         <w:noProof/>
+        <w:lang w:eastAsia="en-US"/>
       </w:rPr>
       <mc:AlternateContent>
         <mc:Choice Requires="wps">
@@ -5962,7 +8951,7 @@
               <wp:docPr id="1528044767" name="Text Box 3" descr="Restricted - مقيد ">
                 <a:extLst xmlns:a="http://schemas.openxmlformats.org/drawingml/2006/main">
                   <a:ext uri="{5AE41FA2-C0FF-4470-9BD4-5FADCA87CBE2}">
-                    <aclsh:classification xmlns:aclsh="http://schemas.microsoft.com/office/drawing/2020/classificationShape" classificationOutcomeType="ftr"/>
+                    <aclsh:classification xmlns:aclsh="http://schemas.microsoft.com/office/drawing/2020/classificationShape" xmlns:w16sdtfl="http://schemas.microsoft.com/office/word/2024/wordml/sdtformatlock" xmlns:w16sdtdh="http://schemas.microsoft.com/office/word/2020/wordml/sdtdatahash" xmlns:w16du="http://schemas.microsoft.com/office/word/2023/wordml/word16du" xmlns:w16="http://schemas.microsoft.com/office/word/2018/wordml" xmlns:w16cid="http://schemas.microsoft.com/office/word/2016/wordml/cid" xmlns:w16cex="http://schemas.microsoft.com/office/word/2018/wordml/cex" xmlns:w="http://schemas.openxmlformats.org/wordprocessingml/2006/main" xmlns:w10="urn:schemas-microsoft-com:office:word" xmlns:v="urn:schemas-microsoft-com:vml" xmlns:oel="http://schemas.microsoft.com/office/2019/extlst" xmlns:o="urn:schemas-microsoft-com:office:office" xmlns:am3d="http://schemas.microsoft.com/office/drawing/2017/model3d" xmlns:aink="http://schemas.microsoft.com/office/drawing/2016/ink" xmlns:cx8="http://schemas.microsoft.com/office/drawing/2016/5/14/chartex" xmlns:cx7="http://schemas.microsoft.com/office/drawing/2016/5/13/chartex" xmlns:cx6="http://schemas.microsoft.com/office/drawing/2016/5/12/chartex" xmlns:cx5="http://schemas.microsoft.com/office/drawing/2016/5/11/chartex" xmlns:cx4="http://schemas.microsoft.com/office/drawing/2016/5/10/chartex" xmlns:cx3="http://schemas.microsoft.com/office/drawing/2016/5/9/chartex" xmlns:cx2="http://schemas.microsoft.com/office/drawing/2015/10/21/chartex" xmlns:cx1="http://schemas.microsoft.com/office/drawing/2015/9/8/chartex" xmlns="" classificationOutcomeType="ftr"/>
                   </a:ext>
                 </a:extLst>
               </wp:docPr>
@@ -6042,7 +9031,7 @@
               <v:stroke joinstyle="miter"/>
               <v:path gradientshapeok="t" o:connecttype="rect"/>
             </v:shapetype>
-            <v:shape id="Text Box 3" o:spid="_x0000_s1036" type="#_x0000_t202" alt="Restricted - مقيد " style="position:absolute;left:0;text-align:left;margin-left:0;margin-top:0;width:34.95pt;height:34.95pt;z-index:251664384;visibility:visible;mso-wrap-style:none;mso-wrap-distance-left:0;mso-wrap-distance-top:0;mso-wrap-distance-right:0;mso-wrap-distance-bottom:0;mso-position-horizontal:left;mso-position-horizontal-relative:page;mso-position-vertical:bottom;mso-position-vertical-relative:page;v-text-anchor:bottom" o:gfxdata="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" filled="f" stroked="f">
+            <v:shape id="Text Box 3" o:spid="_x0000_s1036" type="#_x0000_t202" alt="Restricted - مقيد " style="position:absolute;left:0;text-align:left;margin-left:0;margin-top:0;width:34.95pt;height:34.95pt;z-index:251664384;visibility:visible;mso-wrap-style:none;mso-wrap-distance-left:0;mso-wrap-distance-top:0;mso-wrap-distance-right:0;mso-wrap-distance-bottom:0;mso-position-horizontal:left;mso-position-horizontal-relative:page;mso-position-vertical:bottom;mso-position-vertical-relative:page;v-text-anchor:bottom" o:gfxdata="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" filled="f" stroked="f">
               <v:textbox style="mso-fit-shape-to-text:t" inset="20pt,0,0,15pt">
                 <w:txbxContent>
                   <w:p>
@@ -6093,7 +9082,7 @@
 </file>
 
 <file path=word/footer3.xml><?xml version="1.0" encoding="utf-8"?>
-<w:ftr xmlns:wpc="http://schemas.microsoft.com/office/word/2010/wordprocessingCanvas" xmlns:cx="http://schemas.microsoft.com/office/drawing/2014/chartex" xmlns:cx1="http://schemas.microsoft.com/office/drawing/2015/9/8/chartex" xmlns:cx2="http://schemas.microsoft.com/office/drawing/2015/10/21/chartex" xmlns:cx3="http://schemas.microsoft.com/office/drawing/2016/5/9/chartex" xmlns:cx4="http://schemas.microsoft.com/office/drawing/2016/5/10/chartex" xmlns:cx5="http://schemas.microsoft.com/office/drawing/2016/5/11/chartex" xmlns:cx6="http://schemas.microsoft.com/office/drawing/2016/5/12/chartex" xmlns:cx7="http://schemas.microsoft.com/office/drawing/2016/5/13/chartex" xmlns:cx8="http://schemas.microsoft.com/office/drawing/2016/5/14/chartex" xmlns:mc="http://schemas.openxmlformats.org/markup-compatibility/2006" xmlns:aink="http://schemas.microsoft.com/office/drawing/2016/ink" xmlns:am3d="http://schemas.microsoft.com/office/drawing/2017/model3d" xmlns:o="urn:schemas-microsoft-com:office:office" xmlns:oel="http://schemas.microsoft.com/office/2019/extlst" xmlns:r="http://schemas.openxmlformats.org/officeDocument/2006/relationships" xmlns:m="http://schemas.openxmlformats.org/officeDocument/2006/math" xmlns:v="urn:schemas-microsoft-com:vml" xmlns:wp14="http://schemas.microsoft.com/office/word/2010/wordprocessingDrawing" xmlns:wp="http://schemas.openxmlformats.org/drawingml/2006/wordprocessingDrawing" xmlns:w10="urn:schemas-microsoft-com:office:word" xmlns:w="http://schemas.openxmlformats.org/wordprocessingml/2006/main" xmlns:w14="http://schemas.microsoft.com/office/word/2010/wordml" xmlns:w15="http://schemas.microsoft.com/office/word/2012/wordml" xmlns:w16cex="http://schemas.microsoft.com/office/word/2018/wordml/cex" xmlns:w16cid="http://schemas.microsoft.com/office/word/2016/wordml/cid" xmlns:w16="http://schemas.microsoft.com/office/word/2018/wordml" xmlns:w16du="http://schemas.microsoft.com/office/word/2023/wordml/word16du" xmlns:w16sdtdh="http://schemas.microsoft.com/office/word/2020/wordml/sdtdatahash" xmlns:w16sdtfl="http://schemas.microsoft.com/office/word/2024/wordml/sdtformatlock" xmlns:w16se="http://schemas.microsoft.com/office/word/2015/wordml/symex" xmlns:wpg="http://schemas.microsoft.com/office/word/2010/wordprocessingGroup" xmlns:wpi="http://schemas.microsoft.com/office/word/2010/wordprocessingInk" xmlns:wne="http://schemas.microsoft.com/office/word/2006/wordml" xmlns:wps="http://schemas.microsoft.com/office/word/2010/wordprocessingShape" mc:Ignorable="w14 w15 w16se w16cid w16 w16cex w16sdtdh w16sdtfl w16du wp14">
+<w:ftr xmlns:wpc="http://schemas.microsoft.com/office/word/2010/wordprocessingCanvas" xmlns:cx="http://schemas.microsoft.com/office/drawing/2014/chartex" xmlns:mc="http://schemas.openxmlformats.org/markup-compatibility/2006" xmlns:o="urn:schemas-microsoft-com:office:office" xmlns:r="http://schemas.openxmlformats.org/officeDocument/2006/relationships" xmlns:m="http://schemas.openxmlformats.org/officeDocument/2006/math" xmlns:v="urn:schemas-microsoft-com:vml" xmlns:wp14="http://schemas.microsoft.com/office/word/2010/wordprocessingDrawing" xmlns:wp="http://schemas.openxmlformats.org/drawingml/2006/wordprocessingDrawing" xmlns:w10="urn:schemas-microsoft-com:office:word" xmlns:w="http://schemas.openxmlformats.org/wordprocessingml/2006/main" xmlns:w14="http://schemas.microsoft.com/office/word/2010/wordml" xmlns:w15="http://schemas.microsoft.com/office/word/2012/wordml" xmlns:w16se="http://schemas.microsoft.com/office/word/2015/wordml/symex" xmlns:wpg="http://schemas.microsoft.com/office/word/2010/wordprocessingGroup" xmlns:wpi="http://schemas.microsoft.com/office/word/2010/wordprocessingInk" xmlns:wne="http://schemas.microsoft.com/office/word/2006/wordml" xmlns:wps="http://schemas.microsoft.com/office/word/2010/wordprocessingShape" mc:Ignorable="w14 w15 w16se wp14">
   <w:p>
     <w:pPr>
       <w:pStyle w:val="Footer"/>
@@ -6101,6 +9090,7 @@
     <w:r>
       <w:rPr>
         <w:noProof/>
+        <w:lang w:eastAsia="en-US"/>
       </w:rPr>
       <mc:AlternateContent>
         <mc:Choice Requires="wps">
@@ -6119,7 +9109,7 @@
               <wp:docPr id="409043257" name="Text Box 1" descr="Restricted - مقيد ">
                 <a:extLst xmlns:a="http://schemas.openxmlformats.org/drawingml/2006/main">
                   <a:ext uri="{5AE41FA2-C0FF-4470-9BD4-5FADCA87CBE2}">
-                    <aclsh:classification xmlns:aclsh="http://schemas.microsoft.com/office/drawing/2020/classificationShape" classificationOutcomeType="ftr"/>
+                    <aclsh:classification xmlns:aclsh="http://schemas.microsoft.com/office/drawing/2020/classificationShape" xmlns:w16sdtfl="http://schemas.microsoft.com/office/word/2024/wordml/sdtformatlock" xmlns:w16sdtdh="http://schemas.microsoft.com/office/word/2020/wordml/sdtdatahash" xmlns:w16du="http://schemas.microsoft.com/office/word/2023/wordml/word16du" xmlns:w16="http://schemas.microsoft.com/office/word/2018/wordml" xmlns:w16cid="http://schemas.microsoft.com/office/word/2016/wordml/cid" xmlns:w16cex="http://schemas.microsoft.com/office/word/2018/wordml/cex" xmlns:w="http://schemas.openxmlformats.org/wordprocessingml/2006/main" xmlns:w10="urn:schemas-microsoft-com:office:word" xmlns:v="urn:schemas-microsoft-com:vml" xmlns:oel="http://schemas.microsoft.com/office/2019/extlst" xmlns:o="urn:schemas-microsoft-com:office:office" xmlns:am3d="http://schemas.microsoft.com/office/drawing/2017/model3d" xmlns:aink="http://schemas.microsoft.com/office/drawing/2016/ink" xmlns:cx8="http://schemas.microsoft.com/office/drawing/2016/5/14/chartex" xmlns:cx7="http://schemas.microsoft.com/office/drawing/2016/5/13/chartex" xmlns:cx6="http://schemas.microsoft.com/office/drawing/2016/5/12/chartex" xmlns:cx5="http://schemas.microsoft.com/office/drawing/2016/5/11/chartex" xmlns:cx4="http://schemas.microsoft.com/office/drawing/2016/5/10/chartex" xmlns:cx3="http://schemas.microsoft.com/office/drawing/2016/5/9/chartex" xmlns:cx2="http://schemas.microsoft.com/office/drawing/2015/10/21/chartex" xmlns:cx1="http://schemas.microsoft.com/office/drawing/2015/9/8/chartex" xmlns="" classificationOutcomeType="ftr"/>
                   </a:ext>
                 </a:extLst>
               </wp:docPr>
@@ -6199,7 +9189,7 @@
               <v:stroke joinstyle="miter"/>
               <v:path gradientshapeok="t" o:connecttype="rect"/>
             </v:shapetype>
-            <v:shape id="Text Box 1" o:spid="_x0000_s1037" type="#_x0000_t202" alt="Restricted - مقيد " style="position:absolute;left:0;text-align:left;margin-left:0;margin-top:0;width:34.95pt;height:34.95pt;z-index:251662336;visibility:visible;mso-wrap-style:none;mso-wrap-distance-left:0;mso-wrap-distance-top:0;mso-wrap-distance-right:0;mso-wrap-distance-bottom:0;mso-position-horizontal:left;mso-position-horizontal-relative:page;mso-position-vertical:bottom;mso-position-vertical-relative:page;v-text-anchor:bottom" o:gfxdata="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" filled="f" stroked="f">
+            <v:shape id="Text Box 1" o:spid="_x0000_s1037" type="#_x0000_t202" alt="Restricted - مقيد " style="position:absolute;left:0;text-align:left;margin-left:0;margin-top:0;width:34.95pt;height:34.95pt;z-index:251662336;visibility:visible;mso-wrap-style:none;mso-wrap-distance-left:0;mso-wrap-distance-top:0;mso-wrap-distance-right:0;mso-wrap-distance-bottom:0;mso-position-horizontal:left;mso-position-horizontal-relative:page;mso-position-vertical:bottom;mso-position-vertical-relative:page;v-text-anchor:bottom" o:gfxdata="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" filled="f" stroked="f">
               <v:textbox style="mso-fit-shape-to-text:t" inset="20pt,0,0,15pt">
                 <w:txbxContent>
                   <w:p>
@@ -6250,7 +9240,7 @@
 </file>
 
 <file path=word/footer4.xml><?xml version="1.0" encoding="utf-8"?>
-<w:ftr xmlns:wpc="http://schemas.microsoft.com/office/word/2010/wordprocessingCanvas" xmlns:cx="http://schemas.microsoft.com/office/drawing/2014/chartex" xmlns:cx1="http://schemas.microsoft.com/office/drawing/2015/9/8/chartex" xmlns:cx2="http://schemas.microsoft.com/office/drawing/2015/10/21/chartex" xmlns:cx3="http://schemas.microsoft.com/office/drawing/2016/5/9/chartex" xmlns:cx4="http://schemas.microsoft.com/office/drawing/2016/5/10/chartex" xmlns:cx5="http://schemas.microsoft.com/office/drawing/2016/5/11/chartex" xmlns:cx6="http://schemas.microsoft.com/office/drawing/2016/5/12/chartex" xmlns:cx7="http://schemas.microsoft.com/office/drawing/2016/5/13/chartex" xmlns:cx8="http://schemas.microsoft.com/office/drawing/2016/5/14/chartex" xmlns:mc="http://schemas.openxmlformats.org/markup-compatibility/2006" xmlns:aink="http://schemas.microsoft.com/office/drawing/2016/ink" xmlns:am3d="http://schemas.microsoft.com/office/drawing/2017/model3d" xmlns:o="urn:schemas-microsoft-com:office:office" xmlns:oel="http://schemas.microsoft.com/office/2019/extlst" xmlns:r="http://schemas.openxmlformats.org/officeDocument/2006/relationships" xmlns:m="http://schemas.openxmlformats.org/officeDocument/2006/math" xmlns:v="urn:schemas-microsoft-com:vml" xmlns:wp14="http://schemas.microsoft.com/office/word/2010/wordprocessingDrawing" xmlns:wp="http://schemas.openxmlformats.org/drawingml/2006/wordprocessingDrawing" xmlns:w10="urn:schemas-microsoft-com:office:word" xmlns:w="http://schemas.openxmlformats.org/wordprocessingml/2006/main" xmlns:w14="http://schemas.microsoft.com/office/word/2010/wordml" xmlns:w15="http://schemas.microsoft.com/office/word/2012/wordml" xmlns:w16cex="http://schemas.microsoft.com/office/word/2018/wordml/cex" xmlns:w16cid="http://schemas.microsoft.com/office/word/2016/wordml/cid" xmlns:w16="http://schemas.microsoft.com/office/word/2018/wordml" xmlns:w16du="http://schemas.microsoft.com/office/word/2023/wordml/word16du" xmlns:w16sdtdh="http://schemas.microsoft.com/office/word/2020/wordml/sdtdatahash" xmlns:w16sdtfl="http://schemas.microsoft.com/office/word/2024/wordml/sdtformatlock" xmlns:w16se="http://schemas.microsoft.com/office/word/2015/wordml/symex" xmlns:wpg="http://schemas.microsoft.com/office/word/2010/wordprocessingGroup" xmlns:wpi="http://schemas.microsoft.com/office/word/2010/wordprocessingInk" xmlns:wne="http://schemas.microsoft.com/office/word/2006/wordml" xmlns:wps="http://schemas.microsoft.com/office/word/2010/wordprocessingShape" mc:Ignorable="w14 w15 w16se w16cid w16 w16cex w16sdtdh w16sdtfl w16du wp14">
+<w:ftr xmlns:wpc="http://schemas.microsoft.com/office/word/2010/wordprocessingCanvas" xmlns:cx="http://schemas.microsoft.com/office/drawing/2014/chartex" xmlns:mc="http://schemas.openxmlformats.org/markup-compatibility/2006" xmlns:o="urn:schemas-microsoft-com:office:office" xmlns:r="http://schemas.openxmlformats.org/officeDocument/2006/relationships" xmlns:m="http://schemas.openxmlformats.org/officeDocument/2006/math" xmlns:v="urn:schemas-microsoft-com:vml" xmlns:wp14="http://schemas.microsoft.com/office/word/2010/wordprocessingDrawing" xmlns:wp="http://schemas.openxmlformats.org/drawingml/2006/wordprocessingDrawing" xmlns:w10="urn:schemas-microsoft-com:office:word" xmlns:w="http://schemas.openxmlformats.org/wordprocessingml/2006/main" xmlns:w14="http://schemas.microsoft.com/office/word/2010/wordml" xmlns:w15="http://schemas.microsoft.com/office/word/2012/wordml" xmlns:w16se="http://schemas.microsoft.com/office/word/2015/wordml/symex" xmlns:wpg="http://schemas.microsoft.com/office/word/2010/wordprocessingGroup" xmlns:wpi="http://schemas.microsoft.com/office/word/2010/wordprocessingInk" xmlns:wne="http://schemas.microsoft.com/office/word/2006/wordml" xmlns:wps="http://schemas.microsoft.com/office/word/2010/wordprocessingShape" mc:Ignorable="w14 w15 w16se wp14">
   <w:p>
     <w:pPr>
       <w:pStyle w:val="Footer"/>
@@ -6258,6 +9248,7 @@
     <w:r>
       <w:rPr>
         <w:noProof/>
+        <w:lang w:eastAsia="en-US"/>
       </w:rPr>
       <mc:AlternateContent>
         <mc:Choice Requires="wps">
@@ -6276,7 +9267,7 @@
               <wp:docPr id="608387902" name="Text Box 5" descr="Restricted - مقيد ">
                 <a:extLst xmlns:a="http://schemas.openxmlformats.org/drawingml/2006/main">
                   <a:ext uri="{5AE41FA2-C0FF-4470-9BD4-5FADCA87CBE2}">
-                    <aclsh:classification xmlns:aclsh="http://schemas.microsoft.com/office/drawing/2020/classificationShape" classificationOutcomeType="ftr"/>
+                    <aclsh:classification xmlns:aclsh="http://schemas.microsoft.com/office/drawing/2020/classificationShape" xmlns:w16sdtfl="http://schemas.microsoft.com/office/word/2024/wordml/sdtformatlock" xmlns:w16sdtdh="http://schemas.microsoft.com/office/word/2020/wordml/sdtdatahash" xmlns:w16du="http://schemas.microsoft.com/office/word/2023/wordml/word16du" xmlns:w16="http://schemas.microsoft.com/office/word/2018/wordml" xmlns:w16cid="http://schemas.microsoft.com/office/word/2016/wordml/cid" xmlns:w16cex="http://schemas.microsoft.com/office/word/2018/wordml/cex" xmlns:w="http://schemas.openxmlformats.org/wordprocessingml/2006/main" xmlns:w10="urn:schemas-microsoft-com:office:word" xmlns:v="urn:schemas-microsoft-com:vml" xmlns:oel="http://schemas.microsoft.com/office/2019/extlst" xmlns:o="urn:schemas-microsoft-com:office:office" xmlns:am3d="http://schemas.microsoft.com/office/drawing/2017/model3d" xmlns:aink="http://schemas.microsoft.com/office/drawing/2016/ink" xmlns:cx8="http://schemas.microsoft.com/office/drawing/2016/5/14/chartex" xmlns:cx7="http://schemas.microsoft.com/office/drawing/2016/5/13/chartex" xmlns:cx6="http://schemas.microsoft.com/office/drawing/2016/5/12/chartex" xmlns:cx5="http://schemas.microsoft.com/office/drawing/2016/5/11/chartex" xmlns:cx4="http://schemas.microsoft.com/office/drawing/2016/5/10/chartex" xmlns:cx3="http://schemas.microsoft.com/office/drawing/2016/5/9/chartex" xmlns:cx2="http://schemas.microsoft.com/office/drawing/2015/10/21/chartex" xmlns:cx1="http://schemas.microsoft.com/office/drawing/2015/9/8/chartex" xmlns="" classificationOutcomeType="ftr"/>
                   </a:ext>
                 </a:extLst>
               </wp:docPr>
@@ -6356,7 +9347,7 @@
               <v:stroke joinstyle="miter"/>
               <v:path gradientshapeok="t" o:connecttype="rect"/>
             </v:shapetype>
-            <v:shape id="_x0000_s1038" type="#_x0000_t202" alt="Restricted - مقيد " style="position:absolute;left:0;text-align:left;margin-left:0;margin-top:0;width:34.95pt;height:34.95pt;z-index:251666432;visibility:visible;mso-wrap-style:none;mso-wrap-distance-left:0;mso-wrap-distance-top:0;mso-wrap-distance-right:0;mso-wrap-distance-bottom:0;mso-position-horizontal:left;mso-position-horizontal-relative:page;mso-position-vertical:bottom;mso-position-vertical-relative:page;v-text-anchor:bottom" o:gfxdata="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" filled="f" stroked="f">
+            <v:shape id="_x0000_s1038" type="#_x0000_t202" alt="Restricted - مقيد " style="position:absolute;left:0;text-align:left;margin-left:0;margin-top:0;width:34.95pt;height:34.95pt;z-index:251666432;visibility:visible;mso-wrap-style:none;mso-wrap-distance-left:0;mso-wrap-distance-top:0;mso-wrap-distance-right:0;mso-wrap-distance-bottom:0;mso-position-horizontal:left;mso-position-horizontal-relative:page;mso-position-vertical:bottom;mso-position-vertical-relative:page;v-text-anchor:bottom" o:gfxdata="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" filled="f" stroked="f">
               <v:textbox style="mso-fit-shape-to-text:t" inset="20pt,0,0,15pt">
                 <w:txbxContent>
                   <w:p>
@@ -6407,7 +9398,7 @@
 </file>
 
 <file path=word/footer5.xml><?xml version="1.0" encoding="utf-8"?>
-<w:ftr xmlns:wpc="http://schemas.microsoft.com/office/word/2010/wordprocessingCanvas" xmlns:cx="http://schemas.microsoft.com/office/drawing/2014/chartex" xmlns:cx1="http://schemas.microsoft.com/office/drawing/2015/9/8/chartex" xmlns:cx2="http://schemas.microsoft.com/office/drawing/2015/10/21/chartex" xmlns:cx3="http://schemas.microsoft.com/office/drawing/2016/5/9/chartex" xmlns:cx4="http://schemas.microsoft.com/office/drawing/2016/5/10/chartex" xmlns:cx5="http://schemas.microsoft.com/office/drawing/2016/5/11/chartex" xmlns:cx6="http://schemas.microsoft.com/office/drawing/2016/5/12/chartex" xmlns:cx7="http://schemas.microsoft.com/office/drawing/2016/5/13/chartex" xmlns:cx8="http://schemas.microsoft.com/office/drawing/2016/5/14/chartex" xmlns:mc="http://schemas.openxmlformats.org/markup-compatibility/2006" xmlns:aink="http://schemas.microsoft.com/office/drawing/2016/ink" xmlns:am3d="http://schemas.microsoft.com/office/drawing/2017/model3d" xmlns:o="urn:schemas-microsoft-com:office:office" xmlns:oel="http://schemas.microsoft.com/office/2019/extlst" xmlns:r="http://schemas.openxmlformats.org/officeDocument/2006/relationships" xmlns:m="http://schemas.openxmlformats.org/officeDocument/2006/math" xmlns:v="urn:schemas-microsoft-com:vml" xmlns:wp14="http://schemas.microsoft.com/office/word/2010/wordprocessingDrawing" xmlns:wp="http://schemas.openxmlformats.org/drawingml/2006/wordprocessingDrawing" xmlns:w10="urn:schemas-microsoft-com:office:word" xmlns:w="http://schemas.openxmlformats.org/wordprocessingml/2006/main" xmlns:w14="http://schemas.microsoft.com/office/word/2010/wordml" xmlns:w15="http://schemas.microsoft.com/office/word/2012/wordml" xmlns:w16cex="http://schemas.microsoft.com/office/word/2018/wordml/cex" xmlns:w16cid="http://schemas.microsoft.com/office/word/2016/wordml/cid" xmlns:w16="http://schemas.microsoft.com/office/word/2018/wordml" xmlns:w16du="http://schemas.microsoft.com/office/word/2023/wordml/word16du" xmlns:w16sdtdh="http://schemas.microsoft.com/office/word/2020/wordml/sdtdatahash" xmlns:w16sdtfl="http://schemas.microsoft.com/office/word/2024/wordml/sdtformatlock" xmlns:w16se="http://schemas.microsoft.com/office/word/2015/wordml/symex" xmlns:wpg="http://schemas.microsoft.com/office/word/2010/wordprocessingGroup" xmlns:wpi="http://schemas.microsoft.com/office/word/2010/wordprocessingInk" xmlns:wne="http://schemas.microsoft.com/office/word/2006/wordml" xmlns:wps="http://schemas.microsoft.com/office/word/2010/wordprocessingShape" mc:Ignorable="w14 w15 w16se w16cid w16 w16cex w16sdtdh w16sdtfl w16du wp14">
+<w:ftr xmlns:wpc="http://schemas.microsoft.com/office/word/2010/wordprocessingCanvas" xmlns:cx="http://schemas.microsoft.com/office/drawing/2014/chartex" xmlns:mc="http://schemas.openxmlformats.org/markup-compatibility/2006" xmlns:o="urn:schemas-microsoft-com:office:office" xmlns:r="http://schemas.openxmlformats.org/officeDocument/2006/relationships" xmlns:m="http://schemas.openxmlformats.org/officeDocument/2006/math" xmlns:v="urn:schemas-microsoft-com:vml" xmlns:wp14="http://schemas.microsoft.com/office/word/2010/wordprocessingDrawing" xmlns:wp="http://schemas.openxmlformats.org/drawingml/2006/wordprocessingDrawing" xmlns:w10="urn:schemas-microsoft-com:office:word" xmlns:w="http://schemas.openxmlformats.org/wordprocessingml/2006/main" xmlns:w14="http://schemas.microsoft.com/office/word/2010/wordml" xmlns:w15="http://schemas.microsoft.com/office/word/2012/wordml" xmlns:w16se="http://schemas.microsoft.com/office/word/2015/wordml/symex" xmlns:wpg="http://schemas.microsoft.com/office/word/2010/wordprocessingGroup" xmlns:wpi="http://schemas.microsoft.com/office/word/2010/wordprocessingInk" xmlns:wne="http://schemas.microsoft.com/office/word/2006/wordml" xmlns:wps="http://schemas.microsoft.com/office/word/2010/wordprocessingShape" mc:Ignorable="w14 w15 w16se wp14">
   <w:p>
     <w:pPr>
       <w:pStyle w:val="Footer"/>
@@ -6415,6 +9406,7 @@
     <w:r>
       <w:rPr>
         <w:noProof/>
+        <w:lang w:eastAsia="en-US"/>
       </w:rPr>
       <mc:AlternateContent>
         <mc:Choice Requires="wps">
@@ -6433,7 +9425,7 @@
               <wp:docPr id="1452436094" name="Text Box 6" descr="Restricted - مقيد ">
                 <a:extLst xmlns:a="http://schemas.openxmlformats.org/drawingml/2006/main">
                   <a:ext uri="{5AE41FA2-C0FF-4470-9BD4-5FADCA87CBE2}">
-                    <aclsh:classification xmlns:aclsh="http://schemas.microsoft.com/office/drawing/2020/classificationShape" classificationOutcomeType="ftr"/>
+                    <aclsh:classification xmlns:aclsh="http://schemas.microsoft.com/office/drawing/2020/classificationShape" xmlns:w16sdtfl="http://schemas.microsoft.com/office/word/2024/wordml/sdtformatlock" xmlns:w16sdtdh="http://schemas.microsoft.com/office/word/2020/wordml/sdtdatahash" xmlns:w16du="http://schemas.microsoft.com/office/word/2023/wordml/word16du" xmlns:w16="http://schemas.microsoft.com/office/word/2018/wordml" xmlns:w16cid="http://schemas.microsoft.com/office/word/2016/wordml/cid" xmlns:w16cex="http://schemas.microsoft.com/office/word/2018/wordml/cex" xmlns:w="http://schemas.openxmlformats.org/wordprocessingml/2006/main" xmlns:w10="urn:schemas-microsoft-com:office:word" xmlns:v="urn:schemas-microsoft-com:vml" xmlns:oel="http://schemas.microsoft.com/office/2019/extlst" xmlns:o="urn:schemas-microsoft-com:office:office" xmlns:am3d="http://schemas.microsoft.com/office/drawing/2017/model3d" xmlns:aink="http://schemas.microsoft.com/office/drawing/2016/ink" xmlns:cx8="http://schemas.microsoft.com/office/drawing/2016/5/14/chartex" xmlns:cx7="http://schemas.microsoft.com/office/drawing/2016/5/13/chartex" xmlns:cx6="http://schemas.microsoft.com/office/drawing/2016/5/12/chartex" xmlns:cx5="http://schemas.microsoft.com/office/drawing/2016/5/11/chartex" xmlns:cx4="http://schemas.microsoft.com/office/drawing/2016/5/10/chartex" xmlns:cx3="http://schemas.microsoft.com/office/drawing/2016/5/9/chartex" xmlns:cx2="http://schemas.microsoft.com/office/drawing/2015/10/21/chartex" xmlns:cx1="http://schemas.microsoft.com/office/drawing/2015/9/8/chartex" xmlns="" classificationOutcomeType="ftr"/>
                   </a:ext>
                 </a:extLst>
               </wp:docPr>
@@ -6488,7 +9480,7 @@
               <v:stroke joinstyle="miter"/>
               <v:path gradientshapeok="t" o:connecttype="rect"/>
             </v:shapetype>
-            <v:shape id="Text Box 6" o:spid="_x0000_s1039" type="#_x0000_t202" alt="Restricted - مقيد " style="position:absolute;left:0;text-align:left;margin-left:0;margin-top:0;width:34.95pt;height:34.95pt;z-index:251667456;visibility:visible;mso-wrap-style:none;mso-wrap-distance-left:0;mso-wrap-distance-top:0;mso-wrap-distance-right:0;mso-wrap-distance-bottom:0;mso-position-horizontal:left;mso-position-horizontal-relative:page;mso-position-vertical:bottom;mso-position-vertical-relative:page;v-text-anchor:bottom" o:gfxdata="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" filled="f" stroked="f">
+            <v:shape id="Text Box 6" o:spid="_x0000_s1039" type="#_x0000_t202" alt="Restricted - مقيد " style="position:absolute;left:0;text-align:left;margin-left:0;margin-top:0;width:34.95pt;height:34.95pt;z-index:251667456;visibility:visible;mso-wrap-style:none;mso-wrap-distance-left:0;mso-wrap-distance-top:0;mso-wrap-distance-right:0;mso-wrap-distance-bottom:0;mso-position-horizontal:left;mso-position-horizontal-relative:page;mso-position-vertical:bottom;mso-position-vertical-relative:page;v-text-anchor:bottom" o:gfxdata="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" filled="f" stroked="f">
               <v:textbox style="mso-fit-shape-to-text:t" inset="20pt,0,0,15pt">
                 <w:txbxContent>
                   <w:p>
@@ -6514,7 +9506,7 @@
 </file>
 
 <file path=word/footer6.xml><?xml version="1.0" encoding="utf-8"?>
-<w:ftr xmlns:wpc="http://schemas.microsoft.com/office/word/2010/wordprocessingCanvas" xmlns:cx="http://schemas.microsoft.com/office/drawing/2014/chartex" xmlns:cx1="http://schemas.microsoft.com/office/drawing/2015/9/8/chartex" xmlns:cx2="http://schemas.microsoft.com/office/drawing/2015/10/21/chartex" xmlns:cx3="http://schemas.microsoft.com/office/drawing/2016/5/9/chartex" xmlns:cx4="http://schemas.microsoft.com/office/drawing/2016/5/10/chartex" xmlns:cx5="http://schemas.microsoft.com/office/drawing/2016/5/11/chartex" xmlns:cx6="http://schemas.microsoft.com/office/drawing/2016/5/12/chartex" xmlns:cx7="http://schemas.microsoft.com/office/drawing/2016/5/13/chartex" xmlns:cx8="http://schemas.microsoft.com/office/drawing/2016/5/14/chartex" xmlns:mc="http://schemas.openxmlformats.org/markup-compatibility/2006" xmlns:aink="http://schemas.microsoft.com/office/drawing/2016/ink" xmlns:am3d="http://schemas.microsoft.com/office/drawing/2017/model3d" xmlns:o="urn:schemas-microsoft-com:office:office" xmlns:oel="http://schemas.microsoft.com/office/2019/extlst" xmlns:r="http://schemas.openxmlformats.org/officeDocument/2006/relationships" xmlns:m="http://schemas.openxmlformats.org/officeDocument/2006/math" xmlns:v="urn:schemas-microsoft-com:vml" xmlns:wp14="http://schemas.microsoft.com/office/word/2010/wordprocessingDrawing" xmlns:wp="http://schemas.openxmlformats.org/drawingml/2006/wordprocessingDrawing" xmlns:w10="urn:schemas-microsoft-com:office:word" xmlns:w="http://schemas.openxmlformats.org/wordprocessingml/2006/main" xmlns:w14="http://schemas.microsoft.com/office/word/2010/wordml" xmlns:w15="http://schemas.microsoft.com/office/word/2012/wordml" xmlns:w16cex="http://schemas.microsoft.com/office/word/2018/wordml/cex" xmlns:w16cid="http://schemas.microsoft.com/office/word/2016/wordml/cid" xmlns:w16="http://schemas.microsoft.com/office/word/2018/wordml" xmlns:w16du="http://schemas.microsoft.com/office/word/2023/wordml/word16du" xmlns:w16sdtdh="http://schemas.microsoft.com/office/word/2020/wordml/sdtdatahash" xmlns:w16sdtfl="http://schemas.microsoft.com/office/word/2024/wordml/sdtformatlock" xmlns:w16se="http://schemas.microsoft.com/office/word/2015/wordml/symex" xmlns:wpg="http://schemas.microsoft.com/office/word/2010/wordprocessingGroup" xmlns:wpi="http://schemas.microsoft.com/office/word/2010/wordprocessingInk" xmlns:wne="http://schemas.microsoft.com/office/word/2006/wordml" xmlns:wps="http://schemas.microsoft.com/office/word/2010/wordprocessingShape" mc:Ignorable="w14 w15 w16se w16cid w16 w16cex w16sdtdh w16sdtfl w16du wp14">
+<w:ftr xmlns:wpc="http://schemas.microsoft.com/office/word/2010/wordprocessingCanvas" xmlns:cx="http://schemas.microsoft.com/office/drawing/2014/chartex" xmlns:mc="http://schemas.openxmlformats.org/markup-compatibility/2006" xmlns:o="urn:schemas-microsoft-com:office:office" xmlns:r="http://schemas.openxmlformats.org/officeDocument/2006/relationships" xmlns:m="http://schemas.openxmlformats.org/officeDocument/2006/math" xmlns:v="urn:schemas-microsoft-com:vml" xmlns:wp14="http://schemas.microsoft.com/office/word/2010/wordprocessingDrawing" xmlns:wp="http://schemas.openxmlformats.org/drawingml/2006/wordprocessingDrawing" xmlns:w10="urn:schemas-microsoft-com:office:word" xmlns:w="http://schemas.openxmlformats.org/wordprocessingml/2006/main" xmlns:w14="http://schemas.microsoft.com/office/word/2010/wordml" xmlns:w15="http://schemas.microsoft.com/office/word/2012/wordml" xmlns:w16se="http://schemas.microsoft.com/office/word/2015/wordml/symex" xmlns:wpg="http://schemas.microsoft.com/office/word/2010/wordprocessingGroup" xmlns:wpi="http://schemas.microsoft.com/office/word/2010/wordprocessingInk" xmlns:wne="http://schemas.microsoft.com/office/word/2006/wordml" xmlns:wps="http://schemas.microsoft.com/office/word/2010/wordprocessingShape" mc:Ignorable="w14 w15 w16se wp14">
   <w:p>
     <w:pPr>
       <w:pStyle w:val="Footer"/>
@@ -6522,6 +9514,7 @@
     <w:r>
       <w:rPr>
         <w:noProof/>
+        <w:lang w:eastAsia="en-US"/>
       </w:rPr>
       <mc:AlternateContent>
         <mc:Choice Requires="wps">
@@ -6540,7 +9533,7 @@
               <wp:docPr id="821335916" name="Text Box 4" descr="Restricted - مقيد ">
                 <a:extLst xmlns:a="http://schemas.openxmlformats.org/drawingml/2006/main">
                   <a:ext uri="{5AE41FA2-C0FF-4470-9BD4-5FADCA87CBE2}">
-                    <aclsh:classification xmlns:aclsh="http://schemas.microsoft.com/office/drawing/2020/classificationShape" classificationOutcomeType="ftr"/>
+                    <aclsh:classification xmlns:aclsh="http://schemas.microsoft.com/office/drawing/2020/classificationShape" xmlns:w16sdtfl="http://schemas.microsoft.com/office/word/2024/wordml/sdtformatlock" xmlns:w16sdtdh="http://schemas.microsoft.com/office/word/2020/wordml/sdtdatahash" xmlns:w16du="http://schemas.microsoft.com/office/word/2023/wordml/word16du" xmlns:w16="http://schemas.microsoft.com/office/word/2018/wordml" xmlns:w16cid="http://schemas.microsoft.com/office/word/2016/wordml/cid" xmlns:w16cex="http://schemas.microsoft.com/office/word/2018/wordml/cex" xmlns:w="http://schemas.openxmlformats.org/wordprocessingml/2006/main" xmlns:w10="urn:schemas-microsoft-com:office:word" xmlns:v="urn:schemas-microsoft-com:vml" xmlns:oel="http://schemas.microsoft.com/office/2019/extlst" xmlns:o="urn:schemas-microsoft-com:office:office" xmlns:am3d="http://schemas.microsoft.com/office/drawing/2017/model3d" xmlns:aink="http://schemas.microsoft.com/office/drawing/2016/ink" xmlns:cx8="http://schemas.microsoft.com/office/drawing/2016/5/14/chartex" xmlns:cx7="http://schemas.microsoft.com/office/drawing/2016/5/13/chartex" xmlns:cx6="http://schemas.microsoft.com/office/drawing/2016/5/12/chartex" xmlns:cx5="http://schemas.microsoft.com/office/drawing/2016/5/11/chartex" xmlns:cx4="http://schemas.microsoft.com/office/drawing/2016/5/10/chartex" xmlns:cx3="http://schemas.microsoft.com/office/drawing/2016/5/9/chartex" xmlns:cx2="http://schemas.microsoft.com/office/drawing/2015/10/21/chartex" xmlns:cx1="http://schemas.microsoft.com/office/drawing/2015/9/8/chartex" xmlns="" classificationOutcomeType="ftr"/>
                   </a:ext>
                 </a:extLst>
               </wp:docPr>
@@ -6620,7 +9613,7 @@
               <v:stroke joinstyle="miter"/>
               <v:path gradientshapeok="t" o:connecttype="rect"/>
             </v:shapetype>
-            <v:shape id="Text Box 4" o:spid="_x0000_s1040" type="#_x0000_t202" alt="Restricted - مقيد " style="position:absolute;left:0;text-align:left;margin-left:0;margin-top:0;width:34.95pt;height:34.95pt;z-index:251665408;visibility:visible;mso-wrap-style:none;mso-wrap-distance-left:0;mso-wrap-distance-top:0;mso-wrap-distance-right:0;mso-wrap-distance-bottom:0;mso-position-horizontal:left;mso-position-horizontal-relative:page;mso-position-vertical:bottom;mso-position-vertical-relative:page;v-text-anchor:bottom" o:gfxdata="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" filled="f" stroked="f">
+            <v:shape id="Text Box 4" o:spid="_x0000_s1040" type="#_x0000_t202" alt="Restricted - مقيد " style="position:absolute;left:0;text-align:left;margin-left:0;margin-top:0;width:34.95pt;height:34.95pt;z-index:251665408;visibility:visible;mso-wrap-style:none;mso-wrap-distance-left:0;mso-wrap-distance-top:0;mso-wrap-distance-right:0;mso-wrap-distance-bottom:0;mso-position-horizontal:left;mso-position-horizontal-relative:page;mso-position-vertical:bottom;mso-position-vertical-relative:page;v-text-anchor:bottom" o:gfxdata="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" filled="f" stroked="f">
               <v:textbox style="mso-fit-shape-to-text:t" inset="20pt,0,0,15pt">
                 <w:txbxContent>
                   <w:p>
@@ -6671,7 +9664,7 @@
 </file>
 
 <file path=word/footnotes.xml><?xml version="1.0" encoding="utf-8"?>
-<w:footnotes xmlns:wpc="http://schemas.microsoft.com/office/word/2010/wordprocessingCanvas" xmlns:cx="http://schemas.microsoft.com/office/drawing/2014/chartex" xmlns:cx1="http://schemas.microsoft.com/office/drawing/2015/9/8/chartex" xmlns:cx2="http://schemas.microsoft.com/office/drawing/2015/10/21/chartex" xmlns:cx3="http://schemas.microsoft.com/office/drawing/2016/5/9/chartex" xmlns:cx4="http://schemas.microsoft.com/office/drawing/2016/5/10/chartex" xmlns:cx5="http://schemas.microsoft.com/office/drawing/2016/5/11/chartex" xmlns:cx6="http://schemas.microsoft.com/office/drawing/2016/5/12/chartex" xmlns:cx7="http://schemas.microsoft.com/office/drawing/2016/5/13/chartex" xmlns:cx8="http://schemas.microsoft.com/office/drawing/2016/5/14/chartex" xmlns:mc="http://schemas.openxmlformats.org/markup-compatibility/2006" xmlns:aink="http://schemas.microsoft.com/office/drawing/2016/ink" xmlns:am3d="http://schemas.microsoft.com/office/drawing/2017/model3d" xmlns:o="urn:schemas-microsoft-com:office:office" xmlns:oel="http://schemas.microsoft.com/office/2019/extlst" xmlns:r="http://schemas.openxmlformats.org/officeDocument/2006/relationships" xmlns:m="http://schemas.openxmlformats.org/officeDocument/2006/math" xmlns:v="urn:schemas-microsoft-com:vml" xmlns:wp14="http://schemas.microsoft.com/office/word/2010/wordprocessingDrawing" xmlns:wp="http://schemas.openxmlformats.org/drawingml/2006/wordprocessingDrawing" xmlns:w10="urn:schemas-microsoft-com:office:word" xmlns:w="http://schemas.openxmlformats.org/wordprocessingml/2006/main" xmlns:w14="http://schemas.microsoft.com/office/word/2010/wordml" xmlns:w15="http://schemas.microsoft.com/office/word/2012/wordml" xmlns:w16cex="http://schemas.microsoft.com/office/word/2018/wordml/cex" xmlns:w16cid="http://schemas.microsoft.com/office/word/2016/wordml/cid" xmlns:w16="http://schemas.microsoft.com/office/word/2018/wordml" xmlns:w16du="http://schemas.microsoft.com/office/word/2023/wordml/word16du" xmlns:w16sdtdh="http://schemas.microsoft.com/office/word/2020/wordml/sdtdatahash" xmlns:w16sdtfl="http://schemas.microsoft.com/office/word/2024/wordml/sdtformatlock" xmlns:w16se="http://schemas.microsoft.com/office/word/2015/wordml/symex" xmlns:wpg="http://schemas.microsoft.com/office/word/2010/wordprocessingGroup" xmlns:wpi="http://schemas.microsoft.com/office/word/2010/wordprocessingInk" xmlns:wne="http://schemas.microsoft.com/office/word/2006/wordml" xmlns:wps="http://schemas.microsoft.com/office/word/2010/wordprocessingShape" mc:Ignorable="w14 w15 w16se w16cid w16 w16cex w16sdtdh w16sdtfl w16du wp14">
+<w:footnotes xmlns:wpc="http://schemas.microsoft.com/office/word/2010/wordprocessingCanvas" xmlns:cx="http://schemas.microsoft.com/office/drawing/2014/chartex" xmlns:mc="http://schemas.openxmlformats.org/markup-compatibility/2006" xmlns:o="urn:schemas-microsoft-com:office:office" xmlns:r="http://schemas.openxmlformats.org/officeDocument/2006/relationships" xmlns:m="http://schemas.openxmlformats.org/officeDocument/2006/math" xmlns:v="urn:schemas-microsoft-com:vml" xmlns:wp14="http://schemas.microsoft.com/office/word/2010/wordprocessingDrawing" xmlns:wp="http://schemas.openxmlformats.org/drawingml/2006/wordprocessingDrawing" xmlns:w10="urn:schemas-microsoft-com:office:word" xmlns:w="http://schemas.openxmlformats.org/wordprocessingml/2006/main" xmlns:w14="http://schemas.microsoft.com/office/word/2010/wordml" xmlns:w15="http://schemas.microsoft.com/office/word/2012/wordml" xmlns:w16se="http://schemas.microsoft.com/office/word/2015/wordml/symex" xmlns:wpg="http://schemas.microsoft.com/office/word/2010/wordprocessingGroup" xmlns:wpi="http://schemas.microsoft.com/office/word/2010/wordprocessingInk" xmlns:wne="http://schemas.microsoft.com/office/word/2006/wordml" xmlns:wps="http://schemas.microsoft.com/office/word/2010/wordprocessingShape" mc:Ignorable="w14 w15 w16se wp14">
   <w:footnote w:type="separator" w:id="-1">
     <w:p>
       <w:pPr>
@@ -6700,7 +9693,7 @@
 </file>
 
 <file path=word/header1.xml><?xml version="1.0" encoding="utf-8"?>
-<w:hdr xmlns:wpc="http://schemas.microsoft.com/office/word/2010/wordprocessingCanvas" xmlns:cx="http://schemas.microsoft.com/office/drawing/2014/chartex" xmlns:cx1="http://schemas.microsoft.com/office/drawing/2015/9/8/chartex" xmlns:cx2="http://schemas.microsoft.com/office/drawing/2015/10/21/chartex" xmlns:cx3="http://schemas.microsoft.com/office/drawing/2016/5/9/chartex" xmlns:cx4="http://schemas.microsoft.com/office/drawing/2016/5/10/chartex" xmlns:cx5="http://schemas.microsoft.com/office/drawing/2016/5/11/chartex" xmlns:cx6="http://schemas.microsoft.com/office/drawing/2016/5/12/chartex" xmlns:cx7="http://schemas.microsoft.com/office/drawing/2016/5/13/chartex" xmlns:cx8="http://schemas.microsoft.com/office/drawing/2016/5/14/chartex" xmlns:mc="http://schemas.openxmlformats.org/markup-compatibility/2006" xmlns:aink="http://schemas.microsoft.com/office/drawing/2016/ink" xmlns:am3d="http://schemas.microsoft.com/office/drawing/2017/model3d" xmlns:o="urn:schemas-microsoft-com:office:office" xmlns:oel="http://schemas.microsoft.com/office/2019/extlst" xmlns:r="http://schemas.openxmlformats.org/officeDocument/2006/relationships" xmlns:m="http://schemas.openxmlformats.org/officeDocument/2006/math" xmlns:v="urn:schemas-microsoft-com:vml" xmlns:wp14="http://schemas.microsoft.com/office/word/2010/wordprocessingDrawing" xmlns:wp="http://schemas.openxmlformats.org/drawingml/2006/wordprocessingDrawing" xmlns:w10="urn:schemas-microsoft-com:office:word" xmlns:w="http://schemas.openxmlformats.org/wordprocessingml/2006/main" xmlns:w14="http://schemas.microsoft.com/office/word/2010/wordml" xmlns:w15="http://schemas.microsoft.com/office/word/2012/wordml" xmlns:w16cex="http://schemas.microsoft.com/office/word/2018/wordml/cex" xmlns:w16cid="http://schemas.microsoft.com/office/word/2016/wordml/cid" xmlns:w16="http://schemas.microsoft.com/office/word/2018/wordml" xmlns:w16du="http://schemas.microsoft.com/office/word/2023/wordml/word16du" xmlns:w16sdtdh="http://schemas.microsoft.com/office/word/2020/wordml/sdtdatahash" xmlns:w16sdtfl="http://schemas.microsoft.com/office/word/2024/wordml/sdtformatlock" xmlns:w16se="http://schemas.microsoft.com/office/word/2015/wordml/symex" xmlns:wpg="http://schemas.microsoft.com/office/word/2010/wordprocessingGroup" xmlns:wpi="http://schemas.microsoft.com/office/word/2010/wordprocessingInk" xmlns:wne="http://schemas.microsoft.com/office/word/2006/wordml" xmlns:wps="http://schemas.microsoft.com/office/word/2010/wordprocessingShape" mc:Ignorable="w14 w15 w16se w16cid w16 w16cex w16sdtdh w16sdtfl w16du wp14">
+<w:hdr xmlns:wpc="http://schemas.microsoft.com/office/word/2010/wordprocessingCanvas" xmlns:cx="http://schemas.microsoft.com/office/drawing/2014/chartex" xmlns:mc="http://schemas.openxmlformats.org/markup-compatibility/2006" xmlns:o="urn:schemas-microsoft-com:office:office" xmlns:r="http://schemas.openxmlformats.org/officeDocument/2006/relationships" xmlns:m="http://schemas.openxmlformats.org/officeDocument/2006/math" xmlns:v="urn:schemas-microsoft-com:vml" xmlns:wp14="http://schemas.microsoft.com/office/word/2010/wordprocessingDrawing" xmlns:wp="http://schemas.openxmlformats.org/drawingml/2006/wordprocessingDrawing" xmlns:w10="urn:schemas-microsoft-com:office:word" xmlns:w="http://schemas.openxmlformats.org/wordprocessingml/2006/main" xmlns:w14="http://schemas.microsoft.com/office/word/2010/wordml" xmlns:w15="http://schemas.microsoft.com/office/word/2012/wordml" xmlns:w16se="http://schemas.microsoft.com/office/word/2015/wordml/symex" xmlns:wpg="http://schemas.microsoft.com/office/word/2010/wordprocessingGroup" xmlns:wpi="http://schemas.microsoft.com/office/word/2010/wordprocessingInk" xmlns:wne="http://schemas.microsoft.com/office/word/2006/wordml" xmlns:wps="http://schemas.microsoft.com/office/word/2010/wordprocessingShape" mc:Ignorable="w14 w15 w16se wp14">
   <w:tbl>
     <w:tblPr>
       <w:tblW w:w="6410" w:type="pct"/>
@@ -6802,7 +9795,7 @@
 </file>
 
 <file path=word/header2.xml><?xml version="1.0" encoding="utf-8"?>
-<w:hdr xmlns:wpc="http://schemas.microsoft.com/office/word/2010/wordprocessingCanvas" xmlns:cx="http://schemas.microsoft.com/office/drawing/2014/chartex" xmlns:cx1="http://schemas.microsoft.com/office/drawing/2015/9/8/chartex" xmlns:cx2="http://schemas.microsoft.com/office/drawing/2015/10/21/chartex" xmlns:cx3="http://schemas.microsoft.com/office/drawing/2016/5/9/chartex" xmlns:cx4="http://schemas.microsoft.com/office/drawing/2016/5/10/chartex" xmlns:cx5="http://schemas.microsoft.com/office/drawing/2016/5/11/chartex" xmlns:cx6="http://schemas.microsoft.com/office/drawing/2016/5/12/chartex" xmlns:cx7="http://schemas.microsoft.com/office/drawing/2016/5/13/chartex" xmlns:cx8="http://schemas.microsoft.com/office/drawing/2016/5/14/chartex" xmlns:mc="http://schemas.openxmlformats.org/markup-compatibility/2006" xmlns:aink="http://schemas.microsoft.com/office/drawing/2016/ink" xmlns:am3d="http://schemas.microsoft.com/office/drawing/2017/model3d" xmlns:o="urn:schemas-microsoft-com:office:office" xmlns:oel="http://schemas.microsoft.com/office/2019/extlst" xmlns:r="http://schemas.openxmlformats.org/officeDocument/2006/relationships" xmlns:m="http://schemas.openxmlformats.org/officeDocument/2006/math" xmlns:v="urn:schemas-microsoft-com:vml" xmlns:wp14="http://schemas.microsoft.com/office/word/2010/wordprocessingDrawing" xmlns:wp="http://schemas.openxmlformats.org/drawingml/2006/wordprocessingDrawing" xmlns:w10="urn:schemas-microsoft-com:office:word" xmlns:w="http://schemas.openxmlformats.org/wordprocessingml/2006/main" xmlns:w14="http://schemas.microsoft.com/office/word/2010/wordml" xmlns:w15="http://schemas.microsoft.com/office/word/2012/wordml" xmlns:w16cex="http://schemas.microsoft.com/office/word/2018/wordml/cex" xmlns:w16cid="http://schemas.microsoft.com/office/word/2016/wordml/cid" xmlns:w16="http://schemas.microsoft.com/office/word/2018/wordml" xmlns:w16du="http://schemas.microsoft.com/office/word/2023/wordml/word16du" xmlns:w16sdtdh="http://schemas.microsoft.com/office/word/2020/wordml/sdtdatahash" xmlns:w16sdtfl="http://schemas.microsoft.com/office/word/2024/wordml/sdtformatlock" xmlns:w16se="http://schemas.microsoft.com/office/word/2015/wordml/symex" xmlns:wpg="http://schemas.microsoft.com/office/word/2010/wordprocessingGroup" xmlns:wpi="http://schemas.microsoft.com/office/word/2010/wordprocessingInk" xmlns:wne="http://schemas.microsoft.com/office/word/2006/wordml" xmlns:wps="http://schemas.microsoft.com/office/word/2010/wordprocessingShape" mc:Ignorable="w14 w15 w16se w16cid w16 w16cex w16sdtdh w16sdtfl w16du wp14">
+<w:hdr xmlns:wpc="http://schemas.microsoft.com/office/word/2010/wordprocessingCanvas" xmlns:cx="http://schemas.microsoft.com/office/drawing/2014/chartex" xmlns:mc="http://schemas.openxmlformats.org/markup-compatibility/2006" xmlns:o="urn:schemas-microsoft-com:office:office" xmlns:r="http://schemas.openxmlformats.org/officeDocument/2006/relationships" xmlns:m="http://schemas.openxmlformats.org/officeDocument/2006/math" xmlns:v="urn:schemas-microsoft-com:vml" xmlns:wp14="http://schemas.microsoft.com/office/word/2010/wordprocessingDrawing" xmlns:wp="http://schemas.openxmlformats.org/drawingml/2006/wordprocessingDrawing" xmlns:w10="urn:schemas-microsoft-com:office:word" xmlns:w="http://schemas.openxmlformats.org/wordprocessingml/2006/main" xmlns:w14="http://schemas.microsoft.com/office/word/2010/wordml" xmlns:w15="http://schemas.microsoft.com/office/word/2012/wordml" xmlns:w16se="http://schemas.microsoft.com/office/word/2015/wordml/symex" xmlns:wpg="http://schemas.microsoft.com/office/word/2010/wordprocessingGroup" xmlns:wpi="http://schemas.microsoft.com/office/word/2010/wordprocessingInk" xmlns:wne="http://schemas.microsoft.com/office/word/2006/wordml" xmlns:wps="http://schemas.microsoft.com/office/word/2010/wordprocessingShape" mc:Ignorable="w14 w15 w16se wp14">
   <w:p>
     <w:pPr>
       <w:ind w:left="-2340"/>
@@ -6972,7 +9965,7 @@
             </wp:anchor>
           </w:drawing>
         </mc:Choice>
-        <mc:Fallback>
+        <mc:Fallback xmlns:w16sdtfl="http://schemas.microsoft.com/office/word/2024/wordml/sdtformatlock" xmlns:w16sdtdh="http://schemas.microsoft.com/office/word/2020/wordml/sdtdatahash" xmlns:w16du="http://schemas.microsoft.com/office/word/2023/wordml/word16du" xmlns:w16="http://schemas.microsoft.com/office/word/2018/wordml" xmlns:w16cid="http://schemas.microsoft.com/office/word/2016/wordml/cid" xmlns:w16cex="http://schemas.microsoft.com/office/word/2018/wordml/cex" xmlns:oel="http://schemas.microsoft.com/office/2019/extlst" xmlns:am3d="http://schemas.microsoft.com/office/drawing/2017/model3d" xmlns:aink="http://schemas.microsoft.com/office/drawing/2016/ink" xmlns:cx8="http://schemas.microsoft.com/office/drawing/2016/5/14/chartex" xmlns:cx7="http://schemas.microsoft.com/office/drawing/2016/5/13/chartex" xmlns:cx6="http://schemas.microsoft.com/office/drawing/2016/5/12/chartex" xmlns:cx5="http://schemas.microsoft.com/office/drawing/2016/5/11/chartex" xmlns:cx4="http://schemas.microsoft.com/office/drawing/2016/5/10/chartex" xmlns:cx3="http://schemas.microsoft.com/office/drawing/2016/5/9/chartex" xmlns:cx2="http://schemas.microsoft.com/office/drawing/2015/10/21/chartex" xmlns:cx1="http://schemas.microsoft.com/office/drawing/2015/9/8/chartex">
           <w:pict>
             <v:line w14:anchorId="7169C831" id="Straight Connector 6" o:spid="_x0000_s1026" style="position:absolute;z-index:251660288;visibility:visible;mso-wrap-style:square;mso-width-percent:0;mso-height-percent:0;mso-wrap-distance-left:9pt;mso-wrap-distance-top:-3e-5mm;mso-wrap-distance-right:9pt;mso-wrap-distance-bottom:-3e-5mm;mso-position-horizontal:absolute;mso-position-horizontal-relative:text;mso-position-vertical:absolute;mso-position-vertical-relative:text;mso-width-percent:0;mso-height-percent:0;mso-width-relative:page;mso-height-relative:page" from="-68.95pt,-666.45pt" to="489.05pt,-666.45pt" o:gfxdata="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" strokecolor="#4f81bd" strokeweight="2pt">
               <v:shadow on="t" opacity="24903f" origin=",.5" offset="0,.55556mm"/>
@@ -6987,7 +9980,7 @@
 </file>
 
 <file path=word/header3.xml><?xml version="1.0" encoding="utf-8"?>
-<w:hdr xmlns:wpc="http://schemas.microsoft.com/office/word/2010/wordprocessingCanvas" xmlns:cx="http://schemas.microsoft.com/office/drawing/2014/chartex" xmlns:cx1="http://schemas.microsoft.com/office/drawing/2015/9/8/chartex" xmlns:cx2="http://schemas.microsoft.com/office/drawing/2015/10/21/chartex" xmlns:cx3="http://schemas.microsoft.com/office/drawing/2016/5/9/chartex" xmlns:cx4="http://schemas.microsoft.com/office/drawing/2016/5/10/chartex" xmlns:cx5="http://schemas.microsoft.com/office/drawing/2016/5/11/chartex" xmlns:cx6="http://schemas.microsoft.com/office/drawing/2016/5/12/chartex" xmlns:cx7="http://schemas.microsoft.com/office/drawing/2016/5/13/chartex" xmlns:cx8="http://schemas.microsoft.com/office/drawing/2016/5/14/chartex" xmlns:mc="http://schemas.openxmlformats.org/markup-compatibility/2006" xmlns:aink="http://schemas.microsoft.com/office/drawing/2016/ink" xmlns:am3d="http://schemas.microsoft.com/office/drawing/2017/model3d" xmlns:o="urn:schemas-microsoft-com:office:office" xmlns:oel="http://schemas.microsoft.com/office/2019/extlst" xmlns:r="http://schemas.openxmlformats.org/officeDocument/2006/relationships" xmlns:m="http://schemas.openxmlformats.org/officeDocument/2006/math" xmlns:v="urn:schemas-microsoft-com:vml" xmlns:wp14="http://schemas.microsoft.com/office/word/2010/wordprocessingDrawing" xmlns:wp="http://schemas.openxmlformats.org/drawingml/2006/wordprocessingDrawing" xmlns:w10="urn:schemas-microsoft-com:office:word" xmlns:w="http://schemas.openxmlformats.org/wordprocessingml/2006/main" xmlns:w14="http://schemas.microsoft.com/office/word/2010/wordml" xmlns:w15="http://schemas.microsoft.com/office/word/2012/wordml" xmlns:w16cex="http://schemas.microsoft.com/office/word/2018/wordml/cex" xmlns:w16cid="http://schemas.microsoft.com/office/word/2016/wordml/cid" xmlns:w16="http://schemas.microsoft.com/office/word/2018/wordml" xmlns:w16du="http://schemas.microsoft.com/office/word/2023/wordml/word16du" xmlns:w16sdtdh="http://schemas.microsoft.com/office/word/2020/wordml/sdtdatahash" xmlns:w16sdtfl="http://schemas.microsoft.com/office/word/2024/wordml/sdtformatlock" xmlns:w16se="http://schemas.microsoft.com/office/word/2015/wordml/symex" xmlns:wpg="http://schemas.microsoft.com/office/word/2010/wordprocessingGroup" xmlns:wpi="http://schemas.microsoft.com/office/word/2010/wordprocessingInk" xmlns:wne="http://schemas.microsoft.com/office/word/2006/wordml" xmlns:wps="http://schemas.microsoft.com/office/word/2010/wordprocessingShape" mc:Ignorable="w14 w15 w16se w16cid w16 w16cex w16sdtdh w16sdtfl w16du wp14">
+<w:hdr xmlns:wpc="http://schemas.microsoft.com/office/word/2010/wordprocessingCanvas" xmlns:cx="http://schemas.microsoft.com/office/drawing/2014/chartex" xmlns:mc="http://schemas.openxmlformats.org/markup-compatibility/2006" xmlns:o="urn:schemas-microsoft-com:office:office" xmlns:r="http://schemas.openxmlformats.org/officeDocument/2006/relationships" xmlns:m="http://schemas.openxmlformats.org/officeDocument/2006/math" xmlns:v="urn:schemas-microsoft-com:vml" xmlns:wp14="http://schemas.microsoft.com/office/word/2010/wordprocessingDrawing" xmlns:wp="http://schemas.openxmlformats.org/drawingml/2006/wordprocessingDrawing" xmlns:w10="urn:schemas-microsoft-com:office:word" xmlns:w="http://schemas.openxmlformats.org/wordprocessingml/2006/main" xmlns:w14="http://schemas.microsoft.com/office/word/2010/wordml" xmlns:w15="http://schemas.microsoft.com/office/word/2012/wordml" xmlns:w16se="http://schemas.microsoft.com/office/word/2015/wordml/symex" xmlns:wpg="http://schemas.microsoft.com/office/word/2010/wordprocessingGroup" xmlns:wpi="http://schemas.microsoft.com/office/word/2010/wordprocessingInk" xmlns:wne="http://schemas.microsoft.com/office/word/2006/wordml" xmlns:wps="http://schemas.microsoft.com/office/word/2010/wordprocessingShape" mc:Ignorable="w14 w15 w16se wp14">
   <w:tbl>
     <w:tblPr>
       <w:tblW w:w="6410" w:type="pct"/>
@@ -7032,7 +10025,7 @@
             <w:fldChar w:fldCharType="separate"/>
           </w:r>
           <w:r>
-            <w:t>01</w:t>
+            <w:t>08</w:t>
           </w:r>
           <w:r>
             <w:fldChar w:fldCharType="end"/>
@@ -7192,7 +10185,7 @@
 </file>
 
 <file path=word/numbering.xml><?xml version="1.0" encoding="utf-8"?>
-<w:numbering xmlns:wpc="http://schemas.microsoft.com/office/word/2010/wordprocessingCanvas" xmlns:cx="http://schemas.microsoft.com/office/drawing/2014/chartex" xmlns:cx1="http://schemas.microsoft.com/office/drawing/2015/9/8/chartex" xmlns:cx2="http://schemas.microsoft.com/office/drawing/2015/10/21/chartex" xmlns:cx3="http://schemas.microsoft.com/office/drawing/2016/5/9/chartex" xmlns:cx4="http://schemas.microsoft.com/office/drawing/2016/5/10/chartex" xmlns:cx5="http://schemas.microsoft.com/office/drawing/2016/5/11/chartex" xmlns:cx6="http://schemas.microsoft.com/office/drawing/2016/5/12/chartex" xmlns:cx7="http://schemas.microsoft.com/office/drawing/2016/5/13/chartex" xmlns:cx8="http://schemas.microsoft.com/office/drawing/2016/5/14/chartex" xmlns:mc="http://schemas.openxmlformats.org/markup-compatibility/2006" xmlns:aink="http://schemas.microsoft.com/office/drawing/2016/ink" xmlns:am3d="http://schemas.microsoft.com/office/drawing/2017/model3d" xmlns:o="urn:schemas-microsoft-com:office:office" xmlns:oel="http://schemas.microsoft.com/office/2019/extlst" xmlns:r="http://schemas.openxmlformats.org/officeDocument/2006/relationships" xmlns:m="http://schemas.openxmlformats.org/officeDocument/2006/math" xmlns:v="urn:schemas-microsoft-com:vml" xmlns:wp14="http://schemas.microsoft.com/office/word/2010/wordprocessingDrawing" xmlns:wp="http://schemas.openxmlformats.org/drawingml/2006/wordprocessingDrawing" xmlns:w10="urn:schemas-microsoft-com:office:word" xmlns:w="http://schemas.openxmlformats.org/wordprocessingml/2006/main" xmlns:w14="http://schemas.microsoft.com/office/word/2010/wordml" xmlns:w15="http://schemas.microsoft.com/office/word/2012/wordml" xmlns:w16cex="http://schemas.microsoft.com/office/word/2018/wordml/cex" xmlns:w16cid="http://schemas.microsoft.com/office/word/2016/wordml/cid" xmlns:w16="http://schemas.microsoft.com/office/word/2018/wordml" xmlns:w16du="http://schemas.microsoft.com/office/word/2023/wordml/word16du" xmlns:w16sdtdh="http://schemas.microsoft.com/office/word/2020/wordml/sdtdatahash" xmlns:w16sdtfl="http://schemas.microsoft.com/office/word/2024/wordml/sdtformatlock" xmlns:w16se="http://schemas.microsoft.com/office/word/2015/wordml/symex" xmlns:wpg="http://schemas.microsoft.com/office/word/2010/wordprocessingGroup" xmlns:wpi="http://schemas.microsoft.com/office/word/2010/wordprocessingInk" xmlns:wne="http://schemas.microsoft.com/office/word/2006/wordml" xmlns:wps="http://schemas.microsoft.com/office/word/2010/wordprocessingShape" mc:Ignorable="w14 w15 w16se w16cid w16 w16cex w16sdtdh w16sdtfl w16du wp14">
+<w:numbering xmlns:wpc="http://schemas.microsoft.com/office/word/2010/wordprocessingCanvas" xmlns:cx="http://schemas.microsoft.com/office/drawing/2014/chartex" xmlns:mc="http://schemas.openxmlformats.org/markup-compatibility/2006" xmlns:o="urn:schemas-microsoft-com:office:office" xmlns:r="http://schemas.openxmlformats.org/officeDocument/2006/relationships" xmlns:m="http://schemas.openxmlformats.org/officeDocument/2006/math" xmlns:v="urn:schemas-microsoft-com:vml" xmlns:wp14="http://schemas.microsoft.com/office/word/2010/wordprocessingDrawing" xmlns:wp="http://schemas.openxmlformats.org/drawingml/2006/wordprocessingDrawing" xmlns:w10="urn:schemas-microsoft-com:office:word" xmlns:w="http://schemas.openxmlformats.org/wordprocessingml/2006/main" xmlns:w14="http://schemas.microsoft.com/office/word/2010/wordml" xmlns:w15="http://schemas.microsoft.com/office/word/2012/wordml" xmlns:w16se="http://schemas.microsoft.com/office/word/2015/wordml/symex" xmlns:wpg="http://schemas.microsoft.com/office/word/2010/wordprocessingGroup" xmlns:wpi="http://schemas.microsoft.com/office/word/2010/wordprocessingInk" xmlns:wne="http://schemas.microsoft.com/office/word/2006/wordml" xmlns:wps="http://schemas.microsoft.com/office/word/2010/wordprocessingShape" mc:Ignorable="w14 w15 w16se wp14">
   <w:abstractNum w:abstractNumId="0" w15:restartNumberingAfterBreak="0">
     <w:nsid w:val="FFFFFF89"/>
     <w:multiLevelType w:val="singleLevel"/>
@@ -11260,139 +14253,139 @@
       </w:pPr>
     </w:lvl>
   </w:abstractNum>
-  <w:num w:numId="1" w16cid:durableId="2026323226">
+  <w:num w:numId="1">
     <w:abstractNumId w:val="0"/>
   </w:num>
-  <w:num w:numId="2" w16cid:durableId="1633556501">
+  <w:num w:numId="2">
     <w:abstractNumId w:val="0"/>
     <w:lvlOverride w:ilvl="0">
       <w:startOverride w:val="1"/>
     </w:lvlOverride>
   </w:num>
-  <w:num w:numId="3" w16cid:durableId="1947153012">
+  <w:num w:numId="3">
     <w:abstractNumId w:val="16"/>
   </w:num>
-  <w:num w:numId="4" w16cid:durableId="1079599010">
+  <w:num w:numId="4">
     <w:abstractNumId w:val="0"/>
     <w:lvlOverride w:ilvl="0">
       <w:startOverride w:val="1"/>
     </w:lvlOverride>
   </w:num>
-  <w:num w:numId="5" w16cid:durableId="1707367354">
+  <w:num w:numId="5">
     <w:abstractNumId w:val="0"/>
     <w:lvlOverride w:ilvl="0">
       <w:startOverride w:val="1"/>
     </w:lvlOverride>
   </w:num>
-  <w:num w:numId="6" w16cid:durableId="588777696">
+  <w:num w:numId="6">
     <w:abstractNumId w:val="19"/>
   </w:num>
-  <w:num w:numId="7" w16cid:durableId="397174229">
+  <w:num w:numId="7">
     <w:abstractNumId w:val="8"/>
   </w:num>
-  <w:num w:numId="8" w16cid:durableId="931354328">
+  <w:num w:numId="8">
     <w:abstractNumId w:val="13"/>
   </w:num>
-  <w:num w:numId="9" w16cid:durableId="62263108">
+  <w:num w:numId="9">
     <w:abstractNumId w:val="11"/>
   </w:num>
-  <w:num w:numId="10" w16cid:durableId="1927955866">
+  <w:num w:numId="10">
     <w:abstractNumId w:val="37"/>
   </w:num>
-  <w:num w:numId="11" w16cid:durableId="756098790">
+  <w:num w:numId="11">
     <w:abstractNumId w:val="1"/>
   </w:num>
-  <w:num w:numId="12" w16cid:durableId="434597706">
+  <w:num w:numId="12">
     <w:abstractNumId w:val="38"/>
   </w:num>
-  <w:num w:numId="13" w16cid:durableId="1898585123">
+  <w:num w:numId="13">
     <w:abstractNumId w:val="25"/>
   </w:num>
-  <w:num w:numId="14" w16cid:durableId="711923612">
+  <w:num w:numId="14">
     <w:abstractNumId w:val="10"/>
   </w:num>
-  <w:num w:numId="15" w16cid:durableId="2014600283">
+  <w:num w:numId="15">
     <w:abstractNumId w:val="31"/>
   </w:num>
-  <w:num w:numId="16" w16cid:durableId="184946024">
+  <w:num w:numId="16">
     <w:abstractNumId w:val="3"/>
   </w:num>
-  <w:num w:numId="17" w16cid:durableId="379062663">
+  <w:num w:numId="17">
     <w:abstractNumId w:val="6"/>
   </w:num>
-  <w:num w:numId="18" w16cid:durableId="456801736">
+  <w:num w:numId="18">
     <w:abstractNumId w:val="24"/>
   </w:num>
-  <w:num w:numId="19" w16cid:durableId="1554585946">
+  <w:num w:numId="19">
     <w:abstractNumId w:val="34"/>
   </w:num>
-  <w:num w:numId="20" w16cid:durableId="1141995062">
+  <w:num w:numId="20">
     <w:abstractNumId w:val="21"/>
   </w:num>
-  <w:num w:numId="21" w16cid:durableId="1938050249">
+  <w:num w:numId="21">
     <w:abstractNumId w:val="40"/>
   </w:num>
-  <w:num w:numId="22" w16cid:durableId="1792362805">
+  <w:num w:numId="22">
     <w:abstractNumId w:val="29"/>
   </w:num>
-  <w:num w:numId="23" w16cid:durableId="2026787479">
+  <w:num w:numId="23">
     <w:abstractNumId w:val="30"/>
   </w:num>
-  <w:num w:numId="24" w16cid:durableId="48381452">
+  <w:num w:numId="24">
     <w:abstractNumId w:val="17"/>
   </w:num>
-  <w:num w:numId="25" w16cid:durableId="1904680284">
+  <w:num w:numId="25">
     <w:abstractNumId w:val="20"/>
   </w:num>
-  <w:num w:numId="26" w16cid:durableId="1721706664">
+  <w:num w:numId="26">
     <w:abstractNumId w:val="12"/>
   </w:num>
-  <w:num w:numId="27" w16cid:durableId="2086952879">
+  <w:num w:numId="27">
     <w:abstractNumId w:val="7"/>
   </w:num>
-  <w:num w:numId="28" w16cid:durableId="292103946">
+  <w:num w:numId="28">
     <w:abstractNumId w:val="39"/>
   </w:num>
-  <w:num w:numId="29" w16cid:durableId="454105692">
+  <w:num w:numId="29">
     <w:abstractNumId w:val="33"/>
   </w:num>
-  <w:num w:numId="30" w16cid:durableId="1578319093">
+  <w:num w:numId="30">
     <w:abstractNumId w:val="14"/>
   </w:num>
-  <w:num w:numId="31" w16cid:durableId="1557857989">
+  <w:num w:numId="31">
     <w:abstractNumId w:val="32"/>
   </w:num>
-  <w:num w:numId="32" w16cid:durableId="1820807591">
+  <w:num w:numId="32">
     <w:abstractNumId w:val="22"/>
   </w:num>
-  <w:num w:numId="33" w16cid:durableId="1869296896">
+  <w:num w:numId="33">
     <w:abstractNumId w:val="18"/>
   </w:num>
-  <w:num w:numId="34" w16cid:durableId="898131526">
+  <w:num w:numId="34">
     <w:abstractNumId w:val="4"/>
   </w:num>
-  <w:num w:numId="35" w16cid:durableId="1428381332">
+  <w:num w:numId="35">
     <w:abstractNumId w:val="28"/>
   </w:num>
-  <w:num w:numId="36" w16cid:durableId="1560481285">
+  <w:num w:numId="36">
     <w:abstractNumId w:val="5"/>
   </w:num>
-  <w:num w:numId="37" w16cid:durableId="1595361358">
+  <w:num w:numId="37">
     <w:abstractNumId w:val="35"/>
   </w:num>
-  <w:num w:numId="38" w16cid:durableId="1336421898">
+  <w:num w:numId="38">
     <w:abstractNumId w:val="9"/>
   </w:num>
-  <w:num w:numId="39" w16cid:durableId="1002318287">
+  <w:num w:numId="39">
     <w:abstractNumId w:val="36"/>
   </w:num>
-  <w:num w:numId="40" w16cid:durableId="744491326">
+  <w:num w:numId="40">
     <w:abstractNumId w:val="15"/>
   </w:num>
-  <w:num w:numId="41" w16cid:durableId="1053701031">
+  <w:num w:numId="41">
     <w:abstractNumId w:val="27"/>
   </w:num>
-  <w:num w:numId="42" w16cid:durableId="1669864908">
+  <w:num w:numId="42">
     <w:abstractNumId w:val="2"/>
     <w:lvlOverride w:ilvl="0">
       <w:startOverride w:val="1"/>
@@ -11406,13 +14399,13 @@
     <w:lvlOverride w:ilvl="7"/>
     <w:lvlOverride w:ilvl="8"/>
   </w:num>
-  <w:num w:numId="43" w16cid:durableId="1827014853">
+  <w:num w:numId="43">
     <w:abstractNumId w:val="23"/>
     <w:lvlOverride w:ilvl="0">
       <w:startOverride w:val="1"/>
     </w:lvlOverride>
   </w:num>
-  <w:num w:numId="44" w16cid:durableId="2138065465">
+  <w:num w:numId="44">
     <w:abstractNumId w:val="26"/>
     <w:lvlOverride w:ilvl="0">
       <w:startOverride w:val="1"/>
@@ -11422,7 +14415,7 @@
 </file>
 
 <file path=word/styles.xml><?xml version="1.0" encoding="utf-8"?>
-<w:styles xmlns:mc="http://schemas.openxmlformats.org/markup-compatibility/2006" xmlns:r="http://schemas.openxmlformats.org/officeDocument/2006/relationships" xmlns:w="http://schemas.openxmlformats.org/wordprocessingml/2006/main" xmlns:w14="http://schemas.microsoft.com/office/word/2010/wordml" xmlns:w15="http://schemas.microsoft.com/office/word/2012/wordml" xmlns:w16cex="http://schemas.microsoft.com/office/word/2018/wordml/cex" xmlns:w16cid="http://schemas.microsoft.com/office/word/2016/wordml/cid" xmlns:w16="http://schemas.microsoft.com/office/word/2018/wordml" xmlns:w16du="http://schemas.microsoft.com/office/word/2023/wordml/word16du" xmlns:w16sdtdh="http://schemas.microsoft.com/office/word/2020/wordml/sdtdatahash" xmlns:w16sdtfl="http://schemas.microsoft.com/office/word/2024/wordml/sdtformatlock" xmlns:w16se="http://schemas.microsoft.com/office/word/2015/wordml/symex" mc:Ignorable="w14 w15 w16se w16cid w16 w16cex w16sdtdh w16sdtfl w16du">
+<w:styles xmlns:mc="http://schemas.openxmlformats.org/markup-compatibility/2006" xmlns:r="http://schemas.openxmlformats.org/officeDocument/2006/relationships" xmlns:w="http://schemas.openxmlformats.org/wordprocessingml/2006/main" xmlns:w14="http://schemas.microsoft.com/office/word/2010/wordml" xmlns:w15="http://schemas.microsoft.com/office/word/2012/wordml" xmlns:w16se="http://schemas.microsoft.com/office/word/2015/wordml/symex" mc:Ignorable="w14 w15 w16se">
   <w:docDefaults>
     <w:rPrDefault>
       <w:rPr>
@@ -11437,7 +14430,7 @@
       </w:pPr>
     </w:pPrDefault>
   </w:docDefaults>
-  <w:latentStyles w:defLockedState="0" w:defUIPriority="99" w:defSemiHidden="0" w:defUnhideWhenUsed="0" w:defQFormat="0" w:count="376">
+  <w:latentStyles w:defLockedState="0" w:defUIPriority="99" w:defSemiHidden="0" w:defUnhideWhenUsed="0" w:defQFormat="0" w:count="371">
     <w:lsdException w:name="Normal" w:uiPriority="0" w:qFormat="1"/>
     <w:lsdException w:name="heading 1" w:uiPriority="9" w:qFormat="1"/>
     <w:lsdException w:name="heading 2" w:semiHidden="1" w:uiPriority="9" w:unhideWhenUsed="1" w:qFormat="1"/>
@@ -11809,11 +14802,6 @@
     <w:lsdException w:name="List Table 5 Dark Accent 6" w:uiPriority="50"/>
     <w:lsdException w:name="List Table 6 Colorful Accent 6" w:uiPriority="51"/>
     <w:lsdException w:name="List Table 7 Colorful Accent 6" w:uiPriority="52"/>
-    <w:lsdException w:name="Mention" w:semiHidden="1" w:unhideWhenUsed="1"/>
-    <w:lsdException w:name="Smart Hyperlink" w:semiHidden="1" w:unhideWhenUsed="1"/>
-    <w:lsdException w:name="Hashtag" w:semiHidden="1" w:unhideWhenUsed="1"/>
-    <w:lsdException w:name="Unresolved Mention" w:semiHidden="1" w:unhideWhenUsed="1"/>
-    <w:lsdException w:name="Smart Link" w:semiHidden="1" w:unhideWhenUsed="1"/>
   </w:latentStyles>
   <w:style w:type="paragraph" w:default="1" w:styleId="Normal">
     <w:name w:val="Normal"/>
@@ -12730,7 +15718,7 @@
     <w:basedOn w:val="DefaultParagraphFont"/>
     <w:rsid w:val="00795E35"/>
   </w:style>
-  <w:style w:type="character" w:styleId="UnresolvedMention">
+  <w:style w:type="character" w:customStyle="1" w:styleId="UnresolvedMention">
     <w:name w:val="Unresolved Mention"/>
     <w:basedOn w:val="DefaultParagraphFont"/>
     <w:uiPriority w:val="99"/>
@@ -12786,7 +15774,7 @@
 </file>
 
 <file path=word/glossary/document.xml><?xml version="1.0" encoding="utf-8"?>
-<w:glossaryDocument xmlns:wpc="http://schemas.microsoft.com/office/word/2010/wordprocessingCanvas" xmlns:cx="http://schemas.microsoft.com/office/drawing/2014/chartex" xmlns:cx1="http://schemas.microsoft.com/office/drawing/2015/9/8/chartex" xmlns:cx2="http://schemas.microsoft.com/office/drawing/2015/10/21/chartex" xmlns:cx3="http://schemas.microsoft.com/office/drawing/2016/5/9/chartex" xmlns:cx4="http://schemas.microsoft.com/office/drawing/2016/5/10/chartex" xmlns:cx5="http://schemas.microsoft.com/office/drawing/2016/5/11/chartex" xmlns:cx6="http://schemas.microsoft.com/office/drawing/2016/5/12/chartex" xmlns:cx7="http://schemas.microsoft.com/office/drawing/2016/5/13/chartex" xmlns:cx8="http://schemas.microsoft.com/office/drawing/2016/5/14/chartex" xmlns:mc="http://schemas.openxmlformats.org/markup-compatibility/2006" xmlns:aink="http://schemas.microsoft.com/office/drawing/2016/ink" xmlns:am3d="http://schemas.microsoft.com/office/drawing/2017/model3d" xmlns:o="urn:schemas-microsoft-com:office:office" xmlns:oel="http://schemas.microsoft.com/office/2019/extlst" xmlns:r="http://schemas.openxmlformats.org/officeDocument/2006/relationships" xmlns:m="http://schemas.openxmlformats.org/officeDocument/2006/math" xmlns:v="urn:schemas-microsoft-com:vml" xmlns:wp14="http://schemas.microsoft.com/office/word/2010/wordprocessingDrawing" xmlns:wp="http://schemas.openxmlformats.org/drawingml/2006/wordprocessingDrawing" xmlns:w10="urn:schemas-microsoft-com:office:word" xmlns:w="http://schemas.openxmlformats.org/wordprocessingml/2006/main" xmlns:w14="http://schemas.microsoft.com/office/word/2010/wordml" xmlns:w15="http://schemas.microsoft.com/office/word/2012/wordml" xmlns:w16cex="http://schemas.microsoft.com/office/word/2018/wordml/cex" xmlns:w16cid="http://schemas.microsoft.com/office/word/2016/wordml/cid" xmlns:w16="http://schemas.microsoft.com/office/word/2018/wordml" xmlns:w16du="http://schemas.microsoft.com/office/word/2023/wordml/word16du" xmlns:w16sdtdh="http://schemas.microsoft.com/office/word/2020/wordml/sdtdatahash" xmlns:w16sdtfl="http://schemas.microsoft.com/office/word/2024/wordml/sdtformatlock" xmlns:w16se="http://schemas.microsoft.com/office/word/2015/wordml/symex" xmlns:wpg="http://schemas.microsoft.com/office/word/2010/wordprocessingGroup" xmlns:wpi="http://schemas.microsoft.com/office/word/2010/wordprocessingInk" xmlns:wne="http://schemas.microsoft.com/office/word/2006/wordml" xmlns:wps="http://schemas.microsoft.com/office/word/2010/wordprocessingShape" mc:Ignorable="w14 w15 w16se w16cid w16 w16cex w16sdtdh w16sdtfl w16du wp14">
+<w:glossaryDocument xmlns:wpc="http://schemas.microsoft.com/office/word/2010/wordprocessingCanvas" xmlns:cx="http://schemas.microsoft.com/office/drawing/2014/chartex" xmlns:mc="http://schemas.openxmlformats.org/markup-compatibility/2006" xmlns:o="urn:schemas-microsoft-com:office:office" xmlns:r="http://schemas.openxmlformats.org/officeDocument/2006/relationships" xmlns:m="http://schemas.openxmlformats.org/officeDocument/2006/math" xmlns:v="urn:schemas-microsoft-com:vml" xmlns:wp14="http://schemas.microsoft.com/office/word/2010/wordprocessingDrawing" xmlns:wp="http://schemas.openxmlformats.org/drawingml/2006/wordprocessingDrawing" xmlns:w10="urn:schemas-microsoft-com:office:word" xmlns:w="http://schemas.openxmlformats.org/wordprocessingml/2006/main" xmlns:w14="http://schemas.microsoft.com/office/word/2010/wordml" xmlns:w15="http://schemas.microsoft.com/office/word/2012/wordml" xmlns:w16se="http://schemas.microsoft.com/office/word/2015/wordml/symex" xmlns:wpg="http://schemas.microsoft.com/office/word/2010/wordprocessingGroup" xmlns:wpi="http://schemas.microsoft.com/office/word/2010/wordprocessingInk" xmlns:wne="http://schemas.microsoft.com/office/word/2006/wordml" xmlns:wps="http://schemas.microsoft.com/office/word/2010/wordprocessingShape" mc:Ignorable="w14 w15 w16se wp14">
   <w:docParts>
     <w:docPart>
       <w:docPartPr>
@@ -12871,7 +15859,7 @@
 </file>
 
 <file path=word/glossary/fontTable.xml><?xml version="1.0" encoding="utf-8"?>
-<w:fonts xmlns:mc="http://schemas.openxmlformats.org/markup-compatibility/2006" xmlns:r="http://schemas.openxmlformats.org/officeDocument/2006/relationships" xmlns:w="http://schemas.openxmlformats.org/wordprocessingml/2006/main" xmlns:w14="http://schemas.microsoft.com/office/word/2010/wordml" xmlns:w15="http://schemas.microsoft.com/office/word/2012/wordml" xmlns:w16cex="http://schemas.microsoft.com/office/word/2018/wordml/cex" xmlns:w16cid="http://schemas.microsoft.com/office/word/2016/wordml/cid" xmlns:w16="http://schemas.microsoft.com/office/word/2018/wordml" xmlns:w16du="http://schemas.microsoft.com/office/word/2023/wordml/word16du" xmlns:w16sdtdh="http://schemas.microsoft.com/office/word/2020/wordml/sdtdatahash" xmlns:w16sdtfl="http://schemas.microsoft.com/office/word/2024/wordml/sdtformatlock" xmlns:w16se="http://schemas.microsoft.com/office/word/2015/wordml/symex" mc:Ignorable="w14 w15 w16se w16cid w16 w16cex w16sdtdh w16sdtfl w16du">
+<w:fonts xmlns:mc="http://schemas.openxmlformats.org/markup-compatibility/2006" xmlns:r="http://schemas.openxmlformats.org/officeDocument/2006/relationships" xmlns:w="http://schemas.openxmlformats.org/wordprocessingml/2006/main" xmlns:w14="http://schemas.microsoft.com/office/word/2010/wordml" xmlns:w15="http://schemas.microsoft.com/office/word/2012/wordml" xmlns:w16se="http://schemas.microsoft.com/office/word/2015/wordml/symex" mc:Ignorable="w14 w15 w16se">
   <w:font w:name="Cambria">
     <w:panose1 w:val="02040503050406030204"/>
     <w:charset w:val="00"/>
@@ -12935,12 +15923,6 @@
     <w:pitch w:val="variable"/>
     <w:sig w:usb0="E4002EFF" w:usb1="C200247B" w:usb2="00000009" w:usb3="00000000" w:csb0="000001FF" w:csb1="00000000"/>
   </w:font>
-  <w:font w:name="Aptos">
-    <w:charset w:val="00"/>
-    <w:family w:val="swiss"/>
-    <w:pitch w:val="variable"/>
-    <w:sig w:usb0="20000287" w:usb1="00000003" w:usb2="00000000" w:usb3="00000000" w:csb0="0000019F" w:csb1="00000000"/>
-  </w:font>
   <w:font w:name="Yu Mincho">
     <w:charset w:val="80"/>
     <w:family w:val="roman"/>
@@ -12954,17 +15936,18 @@
     <w:pitch w:val="variable"/>
     <w:sig w:usb0="E00002FF" w:usb1="2AC7FDFF" w:usb2="00000016" w:usb3="00000000" w:csb0="0002009F" w:csb1="00000000"/>
   </w:font>
-  <w:font w:name="Aptos Display">
+  <w:font w:name="Calibri Light">
+    <w:panose1 w:val="020F0302020204030204"/>
     <w:charset w:val="00"/>
     <w:family w:val="swiss"/>
     <w:pitch w:val="variable"/>
-    <w:sig w:usb0="20000287" w:usb1="00000003" w:usb2="00000000" w:usb3="00000000" w:csb0="0000019F" w:csb1="00000000"/>
+    <w:sig w:usb0="E4002EFF" w:usb1="C200247B" w:usb2="00000009" w:usb3="00000000" w:csb0="000001FF" w:csb1="00000000"/>
   </w:font>
 </w:fonts>
 </file>
 
 <file path=word/glossary/numbering.xml><?xml version="1.0" encoding="utf-8"?>
-<w:numbering xmlns:wpc="http://schemas.microsoft.com/office/word/2010/wordprocessingCanvas" xmlns:cx="http://schemas.microsoft.com/office/drawing/2014/chartex" xmlns:cx1="http://schemas.microsoft.com/office/drawing/2015/9/8/chartex" xmlns:cx2="http://schemas.microsoft.com/office/drawing/2015/10/21/chartex" xmlns:cx3="http://schemas.microsoft.com/office/drawing/2016/5/9/chartex" xmlns:cx4="http://schemas.microsoft.com/office/drawing/2016/5/10/chartex" xmlns:cx5="http://schemas.microsoft.com/office/drawing/2016/5/11/chartex" xmlns:cx6="http://schemas.microsoft.com/office/drawing/2016/5/12/chartex" xmlns:cx7="http://schemas.microsoft.com/office/drawing/2016/5/13/chartex" xmlns:cx8="http://schemas.microsoft.com/office/drawing/2016/5/14/chartex" xmlns:mc="http://schemas.openxmlformats.org/markup-compatibility/2006" xmlns:aink="http://schemas.microsoft.com/office/drawing/2016/ink" xmlns:am3d="http://schemas.microsoft.com/office/drawing/2017/model3d" xmlns:o="urn:schemas-microsoft-com:office:office" xmlns:oel="http://schemas.microsoft.com/office/2019/extlst" xmlns:r="http://schemas.openxmlformats.org/officeDocument/2006/relationships" xmlns:m="http://schemas.openxmlformats.org/officeDocument/2006/math" xmlns:v="urn:schemas-microsoft-com:vml" xmlns:wp14="http://schemas.microsoft.com/office/word/2010/wordprocessingDrawing" xmlns:wp="http://schemas.openxmlformats.org/drawingml/2006/wordprocessingDrawing" xmlns:w10="urn:schemas-microsoft-com:office:word" xmlns:w="http://schemas.openxmlformats.org/wordprocessingml/2006/main" xmlns:w14="http://schemas.microsoft.com/office/word/2010/wordml" xmlns:w15="http://schemas.microsoft.com/office/word/2012/wordml" xmlns:w16cex="http://schemas.microsoft.com/office/word/2018/wordml/cex" xmlns:w16cid="http://schemas.microsoft.com/office/word/2016/wordml/cid" xmlns:w16="http://schemas.microsoft.com/office/word/2018/wordml" xmlns:w16du="http://schemas.microsoft.com/office/word/2023/wordml/word16du" xmlns:w16sdtdh="http://schemas.microsoft.com/office/word/2020/wordml/sdtdatahash" xmlns:w16sdtfl="http://schemas.microsoft.com/office/word/2024/wordml/sdtformatlock" xmlns:w16se="http://schemas.microsoft.com/office/word/2015/wordml/symex" xmlns:wpg="http://schemas.microsoft.com/office/word/2010/wordprocessingGroup" xmlns:wpi="http://schemas.microsoft.com/office/word/2010/wordprocessingInk" xmlns:wne="http://schemas.microsoft.com/office/word/2006/wordml" xmlns:wps="http://schemas.microsoft.com/office/word/2010/wordprocessingShape" mc:Ignorable="w14 w15 w16se w16cid w16 w16cex w16sdtdh w16sdtfl w16du wp14">
+<w:numbering xmlns:wpc="http://schemas.microsoft.com/office/word/2010/wordprocessingCanvas" xmlns:cx="http://schemas.microsoft.com/office/drawing/2014/chartex" xmlns:mc="http://schemas.openxmlformats.org/markup-compatibility/2006" xmlns:o="urn:schemas-microsoft-com:office:office" xmlns:r="http://schemas.openxmlformats.org/officeDocument/2006/relationships" xmlns:m="http://schemas.openxmlformats.org/officeDocument/2006/math" xmlns:v="urn:schemas-microsoft-com:vml" xmlns:wp14="http://schemas.microsoft.com/office/word/2010/wordprocessingDrawing" xmlns:wp="http://schemas.openxmlformats.org/drawingml/2006/wordprocessingDrawing" xmlns:w10="urn:schemas-microsoft-com:office:word" xmlns:w="http://schemas.openxmlformats.org/wordprocessingml/2006/main" xmlns:w14="http://schemas.microsoft.com/office/word/2010/wordml" xmlns:w15="http://schemas.microsoft.com/office/word/2012/wordml" xmlns:w16se="http://schemas.microsoft.com/office/word/2015/wordml/symex" xmlns:wpg="http://schemas.microsoft.com/office/word/2010/wordprocessingGroup" xmlns:wpi="http://schemas.microsoft.com/office/word/2010/wordprocessingInk" xmlns:wne="http://schemas.microsoft.com/office/word/2006/wordml" xmlns:wps="http://schemas.microsoft.com/office/word/2010/wordprocessingShape" mc:Ignorable="w14 w15 w16se wp14">
   <w:abstractNum w:abstractNumId="0" w15:restartNumberingAfterBreak="0">
     <w:nsid w:val="FFFFFF89"/>
     <w:multiLevelType w:val="singleLevel"/>
@@ -12980,18 +15963,18 @@
       </w:pPr>
       <w:rPr>
         <w:rFonts w:ascii="Cambria" w:hAnsi="Cambria" w:hint="default"/>
-        <w:color w:val="156082" w:themeColor="accent1"/>
+        <w:color w:val="5B9BD5" w:themeColor="accent1"/>
       </w:rPr>
     </w:lvl>
   </w:abstractNum>
-  <w:num w:numId="1" w16cid:durableId="630016809">
+  <w:num w:numId="1">
     <w:abstractNumId w:val="0"/>
   </w:num>
 </w:numbering>
 </file>
 
 <file path=word/glossary/settings.xml><?xml version="1.0" encoding="utf-8"?>
-<w:settings xmlns:mc="http://schemas.openxmlformats.org/markup-compatibility/2006" xmlns:o="urn:schemas-microsoft-com:office:office" xmlns:r="http://schemas.openxmlformats.org/officeDocument/2006/relationships" xmlns:m="http://schemas.openxmlformats.org/officeDocument/2006/math" xmlns:v="urn:schemas-microsoft-com:vml" xmlns:w10="urn:schemas-microsoft-com:office:word" xmlns:w="http://schemas.openxmlformats.org/wordprocessingml/2006/main" xmlns:w14="http://schemas.microsoft.com/office/word/2010/wordml" xmlns:w15="http://schemas.microsoft.com/office/word/2012/wordml" xmlns:w16cex="http://schemas.microsoft.com/office/word/2018/wordml/cex" xmlns:w16cid="http://schemas.microsoft.com/office/word/2016/wordml/cid" xmlns:w16="http://schemas.microsoft.com/office/word/2018/wordml" xmlns:w16du="http://schemas.microsoft.com/office/word/2023/wordml/word16du" xmlns:w16sdtdh="http://schemas.microsoft.com/office/word/2020/wordml/sdtdatahash" xmlns:w16sdtfl="http://schemas.microsoft.com/office/word/2024/wordml/sdtformatlock" xmlns:w16se="http://schemas.microsoft.com/office/word/2015/wordml/symex" xmlns:sl="http://schemas.openxmlformats.org/schemaLibrary/2006/main" mc:Ignorable="w14 w15 w16se w16cid w16 w16cex w16sdtdh w16sdtfl w16du">
+<w:settings xmlns:mc="http://schemas.openxmlformats.org/markup-compatibility/2006" xmlns:o="urn:schemas-microsoft-com:office:office" xmlns:r="http://schemas.openxmlformats.org/officeDocument/2006/relationships" xmlns:m="http://schemas.openxmlformats.org/officeDocument/2006/math" xmlns:v="urn:schemas-microsoft-com:vml" xmlns:w10="urn:schemas-microsoft-com:office:word" xmlns:w="http://schemas.openxmlformats.org/wordprocessingml/2006/main" xmlns:w14="http://schemas.microsoft.com/office/word/2010/wordml" xmlns:w15="http://schemas.microsoft.com/office/word/2012/wordml" xmlns:w16se="http://schemas.microsoft.com/office/word/2015/wordml/symex" xmlns:sl="http://schemas.openxmlformats.org/schemaLibrary/2006/main" mc:Ignorable="w14 w15 w16se">
   <w:view w:val="normal"/>
   <w:defaultTabStop w:val="720"/>
   <w:characterSpacingControl w:val="doNotCompress"/>
@@ -13002,7 +15985,6 @@
     <w:compatSetting w:name="enableOpenTypeFeatures" w:uri="http://schemas.microsoft.com/office/word" w:val="1"/>
     <w:compatSetting w:name="doNotFlipMirrorIndents" w:uri="http://schemas.microsoft.com/office/word" w:val="1"/>
     <w:compatSetting w:name="differentiateMultirowTableHeaders" w:uri="http://schemas.microsoft.com/office/word" w:val="1"/>
-    <w:compatSetting w:name="useWord2013TrackBottomHyphenation" w:uri="http://schemas.microsoft.com/office/word" w:val="1"/>
   </w:compat>
   <w:rsids>
     <w:rsidRoot w:val="00324ACF"/>
@@ -13028,6 +16010,7 @@
     <w:rsid w:val="0075317F"/>
     <w:rsid w:val="00814B81"/>
     <w:rsid w:val="008456E9"/>
+    <w:rsid w:val="00877AC5"/>
     <w:rsid w:val="008A4AE7"/>
     <w:rsid w:val="00902777"/>
     <w:rsid w:val="0096178B"/>
@@ -13076,7 +16059,7 @@
 </file>
 
 <file path=word/glossary/styles.xml><?xml version="1.0" encoding="utf-8"?>
-<w:styles xmlns:mc="http://schemas.openxmlformats.org/markup-compatibility/2006" xmlns:r="http://schemas.openxmlformats.org/officeDocument/2006/relationships" xmlns:w="http://schemas.openxmlformats.org/wordprocessingml/2006/main" xmlns:w14="http://schemas.microsoft.com/office/word/2010/wordml" xmlns:w15="http://schemas.microsoft.com/office/word/2012/wordml" xmlns:w16cex="http://schemas.microsoft.com/office/word/2018/wordml/cex" xmlns:w16cid="http://schemas.microsoft.com/office/word/2016/wordml/cid" xmlns:w16="http://schemas.microsoft.com/office/word/2018/wordml" xmlns:w16du="http://schemas.microsoft.com/office/word/2023/wordml/word16du" xmlns:w16sdtdh="http://schemas.microsoft.com/office/word/2020/wordml/sdtdatahash" xmlns:w16sdtfl="http://schemas.microsoft.com/office/word/2024/wordml/sdtformatlock" xmlns:w16se="http://schemas.microsoft.com/office/word/2015/wordml/symex" mc:Ignorable="w14 w15 w16se w16cid w16 w16cex w16sdtdh w16sdtfl w16du">
+<w:styles xmlns:mc="http://schemas.openxmlformats.org/markup-compatibility/2006" xmlns:r="http://schemas.openxmlformats.org/officeDocument/2006/relationships" xmlns:w="http://schemas.openxmlformats.org/wordprocessingml/2006/main" xmlns:w14="http://schemas.microsoft.com/office/word/2010/wordml" xmlns:w15="http://schemas.microsoft.com/office/word/2012/wordml" xmlns:w16se="http://schemas.microsoft.com/office/word/2015/wordml/symex" mc:Ignorable="w14 w15 w16se">
   <w:docDefaults>
     <w:rPrDefault>
       <w:rPr>
@@ -13092,7 +16075,7 @@
       </w:pPr>
     </w:pPrDefault>
   </w:docDefaults>
-  <w:latentStyles w:defLockedState="0" w:defUIPriority="99" w:defSemiHidden="0" w:defUnhideWhenUsed="0" w:defQFormat="0" w:count="376">
+  <w:latentStyles w:defLockedState="0" w:defUIPriority="99" w:defSemiHidden="0" w:defUnhideWhenUsed="0" w:defQFormat="0" w:count="371">
     <w:lsdException w:name="Normal" w:uiPriority="0" w:qFormat="1"/>
     <w:lsdException w:name="heading 1" w:uiPriority="9" w:qFormat="1"/>
     <w:lsdException w:name="heading 2" w:semiHidden="1" w:uiPriority="9" w:unhideWhenUsed="1" w:qFormat="1"/>
@@ -13464,11 +16447,6 @@
     <w:lsdException w:name="List Table 5 Dark Accent 6" w:uiPriority="50"/>
     <w:lsdException w:name="List Table 6 Colorful Accent 6" w:uiPriority="51"/>
     <w:lsdException w:name="List Table 7 Colorful Accent 6" w:uiPriority="52"/>
-    <w:lsdException w:name="Mention" w:semiHidden="1" w:unhideWhenUsed="1"/>
-    <w:lsdException w:name="Smart Hyperlink" w:semiHidden="1" w:unhideWhenUsed="1"/>
-    <w:lsdException w:name="Hashtag" w:semiHidden="1" w:unhideWhenUsed="1"/>
-    <w:lsdException w:name="Unresolved Mention" w:semiHidden="1" w:unhideWhenUsed="1"/>
-    <w:lsdException w:name="Smart Link" w:semiHidden="1" w:unhideWhenUsed="1"/>
   </w:latentStyles>
   <w:style w:type="paragraph" w:default="1" w:styleId="Normal">
     <w:name w:val="Normal"/>
@@ -13543,7 +16521,7 @@
 </file>
 
 <file path=word/glossary/webSettings.xml><?xml version="1.0" encoding="utf-8"?>
-<w:webSettings xmlns:mc="http://schemas.openxmlformats.org/markup-compatibility/2006" xmlns:r="http://schemas.openxmlformats.org/officeDocument/2006/relationships" xmlns:w="http://schemas.openxmlformats.org/wordprocessingml/2006/main" xmlns:w14="http://schemas.microsoft.com/office/word/2010/wordml" xmlns:w15="http://schemas.microsoft.com/office/word/2012/wordml" xmlns:w16cex="http://schemas.microsoft.com/office/word/2018/wordml/cex" xmlns:w16cid="http://schemas.microsoft.com/office/word/2016/wordml/cid" xmlns:w16="http://schemas.microsoft.com/office/word/2018/wordml" xmlns:w16du="http://schemas.microsoft.com/office/word/2023/wordml/word16du" xmlns:w16sdtdh="http://schemas.microsoft.com/office/word/2020/wordml/sdtdatahash" xmlns:w16sdtfl="http://schemas.microsoft.com/office/word/2024/wordml/sdtformatlock" xmlns:w16se="http://schemas.microsoft.com/office/word/2015/wordml/symex" mc:Ignorable="w14 w15 w16se w16cid w16 w16cex w16sdtdh w16sdtfl w16du">
+<w:webSettings xmlns:mc="http://schemas.openxmlformats.org/markup-compatibility/2006" xmlns:r="http://schemas.openxmlformats.org/officeDocument/2006/relationships" xmlns:w="http://schemas.openxmlformats.org/wordprocessingml/2006/main" xmlns:w14="http://schemas.microsoft.com/office/word/2010/wordml" xmlns:w15="http://schemas.microsoft.com/office/word/2012/wordml" xmlns:w16se="http://schemas.microsoft.com/office/word/2015/wordml/symex" mc:Ignorable="w14 w15 w16se">
   <w:optimizeForBrowser/>
   <w:allowPNG/>
 </w:webSettings>
@@ -13877,16 +16855,16 @@
 </file>
 
 <file path=customXml/item2.xml><?xml version="1.0" encoding="utf-8"?>
-<b:Sources xmlns:b="http://schemas.openxmlformats.org/officeDocument/2006/bibliography" SelectedStyle="\APA.XSL" StyleName="APA"/>
-</file>
-
-<file path=customXml/item3.xml><?xml version="1.0" encoding="utf-8"?>
 <?mso-contentType ?>
 <FormTemplates xmlns="http://schemas.microsoft.com/sharepoint/v3/contenttype/forms">
   <Display>DocumentLibraryForm</Display>
   <Edit>AssetEditForm</Edit>
   <New>DocumentLibraryForm</New>
 </FormTemplates>
+</file>
+
+<file path=customXml/item3.xml><?xml version="1.0" encoding="utf-8"?>
+<b:Sources xmlns:b="http://schemas.openxmlformats.org/officeDocument/2006/bibliography" SelectedStyle="\APA.XSL" StyleName="APA"/>
 </file>
 
 <file path=customXml/itemProps1.xml><?xml version="1.0" encoding="utf-8"?>
@@ -13898,17 +16876,17 @@
 </file>
 
 <file path=customXml/itemProps2.xml><?xml version="1.0" encoding="utf-8"?>
-<ds:datastoreItem xmlns:ds="http://schemas.openxmlformats.org/officeDocument/2006/customXml" ds:itemID="{355C5113-D031-41DB-A6D8-43CE1A0E6695}">
+<ds:datastoreItem xmlns:ds="http://schemas.openxmlformats.org/officeDocument/2006/customXml" ds:itemID="{E34C63B7-A026-4A37-9535-4FBB4C03A11D}">
   <ds:schemaRefs>
-    <ds:schemaRef ds:uri="http://schemas.openxmlformats.org/officeDocument/2006/bibliography"/>
+    <ds:schemaRef ds:uri="http://schemas.microsoft.com/sharepoint/v3/contenttype/forms"/>
   </ds:schemaRefs>
 </ds:datastoreItem>
 </file>
 
 <file path=customXml/itemProps3.xml><?xml version="1.0" encoding="utf-8"?>
-<ds:datastoreItem xmlns:ds="http://schemas.openxmlformats.org/officeDocument/2006/customXml" ds:itemID="{E34C63B7-A026-4A37-9535-4FBB4C03A11D}">
+<ds:datastoreItem xmlns:ds="http://schemas.openxmlformats.org/officeDocument/2006/customXml" ds:itemID="{D6BD19E1-E4E1-422F-BB6A-3E61E2443D39}">
   <ds:schemaRefs>
-    <ds:schemaRef ds:uri="http://schemas.microsoft.com/sharepoint/v3/contenttype/forms"/>
+    <ds:schemaRef ds:uri="http://schemas.openxmlformats.org/officeDocument/2006/bibliography"/>
   </ds:schemaRefs>
 </ds:datastoreItem>
 </file>
--- a/IT351_Project-Phase 1 (1) (1) (1).docx
+++ b/IT351_Project-Phase 1 (1) (1) (1).docx
@@ -2622,7 +2622,11 @@
               </mc:Choice>
               <mc:Fallback>
                 <w:pict>
-                  <v:shape w14:anchorId="7CBAAF0B" id="Text Box 15" o:spid="_x0000_s1031" type="#_x0000_t202" alt="contact info" style="position:absolute;left:0;text-align:left;margin-left:36.25pt;margin-top:253.85pt;width:540pt;height:92.7pt;z-index:251675648;visibility:visible;mso-wrap-style:square;mso-width-percent:1282;mso-height-percent:0;mso-wrap-distance-left:9pt;mso-wrap-distance-top:0;mso-wrap-distance-right:9pt;mso-wrap-distance-bottom:0;mso-position-horizontal:absolute;mso-position-horizontal-relative:page;mso-position-vertical:absolute;mso-position-vertical-relative:margin;mso-width-percent:1282;mso-height-percent:0;mso-width-relative:margin;mso-height-relative:margin;v-text-anchor:bottom" o:gfxdata="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" o:allowoverlap="f" filled="f" stroked="f" strokeweight=".5pt">
+                  <v:shapetype w14:anchorId="7CBAAF0B" id="_x0000_t202" coordsize="21600,21600" o:spt="202" path="m,l,21600r21600,l21600,xe">
+                    <v:stroke joinstyle="miter"/>
+                    <v:path gradientshapeok="t" o:connecttype="rect"/>
+                  </v:shapetype>
+                  <v:shape id="Text Box 15" o:spid="_x0000_s1031" type="#_x0000_t202" alt="contact info" style="position:absolute;left:0;text-align:left;margin-left:36.25pt;margin-top:253.85pt;width:540pt;height:92.7pt;z-index:251675648;visibility:visible;mso-wrap-style:square;mso-width-percent:1282;mso-height-percent:0;mso-wrap-distance-left:9pt;mso-wrap-distance-top:0;mso-wrap-distance-right:9pt;mso-wrap-distance-bottom:0;mso-position-horizontal:absolute;mso-position-horizontal-relative:page;mso-position-vertical:absolute;mso-position-vertical-relative:margin;mso-width-percent:1282;mso-height-percent:0;mso-width-relative:margin;mso-height-relative:margin;v-text-anchor:bottom" o:gfxdata="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" o:allowoverlap="f" filled="f" stroked="f" strokeweight=".5pt">
                     <v:textbox inset="0,0,0,0">
                       <w:txbxContent>
                         <w:p>
@@ -8713,6 +8717,2765 @@
     <w:p>
       <w:pPr>
         <w:rPr>
+          <w:b/>
+          <w:bCs/>
+          <w:sz w:val="28"/>
+          <w:szCs w:val="28"/>
+        </w:rPr>
+      </w:pPr>
+      <w:proofErr w:type="spellStart"/>
+      <w:r>
+        <w:rPr>
+          <w:b/>
+          <w:bCs/>
+          <w:sz w:val="28"/>
+          <w:szCs w:val="28"/>
+        </w:rPr>
+        <w:t>Talal</w:t>
+      </w:r>
+      <w:proofErr w:type="spellEnd"/>
+      <w:r>
+        <w:rPr>
+          <w:b/>
+          <w:bCs/>
+          <w:sz w:val="28"/>
+          <w:szCs w:val="28"/>
+        </w:rPr>
+        <w:t xml:space="preserve"> </w:t>
+      </w:r>
+      <w:proofErr w:type="spellStart"/>
+      <w:r>
+        <w:rPr>
+          <w:b/>
+          <w:bCs/>
+          <w:sz w:val="28"/>
+          <w:szCs w:val="28"/>
+        </w:rPr>
+        <w:t>Monawer</w:t>
+      </w:r>
+      <w:proofErr w:type="spellEnd"/>
+      <w:r>
+        <w:rPr>
+          <w:b/>
+          <w:bCs/>
+          <w:sz w:val="28"/>
+          <w:szCs w:val="28"/>
+        </w:rPr>
+        <w:t xml:space="preserve"> </w:t>
+      </w:r>
+      <w:proofErr w:type="spellStart"/>
+      <w:r>
+        <w:rPr>
+          <w:b/>
+          <w:bCs/>
+          <w:sz w:val="28"/>
+          <w:szCs w:val="28"/>
+        </w:rPr>
+        <w:t>ALrowitie</w:t>
+      </w:r>
+      <w:proofErr w:type="spellEnd"/>
+    </w:p>
+    <w:p>
+      <w:pPr>
+        <w:spacing w:after="0" w:line="240" w:lineRule="auto"/>
+        <w:rPr>
+          <w:rFonts w:ascii="Times New Roman" w:eastAsia="Times New Roman" w:hAnsi="Times New Roman" w:cs="Times New Roman"/>
+          <w:color w:val="auto"/>
+          <w:sz w:val="24"/>
+          <w:szCs w:val="24"/>
+          <w:lang w:eastAsia="en-US"/>
+        </w:rPr>
+      </w:pPr>
+      <w:proofErr w:type="spellStart"/>
+      <w:r>
+        <w:rPr>
+          <w:rFonts w:ascii="Times New Roman" w:eastAsia="Times New Roman" w:hAnsi="Times New Roman" w:cs="Times New Roman"/>
+          <w:color w:val="auto"/>
+          <w:sz w:val="24"/>
+          <w:szCs w:val="24"/>
+          <w:lang w:eastAsia="en-US"/>
+        </w:rPr>
+        <w:t>Router#configure</w:t>
+      </w:r>
+      <w:proofErr w:type="spellEnd"/>
+      <w:r>
+        <w:rPr>
+          <w:rFonts w:ascii="Times New Roman" w:eastAsia="Times New Roman" w:hAnsi="Times New Roman" w:cs="Times New Roman"/>
+          <w:color w:val="auto"/>
+          <w:sz w:val="24"/>
+          <w:szCs w:val="24"/>
+          <w:lang w:eastAsia="en-US"/>
+        </w:rPr>
+        <w:t xml:space="preserve"> terminal</w:t>
+      </w:r>
+    </w:p>
+    <w:p>
+      <w:pPr>
+        <w:spacing w:after="0" w:line="240" w:lineRule="auto"/>
+        <w:rPr>
+          <w:rFonts w:ascii="Times New Roman" w:eastAsia="Times New Roman" w:hAnsi="Times New Roman" w:cs="Times New Roman"/>
+          <w:color w:val="auto"/>
+          <w:sz w:val="24"/>
+          <w:szCs w:val="24"/>
+          <w:lang w:eastAsia="en-US"/>
+        </w:rPr>
+      </w:pPr>
+      <w:r>
+        <w:rPr>
+          <w:rFonts w:ascii="Times New Roman" w:eastAsia="Times New Roman" w:hAnsi="Times New Roman" w:cs="Times New Roman"/>
+          <w:color w:val="auto"/>
+          <w:sz w:val="24"/>
+          <w:szCs w:val="24"/>
+          <w:lang w:eastAsia="en-US"/>
+        </w:rPr>
+        <w:t>Enter configuration commands, one per line. End with CNTL/Z.</w:t>
+      </w:r>
+    </w:p>
+    <w:p>
+      <w:pPr>
+        <w:spacing w:after="0" w:line="240" w:lineRule="auto"/>
+        <w:rPr>
+          <w:rFonts w:ascii="Times New Roman" w:eastAsia="Times New Roman" w:hAnsi="Times New Roman" w:cs="Times New Roman"/>
+          <w:color w:val="auto"/>
+          <w:sz w:val="24"/>
+          <w:szCs w:val="24"/>
+          <w:lang w:eastAsia="en-US"/>
+        </w:rPr>
+      </w:pPr>
+      <w:r>
+        <w:rPr>
+          <w:rFonts w:ascii="Times New Roman" w:eastAsia="Times New Roman" w:hAnsi="Times New Roman" w:cs="Times New Roman"/>
+          <w:color w:val="auto"/>
+          <w:sz w:val="24"/>
+          <w:szCs w:val="24"/>
+          <w:lang w:eastAsia="en-US"/>
+        </w:rPr>
+        <w:t>Router(</w:t>
+      </w:r>
+      <w:proofErr w:type="spellStart"/>
+      <w:r>
+        <w:rPr>
+          <w:rFonts w:ascii="Times New Roman" w:eastAsia="Times New Roman" w:hAnsi="Times New Roman" w:cs="Times New Roman"/>
+          <w:color w:val="auto"/>
+          <w:sz w:val="24"/>
+          <w:szCs w:val="24"/>
+          <w:lang w:eastAsia="en-US"/>
+        </w:rPr>
+        <w:t>config</w:t>
+      </w:r>
+      <w:proofErr w:type="spellEnd"/>
+      <w:r>
+        <w:rPr>
+          <w:rFonts w:ascii="Times New Roman" w:eastAsia="Times New Roman" w:hAnsi="Times New Roman" w:cs="Times New Roman"/>
+          <w:color w:val="auto"/>
+          <w:sz w:val="24"/>
+          <w:szCs w:val="24"/>
+          <w:lang w:eastAsia="en-US"/>
+        </w:rPr>
+        <w:t>)#interface serial 0/3/0</w:t>
+      </w:r>
+    </w:p>
+    <w:p>
+      <w:pPr>
+        <w:spacing w:after="0" w:line="240" w:lineRule="auto"/>
+        <w:rPr>
+          <w:rFonts w:ascii="Times New Roman" w:eastAsia="Times New Roman" w:hAnsi="Times New Roman" w:cs="Times New Roman"/>
+          <w:color w:val="auto"/>
+          <w:sz w:val="24"/>
+          <w:szCs w:val="24"/>
+          <w:lang w:eastAsia="en-US"/>
+        </w:rPr>
+      </w:pPr>
+      <w:r>
+        <w:rPr>
+          <w:rFonts w:ascii="Times New Roman" w:eastAsia="Times New Roman" w:hAnsi="Times New Roman" w:cs="Times New Roman"/>
+          <w:color w:val="auto"/>
+          <w:sz w:val="24"/>
+          <w:szCs w:val="24"/>
+          <w:lang w:eastAsia="en-US"/>
+        </w:rPr>
+        <w:t>Router(</w:t>
+      </w:r>
+      <w:proofErr w:type="spellStart"/>
+      <w:r>
+        <w:rPr>
+          <w:rFonts w:ascii="Times New Roman" w:eastAsia="Times New Roman" w:hAnsi="Times New Roman" w:cs="Times New Roman"/>
+          <w:color w:val="auto"/>
+          <w:sz w:val="24"/>
+          <w:szCs w:val="24"/>
+          <w:lang w:eastAsia="en-US"/>
+        </w:rPr>
+        <w:t>config</w:t>
+      </w:r>
+      <w:proofErr w:type="spellEnd"/>
+      <w:r>
+        <w:rPr>
+          <w:rFonts w:ascii="Times New Roman" w:eastAsia="Times New Roman" w:hAnsi="Times New Roman" w:cs="Times New Roman"/>
+          <w:color w:val="auto"/>
+          <w:sz w:val="24"/>
+          <w:szCs w:val="24"/>
+          <w:lang w:eastAsia="en-US"/>
+        </w:rPr>
+        <w:t>-</w:t>
+      </w:r>
+      <w:proofErr w:type="gramStart"/>
+      <w:r>
+        <w:rPr>
+          <w:rFonts w:ascii="Times New Roman" w:eastAsia="Times New Roman" w:hAnsi="Times New Roman" w:cs="Times New Roman"/>
+          <w:color w:val="auto"/>
+          <w:sz w:val="24"/>
+          <w:szCs w:val="24"/>
+          <w:lang w:eastAsia="en-US"/>
+        </w:rPr>
+        <w:t>if)#</w:t>
+      </w:r>
+      <w:proofErr w:type="spellStart"/>
+      <w:proofErr w:type="gramEnd"/>
+      <w:r>
+        <w:rPr>
+          <w:rFonts w:ascii="Times New Roman" w:eastAsia="Times New Roman" w:hAnsi="Times New Roman" w:cs="Times New Roman"/>
+          <w:color w:val="auto"/>
+          <w:sz w:val="24"/>
+          <w:szCs w:val="24"/>
+          <w:lang w:eastAsia="en-US"/>
+        </w:rPr>
+        <w:t>ip</w:t>
+      </w:r>
+      <w:proofErr w:type="spellEnd"/>
+      <w:r>
+        <w:rPr>
+          <w:rFonts w:ascii="Times New Roman" w:eastAsia="Times New Roman" w:hAnsi="Times New Roman" w:cs="Times New Roman"/>
+          <w:color w:val="auto"/>
+          <w:sz w:val="24"/>
+          <w:szCs w:val="24"/>
+          <w:lang w:eastAsia="en-US"/>
+        </w:rPr>
+        <w:t xml:space="preserve"> address 10.10.10.1 255.255.255.252</w:t>
+      </w:r>
+    </w:p>
+    <w:p>
+      <w:pPr>
+        <w:spacing w:after="0" w:line="240" w:lineRule="auto"/>
+        <w:rPr>
+          <w:rFonts w:ascii="Times New Roman" w:eastAsia="Times New Roman" w:hAnsi="Times New Roman" w:cs="Times New Roman"/>
+          <w:color w:val="auto"/>
+          <w:sz w:val="24"/>
+          <w:szCs w:val="24"/>
+          <w:lang w:eastAsia="en-US"/>
+        </w:rPr>
+      </w:pPr>
+      <w:r>
+        <w:rPr>
+          <w:rFonts w:ascii="Times New Roman" w:eastAsia="Times New Roman" w:hAnsi="Times New Roman" w:cs="Times New Roman"/>
+          <w:color w:val="auto"/>
+          <w:sz w:val="24"/>
+          <w:szCs w:val="24"/>
+          <w:lang w:eastAsia="en-US"/>
+        </w:rPr>
+        <w:t>Router(</w:t>
+      </w:r>
+      <w:proofErr w:type="spellStart"/>
+      <w:r>
+        <w:rPr>
+          <w:rFonts w:ascii="Times New Roman" w:eastAsia="Times New Roman" w:hAnsi="Times New Roman" w:cs="Times New Roman"/>
+          <w:color w:val="auto"/>
+          <w:sz w:val="24"/>
+          <w:szCs w:val="24"/>
+          <w:lang w:eastAsia="en-US"/>
+        </w:rPr>
+        <w:t>config</w:t>
+      </w:r>
+      <w:proofErr w:type="spellEnd"/>
+      <w:r>
+        <w:rPr>
+          <w:rFonts w:ascii="Times New Roman" w:eastAsia="Times New Roman" w:hAnsi="Times New Roman" w:cs="Times New Roman"/>
+          <w:color w:val="auto"/>
+          <w:sz w:val="24"/>
+          <w:szCs w:val="24"/>
+          <w:lang w:eastAsia="en-US"/>
+        </w:rPr>
+        <w:t>-</w:t>
+      </w:r>
+      <w:proofErr w:type="gramStart"/>
+      <w:r>
+        <w:rPr>
+          <w:rFonts w:ascii="Times New Roman" w:eastAsia="Times New Roman" w:hAnsi="Times New Roman" w:cs="Times New Roman"/>
+          <w:color w:val="auto"/>
+          <w:sz w:val="24"/>
+          <w:szCs w:val="24"/>
+          <w:lang w:eastAsia="en-US"/>
+        </w:rPr>
+        <w:t>if)#</w:t>
+      </w:r>
+      <w:proofErr w:type="gramEnd"/>
+      <w:r>
+        <w:rPr>
+          <w:rFonts w:ascii="Times New Roman" w:eastAsia="Times New Roman" w:hAnsi="Times New Roman" w:cs="Times New Roman"/>
+          <w:color w:val="auto"/>
+          <w:sz w:val="24"/>
+          <w:szCs w:val="24"/>
+          <w:lang w:eastAsia="en-US"/>
+        </w:rPr>
+        <w:t>clock rate 64000</w:t>
+      </w:r>
+    </w:p>
+    <w:p>
+      <w:pPr>
+        <w:spacing w:after="0" w:line="240" w:lineRule="auto"/>
+        <w:rPr>
+          <w:rFonts w:ascii="Times New Roman" w:eastAsia="Times New Roman" w:hAnsi="Times New Roman" w:cs="Times New Roman"/>
+          <w:color w:val="auto"/>
+          <w:sz w:val="24"/>
+          <w:szCs w:val="24"/>
+          <w:lang w:eastAsia="en-US"/>
+        </w:rPr>
+      </w:pPr>
+      <w:r>
+        <w:rPr>
+          <w:rFonts w:ascii="Times New Roman" w:eastAsia="Times New Roman" w:hAnsi="Times New Roman" w:cs="Times New Roman"/>
+          <w:color w:val="auto"/>
+          <w:sz w:val="24"/>
+          <w:szCs w:val="24"/>
+          <w:lang w:eastAsia="en-US"/>
+        </w:rPr>
+        <w:t>Router(</w:t>
+      </w:r>
+      <w:proofErr w:type="spellStart"/>
+      <w:r>
+        <w:rPr>
+          <w:rFonts w:ascii="Times New Roman" w:eastAsia="Times New Roman" w:hAnsi="Times New Roman" w:cs="Times New Roman"/>
+          <w:color w:val="auto"/>
+          <w:sz w:val="24"/>
+          <w:szCs w:val="24"/>
+          <w:lang w:eastAsia="en-US"/>
+        </w:rPr>
+        <w:t>config</w:t>
+      </w:r>
+      <w:proofErr w:type="spellEnd"/>
+      <w:r>
+        <w:rPr>
+          <w:rFonts w:ascii="Times New Roman" w:eastAsia="Times New Roman" w:hAnsi="Times New Roman" w:cs="Times New Roman"/>
+          <w:color w:val="auto"/>
+          <w:sz w:val="24"/>
+          <w:szCs w:val="24"/>
+          <w:lang w:eastAsia="en-US"/>
+        </w:rPr>
+        <w:t>-</w:t>
+      </w:r>
+      <w:proofErr w:type="gramStart"/>
+      <w:r>
+        <w:rPr>
+          <w:rFonts w:ascii="Times New Roman" w:eastAsia="Times New Roman" w:hAnsi="Times New Roman" w:cs="Times New Roman"/>
+          <w:color w:val="auto"/>
+          <w:sz w:val="24"/>
+          <w:szCs w:val="24"/>
+          <w:lang w:eastAsia="en-US"/>
+        </w:rPr>
+        <w:t>if)#</w:t>
+      </w:r>
+      <w:proofErr w:type="gramEnd"/>
+      <w:r>
+        <w:rPr>
+          <w:rFonts w:ascii="Times New Roman" w:eastAsia="Times New Roman" w:hAnsi="Times New Roman" w:cs="Times New Roman"/>
+          <w:color w:val="auto"/>
+          <w:sz w:val="24"/>
+          <w:szCs w:val="24"/>
+          <w:lang w:eastAsia="en-US"/>
+        </w:rPr>
+        <w:t>no shutdown</w:t>
+      </w:r>
+    </w:p>
+    <w:p>
+      <w:pPr>
+        <w:spacing w:after="0" w:line="240" w:lineRule="auto"/>
+        <w:rPr>
+          <w:rFonts w:ascii="Times New Roman" w:eastAsia="Times New Roman" w:hAnsi="Times New Roman" w:cs="Times New Roman"/>
+          <w:color w:val="auto"/>
+          <w:sz w:val="24"/>
+          <w:szCs w:val="24"/>
+          <w:lang w:eastAsia="en-US"/>
+        </w:rPr>
+      </w:pPr>
+    </w:p>
+    <w:p>
+      <w:pPr>
+        <w:spacing w:after="0" w:line="240" w:lineRule="auto"/>
+        <w:rPr>
+          <w:rFonts w:ascii="Times New Roman" w:eastAsia="Times New Roman" w:hAnsi="Times New Roman" w:cs="Times New Roman"/>
+          <w:color w:val="auto"/>
+          <w:sz w:val="24"/>
+          <w:szCs w:val="24"/>
+          <w:lang w:eastAsia="en-US"/>
+        </w:rPr>
+      </w:pPr>
+      <w:r>
+        <w:rPr>
+          <w:rFonts w:ascii="Times New Roman" w:eastAsia="Times New Roman" w:hAnsi="Times New Roman" w:cs="Times New Roman"/>
+          <w:color w:val="auto"/>
+          <w:sz w:val="24"/>
+          <w:szCs w:val="24"/>
+          <w:lang w:eastAsia="en-US"/>
+        </w:rPr>
+        <w:t>%LINK-5-CHANGED: Interface Serial0/3/0, changed state to down</w:t>
+      </w:r>
+    </w:p>
+    <w:p>
+      <w:pPr>
+        <w:spacing w:after="0" w:line="240" w:lineRule="auto"/>
+        <w:rPr>
+          <w:rFonts w:ascii="Times New Roman" w:eastAsia="Times New Roman" w:hAnsi="Times New Roman" w:cs="Times New Roman"/>
+          <w:color w:val="auto"/>
+          <w:sz w:val="24"/>
+          <w:szCs w:val="24"/>
+          <w:lang w:eastAsia="en-US"/>
+        </w:rPr>
+      </w:pPr>
+      <w:r>
+        <w:rPr>
+          <w:rFonts w:ascii="Times New Roman" w:eastAsia="Times New Roman" w:hAnsi="Times New Roman" w:cs="Times New Roman"/>
+          <w:color w:val="auto"/>
+          <w:sz w:val="24"/>
+          <w:szCs w:val="24"/>
+          <w:lang w:eastAsia="en-US"/>
+        </w:rPr>
+        <w:t>Router(</w:t>
+      </w:r>
+      <w:proofErr w:type="spellStart"/>
+      <w:r>
+        <w:rPr>
+          <w:rFonts w:ascii="Times New Roman" w:eastAsia="Times New Roman" w:hAnsi="Times New Roman" w:cs="Times New Roman"/>
+          <w:color w:val="auto"/>
+          <w:sz w:val="24"/>
+          <w:szCs w:val="24"/>
+          <w:lang w:eastAsia="en-US"/>
+        </w:rPr>
+        <w:t>config</w:t>
+      </w:r>
+      <w:proofErr w:type="spellEnd"/>
+      <w:r>
+        <w:rPr>
+          <w:rFonts w:ascii="Times New Roman" w:eastAsia="Times New Roman" w:hAnsi="Times New Roman" w:cs="Times New Roman"/>
+          <w:color w:val="auto"/>
+          <w:sz w:val="24"/>
+          <w:szCs w:val="24"/>
+          <w:lang w:eastAsia="en-US"/>
+        </w:rPr>
+        <w:t>-</w:t>
+      </w:r>
+      <w:proofErr w:type="gramStart"/>
+      <w:r>
+        <w:rPr>
+          <w:rFonts w:ascii="Times New Roman" w:eastAsia="Times New Roman" w:hAnsi="Times New Roman" w:cs="Times New Roman"/>
+          <w:color w:val="auto"/>
+          <w:sz w:val="24"/>
+          <w:szCs w:val="24"/>
+          <w:lang w:eastAsia="en-US"/>
+        </w:rPr>
+        <w:t>if)#</w:t>
+      </w:r>
+      <w:proofErr w:type="gramEnd"/>
+      <w:r>
+        <w:rPr>
+          <w:rFonts w:ascii="Times New Roman" w:eastAsia="Times New Roman" w:hAnsi="Times New Roman" w:cs="Times New Roman"/>
+          <w:color w:val="auto"/>
+          <w:sz w:val="24"/>
+          <w:szCs w:val="24"/>
+          <w:lang w:eastAsia="en-US"/>
+        </w:rPr>
+        <w:t>exit</w:t>
+      </w:r>
+    </w:p>
+    <w:p>
+      <w:pPr>
+        <w:spacing w:after="0" w:line="240" w:lineRule="auto"/>
+        <w:rPr>
+          <w:rFonts w:ascii="Times New Roman" w:eastAsia="Times New Roman" w:hAnsi="Times New Roman" w:cs="Times New Roman"/>
+          <w:color w:val="auto"/>
+          <w:sz w:val="24"/>
+          <w:szCs w:val="24"/>
+          <w:lang w:eastAsia="en-US"/>
+        </w:rPr>
+      </w:pPr>
+      <w:r>
+        <w:rPr>
+          <w:rFonts w:ascii="Times New Roman" w:eastAsia="Times New Roman" w:hAnsi="Times New Roman" w:cs="Times New Roman"/>
+          <w:color w:val="auto"/>
+          <w:sz w:val="24"/>
+          <w:szCs w:val="24"/>
+          <w:lang w:eastAsia="en-US"/>
+        </w:rPr>
+        <w:t>Router(</w:t>
+      </w:r>
+      <w:proofErr w:type="spellStart"/>
+      <w:r>
+        <w:rPr>
+          <w:rFonts w:ascii="Times New Roman" w:eastAsia="Times New Roman" w:hAnsi="Times New Roman" w:cs="Times New Roman"/>
+          <w:color w:val="auto"/>
+          <w:sz w:val="24"/>
+          <w:szCs w:val="24"/>
+          <w:lang w:eastAsia="en-US"/>
+        </w:rPr>
+        <w:t>config</w:t>
+      </w:r>
+      <w:proofErr w:type="spellEnd"/>
+      <w:r>
+        <w:rPr>
+          <w:rFonts w:ascii="Times New Roman" w:eastAsia="Times New Roman" w:hAnsi="Times New Roman" w:cs="Times New Roman"/>
+          <w:color w:val="auto"/>
+          <w:sz w:val="24"/>
+          <w:szCs w:val="24"/>
+          <w:lang w:eastAsia="en-US"/>
+        </w:rPr>
+        <w:t>)#end</w:t>
+      </w:r>
+    </w:p>
+    <w:p>
+      <w:pPr>
+        <w:spacing w:after="0" w:line="240" w:lineRule="auto"/>
+        <w:rPr>
+          <w:rFonts w:ascii="Times New Roman" w:eastAsia="Times New Roman" w:hAnsi="Times New Roman" w:cs="Times New Roman"/>
+          <w:color w:val="auto"/>
+          <w:sz w:val="24"/>
+          <w:szCs w:val="24"/>
+          <w:lang w:eastAsia="en-US"/>
+        </w:rPr>
+      </w:pPr>
+      <w:r>
+        <w:rPr>
+          <w:rFonts w:ascii="Times New Roman" w:eastAsia="Times New Roman" w:hAnsi="Times New Roman" w:cs="Times New Roman"/>
+          <w:color w:val="auto"/>
+          <w:sz w:val="24"/>
+          <w:szCs w:val="24"/>
+          <w:lang w:eastAsia="en-US"/>
+        </w:rPr>
+        <w:t>Router#</w:t>
+      </w:r>
+    </w:p>
+    <w:p>
+      <w:pPr>
+        <w:spacing w:after="0" w:line="240" w:lineRule="auto"/>
+        <w:rPr>
+          <w:rFonts w:ascii="Times New Roman" w:eastAsia="Times New Roman" w:hAnsi="Times New Roman" w:cs="Times New Roman"/>
+          <w:color w:val="auto"/>
+          <w:sz w:val="24"/>
+          <w:szCs w:val="24"/>
+          <w:lang w:eastAsia="en-US"/>
+        </w:rPr>
+      </w:pPr>
+      <w:r>
+        <w:rPr>
+          <w:rFonts w:ascii="Times New Roman" w:eastAsia="Times New Roman" w:hAnsi="Times New Roman" w:cs="Times New Roman"/>
+          <w:color w:val="auto"/>
+          <w:sz w:val="24"/>
+          <w:szCs w:val="24"/>
+          <w:lang w:eastAsia="en-US"/>
+        </w:rPr>
+        <w:t>%SYS-5-CONFIG_I: Configured from console by console</w:t>
+      </w:r>
+    </w:p>
+    <w:p>
+      <w:pPr>
+        <w:spacing w:after="0" w:line="240" w:lineRule="auto"/>
+        <w:rPr>
+          <w:rFonts w:ascii="Times New Roman" w:eastAsia="Times New Roman" w:hAnsi="Times New Roman" w:cs="Times New Roman"/>
+          <w:color w:val="auto"/>
+          <w:sz w:val="24"/>
+          <w:szCs w:val="24"/>
+          <w:lang w:eastAsia="en-US"/>
+        </w:rPr>
+      </w:pPr>
+    </w:p>
+    <w:p>
+      <w:pPr>
+        <w:spacing w:after="0" w:line="240" w:lineRule="auto"/>
+        <w:rPr>
+          <w:rFonts w:ascii="Times New Roman" w:eastAsia="Times New Roman" w:hAnsi="Times New Roman" w:cs="Times New Roman"/>
+          <w:color w:val="auto"/>
+          <w:sz w:val="24"/>
+          <w:szCs w:val="24"/>
+          <w:lang w:eastAsia="en-US"/>
+        </w:rPr>
+      </w:pPr>
+      <w:proofErr w:type="spellStart"/>
+      <w:r>
+        <w:rPr>
+          <w:rFonts w:ascii="Times New Roman" w:eastAsia="Times New Roman" w:hAnsi="Times New Roman" w:cs="Times New Roman"/>
+          <w:color w:val="auto"/>
+          <w:sz w:val="24"/>
+          <w:szCs w:val="24"/>
+          <w:lang w:eastAsia="en-US"/>
+        </w:rPr>
+        <w:t>Router#show</w:t>
+      </w:r>
+      <w:proofErr w:type="spellEnd"/>
+      <w:r>
+        <w:rPr>
+          <w:rFonts w:ascii="Times New Roman" w:eastAsia="Times New Roman" w:hAnsi="Times New Roman" w:cs="Times New Roman"/>
+          <w:color w:val="auto"/>
+          <w:sz w:val="24"/>
+          <w:szCs w:val="24"/>
+          <w:lang w:eastAsia="en-US"/>
+        </w:rPr>
+        <w:t xml:space="preserve"> </w:t>
+      </w:r>
+      <w:proofErr w:type="spellStart"/>
+      <w:r>
+        <w:rPr>
+          <w:rFonts w:ascii="Times New Roman" w:eastAsia="Times New Roman" w:hAnsi="Times New Roman" w:cs="Times New Roman"/>
+          <w:color w:val="auto"/>
+          <w:sz w:val="24"/>
+          <w:szCs w:val="24"/>
+          <w:lang w:eastAsia="en-US"/>
+        </w:rPr>
+        <w:t>ip</w:t>
+      </w:r>
+      <w:proofErr w:type="spellEnd"/>
+      <w:r>
+        <w:rPr>
+          <w:rFonts w:ascii="Times New Roman" w:eastAsia="Times New Roman" w:hAnsi="Times New Roman" w:cs="Times New Roman"/>
+          <w:color w:val="auto"/>
+          <w:sz w:val="24"/>
+          <w:szCs w:val="24"/>
+          <w:lang w:eastAsia="en-US"/>
+        </w:rPr>
+        <w:t xml:space="preserve"> interface brief</w:t>
+      </w:r>
+    </w:p>
+    <w:p>
+      <w:pPr>
+        <w:spacing w:after="0" w:line="240" w:lineRule="auto"/>
+        <w:rPr>
+          <w:rFonts w:ascii="Times New Roman" w:eastAsia="Times New Roman" w:hAnsi="Times New Roman" w:cs="Times New Roman"/>
+          <w:color w:val="auto"/>
+          <w:sz w:val="24"/>
+          <w:szCs w:val="24"/>
+          <w:lang w:eastAsia="en-US"/>
+        </w:rPr>
+      </w:pPr>
+      <w:r>
+        <w:rPr>
+          <w:rFonts w:ascii="Times New Roman" w:eastAsia="Times New Roman" w:hAnsi="Times New Roman" w:cs="Times New Roman"/>
+          <w:color w:val="auto"/>
+          <w:sz w:val="24"/>
+          <w:szCs w:val="24"/>
+          <w:lang w:eastAsia="en-US"/>
+        </w:rPr>
+        <w:t xml:space="preserve">Interface IP-Address OK? Method Status Protocol </w:t>
+      </w:r>
+    </w:p>
+    <w:p>
+      <w:pPr>
+        <w:spacing w:after="0" w:line="240" w:lineRule="auto"/>
+        <w:rPr>
+          <w:rFonts w:ascii="Times New Roman" w:eastAsia="Times New Roman" w:hAnsi="Times New Roman" w:cs="Times New Roman"/>
+          <w:color w:val="auto"/>
+          <w:sz w:val="24"/>
+          <w:szCs w:val="24"/>
+          <w:lang w:eastAsia="en-US"/>
+        </w:rPr>
+      </w:pPr>
+      <w:r>
+        <w:rPr>
+          <w:rFonts w:ascii="Times New Roman" w:eastAsia="Times New Roman" w:hAnsi="Times New Roman" w:cs="Times New Roman"/>
+          <w:color w:val="auto"/>
+          <w:sz w:val="24"/>
+          <w:szCs w:val="24"/>
+          <w:lang w:eastAsia="en-US"/>
+        </w:rPr>
+        <w:t xml:space="preserve">GigabitEthernet0/0 172.16.10.1 YES manual up </w:t>
+      </w:r>
+      <w:proofErr w:type="spellStart"/>
+      <w:r>
+        <w:rPr>
+          <w:rFonts w:ascii="Times New Roman" w:eastAsia="Times New Roman" w:hAnsi="Times New Roman" w:cs="Times New Roman"/>
+          <w:color w:val="auto"/>
+          <w:sz w:val="24"/>
+          <w:szCs w:val="24"/>
+          <w:lang w:eastAsia="en-US"/>
+        </w:rPr>
+        <w:t>up</w:t>
+      </w:r>
+      <w:proofErr w:type="spellEnd"/>
+      <w:r>
+        <w:rPr>
+          <w:rFonts w:ascii="Times New Roman" w:eastAsia="Times New Roman" w:hAnsi="Times New Roman" w:cs="Times New Roman"/>
+          <w:color w:val="auto"/>
+          <w:sz w:val="24"/>
+          <w:szCs w:val="24"/>
+          <w:lang w:eastAsia="en-US"/>
+        </w:rPr>
+        <w:t xml:space="preserve"> </w:t>
+      </w:r>
+    </w:p>
+    <w:p>
+      <w:pPr>
+        <w:spacing w:after="0" w:line="240" w:lineRule="auto"/>
+        <w:rPr>
+          <w:rFonts w:ascii="Times New Roman" w:eastAsia="Times New Roman" w:hAnsi="Times New Roman" w:cs="Times New Roman"/>
+          <w:color w:val="auto"/>
+          <w:sz w:val="24"/>
+          <w:szCs w:val="24"/>
+          <w:lang w:eastAsia="en-US"/>
+        </w:rPr>
+      </w:pPr>
+      <w:r>
+        <w:rPr>
+          <w:rFonts w:ascii="Times New Roman" w:eastAsia="Times New Roman" w:hAnsi="Times New Roman" w:cs="Times New Roman"/>
+          <w:color w:val="auto"/>
+          <w:sz w:val="24"/>
+          <w:szCs w:val="24"/>
+          <w:lang w:eastAsia="en-US"/>
+        </w:rPr>
+        <w:t xml:space="preserve">GigabitEthernet0/1 172.16.20.1 YES manual up </w:t>
+      </w:r>
+      <w:proofErr w:type="spellStart"/>
+      <w:r>
+        <w:rPr>
+          <w:rFonts w:ascii="Times New Roman" w:eastAsia="Times New Roman" w:hAnsi="Times New Roman" w:cs="Times New Roman"/>
+          <w:color w:val="auto"/>
+          <w:sz w:val="24"/>
+          <w:szCs w:val="24"/>
+          <w:lang w:eastAsia="en-US"/>
+        </w:rPr>
+        <w:t>up</w:t>
+      </w:r>
+      <w:proofErr w:type="spellEnd"/>
+      <w:r>
+        <w:rPr>
+          <w:rFonts w:ascii="Times New Roman" w:eastAsia="Times New Roman" w:hAnsi="Times New Roman" w:cs="Times New Roman"/>
+          <w:color w:val="auto"/>
+          <w:sz w:val="24"/>
+          <w:szCs w:val="24"/>
+          <w:lang w:eastAsia="en-US"/>
+        </w:rPr>
+        <w:t xml:space="preserve"> </w:t>
+      </w:r>
+    </w:p>
+    <w:p>
+      <w:pPr>
+        <w:spacing w:after="0" w:line="240" w:lineRule="auto"/>
+        <w:rPr>
+          <w:rFonts w:ascii="Times New Roman" w:eastAsia="Times New Roman" w:hAnsi="Times New Roman" w:cs="Times New Roman"/>
+          <w:color w:val="auto"/>
+          <w:sz w:val="24"/>
+          <w:szCs w:val="24"/>
+          <w:lang w:eastAsia="en-US"/>
+        </w:rPr>
+      </w:pPr>
+      <w:r>
+        <w:rPr>
+          <w:rFonts w:ascii="Times New Roman" w:eastAsia="Times New Roman" w:hAnsi="Times New Roman" w:cs="Times New Roman"/>
+          <w:color w:val="auto"/>
+          <w:sz w:val="24"/>
+          <w:szCs w:val="24"/>
+          <w:lang w:eastAsia="en-US"/>
+        </w:rPr>
+        <w:t xml:space="preserve">GigabitEthernet0/2 unassigned YES unset administratively down </w:t>
+      </w:r>
+      <w:proofErr w:type="spellStart"/>
+      <w:r>
+        <w:rPr>
+          <w:rFonts w:ascii="Times New Roman" w:eastAsia="Times New Roman" w:hAnsi="Times New Roman" w:cs="Times New Roman"/>
+          <w:color w:val="auto"/>
+          <w:sz w:val="24"/>
+          <w:szCs w:val="24"/>
+          <w:lang w:eastAsia="en-US"/>
+        </w:rPr>
+        <w:t>down</w:t>
+      </w:r>
+      <w:proofErr w:type="spellEnd"/>
+      <w:r>
+        <w:rPr>
+          <w:rFonts w:ascii="Times New Roman" w:eastAsia="Times New Roman" w:hAnsi="Times New Roman" w:cs="Times New Roman"/>
+          <w:color w:val="auto"/>
+          <w:sz w:val="24"/>
+          <w:szCs w:val="24"/>
+          <w:lang w:eastAsia="en-US"/>
+        </w:rPr>
+        <w:t xml:space="preserve"> </w:t>
+      </w:r>
+    </w:p>
+    <w:p>
+      <w:pPr>
+        <w:spacing w:after="0" w:line="240" w:lineRule="auto"/>
+        <w:rPr>
+          <w:rFonts w:ascii="Times New Roman" w:eastAsia="Times New Roman" w:hAnsi="Times New Roman" w:cs="Times New Roman"/>
+          <w:color w:val="auto"/>
+          <w:sz w:val="24"/>
+          <w:szCs w:val="24"/>
+          <w:lang w:eastAsia="en-US"/>
+        </w:rPr>
+      </w:pPr>
+      <w:r>
+        <w:rPr>
+          <w:rFonts w:ascii="Times New Roman" w:eastAsia="Times New Roman" w:hAnsi="Times New Roman" w:cs="Times New Roman"/>
+          <w:color w:val="auto"/>
+          <w:sz w:val="24"/>
+          <w:szCs w:val="24"/>
+          <w:lang w:eastAsia="en-US"/>
+        </w:rPr>
+        <w:t xml:space="preserve">Serial0/3/0 10.10.10.1 YES manual down </w:t>
+      </w:r>
+      <w:proofErr w:type="spellStart"/>
+      <w:r>
+        <w:rPr>
+          <w:rFonts w:ascii="Times New Roman" w:eastAsia="Times New Roman" w:hAnsi="Times New Roman" w:cs="Times New Roman"/>
+          <w:color w:val="auto"/>
+          <w:sz w:val="24"/>
+          <w:szCs w:val="24"/>
+          <w:lang w:eastAsia="en-US"/>
+        </w:rPr>
+        <w:t>down</w:t>
+      </w:r>
+      <w:proofErr w:type="spellEnd"/>
+      <w:r>
+        <w:rPr>
+          <w:rFonts w:ascii="Times New Roman" w:eastAsia="Times New Roman" w:hAnsi="Times New Roman" w:cs="Times New Roman"/>
+          <w:color w:val="auto"/>
+          <w:sz w:val="24"/>
+          <w:szCs w:val="24"/>
+          <w:lang w:eastAsia="en-US"/>
+        </w:rPr>
+        <w:t xml:space="preserve"> </w:t>
+      </w:r>
+    </w:p>
+    <w:p>
+      <w:pPr>
+        <w:spacing w:after="0" w:line="240" w:lineRule="auto"/>
+        <w:rPr>
+          <w:rFonts w:ascii="Times New Roman" w:eastAsia="Times New Roman" w:hAnsi="Times New Roman" w:cs="Times New Roman"/>
+          <w:color w:val="auto"/>
+          <w:sz w:val="24"/>
+          <w:szCs w:val="24"/>
+          <w:lang w:eastAsia="en-US"/>
+        </w:rPr>
+      </w:pPr>
+      <w:r>
+        <w:rPr>
+          <w:rFonts w:ascii="Times New Roman" w:eastAsia="Times New Roman" w:hAnsi="Times New Roman" w:cs="Times New Roman"/>
+          <w:color w:val="auto"/>
+          <w:sz w:val="24"/>
+          <w:szCs w:val="24"/>
+          <w:lang w:eastAsia="en-US"/>
+        </w:rPr>
+        <w:t xml:space="preserve">Serial0/3/1 unassigned YES unset administratively down </w:t>
+      </w:r>
+      <w:proofErr w:type="spellStart"/>
+      <w:r>
+        <w:rPr>
+          <w:rFonts w:ascii="Times New Roman" w:eastAsia="Times New Roman" w:hAnsi="Times New Roman" w:cs="Times New Roman"/>
+          <w:color w:val="auto"/>
+          <w:sz w:val="24"/>
+          <w:szCs w:val="24"/>
+          <w:lang w:eastAsia="en-US"/>
+        </w:rPr>
+        <w:t>down</w:t>
+      </w:r>
+      <w:proofErr w:type="spellEnd"/>
+      <w:r>
+        <w:rPr>
+          <w:rFonts w:ascii="Times New Roman" w:eastAsia="Times New Roman" w:hAnsi="Times New Roman" w:cs="Times New Roman"/>
+          <w:color w:val="auto"/>
+          <w:sz w:val="24"/>
+          <w:szCs w:val="24"/>
+          <w:lang w:eastAsia="en-US"/>
+        </w:rPr>
+        <w:t xml:space="preserve"> </w:t>
+      </w:r>
+    </w:p>
+    <w:p>
+      <w:pPr>
+        <w:spacing w:after="0" w:line="240" w:lineRule="auto"/>
+        <w:rPr>
+          <w:rFonts w:ascii="Times New Roman" w:eastAsia="Times New Roman" w:hAnsi="Times New Roman" w:cs="Times New Roman"/>
+          <w:color w:val="auto"/>
+          <w:sz w:val="24"/>
+          <w:szCs w:val="24"/>
+          <w:lang w:eastAsia="en-US"/>
+        </w:rPr>
+      </w:pPr>
+      <w:r>
+        <w:rPr>
+          <w:rFonts w:ascii="Times New Roman" w:eastAsia="Times New Roman" w:hAnsi="Times New Roman" w:cs="Times New Roman"/>
+          <w:color w:val="auto"/>
+          <w:sz w:val="24"/>
+          <w:szCs w:val="24"/>
+          <w:lang w:eastAsia="en-US"/>
+        </w:rPr>
+        <w:t xml:space="preserve">Vlan1 unassigned YES unset administratively down </w:t>
+      </w:r>
+      <w:proofErr w:type="spellStart"/>
+      <w:r>
+        <w:rPr>
+          <w:rFonts w:ascii="Times New Roman" w:eastAsia="Times New Roman" w:hAnsi="Times New Roman" w:cs="Times New Roman"/>
+          <w:color w:val="auto"/>
+          <w:sz w:val="24"/>
+          <w:szCs w:val="24"/>
+          <w:lang w:eastAsia="en-US"/>
+        </w:rPr>
+        <w:t>down</w:t>
+      </w:r>
+      <w:proofErr w:type="spellEnd"/>
+    </w:p>
+    <w:p>
+      <w:pPr>
+        <w:tabs>
+          <w:tab w:val="left" w:pos="1190"/>
+        </w:tabs>
+        <w:rPr>
+          <w:rFonts w:ascii="Times New Roman" w:eastAsia="Times New Roman" w:hAnsi="Times New Roman" w:cs="Times New Roman"/>
+          <w:color w:val="auto"/>
+          <w:sz w:val="24"/>
+          <w:szCs w:val="24"/>
+          <w:lang w:eastAsia="en-US"/>
+        </w:rPr>
+      </w:pPr>
+      <w:r>
+        <w:rPr>
+          <w:rFonts w:ascii="Times New Roman" w:eastAsia="Times New Roman" w:hAnsi="Times New Roman" w:cs="Times New Roman"/>
+          <w:color w:val="auto"/>
+          <w:sz w:val="24"/>
+          <w:szCs w:val="24"/>
+          <w:lang w:eastAsia="en-US"/>
+        </w:rPr>
+        <w:t>Router#</w:t>
+      </w:r>
+    </w:p>
+    <w:p>
+      <w:pPr>
+        <w:spacing w:after="0" w:line="240" w:lineRule="auto"/>
+        <w:rPr>
+          <w:rFonts w:ascii="Times New Roman" w:eastAsia="Times New Roman" w:hAnsi="Times New Roman" w:cs="Times New Roman"/>
+          <w:color w:val="auto"/>
+          <w:sz w:val="24"/>
+          <w:szCs w:val="24"/>
+          <w:lang w:eastAsia="en-US"/>
+        </w:rPr>
+      </w:pPr>
+      <w:proofErr w:type="spellStart"/>
+      <w:r>
+        <w:rPr>
+          <w:rFonts w:ascii="Times New Roman" w:eastAsia="Times New Roman" w:hAnsi="Times New Roman" w:cs="Times New Roman"/>
+          <w:color w:val="auto"/>
+          <w:sz w:val="24"/>
+          <w:szCs w:val="24"/>
+          <w:lang w:eastAsia="en-US"/>
+        </w:rPr>
+        <w:t>Router#configure</w:t>
+      </w:r>
+      <w:proofErr w:type="spellEnd"/>
+      <w:r>
+        <w:rPr>
+          <w:rFonts w:ascii="Times New Roman" w:eastAsia="Times New Roman" w:hAnsi="Times New Roman" w:cs="Times New Roman"/>
+          <w:color w:val="auto"/>
+          <w:sz w:val="24"/>
+          <w:szCs w:val="24"/>
+          <w:lang w:eastAsia="en-US"/>
+        </w:rPr>
+        <w:t xml:space="preserve"> terminal</w:t>
+      </w:r>
+    </w:p>
+    <w:p>
+      <w:pPr>
+        <w:spacing w:after="0" w:line="240" w:lineRule="auto"/>
+        <w:rPr>
+          <w:rFonts w:ascii="Times New Roman" w:eastAsia="Times New Roman" w:hAnsi="Times New Roman" w:cs="Times New Roman"/>
+          <w:color w:val="auto"/>
+          <w:sz w:val="24"/>
+          <w:szCs w:val="24"/>
+          <w:lang w:eastAsia="en-US"/>
+        </w:rPr>
+      </w:pPr>
+      <w:r>
+        <w:rPr>
+          <w:rFonts w:ascii="Times New Roman" w:eastAsia="Times New Roman" w:hAnsi="Times New Roman" w:cs="Times New Roman"/>
+          <w:color w:val="auto"/>
+          <w:sz w:val="24"/>
+          <w:szCs w:val="24"/>
+          <w:lang w:eastAsia="en-US"/>
+        </w:rPr>
+        <w:t>Enter configuration commands, one per line. End with CNTL/Z.</w:t>
+      </w:r>
+    </w:p>
+    <w:p>
+      <w:pPr>
+        <w:spacing w:after="0" w:line="240" w:lineRule="auto"/>
+        <w:rPr>
+          <w:rFonts w:ascii="Times New Roman" w:eastAsia="Times New Roman" w:hAnsi="Times New Roman" w:cs="Times New Roman"/>
+          <w:color w:val="auto"/>
+          <w:sz w:val="24"/>
+          <w:szCs w:val="24"/>
+          <w:lang w:eastAsia="en-US"/>
+        </w:rPr>
+      </w:pPr>
+      <w:r>
+        <w:rPr>
+          <w:rFonts w:ascii="Times New Roman" w:eastAsia="Times New Roman" w:hAnsi="Times New Roman" w:cs="Times New Roman"/>
+          <w:color w:val="auto"/>
+          <w:sz w:val="24"/>
+          <w:szCs w:val="24"/>
+          <w:lang w:eastAsia="en-US"/>
+        </w:rPr>
+        <w:t>Router(</w:t>
+      </w:r>
+      <w:proofErr w:type="spellStart"/>
+      <w:r>
+        <w:rPr>
+          <w:rFonts w:ascii="Times New Roman" w:eastAsia="Times New Roman" w:hAnsi="Times New Roman" w:cs="Times New Roman"/>
+          <w:color w:val="auto"/>
+          <w:sz w:val="24"/>
+          <w:szCs w:val="24"/>
+          <w:lang w:eastAsia="en-US"/>
+        </w:rPr>
+        <w:t>config</w:t>
+      </w:r>
+      <w:proofErr w:type="spellEnd"/>
+      <w:r>
+        <w:rPr>
+          <w:rFonts w:ascii="Times New Roman" w:eastAsia="Times New Roman" w:hAnsi="Times New Roman" w:cs="Times New Roman"/>
+          <w:color w:val="auto"/>
+          <w:sz w:val="24"/>
+          <w:szCs w:val="24"/>
+          <w:lang w:eastAsia="en-US"/>
+        </w:rPr>
+        <w:t>)#interface serial 0/3/0</w:t>
+      </w:r>
+    </w:p>
+    <w:p>
+      <w:pPr>
+        <w:spacing w:after="0" w:line="240" w:lineRule="auto"/>
+        <w:rPr>
+          <w:rFonts w:ascii="Times New Roman" w:eastAsia="Times New Roman" w:hAnsi="Times New Roman" w:cs="Times New Roman"/>
+          <w:color w:val="auto"/>
+          <w:sz w:val="24"/>
+          <w:szCs w:val="24"/>
+          <w:lang w:eastAsia="en-US"/>
+        </w:rPr>
+      </w:pPr>
+      <w:r>
+        <w:rPr>
+          <w:rFonts w:ascii="Times New Roman" w:eastAsia="Times New Roman" w:hAnsi="Times New Roman" w:cs="Times New Roman"/>
+          <w:color w:val="auto"/>
+          <w:sz w:val="24"/>
+          <w:szCs w:val="24"/>
+          <w:lang w:eastAsia="en-US"/>
+        </w:rPr>
+        <w:t>Router(</w:t>
+      </w:r>
+      <w:proofErr w:type="spellStart"/>
+      <w:r>
+        <w:rPr>
+          <w:rFonts w:ascii="Times New Roman" w:eastAsia="Times New Roman" w:hAnsi="Times New Roman" w:cs="Times New Roman"/>
+          <w:color w:val="auto"/>
+          <w:sz w:val="24"/>
+          <w:szCs w:val="24"/>
+          <w:lang w:eastAsia="en-US"/>
+        </w:rPr>
+        <w:t>config</w:t>
+      </w:r>
+      <w:proofErr w:type="spellEnd"/>
+      <w:r>
+        <w:rPr>
+          <w:rFonts w:ascii="Times New Roman" w:eastAsia="Times New Roman" w:hAnsi="Times New Roman" w:cs="Times New Roman"/>
+          <w:color w:val="auto"/>
+          <w:sz w:val="24"/>
+          <w:szCs w:val="24"/>
+          <w:lang w:eastAsia="en-US"/>
+        </w:rPr>
+        <w:t>-</w:t>
+      </w:r>
+      <w:proofErr w:type="gramStart"/>
+      <w:r>
+        <w:rPr>
+          <w:rFonts w:ascii="Times New Roman" w:eastAsia="Times New Roman" w:hAnsi="Times New Roman" w:cs="Times New Roman"/>
+          <w:color w:val="auto"/>
+          <w:sz w:val="24"/>
+          <w:szCs w:val="24"/>
+          <w:lang w:eastAsia="en-US"/>
+        </w:rPr>
+        <w:t>if)#</w:t>
+      </w:r>
+      <w:proofErr w:type="spellStart"/>
+      <w:proofErr w:type="gramEnd"/>
+      <w:r>
+        <w:rPr>
+          <w:rFonts w:ascii="Times New Roman" w:eastAsia="Times New Roman" w:hAnsi="Times New Roman" w:cs="Times New Roman"/>
+          <w:color w:val="auto"/>
+          <w:sz w:val="24"/>
+          <w:szCs w:val="24"/>
+          <w:lang w:eastAsia="en-US"/>
+        </w:rPr>
+        <w:t>ip</w:t>
+      </w:r>
+      <w:proofErr w:type="spellEnd"/>
+      <w:r>
+        <w:rPr>
+          <w:rFonts w:ascii="Times New Roman" w:eastAsia="Times New Roman" w:hAnsi="Times New Roman" w:cs="Times New Roman"/>
+          <w:color w:val="auto"/>
+          <w:sz w:val="24"/>
+          <w:szCs w:val="24"/>
+          <w:lang w:eastAsia="en-US"/>
+        </w:rPr>
+        <w:t xml:space="preserve"> address 10.10.10.2 255.255.255.252</w:t>
+      </w:r>
+    </w:p>
+    <w:p>
+      <w:pPr>
+        <w:spacing w:after="0" w:line="240" w:lineRule="auto"/>
+        <w:rPr>
+          <w:rFonts w:ascii="Times New Roman" w:eastAsia="Times New Roman" w:hAnsi="Times New Roman" w:cs="Times New Roman"/>
+          <w:color w:val="auto"/>
+          <w:sz w:val="24"/>
+          <w:szCs w:val="24"/>
+          <w:lang w:eastAsia="en-US"/>
+        </w:rPr>
+      </w:pPr>
+      <w:r>
+        <w:rPr>
+          <w:rFonts w:ascii="Times New Roman" w:eastAsia="Times New Roman" w:hAnsi="Times New Roman" w:cs="Times New Roman"/>
+          <w:color w:val="auto"/>
+          <w:sz w:val="24"/>
+          <w:szCs w:val="24"/>
+          <w:lang w:eastAsia="en-US"/>
+        </w:rPr>
+        <w:t>Router(</w:t>
+      </w:r>
+      <w:proofErr w:type="spellStart"/>
+      <w:r>
+        <w:rPr>
+          <w:rFonts w:ascii="Times New Roman" w:eastAsia="Times New Roman" w:hAnsi="Times New Roman" w:cs="Times New Roman"/>
+          <w:color w:val="auto"/>
+          <w:sz w:val="24"/>
+          <w:szCs w:val="24"/>
+          <w:lang w:eastAsia="en-US"/>
+        </w:rPr>
+        <w:t>config</w:t>
+      </w:r>
+      <w:proofErr w:type="spellEnd"/>
+      <w:r>
+        <w:rPr>
+          <w:rFonts w:ascii="Times New Roman" w:eastAsia="Times New Roman" w:hAnsi="Times New Roman" w:cs="Times New Roman"/>
+          <w:color w:val="auto"/>
+          <w:sz w:val="24"/>
+          <w:szCs w:val="24"/>
+          <w:lang w:eastAsia="en-US"/>
+        </w:rPr>
+        <w:t>-</w:t>
+      </w:r>
+      <w:proofErr w:type="gramStart"/>
+      <w:r>
+        <w:rPr>
+          <w:rFonts w:ascii="Times New Roman" w:eastAsia="Times New Roman" w:hAnsi="Times New Roman" w:cs="Times New Roman"/>
+          <w:color w:val="auto"/>
+          <w:sz w:val="24"/>
+          <w:szCs w:val="24"/>
+          <w:lang w:eastAsia="en-US"/>
+        </w:rPr>
+        <w:t>if)#</w:t>
+      </w:r>
+      <w:proofErr w:type="gramEnd"/>
+      <w:r>
+        <w:rPr>
+          <w:rFonts w:ascii="Times New Roman" w:eastAsia="Times New Roman" w:hAnsi="Times New Roman" w:cs="Times New Roman"/>
+          <w:color w:val="auto"/>
+          <w:sz w:val="24"/>
+          <w:szCs w:val="24"/>
+          <w:lang w:eastAsia="en-US"/>
+        </w:rPr>
+        <w:t>no shutdown</w:t>
+      </w:r>
+    </w:p>
+    <w:p>
+      <w:pPr>
+        <w:spacing w:after="0" w:line="240" w:lineRule="auto"/>
+        <w:rPr>
+          <w:rFonts w:ascii="Times New Roman" w:eastAsia="Times New Roman" w:hAnsi="Times New Roman" w:cs="Times New Roman"/>
+          <w:color w:val="auto"/>
+          <w:sz w:val="24"/>
+          <w:szCs w:val="24"/>
+          <w:lang w:eastAsia="en-US"/>
+        </w:rPr>
+      </w:pPr>
+    </w:p>
+    <w:p>
+      <w:pPr>
+        <w:spacing w:after="0" w:line="240" w:lineRule="auto"/>
+        <w:rPr>
+          <w:rFonts w:ascii="Times New Roman" w:eastAsia="Times New Roman" w:hAnsi="Times New Roman" w:cs="Times New Roman"/>
+          <w:color w:val="auto"/>
+          <w:sz w:val="24"/>
+          <w:szCs w:val="24"/>
+          <w:lang w:eastAsia="en-US"/>
+        </w:rPr>
+      </w:pPr>
+      <w:r>
+        <w:rPr>
+          <w:rFonts w:ascii="Times New Roman" w:eastAsia="Times New Roman" w:hAnsi="Times New Roman" w:cs="Times New Roman"/>
+          <w:color w:val="auto"/>
+          <w:sz w:val="24"/>
+          <w:szCs w:val="24"/>
+          <w:lang w:eastAsia="en-US"/>
+        </w:rPr>
+        <w:t>Router(</w:t>
+      </w:r>
+      <w:proofErr w:type="spellStart"/>
+      <w:r>
+        <w:rPr>
+          <w:rFonts w:ascii="Times New Roman" w:eastAsia="Times New Roman" w:hAnsi="Times New Roman" w:cs="Times New Roman"/>
+          <w:color w:val="auto"/>
+          <w:sz w:val="24"/>
+          <w:szCs w:val="24"/>
+          <w:lang w:eastAsia="en-US"/>
+        </w:rPr>
+        <w:t>config</w:t>
+      </w:r>
+      <w:proofErr w:type="spellEnd"/>
+      <w:r>
+        <w:rPr>
+          <w:rFonts w:ascii="Times New Roman" w:eastAsia="Times New Roman" w:hAnsi="Times New Roman" w:cs="Times New Roman"/>
+          <w:color w:val="auto"/>
+          <w:sz w:val="24"/>
+          <w:szCs w:val="24"/>
+          <w:lang w:eastAsia="en-US"/>
+        </w:rPr>
+        <w:t>-</w:t>
+      </w:r>
+      <w:proofErr w:type="gramStart"/>
+      <w:r>
+        <w:rPr>
+          <w:rFonts w:ascii="Times New Roman" w:eastAsia="Times New Roman" w:hAnsi="Times New Roman" w:cs="Times New Roman"/>
+          <w:color w:val="auto"/>
+          <w:sz w:val="24"/>
+          <w:szCs w:val="24"/>
+          <w:lang w:eastAsia="en-US"/>
+        </w:rPr>
+        <w:t>if)#</w:t>
+      </w:r>
+      <w:proofErr w:type="gramEnd"/>
+    </w:p>
+    <w:p>
+      <w:pPr>
+        <w:spacing w:after="0" w:line="240" w:lineRule="auto"/>
+        <w:rPr>
+          <w:rFonts w:ascii="Times New Roman" w:eastAsia="Times New Roman" w:hAnsi="Times New Roman" w:cs="Times New Roman"/>
+          <w:color w:val="auto"/>
+          <w:sz w:val="24"/>
+          <w:szCs w:val="24"/>
+          <w:lang w:eastAsia="en-US"/>
+        </w:rPr>
+      </w:pPr>
+      <w:r>
+        <w:rPr>
+          <w:rFonts w:ascii="Times New Roman" w:eastAsia="Times New Roman" w:hAnsi="Times New Roman" w:cs="Times New Roman"/>
+          <w:color w:val="auto"/>
+          <w:sz w:val="24"/>
+          <w:szCs w:val="24"/>
+          <w:lang w:eastAsia="en-US"/>
+        </w:rPr>
+        <w:t>%LINK-5-CHANGED: Interface Serial0/3/0, changed state to up</w:t>
+      </w:r>
+    </w:p>
+    <w:p>
+      <w:pPr>
+        <w:spacing w:after="0" w:line="240" w:lineRule="auto"/>
+        <w:rPr>
+          <w:rFonts w:ascii="Times New Roman" w:eastAsia="Times New Roman" w:hAnsi="Times New Roman" w:cs="Times New Roman"/>
+          <w:color w:val="auto"/>
+          <w:sz w:val="24"/>
+          <w:szCs w:val="24"/>
+          <w:lang w:eastAsia="en-US"/>
+        </w:rPr>
+      </w:pPr>
+    </w:p>
+    <w:p>
+      <w:pPr>
+        <w:spacing w:after="0" w:line="240" w:lineRule="auto"/>
+        <w:rPr>
+          <w:rFonts w:ascii="Times New Roman" w:eastAsia="Times New Roman" w:hAnsi="Times New Roman" w:cs="Times New Roman"/>
+          <w:color w:val="auto"/>
+          <w:sz w:val="24"/>
+          <w:szCs w:val="24"/>
+          <w:lang w:eastAsia="en-US"/>
+        </w:rPr>
+      </w:pPr>
+      <w:r>
+        <w:rPr>
+          <w:rFonts w:ascii="Times New Roman" w:eastAsia="Times New Roman" w:hAnsi="Times New Roman" w:cs="Times New Roman"/>
+          <w:color w:val="auto"/>
+          <w:sz w:val="24"/>
+          <w:szCs w:val="24"/>
+          <w:lang w:eastAsia="en-US"/>
+        </w:rPr>
+        <w:t>Router(</w:t>
+      </w:r>
+      <w:proofErr w:type="spellStart"/>
+      <w:r>
+        <w:rPr>
+          <w:rFonts w:ascii="Times New Roman" w:eastAsia="Times New Roman" w:hAnsi="Times New Roman" w:cs="Times New Roman"/>
+          <w:color w:val="auto"/>
+          <w:sz w:val="24"/>
+          <w:szCs w:val="24"/>
+          <w:lang w:eastAsia="en-US"/>
+        </w:rPr>
+        <w:t>config</w:t>
+      </w:r>
+      <w:proofErr w:type="spellEnd"/>
+      <w:r>
+        <w:rPr>
+          <w:rFonts w:ascii="Times New Roman" w:eastAsia="Times New Roman" w:hAnsi="Times New Roman" w:cs="Times New Roman"/>
+          <w:color w:val="auto"/>
+          <w:sz w:val="24"/>
+          <w:szCs w:val="24"/>
+          <w:lang w:eastAsia="en-US"/>
+        </w:rPr>
+        <w:t>-</w:t>
+      </w:r>
+      <w:proofErr w:type="gramStart"/>
+      <w:r>
+        <w:rPr>
+          <w:rFonts w:ascii="Times New Roman" w:eastAsia="Times New Roman" w:hAnsi="Times New Roman" w:cs="Times New Roman"/>
+          <w:color w:val="auto"/>
+          <w:sz w:val="24"/>
+          <w:szCs w:val="24"/>
+          <w:lang w:eastAsia="en-US"/>
+        </w:rPr>
+        <w:t>if)#</w:t>
+      </w:r>
+      <w:proofErr w:type="gramEnd"/>
+    </w:p>
+    <w:p>
+      <w:pPr>
+        <w:spacing w:after="0" w:line="240" w:lineRule="auto"/>
+        <w:rPr>
+          <w:rFonts w:ascii="Times New Roman" w:eastAsia="Times New Roman" w:hAnsi="Times New Roman" w:cs="Times New Roman"/>
+          <w:color w:val="auto"/>
+          <w:sz w:val="24"/>
+          <w:szCs w:val="24"/>
+          <w:lang w:eastAsia="en-US"/>
+        </w:rPr>
+      </w:pPr>
+      <w:r>
+        <w:rPr>
+          <w:rFonts w:ascii="Times New Roman" w:eastAsia="Times New Roman" w:hAnsi="Times New Roman" w:cs="Times New Roman"/>
+          <w:color w:val="auto"/>
+          <w:sz w:val="24"/>
+          <w:szCs w:val="24"/>
+          <w:lang w:eastAsia="en-US"/>
+        </w:rPr>
+        <w:t>%LINEPROTO-5-UPDOWN: Line protocol on Interface Serial0/3/0, changed state to up</w:t>
+      </w:r>
+    </w:p>
+    <w:p>
+      <w:pPr>
+        <w:spacing w:after="0" w:line="240" w:lineRule="auto"/>
+        <w:rPr>
+          <w:rFonts w:ascii="Times New Roman" w:eastAsia="Times New Roman" w:hAnsi="Times New Roman" w:cs="Times New Roman"/>
+          <w:color w:val="auto"/>
+          <w:sz w:val="24"/>
+          <w:szCs w:val="24"/>
+          <w:lang w:eastAsia="en-US"/>
+        </w:rPr>
+      </w:pPr>
+      <w:r>
+        <w:rPr>
+          <w:rFonts w:ascii="Times New Roman" w:eastAsia="Times New Roman" w:hAnsi="Times New Roman" w:cs="Times New Roman"/>
+          <w:color w:val="auto"/>
+          <w:sz w:val="24"/>
+          <w:szCs w:val="24"/>
+          <w:lang w:eastAsia="en-US"/>
+        </w:rPr>
+        <w:t>exit</w:t>
+      </w:r>
+    </w:p>
+    <w:p>
+      <w:pPr>
+        <w:spacing w:after="0" w:line="240" w:lineRule="auto"/>
+        <w:rPr>
+          <w:rFonts w:ascii="Times New Roman" w:eastAsia="Times New Roman" w:hAnsi="Times New Roman" w:cs="Times New Roman"/>
+          <w:color w:val="auto"/>
+          <w:sz w:val="24"/>
+          <w:szCs w:val="24"/>
+          <w:lang w:eastAsia="en-US"/>
+        </w:rPr>
+      </w:pPr>
+      <w:r>
+        <w:rPr>
+          <w:rFonts w:ascii="Times New Roman" w:eastAsia="Times New Roman" w:hAnsi="Times New Roman" w:cs="Times New Roman"/>
+          <w:color w:val="auto"/>
+          <w:sz w:val="24"/>
+          <w:szCs w:val="24"/>
+          <w:lang w:eastAsia="en-US"/>
+        </w:rPr>
+        <w:t>Router(</w:t>
+      </w:r>
+      <w:proofErr w:type="spellStart"/>
+      <w:r>
+        <w:rPr>
+          <w:rFonts w:ascii="Times New Roman" w:eastAsia="Times New Roman" w:hAnsi="Times New Roman" w:cs="Times New Roman"/>
+          <w:color w:val="auto"/>
+          <w:sz w:val="24"/>
+          <w:szCs w:val="24"/>
+          <w:lang w:eastAsia="en-US"/>
+        </w:rPr>
+        <w:t>config</w:t>
+      </w:r>
+      <w:proofErr w:type="spellEnd"/>
+      <w:r>
+        <w:rPr>
+          <w:rFonts w:ascii="Times New Roman" w:eastAsia="Times New Roman" w:hAnsi="Times New Roman" w:cs="Times New Roman"/>
+          <w:color w:val="auto"/>
+          <w:sz w:val="24"/>
+          <w:szCs w:val="24"/>
+          <w:lang w:eastAsia="en-US"/>
+        </w:rPr>
+        <w:t>)#exit</w:t>
+      </w:r>
+    </w:p>
+    <w:p>
+      <w:pPr>
+        <w:spacing w:after="0" w:line="240" w:lineRule="auto"/>
+        <w:rPr>
+          <w:rFonts w:ascii="Times New Roman" w:eastAsia="Times New Roman" w:hAnsi="Times New Roman" w:cs="Times New Roman"/>
+          <w:color w:val="auto"/>
+          <w:sz w:val="24"/>
+          <w:szCs w:val="24"/>
+          <w:lang w:eastAsia="en-US"/>
+        </w:rPr>
+      </w:pPr>
+      <w:r>
+        <w:rPr>
+          <w:rFonts w:ascii="Times New Roman" w:eastAsia="Times New Roman" w:hAnsi="Times New Roman" w:cs="Times New Roman"/>
+          <w:color w:val="auto"/>
+          <w:sz w:val="24"/>
+          <w:szCs w:val="24"/>
+          <w:lang w:eastAsia="en-US"/>
+        </w:rPr>
+        <w:t>Router#</w:t>
+      </w:r>
+    </w:p>
+    <w:p>
+      <w:pPr>
+        <w:spacing w:after="0" w:line="240" w:lineRule="auto"/>
+        <w:rPr>
+          <w:rFonts w:ascii="Times New Roman" w:eastAsia="Times New Roman" w:hAnsi="Times New Roman" w:cs="Times New Roman"/>
+          <w:color w:val="auto"/>
+          <w:sz w:val="24"/>
+          <w:szCs w:val="24"/>
+          <w:lang w:eastAsia="en-US"/>
+        </w:rPr>
+      </w:pPr>
+      <w:r>
+        <w:rPr>
+          <w:rFonts w:ascii="Times New Roman" w:eastAsia="Times New Roman" w:hAnsi="Times New Roman" w:cs="Times New Roman"/>
+          <w:color w:val="auto"/>
+          <w:sz w:val="24"/>
+          <w:szCs w:val="24"/>
+          <w:lang w:eastAsia="en-US"/>
+        </w:rPr>
+        <w:t>%SYS-5-CONFIG_I: Configured from console by console</w:t>
+      </w:r>
+    </w:p>
+    <w:p>
+      <w:pPr>
+        <w:spacing w:after="0" w:line="240" w:lineRule="auto"/>
+        <w:rPr>
+          <w:rFonts w:ascii="Times New Roman" w:eastAsia="Times New Roman" w:hAnsi="Times New Roman" w:cs="Times New Roman"/>
+          <w:color w:val="auto"/>
+          <w:sz w:val="24"/>
+          <w:szCs w:val="24"/>
+          <w:lang w:eastAsia="en-US"/>
+        </w:rPr>
+      </w:pPr>
+    </w:p>
+    <w:p>
+      <w:pPr>
+        <w:spacing w:after="0" w:line="240" w:lineRule="auto"/>
+        <w:rPr>
+          <w:rFonts w:ascii="Times New Roman" w:eastAsia="Times New Roman" w:hAnsi="Times New Roman" w:cs="Times New Roman"/>
+          <w:color w:val="auto"/>
+          <w:sz w:val="24"/>
+          <w:szCs w:val="24"/>
+          <w:lang w:eastAsia="en-US"/>
+        </w:rPr>
+      </w:pPr>
+      <w:proofErr w:type="spellStart"/>
+      <w:r>
+        <w:rPr>
+          <w:rFonts w:ascii="Times New Roman" w:eastAsia="Times New Roman" w:hAnsi="Times New Roman" w:cs="Times New Roman"/>
+          <w:color w:val="auto"/>
+          <w:sz w:val="24"/>
+          <w:szCs w:val="24"/>
+          <w:lang w:eastAsia="en-US"/>
+        </w:rPr>
+        <w:t>Router#end</w:t>
+      </w:r>
+      <w:proofErr w:type="spellEnd"/>
+    </w:p>
+    <w:p>
+      <w:pPr>
+        <w:spacing w:after="0" w:line="240" w:lineRule="auto"/>
+        <w:rPr>
+          <w:rFonts w:ascii="Times New Roman" w:eastAsia="Times New Roman" w:hAnsi="Times New Roman" w:cs="Times New Roman"/>
+          <w:color w:val="auto"/>
+          <w:sz w:val="24"/>
+          <w:szCs w:val="24"/>
+          <w:lang w:eastAsia="en-US"/>
+        </w:rPr>
+      </w:pPr>
+      <w:r>
+        <w:rPr>
+          <w:rFonts w:ascii="Times New Roman" w:eastAsia="Times New Roman" w:hAnsi="Times New Roman" w:cs="Times New Roman"/>
+          <w:color w:val="auto"/>
+          <w:sz w:val="24"/>
+          <w:szCs w:val="24"/>
+          <w:lang w:eastAsia="en-US"/>
+        </w:rPr>
+        <w:t>Translating "end"...domain server (255.255.255.255) % Name lookup aborted</w:t>
+      </w:r>
+    </w:p>
+    <w:p>
+      <w:pPr>
+        <w:spacing w:after="0" w:line="240" w:lineRule="auto"/>
+        <w:rPr>
+          <w:rFonts w:ascii="Times New Roman" w:eastAsia="Times New Roman" w:hAnsi="Times New Roman" w:cs="Times New Roman"/>
+          <w:color w:val="auto"/>
+          <w:sz w:val="24"/>
+          <w:szCs w:val="24"/>
+          <w:lang w:eastAsia="en-US"/>
+        </w:rPr>
+      </w:pPr>
+      <w:proofErr w:type="spellStart"/>
+      <w:r>
+        <w:rPr>
+          <w:rFonts w:ascii="Times New Roman" w:eastAsia="Times New Roman" w:hAnsi="Times New Roman" w:cs="Times New Roman"/>
+          <w:color w:val="auto"/>
+          <w:sz w:val="24"/>
+          <w:szCs w:val="24"/>
+          <w:lang w:eastAsia="en-US"/>
+        </w:rPr>
+        <w:t>Router#show</w:t>
+      </w:r>
+      <w:proofErr w:type="spellEnd"/>
+      <w:r>
+        <w:rPr>
+          <w:rFonts w:ascii="Times New Roman" w:eastAsia="Times New Roman" w:hAnsi="Times New Roman" w:cs="Times New Roman"/>
+          <w:color w:val="auto"/>
+          <w:sz w:val="24"/>
+          <w:szCs w:val="24"/>
+          <w:lang w:eastAsia="en-US"/>
+        </w:rPr>
+        <w:t xml:space="preserve"> </w:t>
+      </w:r>
+      <w:proofErr w:type="spellStart"/>
+      <w:r>
+        <w:rPr>
+          <w:rFonts w:ascii="Times New Roman" w:eastAsia="Times New Roman" w:hAnsi="Times New Roman" w:cs="Times New Roman"/>
+          <w:color w:val="auto"/>
+          <w:sz w:val="24"/>
+          <w:szCs w:val="24"/>
+          <w:lang w:eastAsia="en-US"/>
+        </w:rPr>
+        <w:t>ip</w:t>
+      </w:r>
+      <w:proofErr w:type="spellEnd"/>
+      <w:r>
+        <w:rPr>
+          <w:rFonts w:ascii="Times New Roman" w:eastAsia="Times New Roman" w:hAnsi="Times New Roman" w:cs="Times New Roman"/>
+          <w:color w:val="auto"/>
+          <w:sz w:val="24"/>
+          <w:szCs w:val="24"/>
+          <w:lang w:eastAsia="en-US"/>
+        </w:rPr>
+        <w:t xml:space="preserve"> interface brief</w:t>
+      </w:r>
+    </w:p>
+    <w:p>
+      <w:pPr>
+        <w:spacing w:after="0" w:line="240" w:lineRule="auto"/>
+        <w:rPr>
+          <w:rFonts w:ascii="Times New Roman" w:eastAsia="Times New Roman" w:hAnsi="Times New Roman" w:cs="Times New Roman"/>
+          <w:color w:val="auto"/>
+          <w:sz w:val="24"/>
+          <w:szCs w:val="24"/>
+          <w:lang w:eastAsia="en-US"/>
+        </w:rPr>
+      </w:pPr>
+      <w:r>
+        <w:rPr>
+          <w:rFonts w:ascii="Times New Roman" w:eastAsia="Times New Roman" w:hAnsi="Times New Roman" w:cs="Times New Roman"/>
+          <w:color w:val="auto"/>
+          <w:sz w:val="24"/>
+          <w:szCs w:val="24"/>
+          <w:lang w:eastAsia="en-US"/>
+        </w:rPr>
+        <w:t xml:space="preserve">Interface IP-Address OK? Method Status Protocol </w:t>
+      </w:r>
+    </w:p>
+    <w:p>
+      <w:pPr>
+        <w:spacing w:after="0" w:line="240" w:lineRule="auto"/>
+        <w:rPr>
+          <w:rFonts w:ascii="Times New Roman" w:eastAsia="Times New Roman" w:hAnsi="Times New Roman" w:cs="Times New Roman"/>
+          <w:color w:val="auto"/>
+          <w:sz w:val="24"/>
+          <w:szCs w:val="24"/>
+          <w:lang w:eastAsia="en-US"/>
+        </w:rPr>
+      </w:pPr>
+      <w:r>
+        <w:rPr>
+          <w:rFonts w:ascii="Times New Roman" w:eastAsia="Times New Roman" w:hAnsi="Times New Roman" w:cs="Times New Roman"/>
+          <w:color w:val="auto"/>
+          <w:sz w:val="24"/>
+          <w:szCs w:val="24"/>
+          <w:lang w:eastAsia="en-US"/>
+        </w:rPr>
+        <w:t xml:space="preserve">GigabitEthernet0/0 172.16.30.1 YES manual up </w:t>
+      </w:r>
+      <w:proofErr w:type="spellStart"/>
+      <w:r>
+        <w:rPr>
+          <w:rFonts w:ascii="Times New Roman" w:eastAsia="Times New Roman" w:hAnsi="Times New Roman" w:cs="Times New Roman"/>
+          <w:color w:val="auto"/>
+          <w:sz w:val="24"/>
+          <w:szCs w:val="24"/>
+          <w:lang w:eastAsia="en-US"/>
+        </w:rPr>
+        <w:t>up</w:t>
+      </w:r>
+      <w:proofErr w:type="spellEnd"/>
+      <w:r>
+        <w:rPr>
+          <w:rFonts w:ascii="Times New Roman" w:eastAsia="Times New Roman" w:hAnsi="Times New Roman" w:cs="Times New Roman"/>
+          <w:color w:val="auto"/>
+          <w:sz w:val="24"/>
+          <w:szCs w:val="24"/>
+          <w:lang w:eastAsia="en-US"/>
+        </w:rPr>
+        <w:t xml:space="preserve"> </w:t>
+      </w:r>
+    </w:p>
+    <w:p>
+      <w:pPr>
+        <w:spacing w:after="0" w:line="240" w:lineRule="auto"/>
+        <w:rPr>
+          <w:rFonts w:ascii="Times New Roman" w:eastAsia="Times New Roman" w:hAnsi="Times New Roman" w:cs="Times New Roman"/>
+          <w:color w:val="auto"/>
+          <w:sz w:val="24"/>
+          <w:szCs w:val="24"/>
+          <w:lang w:eastAsia="en-US"/>
+        </w:rPr>
+      </w:pPr>
+      <w:r>
+        <w:rPr>
+          <w:rFonts w:ascii="Times New Roman" w:eastAsia="Times New Roman" w:hAnsi="Times New Roman" w:cs="Times New Roman"/>
+          <w:color w:val="auto"/>
+          <w:sz w:val="24"/>
+          <w:szCs w:val="24"/>
+          <w:lang w:eastAsia="en-US"/>
+        </w:rPr>
+        <w:t xml:space="preserve">GigabitEthernet0/1 172.16.40.1 YES manual up </w:t>
+      </w:r>
+      <w:proofErr w:type="spellStart"/>
+      <w:r>
+        <w:rPr>
+          <w:rFonts w:ascii="Times New Roman" w:eastAsia="Times New Roman" w:hAnsi="Times New Roman" w:cs="Times New Roman"/>
+          <w:color w:val="auto"/>
+          <w:sz w:val="24"/>
+          <w:szCs w:val="24"/>
+          <w:lang w:eastAsia="en-US"/>
+        </w:rPr>
+        <w:t>up</w:t>
+      </w:r>
+      <w:proofErr w:type="spellEnd"/>
+      <w:r>
+        <w:rPr>
+          <w:rFonts w:ascii="Times New Roman" w:eastAsia="Times New Roman" w:hAnsi="Times New Roman" w:cs="Times New Roman"/>
+          <w:color w:val="auto"/>
+          <w:sz w:val="24"/>
+          <w:szCs w:val="24"/>
+          <w:lang w:eastAsia="en-US"/>
+        </w:rPr>
+        <w:t xml:space="preserve"> </w:t>
+      </w:r>
+    </w:p>
+    <w:p>
+      <w:pPr>
+        <w:spacing w:after="0" w:line="240" w:lineRule="auto"/>
+        <w:rPr>
+          <w:rFonts w:ascii="Times New Roman" w:eastAsia="Times New Roman" w:hAnsi="Times New Roman" w:cs="Times New Roman"/>
+          <w:color w:val="auto"/>
+          <w:sz w:val="24"/>
+          <w:szCs w:val="24"/>
+          <w:lang w:eastAsia="en-US"/>
+        </w:rPr>
+      </w:pPr>
+      <w:r>
+        <w:rPr>
+          <w:rFonts w:ascii="Times New Roman" w:eastAsia="Times New Roman" w:hAnsi="Times New Roman" w:cs="Times New Roman"/>
+          <w:color w:val="auto"/>
+          <w:sz w:val="24"/>
+          <w:szCs w:val="24"/>
+          <w:lang w:eastAsia="en-US"/>
+        </w:rPr>
+        <w:t xml:space="preserve">GigabitEthernet0/2 unassigned YES unset administratively down </w:t>
+      </w:r>
+      <w:proofErr w:type="spellStart"/>
+      <w:r>
+        <w:rPr>
+          <w:rFonts w:ascii="Times New Roman" w:eastAsia="Times New Roman" w:hAnsi="Times New Roman" w:cs="Times New Roman"/>
+          <w:color w:val="auto"/>
+          <w:sz w:val="24"/>
+          <w:szCs w:val="24"/>
+          <w:lang w:eastAsia="en-US"/>
+        </w:rPr>
+        <w:t>down</w:t>
+      </w:r>
+      <w:proofErr w:type="spellEnd"/>
+      <w:r>
+        <w:rPr>
+          <w:rFonts w:ascii="Times New Roman" w:eastAsia="Times New Roman" w:hAnsi="Times New Roman" w:cs="Times New Roman"/>
+          <w:color w:val="auto"/>
+          <w:sz w:val="24"/>
+          <w:szCs w:val="24"/>
+          <w:lang w:eastAsia="en-US"/>
+        </w:rPr>
+        <w:t xml:space="preserve"> </w:t>
+      </w:r>
+    </w:p>
+    <w:p>
+      <w:pPr>
+        <w:spacing w:after="0" w:line="240" w:lineRule="auto"/>
+        <w:rPr>
+          <w:rFonts w:ascii="Times New Roman" w:eastAsia="Times New Roman" w:hAnsi="Times New Roman" w:cs="Times New Roman"/>
+          <w:color w:val="auto"/>
+          <w:sz w:val="24"/>
+          <w:szCs w:val="24"/>
+          <w:lang w:eastAsia="en-US"/>
+        </w:rPr>
+      </w:pPr>
+      <w:r>
+        <w:rPr>
+          <w:rFonts w:ascii="Times New Roman" w:eastAsia="Times New Roman" w:hAnsi="Times New Roman" w:cs="Times New Roman"/>
+          <w:color w:val="auto"/>
+          <w:sz w:val="24"/>
+          <w:szCs w:val="24"/>
+          <w:lang w:eastAsia="en-US"/>
+        </w:rPr>
+        <w:t xml:space="preserve">Serial0/3/0 10.10.10.2 YES manual up </w:t>
+      </w:r>
+      <w:proofErr w:type="spellStart"/>
+      <w:r>
+        <w:rPr>
+          <w:rFonts w:ascii="Times New Roman" w:eastAsia="Times New Roman" w:hAnsi="Times New Roman" w:cs="Times New Roman"/>
+          <w:color w:val="auto"/>
+          <w:sz w:val="24"/>
+          <w:szCs w:val="24"/>
+          <w:lang w:eastAsia="en-US"/>
+        </w:rPr>
+        <w:t>up</w:t>
+      </w:r>
+      <w:proofErr w:type="spellEnd"/>
+      <w:r>
+        <w:rPr>
+          <w:rFonts w:ascii="Times New Roman" w:eastAsia="Times New Roman" w:hAnsi="Times New Roman" w:cs="Times New Roman"/>
+          <w:color w:val="auto"/>
+          <w:sz w:val="24"/>
+          <w:szCs w:val="24"/>
+          <w:lang w:eastAsia="en-US"/>
+        </w:rPr>
+        <w:t xml:space="preserve"> </w:t>
+      </w:r>
+    </w:p>
+    <w:p>
+      <w:pPr>
+        <w:spacing w:after="0" w:line="240" w:lineRule="auto"/>
+        <w:rPr>
+          <w:rFonts w:ascii="Times New Roman" w:eastAsia="Times New Roman" w:hAnsi="Times New Roman" w:cs="Times New Roman"/>
+          <w:color w:val="auto"/>
+          <w:sz w:val="24"/>
+          <w:szCs w:val="24"/>
+          <w:lang w:eastAsia="en-US"/>
+        </w:rPr>
+      </w:pPr>
+      <w:r>
+        <w:rPr>
+          <w:rFonts w:ascii="Times New Roman" w:eastAsia="Times New Roman" w:hAnsi="Times New Roman" w:cs="Times New Roman"/>
+          <w:color w:val="auto"/>
+          <w:sz w:val="24"/>
+          <w:szCs w:val="24"/>
+          <w:lang w:eastAsia="en-US"/>
+        </w:rPr>
+        <w:t xml:space="preserve">Serial0/3/1 unassigned YES unset administratively down </w:t>
+      </w:r>
+      <w:proofErr w:type="spellStart"/>
+      <w:r>
+        <w:rPr>
+          <w:rFonts w:ascii="Times New Roman" w:eastAsia="Times New Roman" w:hAnsi="Times New Roman" w:cs="Times New Roman"/>
+          <w:color w:val="auto"/>
+          <w:sz w:val="24"/>
+          <w:szCs w:val="24"/>
+          <w:lang w:eastAsia="en-US"/>
+        </w:rPr>
+        <w:t>down</w:t>
+      </w:r>
+      <w:proofErr w:type="spellEnd"/>
+      <w:r>
+        <w:rPr>
+          <w:rFonts w:ascii="Times New Roman" w:eastAsia="Times New Roman" w:hAnsi="Times New Roman" w:cs="Times New Roman"/>
+          <w:color w:val="auto"/>
+          <w:sz w:val="24"/>
+          <w:szCs w:val="24"/>
+          <w:lang w:eastAsia="en-US"/>
+        </w:rPr>
+        <w:t xml:space="preserve"> </w:t>
+      </w:r>
+    </w:p>
+    <w:p>
+      <w:pPr>
+        <w:spacing w:after="0" w:line="240" w:lineRule="auto"/>
+        <w:rPr>
+          <w:rFonts w:ascii="Times New Roman" w:eastAsia="Times New Roman" w:hAnsi="Times New Roman" w:cs="Times New Roman"/>
+          <w:color w:val="auto"/>
+          <w:sz w:val="24"/>
+          <w:szCs w:val="24"/>
+          <w:lang w:eastAsia="en-US"/>
+        </w:rPr>
+      </w:pPr>
+      <w:r>
+        <w:rPr>
+          <w:rFonts w:ascii="Times New Roman" w:eastAsia="Times New Roman" w:hAnsi="Times New Roman" w:cs="Times New Roman"/>
+          <w:color w:val="auto"/>
+          <w:sz w:val="24"/>
+          <w:szCs w:val="24"/>
+          <w:lang w:eastAsia="en-US"/>
+        </w:rPr>
+        <w:t xml:space="preserve">Vlan1 unassigned YES unset administratively down </w:t>
+      </w:r>
+      <w:proofErr w:type="spellStart"/>
+      <w:r>
+        <w:rPr>
+          <w:rFonts w:ascii="Times New Roman" w:eastAsia="Times New Roman" w:hAnsi="Times New Roman" w:cs="Times New Roman"/>
+          <w:color w:val="auto"/>
+          <w:sz w:val="24"/>
+          <w:szCs w:val="24"/>
+          <w:lang w:eastAsia="en-US"/>
+        </w:rPr>
+        <w:t>down</w:t>
+      </w:r>
+      <w:proofErr w:type="spellEnd"/>
+    </w:p>
+    <w:p>
+      <w:pPr>
+        <w:tabs>
+          <w:tab w:val="left" w:pos="1190"/>
+        </w:tabs>
+        <w:rPr>
+          <w:rFonts w:ascii="Times New Roman" w:eastAsia="Times New Roman" w:hAnsi="Times New Roman" w:cs="Times New Roman"/>
+          <w:color w:val="auto"/>
+          <w:sz w:val="24"/>
+          <w:szCs w:val="24"/>
+          <w:rtl/>
+          <w:lang w:eastAsia="en-US"/>
+        </w:rPr>
+      </w:pPr>
+      <w:r>
+        <w:rPr>
+          <w:rFonts w:ascii="Times New Roman" w:eastAsia="Times New Roman" w:hAnsi="Times New Roman" w:cs="Times New Roman"/>
+          <w:color w:val="auto"/>
+          <w:sz w:val="24"/>
+          <w:szCs w:val="24"/>
+          <w:lang w:eastAsia="en-US"/>
+        </w:rPr>
+        <w:t>Router#</w:t>
+      </w:r>
+    </w:p>
+    <w:p>
+      <w:pPr>
+        <w:spacing w:after="0" w:line="240" w:lineRule="auto"/>
+        <w:rPr>
+          <w:rFonts w:ascii="Times New Roman" w:eastAsia="Times New Roman" w:hAnsi="Times New Roman" w:cs="Times New Roman"/>
+          <w:color w:val="auto"/>
+          <w:sz w:val="24"/>
+          <w:szCs w:val="24"/>
+          <w:lang w:eastAsia="en-US"/>
+        </w:rPr>
+      </w:pPr>
+      <w:proofErr w:type="spellStart"/>
+      <w:r>
+        <w:rPr>
+          <w:rFonts w:ascii="Times New Roman" w:eastAsia="Times New Roman" w:hAnsi="Times New Roman" w:cs="Times New Roman"/>
+          <w:color w:val="auto"/>
+          <w:sz w:val="24"/>
+          <w:szCs w:val="24"/>
+          <w:lang w:eastAsia="en-US"/>
+        </w:rPr>
+        <w:lastRenderedPageBreak/>
+        <w:t>Router#configure</w:t>
+      </w:r>
+      <w:proofErr w:type="spellEnd"/>
+      <w:r>
+        <w:rPr>
+          <w:rFonts w:ascii="Times New Roman" w:eastAsia="Times New Roman" w:hAnsi="Times New Roman" w:cs="Times New Roman"/>
+          <w:color w:val="auto"/>
+          <w:sz w:val="24"/>
+          <w:szCs w:val="24"/>
+          <w:lang w:eastAsia="en-US"/>
+        </w:rPr>
+        <w:t xml:space="preserve"> terminal</w:t>
+      </w:r>
+    </w:p>
+    <w:p>
+      <w:pPr>
+        <w:spacing w:after="0" w:line="240" w:lineRule="auto"/>
+        <w:rPr>
+          <w:rFonts w:ascii="Times New Roman" w:eastAsia="Times New Roman" w:hAnsi="Times New Roman" w:cs="Times New Roman"/>
+          <w:color w:val="auto"/>
+          <w:sz w:val="24"/>
+          <w:szCs w:val="24"/>
+          <w:lang w:eastAsia="en-US"/>
+        </w:rPr>
+      </w:pPr>
+      <w:r>
+        <w:rPr>
+          <w:rFonts w:ascii="Times New Roman" w:eastAsia="Times New Roman" w:hAnsi="Times New Roman" w:cs="Times New Roman"/>
+          <w:color w:val="auto"/>
+          <w:sz w:val="24"/>
+          <w:szCs w:val="24"/>
+          <w:lang w:eastAsia="en-US"/>
+        </w:rPr>
+        <w:t>Enter configuration commands, one per line. End with CNTL/Z.</w:t>
+      </w:r>
+    </w:p>
+    <w:p>
+      <w:pPr>
+        <w:spacing w:after="0" w:line="240" w:lineRule="auto"/>
+        <w:rPr>
+          <w:rFonts w:ascii="Times New Roman" w:eastAsia="Times New Roman" w:hAnsi="Times New Roman" w:cs="Times New Roman"/>
+          <w:color w:val="auto"/>
+          <w:sz w:val="24"/>
+          <w:szCs w:val="24"/>
+          <w:lang w:eastAsia="en-US"/>
+        </w:rPr>
+      </w:pPr>
+      <w:r>
+        <w:rPr>
+          <w:rFonts w:ascii="Times New Roman" w:eastAsia="Times New Roman" w:hAnsi="Times New Roman" w:cs="Times New Roman"/>
+          <w:color w:val="auto"/>
+          <w:sz w:val="24"/>
+          <w:szCs w:val="24"/>
+          <w:lang w:eastAsia="en-US"/>
+        </w:rPr>
+        <w:t>Router(</w:t>
+      </w:r>
+      <w:proofErr w:type="spellStart"/>
+      <w:r>
+        <w:rPr>
+          <w:rFonts w:ascii="Times New Roman" w:eastAsia="Times New Roman" w:hAnsi="Times New Roman" w:cs="Times New Roman"/>
+          <w:color w:val="auto"/>
+          <w:sz w:val="24"/>
+          <w:szCs w:val="24"/>
+          <w:lang w:eastAsia="en-US"/>
+        </w:rPr>
+        <w:t>config</w:t>
+      </w:r>
+      <w:proofErr w:type="spellEnd"/>
+      <w:r>
+        <w:rPr>
+          <w:rFonts w:ascii="Times New Roman" w:eastAsia="Times New Roman" w:hAnsi="Times New Roman" w:cs="Times New Roman"/>
+          <w:color w:val="auto"/>
+          <w:sz w:val="24"/>
+          <w:szCs w:val="24"/>
+          <w:lang w:eastAsia="en-US"/>
+        </w:rPr>
+        <w:t>)#</w:t>
+      </w:r>
+      <w:proofErr w:type="spellStart"/>
+      <w:r>
+        <w:rPr>
+          <w:rFonts w:ascii="Times New Roman" w:eastAsia="Times New Roman" w:hAnsi="Times New Roman" w:cs="Times New Roman"/>
+          <w:color w:val="auto"/>
+          <w:sz w:val="24"/>
+          <w:szCs w:val="24"/>
+          <w:lang w:eastAsia="en-US"/>
+        </w:rPr>
+        <w:t>ip</w:t>
+      </w:r>
+      <w:proofErr w:type="spellEnd"/>
+      <w:r>
+        <w:rPr>
+          <w:rFonts w:ascii="Times New Roman" w:eastAsia="Times New Roman" w:hAnsi="Times New Roman" w:cs="Times New Roman"/>
+          <w:color w:val="auto"/>
+          <w:sz w:val="24"/>
+          <w:szCs w:val="24"/>
+          <w:lang w:eastAsia="en-US"/>
+        </w:rPr>
+        <w:t xml:space="preserve"> route 172.16.30.0 255.255.255.0 10.10.10.2</w:t>
+      </w:r>
+    </w:p>
+    <w:p>
+      <w:pPr>
+        <w:spacing w:after="0" w:line="240" w:lineRule="auto"/>
+        <w:rPr>
+          <w:rFonts w:ascii="Times New Roman" w:eastAsia="Times New Roman" w:hAnsi="Times New Roman" w:cs="Times New Roman"/>
+          <w:color w:val="auto"/>
+          <w:sz w:val="24"/>
+          <w:szCs w:val="24"/>
+          <w:lang w:eastAsia="en-US"/>
+        </w:rPr>
+      </w:pPr>
+      <w:r>
+        <w:rPr>
+          <w:rFonts w:ascii="Times New Roman" w:eastAsia="Times New Roman" w:hAnsi="Times New Roman" w:cs="Times New Roman"/>
+          <w:color w:val="auto"/>
+          <w:sz w:val="24"/>
+          <w:szCs w:val="24"/>
+          <w:lang w:eastAsia="en-US"/>
+        </w:rPr>
+        <w:t>Router(</w:t>
+      </w:r>
+      <w:proofErr w:type="spellStart"/>
+      <w:r>
+        <w:rPr>
+          <w:rFonts w:ascii="Times New Roman" w:eastAsia="Times New Roman" w:hAnsi="Times New Roman" w:cs="Times New Roman"/>
+          <w:color w:val="auto"/>
+          <w:sz w:val="24"/>
+          <w:szCs w:val="24"/>
+          <w:lang w:eastAsia="en-US"/>
+        </w:rPr>
+        <w:t>config</w:t>
+      </w:r>
+      <w:proofErr w:type="spellEnd"/>
+      <w:r>
+        <w:rPr>
+          <w:rFonts w:ascii="Times New Roman" w:eastAsia="Times New Roman" w:hAnsi="Times New Roman" w:cs="Times New Roman"/>
+          <w:color w:val="auto"/>
+          <w:sz w:val="24"/>
+          <w:szCs w:val="24"/>
+          <w:lang w:eastAsia="en-US"/>
+        </w:rPr>
+        <w:t>)#</w:t>
+      </w:r>
+      <w:proofErr w:type="spellStart"/>
+      <w:r>
+        <w:rPr>
+          <w:rFonts w:ascii="Times New Roman" w:eastAsia="Times New Roman" w:hAnsi="Times New Roman" w:cs="Times New Roman"/>
+          <w:color w:val="auto"/>
+          <w:sz w:val="24"/>
+          <w:szCs w:val="24"/>
+          <w:lang w:eastAsia="en-US"/>
+        </w:rPr>
+        <w:t>ip</w:t>
+      </w:r>
+      <w:proofErr w:type="spellEnd"/>
+      <w:r>
+        <w:rPr>
+          <w:rFonts w:ascii="Times New Roman" w:eastAsia="Times New Roman" w:hAnsi="Times New Roman" w:cs="Times New Roman"/>
+          <w:color w:val="auto"/>
+          <w:sz w:val="24"/>
+          <w:szCs w:val="24"/>
+          <w:lang w:eastAsia="en-US"/>
+        </w:rPr>
+        <w:t xml:space="preserve"> route 172.16.40.0 255.255.255.0 10.10.10.2</w:t>
+      </w:r>
+    </w:p>
+    <w:p>
+      <w:pPr>
+        <w:spacing w:after="0" w:line="240" w:lineRule="auto"/>
+        <w:rPr>
+          <w:rFonts w:ascii="Times New Roman" w:eastAsia="Times New Roman" w:hAnsi="Times New Roman" w:cs="Times New Roman"/>
+          <w:color w:val="auto"/>
+          <w:sz w:val="24"/>
+          <w:szCs w:val="24"/>
+          <w:lang w:eastAsia="en-US"/>
+        </w:rPr>
+      </w:pPr>
+      <w:r>
+        <w:rPr>
+          <w:rFonts w:ascii="Times New Roman" w:eastAsia="Times New Roman" w:hAnsi="Times New Roman" w:cs="Times New Roman"/>
+          <w:color w:val="auto"/>
+          <w:sz w:val="24"/>
+          <w:szCs w:val="24"/>
+          <w:lang w:eastAsia="en-US"/>
+        </w:rPr>
+        <w:t>Router(</w:t>
+      </w:r>
+      <w:proofErr w:type="spellStart"/>
+      <w:r>
+        <w:rPr>
+          <w:rFonts w:ascii="Times New Roman" w:eastAsia="Times New Roman" w:hAnsi="Times New Roman" w:cs="Times New Roman"/>
+          <w:color w:val="auto"/>
+          <w:sz w:val="24"/>
+          <w:szCs w:val="24"/>
+          <w:lang w:eastAsia="en-US"/>
+        </w:rPr>
+        <w:t>config</w:t>
+      </w:r>
+      <w:proofErr w:type="spellEnd"/>
+      <w:r>
+        <w:rPr>
+          <w:rFonts w:ascii="Times New Roman" w:eastAsia="Times New Roman" w:hAnsi="Times New Roman" w:cs="Times New Roman"/>
+          <w:color w:val="auto"/>
+          <w:sz w:val="24"/>
+          <w:szCs w:val="24"/>
+          <w:lang w:eastAsia="en-US"/>
+        </w:rPr>
+        <w:t>)#end</w:t>
+      </w:r>
+    </w:p>
+    <w:p>
+      <w:pPr>
+        <w:spacing w:after="0" w:line="240" w:lineRule="auto"/>
+        <w:rPr>
+          <w:rFonts w:ascii="Times New Roman" w:eastAsia="Times New Roman" w:hAnsi="Times New Roman" w:cs="Times New Roman"/>
+          <w:color w:val="auto"/>
+          <w:sz w:val="24"/>
+          <w:szCs w:val="24"/>
+          <w:lang w:eastAsia="en-US"/>
+        </w:rPr>
+      </w:pPr>
+      <w:r>
+        <w:rPr>
+          <w:rFonts w:ascii="Times New Roman" w:eastAsia="Times New Roman" w:hAnsi="Times New Roman" w:cs="Times New Roman"/>
+          <w:color w:val="auto"/>
+          <w:sz w:val="24"/>
+          <w:szCs w:val="24"/>
+          <w:lang w:eastAsia="en-US"/>
+        </w:rPr>
+        <w:t>Router#</w:t>
+      </w:r>
+    </w:p>
+    <w:p>
+      <w:pPr>
+        <w:spacing w:after="0" w:line="240" w:lineRule="auto"/>
+        <w:rPr>
+          <w:rFonts w:ascii="Times New Roman" w:eastAsia="Times New Roman" w:hAnsi="Times New Roman" w:cs="Times New Roman"/>
+          <w:color w:val="auto"/>
+          <w:sz w:val="24"/>
+          <w:szCs w:val="24"/>
+          <w:lang w:eastAsia="en-US"/>
+        </w:rPr>
+      </w:pPr>
+      <w:r>
+        <w:rPr>
+          <w:rFonts w:ascii="Times New Roman" w:eastAsia="Times New Roman" w:hAnsi="Times New Roman" w:cs="Times New Roman"/>
+          <w:color w:val="auto"/>
+          <w:sz w:val="24"/>
+          <w:szCs w:val="24"/>
+          <w:lang w:eastAsia="en-US"/>
+        </w:rPr>
+        <w:t>%SYS-5-CONFIG_I: Configured from console by console</w:t>
+      </w:r>
+    </w:p>
+    <w:p>
+      <w:pPr>
+        <w:spacing w:after="0" w:line="240" w:lineRule="auto"/>
+        <w:rPr>
+          <w:rFonts w:ascii="Times New Roman" w:eastAsia="Times New Roman" w:hAnsi="Times New Roman" w:cs="Times New Roman"/>
+          <w:color w:val="auto"/>
+          <w:sz w:val="24"/>
+          <w:szCs w:val="24"/>
+          <w:lang w:eastAsia="en-US"/>
+        </w:rPr>
+      </w:pPr>
+    </w:p>
+    <w:p>
+      <w:pPr>
+        <w:spacing w:after="0" w:line="240" w:lineRule="auto"/>
+        <w:rPr>
+          <w:rFonts w:ascii="Times New Roman" w:eastAsia="Times New Roman" w:hAnsi="Times New Roman" w:cs="Times New Roman"/>
+          <w:color w:val="auto"/>
+          <w:sz w:val="24"/>
+          <w:szCs w:val="24"/>
+          <w:lang w:eastAsia="en-US"/>
+        </w:rPr>
+      </w:pPr>
+      <w:proofErr w:type="spellStart"/>
+      <w:r>
+        <w:rPr>
+          <w:rFonts w:ascii="Times New Roman" w:eastAsia="Times New Roman" w:hAnsi="Times New Roman" w:cs="Times New Roman"/>
+          <w:color w:val="auto"/>
+          <w:sz w:val="24"/>
+          <w:szCs w:val="24"/>
+          <w:lang w:eastAsia="en-US"/>
+        </w:rPr>
+        <w:t>Router#show</w:t>
+      </w:r>
+      <w:proofErr w:type="spellEnd"/>
+      <w:r>
+        <w:rPr>
+          <w:rFonts w:ascii="Times New Roman" w:eastAsia="Times New Roman" w:hAnsi="Times New Roman" w:cs="Times New Roman"/>
+          <w:color w:val="auto"/>
+          <w:sz w:val="24"/>
+          <w:szCs w:val="24"/>
+          <w:lang w:eastAsia="en-US"/>
+        </w:rPr>
+        <w:t xml:space="preserve"> </w:t>
+      </w:r>
+      <w:proofErr w:type="spellStart"/>
+      <w:r>
+        <w:rPr>
+          <w:rFonts w:ascii="Times New Roman" w:eastAsia="Times New Roman" w:hAnsi="Times New Roman" w:cs="Times New Roman"/>
+          <w:color w:val="auto"/>
+          <w:sz w:val="24"/>
+          <w:szCs w:val="24"/>
+          <w:lang w:eastAsia="en-US"/>
+        </w:rPr>
+        <w:t>ip</w:t>
+      </w:r>
+      <w:proofErr w:type="spellEnd"/>
+      <w:r>
+        <w:rPr>
+          <w:rFonts w:ascii="Times New Roman" w:eastAsia="Times New Roman" w:hAnsi="Times New Roman" w:cs="Times New Roman"/>
+          <w:color w:val="auto"/>
+          <w:sz w:val="24"/>
+          <w:szCs w:val="24"/>
+          <w:lang w:eastAsia="en-US"/>
+        </w:rPr>
+        <w:t xml:space="preserve"> route</w:t>
+      </w:r>
+    </w:p>
+    <w:p>
+      <w:pPr>
+        <w:spacing w:after="0" w:line="240" w:lineRule="auto"/>
+        <w:rPr>
+          <w:rFonts w:ascii="Times New Roman" w:eastAsia="Times New Roman" w:hAnsi="Times New Roman" w:cs="Times New Roman"/>
+          <w:color w:val="auto"/>
+          <w:sz w:val="24"/>
+          <w:szCs w:val="24"/>
+          <w:lang w:eastAsia="en-US"/>
+        </w:rPr>
+      </w:pPr>
+      <w:r>
+        <w:rPr>
+          <w:rFonts w:ascii="Times New Roman" w:eastAsia="Times New Roman" w:hAnsi="Times New Roman" w:cs="Times New Roman"/>
+          <w:color w:val="auto"/>
+          <w:sz w:val="24"/>
+          <w:szCs w:val="24"/>
+          <w:lang w:eastAsia="en-US"/>
+        </w:rPr>
+        <w:t>Codes: L - local, C - connected, S - static, R - RIP, M - mobile, B - BGP</w:t>
+      </w:r>
+    </w:p>
+    <w:p>
+      <w:pPr>
+        <w:spacing w:after="0" w:line="240" w:lineRule="auto"/>
+        <w:rPr>
+          <w:rFonts w:ascii="Times New Roman" w:eastAsia="Times New Roman" w:hAnsi="Times New Roman" w:cs="Times New Roman"/>
+          <w:color w:val="auto"/>
+          <w:sz w:val="24"/>
+          <w:szCs w:val="24"/>
+          <w:lang w:eastAsia="en-US"/>
+        </w:rPr>
+      </w:pPr>
+      <w:r>
+        <w:rPr>
+          <w:rFonts w:ascii="Times New Roman" w:eastAsia="Times New Roman" w:hAnsi="Times New Roman" w:cs="Times New Roman"/>
+          <w:color w:val="auto"/>
+          <w:sz w:val="24"/>
+          <w:szCs w:val="24"/>
+          <w:lang w:eastAsia="en-US"/>
+        </w:rPr>
+        <w:t>D - EIGRP, EX - EIGRP external, O - OSPF, IA - OSPF inter area</w:t>
+      </w:r>
+    </w:p>
+    <w:p>
+      <w:pPr>
+        <w:spacing w:after="0" w:line="240" w:lineRule="auto"/>
+        <w:rPr>
+          <w:rFonts w:ascii="Times New Roman" w:eastAsia="Times New Roman" w:hAnsi="Times New Roman" w:cs="Times New Roman"/>
+          <w:color w:val="auto"/>
+          <w:sz w:val="24"/>
+          <w:szCs w:val="24"/>
+          <w:lang w:eastAsia="en-US"/>
+        </w:rPr>
+      </w:pPr>
+      <w:r>
+        <w:rPr>
+          <w:rFonts w:ascii="Times New Roman" w:eastAsia="Times New Roman" w:hAnsi="Times New Roman" w:cs="Times New Roman"/>
+          <w:color w:val="auto"/>
+          <w:sz w:val="24"/>
+          <w:szCs w:val="24"/>
+          <w:lang w:eastAsia="en-US"/>
+        </w:rPr>
+        <w:t>N1 - OSPF NSSA external type 1, N2 - OSPF NSSA external type 2</w:t>
+      </w:r>
+    </w:p>
+    <w:p>
+      <w:pPr>
+        <w:spacing w:after="0" w:line="240" w:lineRule="auto"/>
+        <w:rPr>
+          <w:rFonts w:ascii="Times New Roman" w:eastAsia="Times New Roman" w:hAnsi="Times New Roman" w:cs="Times New Roman"/>
+          <w:color w:val="auto"/>
+          <w:sz w:val="24"/>
+          <w:szCs w:val="24"/>
+          <w:lang w:eastAsia="en-US"/>
+        </w:rPr>
+      </w:pPr>
+      <w:r>
+        <w:rPr>
+          <w:rFonts w:ascii="Times New Roman" w:eastAsia="Times New Roman" w:hAnsi="Times New Roman" w:cs="Times New Roman"/>
+          <w:color w:val="auto"/>
+          <w:sz w:val="24"/>
+          <w:szCs w:val="24"/>
+          <w:lang w:eastAsia="en-US"/>
+        </w:rPr>
+        <w:t>E1 - OSPF external type 1, E2 - OSPF external type 2, E - EGP</w:t>
+      </w:r>
+    </w:p>
+    <w:p>
+      <w:pPr>
+        <w:spacing w:after="0" w:line="240" w:lineRule="auto"/>
+        <w:rPr>
+          <w:rFonts w:ascii="Times New Roman" w:eastAsia="Times New Roman" w:hAnsi="Times New Roman" w:cs="Times New Roman"/>
+          <w:color w:val="auto"/>
+          <w:sz w:val="24"/>
+          <w:szCs w:val="24"/>
+          <w:lang w:eastAsia="en-US"/>
+        </w:rPr>
+      </w:pPr>
+      <w:proofErr w:type="spellStart"/>
+      <w:r>
+        <w:rPr>
+          <w:rFonts w:ascii="Times New Roman" w:eastAsia="Times New Roman" w:hAnsi="Times New Roman" w:cs="Times New Roman"/>
+          <w:color w:val="auto"/>
+          <w:sz w:val="24"/>
+          <w:szCs w:val="24"/>
+          <w:lang w:eastAsia="en-US"/>
+        </w:rPr>
+        <w:t>i</w:t>
+      </w:r>
+      <w:proofErr w:type="spellEnd"/>
+      <w:r>
+        <w:rPr>
+          <w:rFonts w:ascii="Times New Roman" w:eastAsia="Times New Roman" w:hAnsi="Times New Roman" w:cs="Times New Roman"/>
+          <w:color w:val="auto"/>
+          <w:sz w:val="24"/>
+          <w:szCs w:val="24"/>
+          <w:lang w:eastAsia="en-US"/>
+        </w:rPr>
+        <w:t xml:space="preserve"> - IS-IS, L1 - IS-IS level-1, L2 - IS-IS level-2, </w:t>
+      </w:r>
+      <w:proofErr w:type="spellStart"/>
+      <w:r>
+        <w:rPr>
+          <w:rFonts w:ascii="Times New Roman" w:eastAsia="Times New Roman" w:hAnsi="Times New Roman" w:cs="Times New Roman"/>
+          <w:color w:val="auto"/>
+          <w:sz w:val="24"/>
+          <w:szCs w:val="24"/>
+          <w:lang w:eastAsia="en-US"/>
+        </w:rPr>
+        <w:t>ia</w:t>
+      </w:r>
+      <w:proofErr w:type="spellEnd"/>
+      <w:r>
+        <w:rPr>
+          <w:rFonts w:ascii="Times New Roman" w:eastAsia="Times New Roman" w:hAnsi="Times New Roman" w:cs="Times New Roman"/>
+          <w:color w:val="auto"/>
+          <w:sz w:val="24"/>
+          <w:szCs w:val="24"/>
+          <w:lang w:eastAsia="en-US"/>
+        </w:rPr>
+        <w:t xml:space="preserve"> - IS-IS inter area</w:t>
+      </w:r>
+    </w:p>
+    <w:p>
+      <w:pPr>
+        <w:spacing w:after="0" w:line="240" w:lineRule="auto"/>
+        <w:rPr>
+          <w:rFonts w:ascii="Times New Roman" w:eastAsia="Times New Roman" w:hAnsi="Times New Roman" w:cs="Times New Roman"/>
+          <w:color w:val="auto"/>
+          <w:sz w:val="24"/>
+          <w:szCs w:val="24"/>
+          <w:lang w:eastAsia="en-US"/>
+        </w:rPr>
+      </w:pPr>
+      <w:r>
+        <w:rPr>
+          <w:rFonts w:ascii="Times New Roman" w:eastAsia="Times New Roman" w:hAnsi="Times New Roman" w:cs="Times New Roman"/>
+          <w:color w:val="auto"/>
+          <w:sz w:val="24"/>
+          <w:szCs w:val="24"/>
+          <w:lang w:eastAsia="en-US"/>
+        </w:rPr>
+        <w:t>* - candidate default, U - per-user static route, o - ODR</w:t>
+      </w:r>
+    </w:p>
+    <w:p>
+      <w:pPr>
+        <w:spacing w:after="0" w:line="240" w:lineRule="auto"/>
+        <w:rPr>
+          <w:rFonts w:ascii="Times New Roman" w:eastAsia="Times New Roman" w:hAnsi="Times New Roman" w:cs="Times New Roman"/>
+          <w:color w:val="auto"/>
+          <w:sz w:val="24"/>
+          <w:szCs w:val="24"/>
+          <w:lang w:eastAsia="en-US"/>
+        </w:rPr>
+      </w:pPr>
+      <w:r>
+        <w:rPr>
+          <w:rFonts w:ascii="Times New Roman" w:eastAsia="Times New Roman" w:hAnsi="Times New Roman" w:cs="Times New Roman"/>
+          <w:color w:val="auto"/>
+          <w:sz w:val="24"/>
+          <w:szCs w:val="24"/>
+          <w:lang w:eastAsia="en-US"/>
+        </w:rPr>
+        <w:t>P - periodic downloaded static route</w:t>
+      </w:r>
+    </w:p>
+    <w:p>
+      <w:pPr>
+        <w:spacing w:after="0" w:line="240" w:lineRule="auto"/>
+        <w:rPr>
+          <w:rFonts w:ascii="Times New Roman" w:eastAsia="Times New Roman" w:hAnsi="Times New Roman" w:cs="Times New Roman"/>
+          <w:color w:val="auto"/>
+          <w:sz w:val="24"/>
+          <w:szCs w:val="24"/>
+          <w:lang w:eastAsia="en-US"/>
+        </w:rPr>
+      </w:pPr>
+    </w:p>
+    <w:p>
+      <w:pPr>
+        <w:spacing w:after="0" w:line="240" w:lineRule="auto"/>
+        <w:rPr>
+          <w:rFonts w:ascii="Times New Roman" w:eastAsia="Times New Roman" w:hAnsi="Times New Roman" w:cs="Times New Roman"/>
+          <w:color w:val="auto"/>
+          <w:sz w:val="24"/>
+          <w:szCs w:val="24"/>
+          <w:lang w:eastAsia="en-US"/>
+        </w:rPr>
+      </w:pPr>
+      <w:r>
+        <w:rPr>
+          <w:rFonts w:ascii="Times New Roman" w:eastAsia="Times New Roman" w:hAnsi="Times New Roman" w:cs="Times New Roman"/>
+          <w:color w:val="auto"/>
+          <w:sz w:val="24"/>
+          <w:szCs w:val="24"/>
+          <w:lang w:eastAsia="en-US"/>
+        </w:rPr>
+        <w:t>Gateway of last resort is not set</w:t>
+      </w:r>
+    </w:p>
+    <w:p>
+      <w:pPr>
+        <w:spacing w:after="0" w:line="240" w:lineRule="auto"/>
+        <w:rPr>
+          <w:rFonts w:ascii="Times New Roman" w:eastAsia="Times New Roman" w:hAnsi="Times New Roman" w:cs="Times New Roman"/>
+          <w:color w:val="auto"/>
+          <w:sz w:val="24"/>
+          <w:szCs w:val="24"/>
+          <w:lang w:eastAsia="en-US"/>
+        </w:rPr>
+      </w:pPr>
+    </w:p>
+    <w:p>
+      <w:pPr>
+        <w:spacing w:after="0" w:line="240" w:lineRule="auto"/>
+        <w:rPr>
+          <w:rFonts w:ascii="Times New Roman" w:eastAsia="Times New Roman" w:hAnsi="Times New Roman" w:cs="Times New Roman"/>
+          <w:color w:val="auto"/>
+          <w:sz w:val="24"/>
+          <w:szCs w:val="24"/>
+          <w:lang w:eastAsia="en-US"/>
+        </w:rPr>
+      </w:pPr>
+      <w:r>
+        <w:rPr>
+          <w:rFonts w:ascii="Times New Roman" w:eastAsia="Times New Roman" w:hAnsi="Times New Roman" w:cs="Times New Roman"/>
+          <w:color w:val="auto"/>
+          <w:sz w:val="24"/>
+          <w:szCs w:val="24"/>
+          <w:lang w:eastAsia="en-US"/>
+        </w:rPr>
+        <w:t xml:space="preserve">10.0.0.0/8 is variably </w:t>
+      </w:r>
+      <w:proofErr w:type="spellStart"/>
+      <w:r>
+        <w:rPr>
+          <w:rFonts w:ascii="Times New Roman" w:eastAsia="Times New Roman" w:hAnsi="Times New Roman" w:cs="Times New Roman"/>
+          <w:color w:val="auto"/>
+          <w:sz w:val="24"/>
+          <w:szCs w:val="24"/>
+          <w:lang w:eastAsia="en-US"/>
+        </w:rPr>
+        <w:t>subnetted</w:t>
+      </w:r>
+      <w:proofErr w:type="spellEnd"/>
+      <w:r>
+        <w:rPr>
+          <w:rFonts w:ascii="Times New Roman" w:eastAsia="Times New Roman" w:hAnsi="Times New Roman" w:cs="Times New Roman"/>
+          <w:color w:val="auto"/>
+          <w:sz w:val="24"/>
+          <w:szCs w:val="24"/>
+          <w:lang w:eastAsia="en-US"/>
+        </w:rPr>
+        <w:t>, 2 subnets, 2 masks</w:t>
+      </w:r>
+    </w:p>
+    <w:p>
+      <w:pPr>
+        <w:spacing w:after="0" w:line="240" w:lineRule="auto"/>
+        <w:rPr>
+          <w:rFonts w:ascii="Times New Roman" w:eastAsia="Times New Roman" w:hAnsi="Times New Roman" w:cs="Times New Roman"/>
+          <w:color w:val="auto"/>
+          <w:sz w:val="24"/>
+          <w:szCs w:val="24"/>
+          <w:lang w:eastAsia="en-US"/>
+        </w:rPr>
+      </w:pPr>
+      <w:r>
+        <w:rPr>
+          <w:rFonts w:ascii="Times New Roman" w:eastAsia="Times New Roman" w:hAnsi="Times New Roman" w:cs="Times New Roman"/>
+          <w:color w:val="auto"/>
+          <w:sz w:val="24"/>
+          <w:szCs w:val="24"/>
+          <w:lang w:eastAsia="en-US"/>
+        </w:rPr>
+        <w:t>C 10.10.10.0/30 is directly connected, Serial0/3/0</w:t>
+      </w:r>
+    </w:p>
+    <w:p>
+      <w:pPr>
+        <w:spacing w:after="0" w:line="240" w:lineRule="auto"/>
+        <w:rPr>
+          <w:rFonts w:ascii="Times New Roman" w:eastAsia="Times New Roman" w:hAnsi="Times New Roman" w:cs="Times New Roman"/>
+          <w:color w:val="auto"/>
+          <w:sz w:val="24"/>
+          <w:szCs w:val="24"/>
+          <w:lang w:eastAsia="en-US"/>
+        </w:rPr>
+      </w:pPr>
+      <w:r>
+        <w:rPr>
+          <w:rFonts w:ascii="Times New Roman" w:eastAsia="Times New Roman" w:hAnsi="Times New Roman" w:cs="Times New Roman"/>
+          <w:color w:val="auto"/>
+          <w:sz w:val="24"/>
+          <w:szCs w:val="24"/>
+          <w:lang w:eastAsia="en-US"/>
+        </w:rPr>
+        <w:t>L 10.10.10.1/32 is directly connected, Serial0/3/0</w:t>
+      </w:r>
+    </w:p>
+    <w:p>
+      <w:pPr>
+        <w:spacing w:after="0" w:line="240" w:lineRule="auto"/>
+        <w:rPr>
+          <w:rFonts w:ascii="Times New Roman" w:eastAsia="Times New Roman" w:hAnsi="Times New Roman" w:cs="Times New Roman"/>
+          <w:color w:val="auto"/>
+          <w:sz w:val="24"/>
+          <w:szCs w:val="24"/>
+          <w:lang w:eastAsia="en-US"/>
+        </w:rPr>
+      </w:pPr>
+      <w:r>
+        <w:rPr>
+          <w:rFonts w:ascii="Times New Roman" w:eastAsia="Times New Roman" w:hAnsi="Times New Roman" w:cs="Times New Roman"/>
+          <w:color w:val="auto"/>
+          <w:sz w:val="24"/>
+          <w:szCs w:val="24"/>
+          <w:lang w:eastAsia="en-US"/>
+        </w:rPr>
+        <w:t xml:space="preserve">172.16.0.0/16 is variably </w:t>
+      </w:r>
+      <w:proofErr w:type="spellStart"/>
+      <w:r>
+        <w:rPr>
+          <w:rFonts w:ascii="Times New Roman" w:eastAsia="Times New Roman" w:hAnsi="Times New Roman" w:cs="Times New Roman"/>
+          <w:color w:val="auto"/>
+          <w:sz w:val="24"/>
+          <w:szCs w:val="24"/>
+          <w:lang w:eastAsia="en-US"/>
+        </w:rPr>
+        <w:t>subnetted</w:t>
+      </w:r>
+      <w:proofErr w:type="spellEnd"/>
+      <w:r>
+        <w:rPr>
+          <w:rFonts w:ascii="Times New Roman" w:eastAsia="Times New Roman" w:hAnsi="Times New Roman" w:cs="Times New Roman"/>
+          <w:color w:val="auto"/>
+          <w:sz w:val="24"/>
+          <w:szCs w:val="24"/>
+          <w:lang w:eastAsia="en-US"/>
+        </w:rPr>
+        <w:t>, 6 subnets, 2 masks</w:t>
+      </w:r>
+    </w:p>
+    <w:p>
+      <w:pPr>
+        <w:spacing w:after="0" w:line="240" w:lineRule="auto"/>
+        <w:rPr>
+          <w:rFonts w:ascii="Times New Roman" w:eastAsia="Times New Roman" w:hAnsi="Times New Roman" w:cs="Times New Roman"/>
+          <w:color w:val="auto"/>
+          <w:sz w:val="24"/>
+          <w:szCs w:val="24"/>
+          <w:lang w:eastAsia="en-US"/>
+        </w:rPr>
+      </w:pPr>
+      <w:r>
+        <w:rPr>
+          <w:rFonts w:ascii="Times New Roman" w:eastAsia="Times New Roman" w:hAnsi="Times New Roman" w:cs="Times New Roman"/>
+          <w:color w:val="auto"/>
+          <w:sz w:val="24"/>
+          <w:szCs w:val="24"/>
+          <w:lang w:eastAsia="en-US"/>
+        </w:rPr>
+        <w:t>C 172.16.10.0/24 is directly connected, GigabitEthernet0/0</w:t>
+      </w:r>
+    </w:p>
+    <w:p>
+      <w:pPr>
+        <w:spacing w:after="0" w:line="240" w:lineRule="auto"/>
+        <w:rPr>
+          <w:rFonts w:ascii="Times New Roman" w:eastAsia="Times New Roman" w:hAnsi="Times New Roman" w:cs="Times New Roman"/>
+          <w:color w:val="auto"/>
+          <w:sz w:val="24"/>
+          <w:szCs w:val="24"/>
+          <w:lang w:eastAsia="en-US"/>
+        </w:rPr>
+      </w:pPr>
+      <w:r>
+        <w:rPr>
+          <w:rFonts w:ascii="Times New Roman" w:eastAsia="Times New Roman" w:hAnsi="Times New Roman" w:cs="Times New Roman"/>
+          <w:color w:val="auto"/>
+          <w:sz w:val="24"/>
+          <w:szCs w:val="24"/>
+          <w:lang w:eastAsia="en-US"/>
+        </w:rPr>
+        <w:t>L 172.16.10.1/32 is directly connected, GigabitEthernet0/0</w:t>
+      </w:r>
+    </w:p>
+    <w:p>
+      <w:pPr>
+        <w:spacing w:after="0" w:line="240" w:lineRule="auto"/>
+        <w:rPr>
+          <w:rFonts w:ascii="Times New Roman" w:eastAsia="Times New Roman" w:hAnsi="Times New Roman" w:cs="Times New Roman"/>
+          <w:color w:val="auto"/>
+          <w:sz w:val="24"/>
+          <w:szCs w:val="24"/>
+          <w:lang w:eastAsia="en-US"/>
+        </w:rPr>
+      </w:pPr>
+      <w:r>
+        <w:rPr>
+          <w:rFonts w:ascii="Times New Roman" w:eastAsia="Times New Roman" w:hAnsi="Times New Roman" w:cs="Times New Roman"/>
+          <w:color w:val="auto"/>
+          <w:sz w:val="24"/>
+          <w:szCs w:val="24"/>
+          <w:lang w:eastAsia="en-US"/>
+        </w:rPr>
+        <w:t>C 172.16.20.0/24 is directly connected, GigabitEthernet0/1</w:t>
+      </w:r>
+    </w:p>
+    <w:p>
+      <w:pPr>
+        <w:spacing w:after="0" w:line="240" w:lineRule="auto"/>
+        <w:rPr>
+          <w:rFonts w:ascii="Times New Roman" w:eastAsia="Times New Roman" w:hAnsi="Times New Roman" w:cs="Times New Roman"/>
+          <w:color w:val="auto"/>
+          <w:sz w:val="24"/>
+          <w:szCs w:val="24"/>
+          <w:lang w:eastAsia="en-US"/>
+        </w:rPr>
+      </w:pPr>
+      <w:r>
+        <w:rPr>
+          <w:rFonts w:ascii="Times New Roman" w:eastAsia="Times New Roman" w:hAnsi="Times New Roman" w:cs="Times New Roman"/>
+          <w:color w:val="auto"/>
+          <w:sz w:val="24"/>
+          <w:szCs w:val="24"/>
+          <w:lang w:eastAsia="en-US"/>
+        </w:rPr>
+        <w:t>L 172.16.20.1/32 is directly connected, GigabitEthernet0/1</w:t>
+      </w:r>
+    </w:p>
+    <w:p>
+      <w:pPr>
+        <w:spacing w:after="0" w:line="240" w:lineRule="auto"/>
+        <w:rPr>
+          <w:rFonts w:ascii="Times New Roman" w:eastAsia="Times New Roman" w:hAnsi="Times New Roman" w:cs="Times New Roman"/>
+          <w:color w:val="auto"/>
+          <w:sz w:val="24"/>
+          <w:szCs w:val="24"/>
+          <w:lang w:eastAsia="en-US"/>
+        </w:rPr>
+      </w:pPr>
+      <w:r>
+        <w:rPr>
+          <w:rFonts w:ascii="Times New Roman" w:eastAsia="Times New Roman" w:hAnsi="Times New Roman" w:cs="Times New Roman"/>
+          <w:color w:val="auto"/>
+          <w:sz w:val="24"/>
+          <w:szCs w:val="24"/>
+          <w:lang w:eastAsia="en-US"/>
+        </w:rPr>
+        <w:t>S 172.16.30.0/24 [1/0] via 10.10.10.2</w:t>
+      </w:r>
+    </w:p>
+    <w:p>
+      <w:pPr>
+        <w:spacing w:after="0" w:line="240" w:lineRule="auto"/>
+        <w:rPr>
+          <w:rFonts w:ascii="Times New Roman" w:eastAsia="Times New Roman" w:hAnsi="Times New Roman" w:cs="Times New Roman"/>
+          <w:color w:val="auto"/>
+          <w:sz w:val="24"/>
+          <w:szCs w:val="24"/>
+          <w:lang w:eastAsia="en-US"/>
+        </w:rPr>
+      </w:pPr>
+      <w:r>
+        <w:rPr>
+          <w:rFonts w:ascii="Times New Roman" w:eastAsia="Times New Roman" w:hAnsi="Times New Roman" w:cs="Times New Roman"/>
+          <w:color w:val="auto"/>
+          <w:sz w:val="24"/>
+          <w:szCs w:val="24"/>
+          <w:lang w:eastAsia="en-US"/>
+        </w:rPr>
+        <w:t>S 172.16.40.0/24 [1/0] via 10.10.10.2</w:t>
+      </w:r>
+    </w:p>
+    <w:p>
+      <w:pPr>
+        <w:spacing w:after="0" w:line="240" w:lineRule="auto"/>
+        <w:rPr>
+          <w:rFonts w:ascii="Times New Roman" w:eastAsia="Times New Roman" w:hAnsi="Times New Roman" w:cs="Times New Roman"/>
+          <w:color w:val="auto"/>
+          <w:sz w:val="24"/>
+          <w:szCs w:val="24"/>
+          <w:lang w:eastAsia="en-US"/>
+        </w:rPr>
+      </w:pPr>
+    </w:p>
+    <w:p>
+      <w:pPr>
+        <w:pBdr>
+          <w:bottom w:val="single" w:sz="6" w:space="1" w:color="auto"/>
+        </w:pBdr>
+        <w:tabs>
+          <w:tab w:val="left" w:pos="1190"/>
+        </w:tabs>
+        <w:rPr>
+          <w:rFonts w:ascii="Times New Roman" w:eastAsia="Times New Roman" w:hAnsi="Times New Roman" w:cs="Times New Roman"/>
+          <w:color w:val="auto"/>
+          <w:sz w:val="24"/>
+          <w:szCs w:val="24"/>
+          <w:rtl/>
+          <w:lang w:eastAsia="en-US"/>
+        </w:rPr>
+      </w:pPr>
+      <w:r>
+        <w:rPr>
+          <w:rFonts w:ascii="Times New Roman" w:eastAsia="Times New Roman" w:hAnsi="Times New Roman" w:cs="Times New Roman"/>
+          <w:color w:val="auto"/>
+          <w:sz w:val="24"/>
+          <w:szCs w:val="24"/>
+          <w:lang w:eastAsia="en-US"/>
+        </w:rPr>
+        <w:t>Router#</w:t>
+      </w:r>
+    </w:p>
+    <w:p>
+      <w:pPr>
+        <w:rPr>
           <w:rFonts w:ascii="Times New Roman" w:eastAsia="Times New Roman" w:hAnsi="Times New Roman" w:cs="Times New Roman"/>
           <w:sz w:val="24"/>
           <w:szCs w:val="24"/>
@@ -8793,7 +11556,7 @@
               <wp:docPr id="1507283666" name="Text Box 2" descr="Restricted - مقيد ">
                 <a:extLst xmlns:a="http://schemas.openxmlformats.org/drawingml/2006/main">
                   <a:ext uri="{5AE41FA2-C0FF-4470-9BD4-5FADCA87CBE2}">
-                    <aclsh:classification xmlns:aclsh="http://schemas.microsoft.com/office/drawing/2020/classificationShape" xmlns:w16sdtfl="http://schemas.microsoft.com/office/word/2024/wordml/sdtformatlock" xmlns:w16sdtdh="http://schemas.microsoft.com/office/word/2020/wordml/sdtdatahash" xmlns:w16du="http://schemas.microsoft.com/office/word/2023/wordml/word16du" xmlns:w16="http://schemas.microsoft.com/office/word/2018/wordml" xmlns:w16cid="http://schemas.microsoft.com/office/word/2016/wordml/cid" xmlns:w16cex="http://schemas.microsoft.com/office/word/2018/wordml/cex" xmlns:w="http://schemas.openxmlformats.org/wordprocessingml/2006/main" xmlns:w10="urn:schemas-microsoft-com:office:word" xmlns:v="urn:schemas-microsoft-com:vml" xmlns:oel="http://schemas.microsoft.com/office/2019/extlst" xmlns:o="urn:schemas-microsoft-com:office:office" xmlns:am3d="http://schemas.microsoft.com/office/drawing/2017/model3d" xmlns:aink="http://schemas.microsoft.com/office/drawing/2016/ink" xmlns:cx8="http://schemas.microsoft.com/office/drawing/2016/5/14/chartex" xmlns:cx7="http://schemas.microsoft.com/office/drawing/2016/5/13/chartex" xmlns:cx6="http://schemas.microsoft.com/office/drawing/2016/5/12/chartex" xmlns:cx5="http://schemas.microsoft.com/office/drawing/2016/5/11/chartex" xmlns:cx4="http://schemas.microsoft.com/office/drawing/2016/5/10/chartex" xmlns:cx3="http://schemas.microsoft.com/office/drawing/2016/5/9/chartex" xmlns:cx2="http://schemas.microsoft.com/office/drawing/2015/10/21/chartex" xmlns:cx1="http://schemas.microsoft.com/office/drawing/2015/9/8/chartex" xmlns="" classificationOutcomeType="ftr"/>
+                    <aclsh:classification xmlns="" xmlns:cx1="http://schemas.microsoft.com/office/drawing/2015/9/8/chartex" xmlns:cx2="http://schemas.microsoft.com/office/drawing/2015/10/21/chartex" xmlns:cx3="http://schemas.microsoft.com/office/drawing/2016/5/9/chartex" xmlns:cx4="http://schemas.microsoft.com/office/drawing/2016/5/10/chartex" xmlns:cx5="http://schemas.microsoft.com/office/drawing/2016/5/11/chartex" xmlns:cx6="http://schemas.microsoft.com/office/drawing/2016/5/12/chartex" xmlns:cx7="http://schemas.microsoft.com/office/drawing/2016/5/13/chartex" xmlns:cx8="http://schemas.microsoft.com/office/drawing/2016/5/14/chartex" xmlns:aink="http://schemas.microsoft.com/office/drawing/2016/ink" xmlns:am3d="http://schemas.microsoft.com/office/drawing/2017/model3d" xmlns:o="urn:schemas-microsoft-com:office:office" xmlns:oel="http://schemas.microsoft.com/office/2019/extlst" xmlns:v="urn:schemas-microsoft-com:vml" xmlns:w10="urn:schemas-microsoft-com:office:word" xmlns:w="http://schemas.openxmlformats.org/wordprocessingml/2006/main" xmlns:w16cex="http://schemas.microsoft.com/office/word/2018/wordml/cex" xmlns:w16cid="http://schemas.microsoft.com/office/word/2016/wordml/cid" xmlns:w16="http://schemas.microsoft.com/office/word/2018/wordml" xmlns:w16du="http://schemas.microsoft.com/office/word/2023/wordml/word16du" xmlns:w16sdtdh="http://schemas.microsoft.com/office/word/2020/wordml/sdtdatahash" xmlns:w16sdtfl="http://schemas.microsoft.com/office/word/2024/wordml/sdtformatlock" xmlns:aclsh="http://schemas.microsoft.com/office/drawing/2020/classificationShape" classificationOutcomeType="ftr"/>
                   </a:ext>
                 </a:extLst>
               </wp:docPr>
@@ -8951,7 +11714,7 @@
               <wp:docPr id="1528044767" name="Text Box 3" descr="Restricted - مقيد ">
                 <a:extLst xmlns:a="http://schemas.openxmlformats.org/drawingml/2006/main">
                   <a:ext uri="{5AE41FA2-C0FF-4470-9BD4-5FADCA87CBE2}">
-                    <aclsh:classification xmlns:aclsh="http://schemas.microsoft.com/office/drawing/2020/classificationShape" xmlns:w16sdtfl="http://schemas.microsoft.com/office/word/2024/wordml/sdtformatlock" xmlns:w16sdtdh="http://schemas.microsoft.com/office/word/2020/wordml/sdtdatahash" xmlns:w16du="http://schemas.microsoft.com/office/word/2023/wordml/word16du" xmlns:w16="http://schemas.microsoft.com/office/word/2018/wordml" xmlns:w16cid="http://schemas.microsoft.com/office/word/2016/wordml/cid" xmlns:w16cex="http://schemas.microsoft.com/office/word/2018/wordml/cex" xmlns:w="http://schemas.openxmlformats.org/wordprocessingml/2006/main" xmlns:w10="urn:schemas-microsoft-com:office:word" xmlns:v="urn:schemas-microsoft-com:vml" xmlns:oel="http://schemas.microsoft.com/office/2019/extlst" xmlns:o="urn:schemas-microsoft-com:office:office" xmlns:am3d="http://schemas.microsoft.com/office/drawing/2017/model3d" xmlns:aink="http://schemas.microsoft.com/office/drawing/2016/ink" xmlns:cx8="http://schemas.microsoft.com/office/drawing/2016/5/14/chartex" xmlns:cx7="http://schemas.microsoft.com/office/drawing/2016/5/13/chartex" xmlns:cx6="http://schemas.microsoft.com/office/drawing/2016/5/12/chartex" xmlns:cx5="http://schemas.microsoft.com/office/drawing/2016/5/11/chartex" xmlns:cx4="http://schemas.microsoft.com/office/drawing/2016/5/10/chartex" xmlns:cx3="http://schemas.microsoft.com/office/drawing/2016/5/9/chartex" xmlns:cx2="http://schemas.microsoft.com/office/drawing/2015/10/21/chartex" xmlns:cx1="http://schemas.microsoft.com/office/drawing/2015/9/8/chartex" xmlns="" classificationOutcomeType="ftr"/>
+                    <aclsh:classification xmlns="" xmlns:cx1="http://schemas.microsoft.com/office/drawing/2015/9/8/chartex" xmlns:cx2="http://schemas.microsoft.com/office/drawing/2015/10/21/chartex" xmlns:cx3="http://schemas.microsoft.com/office/drawing/2016/5/9/chartex" xmlns:cx4="http://schemas.microsoft.com/office/drawing/2016/5/10/chartex" xmlns:cx5="http://schemas.microsoft.com/office/drawing/2016/5/11/chartex" xmlns:cx6="http://schemas.microsoft.com/office/drawing/2016/5/12/chartex" xmlns:cx7="http://schemas.microsoft.com/office/drawing/2016/5/13/chartex" xmlns:cx8="http://schemas.microsoft.com/office/drawing/2016/5/14/chartex" xmlns:aink="http://schemas.microsoft.com/office/drawing/2016/ink" xmlns:am3d="http://schemas.microsoft.com/office/drawing/2017/model3d" xmlns:o="urn:schemas-microsoft-com:office:office" xmlns:oel="http://schemas.microsoft.com/office/2019/extlst" xmlns:v="urn:schemas-microsoft-com:vml" xmlns:w10="urn:schemas-microsoft-com:office:word" xmlns:w="http://schemas.openxmlformats.org/wordprocessingml/2006/main" xmlns:w16cex="http://schemas.microsoft.com/office/word/2018/wordml/cex" xmlns:w16cid="http://schemas.microsoft.com/office/word/2016/wordml/cid" xmlns:w16="http://schemas.microsoft.com/office/word/2018/wordml" xmlns:w16du="http://schemas.microsoft.com/office/word/2023/wordml/word16du" xmlns:w16sdtdh="http://schemas.microsoft.com/office/word/2020/wordml/sdtdatahash" xmlns:w16sdtfl="http://schemas.microsoft.com/office/word/2024/wordml/sdtformatlock" xmlns:aclsh="http://schemas.microsoft.com/office/drawing/2020/classificationShape" classificationOutcomeType="ftr"/>
                   </a:ext>
                 </a:extLst>
               </wp:docPr>
@@ -9109,7 +11872,7 @@
               <wp:docPr id="409043257" name="Text Box 1" descr="Restricted - مقيد ">
                 <a:extLst xmlns:a="http://schemas.openxmlformats.org/drawingml/2006/main">
                   <a:ext uri="{5AE41FA2-C0FF-4470-9BD4-5FADCA87CBE2}">
-                    <aclsh:classification xmlns:aclsh="http://schemas.microsoft.com/office/drawing/2020/classificationShape" xmlns:w16sdtfl="http://schemas.microsoft.com/office/word/2024/wordml/sdtformatlock" xmlns:w16sdtdh="http://schemas.microsoft.com/office/word/2020/wordml/sdtdatahash" xmlns:w16du="http://schemas.microsoft.com/office/word/2023/wordml/word16du" xmlns:w16="http://schemas.microsoft.com/office/word/2018/wordml" xmlns:w16cid="http://schemas.microsoft.com/office/word/2016/wordml/cid" xmlns:w16cex="http://schemas.microsoft.com/office/word/2018/wordml/cex" xmlns:w="http://schemas.openxmlformats.org/wordprocessingml/2006/main" xmlns:w10="urn:schemas-microsoft-com:office:word" xmlns:v="urn:schemas-microsoft-com:vml" xmlns:oel="http://schemas.microsoft.com/office/2019/extlst" xmlns:o="urn:schemas-microsoft-com:office:office" xmlns:am3d="http://schemas.microsoft.com/office/drawing/2017/model3d" xmlns:aink="http://schemas.microsoft.com/office/drawing/2016/ink" xmlns:cx8="http://schemas.microsoft.com/office/drawing/2016/5/14/chartex" xmlns:cx7="http://schemas.microsoft.com/office/drawing/2016/5/13/chartex" xmlns:cx6="http://schemas.microsoft.com/office/drawing/2016/5/12/chartex" xmlns:cx5="http://schemas.microsoft.com/office/drawing/2016/5/11/chartex" xmlns:cx4="http://schemas.microsoft.com/office/drawing/2016/5/10/chartex" xmlns:cx3="http://schemas.microsoft.com/office/drawing/2016/5/9/chartex" xmlns:cx2="http://schemas.microsoft.com/office/drawing/2015/10/21/chartex" xmlns:cx1="http://schemas.microsoft.com/office/drawing/2015/9/8/chartex" xmlns="" classificationOutcomeType="ftr"/>
+                    <aclsh:classification xmlns="" xmlns:cx1="http://schemas.microsoft.com/office/drawing/2015/9/8/chartex" xmlns:cx2="http://schemas.microsoft.com/office/drawing/2015/10/21/chartex" xmlns:cx3="http://schemas.microsoft.com/office/drawing/2016/5/9/chartex" xmlns:cx4="http://schemas.microsoft.com/office/drawing/2016/5/10/chartex" xmlns:cx5="http://schemas.microsoft.com/office/drawing/2016/5/11/chartex" xmlns:cx6="http://schemas.microsoft.com/office/drawing/2016/5/12/chartex" xmlns:cx7="http://schemas.microsoft.com/office/drawing/2016/5/13/chartex" xmlns:cx8="http://schemas.microsoft.com/office/drawing/2016/5/14/chartex" xmlns:aink="http://schemas.microsoft.com/office/drawing/2016/ink" xmlns:am3d="http://schemas.microsoft.com/office/drawing/2017/model3d" xmlns:o="urn:schemas-microsoft-com:office:office" xmlns:oel="http://schemas.microsoft.com/office/2019/extlst" xmlns:v="urn:schemas-microsoft-com:vml" xmlns:w10="urn:schemas-microsoft-com:office:word" xmlns:w="http://schemas.openxmlformats.org/wordprocessingml/2006/main" xmlns:w16cex="http://schemas.microsoft.com/office/word/2018/wordml/cex" xmlns:w16cid="http://schemas.microsoft.com/office/word/2016/wordml/cid" xmlns:w16="http://schemas.microsoft.com/office/word/2018/wordml" xmlns:w16du="http://schemas.microsoft.com/office/word/2023/wordml/word16du" xmlns:w16sdtdh="http://schemas.microsoft.com/office/word/2020/wordml/sdtdatahash" xmlns:w16sdtfl="http://schemas.microsoft.com/office/word/2024/wordml/sdtformatlock" xmlns:aclsh="http://schemas.microsoft.com/office/drawing/2020/classificationShape" classificationOutcomeType="ftr"/>
                   </a:ext>
                 </a:extLst>
               </wp:docPr>
@@ -9267,7 +12030,7 @@
               <wp:docPr id="608387902" name="Text Box 5" descr="Restricted - مقيد ">
                 <a:extLst xmlns:a="http://schemas.openxmlformats.org/drawingml/2006/main">
                   <a:ext uri="{5AE41FA2-C0FF-4470-9BD4-5FADCA87CBE2}">
-                    <aclsh:classification xmlns:aclsh="http://schemas.microsoft.com/office/drawing/2020/classificationShape" xmlns:w16sdtfl="http://schemas.microsoft.com/office/word/2024/wordml/sdtformatlock" xmlns:w16sdtdh="http://schemas.microsoft.com/office/word/2020/wordml/sdtdatahash" xmlns:w16du="http://schemas.microsoft.com/office/word/2023/wordml/word16du" xmlns:w16="http://schemas.microsoft.com/office/word/2018/wordml" xmlns:w16cid="http://schemas.microsoft.com/office/word/2016/wordml/cid" xmlns:w16cex="http://schemas.microsoft.com/office/word/2018/wordml/cex" xmlns:w="http://schemas.openxmlformats.org/wordprocessingml/2006/main" xmlns:w10="urn:schemas-microsoft-com:office:word" xmlns:v="urn:schemas-microsoft-com:vml" xmlns:oel="http://schemas.microsoft.com/office/2019/extlst" xmlns:o="urn:schemas-microsoft-com:office:office" xmlns:am3d="http://schemas.microsoft.com/office/drawing/2017/model3d" xmlns:aink="http://schemas.microsoft.com/office/drawing/2016/ink" xmlns:cx8="http://schemas.microsoft.com/office/drawing/2016/5/14/chartex" xmlns:cx7="http://schemas.microsoft.com/office/drawing/2016/5/13/chartex" xmlns:cx6="http://schemas.microsoft.com/office/drawing/2016/5/12/chartex" xmlns:cx5="http://schemas.microsoft.com/office/drawing/2016/5/11/chartex" xmlns:cx4="http://schemas.microsoft.com/office/drawing/2016/5/10/chartex" xmlns:cx3="http://schemas.microsoft.com/office/drawing/2016/5/9/chartex" xmlns:cx2="http://schemas.microsoft.com/office/drawing/2015/10/21/chartex" xmlns:cx1="http://schemas.microsoft.com/office/drawing/2015/9/8/chartex" xmlns="" classificationOutcomeType="ftr"/>
+                    <aclsh:classification xmlns="" xmlns:cx1="http://schemas.microsoft.com/office/drawing/2015/9/8/chartex" xmlns:cx2="http://schemas.microsoft.com/office/drawing/2015/10/21/chartex" xmlns:cx3="http://schemas.microsoft.com/office/drawing/2016/5/9/chartex" xmlns:cx4="http://schemas.microsoft.com/office/drawing/2016/5/10/chartex" xmlns:cx5="http://schemas.microsoft.com/office/drawing/2016/5/11/chartex" xmlns:cx6="http://schemas.microsoft.com/office/drawing/2016/5/12/chartex" xmlns:cx7="http://schemas.microsoft.com/office/drawing/2016/5/13/chartex" xmlns:cx8="http://schemas.microsoft.com/office/drawing/2016/5/14/chartex" xmlns:aink="http://schemas.microsoft.com/office/drawing/2016/ink" xmlns:am3d="http://schemas.microsoft.com/office/drawing/2017/model3d" xmlns:o="urn:schemas-microsoft-com:office:office" xmlns:oel="http://schemas.microsoft.com/office/2019/extlst" xmlns:v="urn:schemas-microsoft-com:vml" xmlns:w10="urn:schemas-microsoft-com:office:word" xmlns:w="http://schemas.openxmlformats.org/wordprocessingml/2006/main" xmlns:w16cex="http://schemas.microsoft.com/office/word/2018/wordml/cex" xmlns:w16cid="http://schemas.microsoft.com/office/word/2016/wordml/cid" xmlns:w16="http://schemas.microsoft.com/office/word/2018/wordml" xmlns:w16du="http://schemas.microsoft.com/office/word/2023/wordml/word16du" xmlns:w16sdtdh="http://schemas.microsoft.com/office/word/2020/wordml/sdtdatahash" xmlns:w16sdtfl="http://schemas.microsoft.com/office/word/2024/wordml/sdtformatlock" xmlns:aclsh="http://schemas.microsoft.com/office/drawing/2020/classificationShape" classificationOutcomeType="ftr"/>
                   </a:ext>
                 </a:extLst>
               </wp:docPr>
@@ -9425,7 +12188,7 @@
               <wp:docPr id="1452436094" name="Text Box 6" descr="Restricted - مقيد ">
                 <a:extLst xmlns:a="http://schemas.openxmlformats.org/drawingml/2006/main">
                   <a:ext uri="{5AE41FA2-C0FF-4470-9BD4-5FADCA87CBE2}">
-                    <aclsh:classification xmlns:aclsh="http://schemas.microsoft.com/office/drawing/2020/classificationShape" xmlns:w16sdtfl="http://schemas.microsoft.com/office/word/2024/wordml/sdtformatlock" xmlns:w16sdtdh="http://schemas.microsoft.com/office/word/2020/wordml/sdtdatahash" xmlns:w16du="http://schemas.microsoft.com/office/word/2023/wordml/word16du" xmlns:w16="http://schemas.microsoft.com/office/word/2018/wordml" xmlns:w16cid="http://schemas.microsoft.com/office/word/2016/wordml/cid" xmlns:w16cex="http://schemas.microsoft.com/office/word/2018/wordml/cex" xmlns:w="http://schemas.openxmlformats.org/wordprocessingml/2006/main" xmlns:w10="urn:schemas-microsoft-com:office:word" xmlns:v="urn:schemas-microsoft-com:vml" xmlns:oel="http://schemas.microsoft.com/office/2019/extlst" xmlns:o="urn:schemas-microsoft-com:office:office" xmlns:am3d="http://schemas.microsoft.com/office/drawing/2017/model3d" xmlns:aink="http://schemas.microsoft.com/office/drawing/2016/ink" xmlns:cx8="http://schemas.microsoft.com/office/drawing/2016/5/14/chartex" xmlns:cx7="http://schemas.microsoft.com/office/drawing/2016/5/13/chartex" xmlns:cx6="http://schemas.microsoft.com/office/drawing/2016/5/12/chartex" xmlns:cx5="http://schemas.microsoft.com/office/drawing/2016/5/11/chartex" xmlns:cx4="http://schemas.microsoft.com/office/drawing/2016/5/10/chartex" xmlns:cx3="http://schemas.microsoft.com/office/drawing/2016/5/9/chartex" xmlns:cx2="http://schemas.microsoft.com/office/drawing/2015/10/21/chartex" xmlns:cx1="http://schemas.microsoft.com/office/drawing/2015/9/8/chartex" xmlns="" classificationOutcomeType="ftr"/>
+                    <aclsh:classification xmlns="" xmlns:cx1="http://schemas.microsoft.com/office/drawing/2015/9/8/chartex" xmlns:cx2="http://schemas.microsoft.com/office/drawing/2015/10/21/chartex" xmlns:cx3="http://schemas.microsoft.com/office/drawing/2016/5/9/chartex" xmlns:cx4="http://schemas.microsoft.com/office/drawing/2016/5/10/chartex" xmlns:cx5="http://schemas.microsoft.com/office/drawing/2016/5/11/chartex" xmlns:cx6="http://schemas.microsoft.com/office/drawing/2016/5/12/chartex" xmlns:cx7="http://schemas.microsoft.com/office/drawing/2016/5/13/chartex" xmlns:cx8="http://schemas.microsoft.com/office/drawing/2016/5/14/chartex" xmlns:aink="http://schemas.microsoft.com/office/drawing/2016/ink" xmlns:am3d="http://schemas.microsoft.com/office/drawing/2017/model3d" xmlns:o="urn:schemas-microsoft-com:office:office" xmlns:oel="http://schemas.microsoft.com/office/2019/extlst" xmlns:v="urn:schemas-microsoft-com:vml" xmlns:w10="urn:schemas-microsoft-com:office:word" xmlns:w="http://schemas.openxmlformats.org/wordprocessingml/2006/main" xmlns:w16cex="http://schemas.microsoft.com/office/word/2018/wordml/cex" xmlns:w16cid="http://schemas.microsoft.com/office/word/2016/wordml/cid" xmlns:w16="http://schemas.microsoft.com/office/word/2018/wordml" xmlns:w16du="http://schemas.microsoft.com/office/word/2023/wordml/word16du" xmlns:w16sdtdh="http://schemas.microsoft.com/office/word/2020/wordml/sdtdatahash" xmlns:w16sdtfl="http://schemas.microsoft.com/office/word/2024/wordml/sdtformatlock" xmlns:aclsh="http://schemas.microsoft.com/office/drawing/2020/classificationShape" classificationOutcomeType="ftr"/>
                   </a:ext>
                 </a:extLst>
               </wp:docPr>
@@ -9533,7 +12296,7 @@
               <wp:docPr id="821335916" name="Text Box 4" descr="Restricted - مقيد ">
                 <a:extLst xmlns:a="http://schemas.openxmlformats.org/drawingml/2006/main">
                   <a:ext uri="{5AE41FA2-C0FF-4470-9BD4-5FADCA87CBE2}">
-                    <aclsh:classification xmlns:aclsh="http://schemas.microsoft.com/office/drawing/2020/classificationShape" xmlns:w16sdtfl="http://schemas.microsoft.com/office/word/2024/wordml/sdtformatlock" xmlns:w16sdtdh="http://schemas.microsoft.com/office/word/2020/wordml/sdtdatahash" xmlns:w16du="http://schemas.microsoft.com/office/word/2023/wordml/word16du" xmlns:w16="http://schemas.microsoft.com/office/word/2018/wordml" xmlns:w16cid="http://schemas.microsoft.com/office/word/2016/wordml/cid" xmlns:w16cex="http://schemas.microsoft.com/office/word/2018/wordml/cex" xmlns:w="http://schemas.openxmlformats.org/wordprocessingml/2006/main" xmlns:w10="urn:schemas-microsoft-com:office:word" xmlns:v="urn:schemas-microsoft-com:vml" xmlns:oel="http://schemas.microsoft.com/office/2019/extlst" xmlns:o="urn:schemas-microsoft-com:office:office" xmlns:am3d="http://schemas.microsoft.com/office/drawing/2017/model3d" xmlns:aink="http://schemas.microsoft.com/office/drawing/2016/ink" xmlns:cx8="http://schemas.microsoft.com/office/drawing/2016/5/14/chartex" xmlns:cx7="http://schemas.microsoft.com/office/drawing/2016/5/13/chartex" xmlns:cx6="http://schemas.microsoft.com/office/drawing/2016/5/12/chartex" xmlns:cx5="http://schemas.microsoft.com/office/drawing/2016/5/11/chartex" xmlns:cx4="http://schemas.microsoft.com/office/drawing/2016/5/10/chartex" xmlns:cx3="http://schemas.microsoft.com/office/drawing/2016/5/9/chartex" xmlns:cx2="http://schemas.microsoft.com/office/drawing/2015/10/21/chartex" xmlns:cx1="http://schemas.microsoft.com/office/drawing/2015/9/8/chartex" xmlns="" classificationOutcomeType="ftr"/>
+                    <aclsh:classification xmlns="" xmlns:cx1="http://schemas.microsoft.com/office/drawing/2015/9/8/chartex" xmlns:cx2="http://schemas.microsoft.com/office/drawing/2015/10/21/chartex" xmlns:cx3="http://schemas.microsoft.com/office/drawing/2016/5/9/chartex" xmlns:cx4="http://schemas.microsoft.com/office/drawing/2016/5/10/chartex" xmlns:cx5="http://schemas.microsoft.com/office/drawing/2016/5/11/chartex" xmlns:cx6="http://schemas.microsoft.com/office/drawing/2016/5/12/chartex" xmlns:cx7="http://schemas.microsoft.com/office/drawing/2016/5/13/chartex" xmlns:cx8="http://schemas.microsoft.com/office/drawing/2016/5/14/chartex" xmlns:aink="http://schemas.microsoft.com/office/drawing/2016/ink" xmlns:am3d="http://schemas.microsoft.com/office/drawing/2017/model3d" xmlns:o="urn:schemas-microsoft-com:office:office" xmlns:oel="http://schemas.microsoft.com/office/2019/extlst" xmlns:v="urn:schemas-microsoft-com:vml" xmlns:w10="urn:schemas-microsoft-com:office:word" xmlns:w="http://schemas.openxmlformats.org/wordprocessingml/2006/main" xmlns:w16cex="http://schemas.microsoft.com/office/word/2018/wordml/cex" xmlns:w16cid="http://schemas.microsoft.com/office/word/2016/wordml/cid" xmlns:w16="http://schemas.microsoft.com/office/word/2018/wordml" xmlns:w16du="http://schemas.microsoft.com/office/word/2023/wordml/word16du" xmlns:w16sdtdh="http://schemas.microsoft.com/office/word/2020/wordml/sdtdatahash" xmlns:w16sdtfl="http://schemas.microsoft.com/office/word/2024/wordml/sdtformatlock" xmlns:aclsh="http://schemas.microsoft.com/office/drawing/2020/classificationShape" classificationOutcomeType="ftr"/>
                   </a:ext>
                 </a:extLst>
               </wp:docPr>
@@ -9965,7 +12728,7 @@
             </wp:anchor>
           </w:drawing>
         </mc:Choice>
-        <mc:Fallback xmlns:w16sdtfl="http://schemas.microsoft.com/office/word/2024/wordml/sdtformatlock" xmlns:w16sdtdh="http://schemas.microsoft.com/office/word/2020/wordml/sdtdatahash" xmlns:w16du="http://schemas.microsoft.com/office/word/2023/wordml/word16du" xmlns:w16="http://schemas.microsoft.com/office/word/2018/wordml" xmlns:w16cid="http://schemas.microsoft.com/office/word/2016/wordml/cid" xmlns:w16cex="http://schemas.microsoft.com/office/word/2018/wordml/cex" xmlns:oel="http://schemas.microsoft.com/office/2019/extlst" xmlns:am3d="http://schemas.microsoft.com/office/drawing/2017/model3d" xmlns:aink="http://schemas.microsoft.com/office/drawing/2016/ink" xmlns:cx8="http://schemas.microsoft.com/office/drawing/2016/5/14/chartex" xmlns:cx7="http://schemas.microsoft.com/office/drawing/2016/5/13/chartex" xmlns:cx6="http://schemas.microsoft.com/office/drawing/2016/5/12/chartex" xmlns:cx5="http://schemas.microsoft.com/office/drawing/2016/5/11/chartex" xmlns:cx4="http://schemas.microsoft.com/office/drawing/2016/5/10/chartex" xmlns:cx3="http://schemas.microsoft.com/office/drawing/2016/5/9/chartex" xmlns:cx2="http://schemas.microsoft.com/office/drawing/2015/10/21/chartex" xmlns:cx1="http://schemas.microsoft.com/office/drawing/2015/9/8/chartex">
+        <mc:Fallback xmlns:cx1="http://schemas.microsoft.com/office/drawing/2015/9/8/chartex" xmlns:cx2="http://schemas.microsoft.com/office/drawing/2015/10/21/chartex" xmlns:cx3="http://schemas.microsoft.com/office/drawing/2016/5/9/chartex" xmlns:cx4="http://schemas.microsoft.com/office/drawing/2016/5/10/chartex" xmlns:cx5="http://schemas.microsoft.com/office/drawing/2016/5/11/chartex" xmlns:cx6="http://schemas.microsoft.com/office/drawing/2016/5/12/chartex" xmlns:cx7="http://schemas.microsoft.com/office/drawing/2016/5/13/chartex" xmlns:cx8="http://schemas.microsoft.com/office/drawing/2016/5/14/chartex" xmlns:aink="http://schemas.microsoft.com/office/drawing/2016/ink" xmlns:am3d="http://schemas.microsoft.com/office/drawing/2017/model3d" xmlns:oel="http://schemas.microsoft.com/office/2019/extlst" xmlns:w16cex="http://schemas.microsoft.com/office/word/2018/wordml/cex" xmlns:w16cid="http://schemas.microsoft.com/office/word/2016/wordml/cid" xmlns:w16="http://schemas.microsoft.com/office/word/2018/wordml" xmlns:w16du="http://schemas.microsoft.com/office/word/2023/wordml/word16du" xmlns:w16sdtdh="http://schemas.microsoft.com/office/word/2020/wordml/sdtdatahash" xmlns:w16sdtfl="http://schemas.microsoft.com/office/word/2024/wordml/sdtformatlock">
           <w:pict>
             <v:line w14:anchorId="7169C831" id="Straight Connector 6" o:spid="_x0000_s1026" style="position:absolute;z-index:251660288;visibility:visible;mso-wrap-style:square;mso-width-percent:0;mso-height-percent:0;mso-wrap-distance-left:9pt;mso-wrap-distance-top:-3e-5mm;mso-wrap-distance-right:9pt;mso-wrap-distance-bottom:-3e-5mm;mso-position-horizontal:absolute;mso-position-horizontal-relative:text;mso-position-vertical:absolute;mso-position-vertical-relative:text;mso-width-percent:0;mso-height-percent:0;mso-width-relative:page;mso-height-relative:page" from="-68.95pt,-666.45pt" to="489.05pt,-666.45pt" o:gfxdata="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" strokecolor="#4f81bd" strokeweight="2pt">
               <v:shadow on="t" opacity="24903f" origin=",.5" offset="0,.55556mm"/>
@@ -10025,7 +12788,7 @@
             <w:fldChar w:fldCharType="separate"/>
           </w:r>
           <w:r>
-            <w:t>08</w:t>
+            <w:t>10</w:t>
           </w:r>
           <w:r>
             <w:fldChar w:fldCharType="end"/>
@@ -16002,6 +18765,7 @@
     <w:rsid w:val="004A7EE6"/>
     <w:rsid w:val="004E4D7A"/>
     <w:rsid w:val="005443A0"/>
+    <w:rsid w:val="005B0E17"/>
     <w:rsid w:val="005E024E"/>
     <w:rsid w:val="006400C0"/>
     <w:rsid w:val="00660EF5"/>
@@ -16884,7 +19648,7 @@
 </file>
 
 <file path=customXml/itemProps3.xml><?xml version="1.0" encoding="utf-8"?>
-<ds:datastoreItem xmlns:ds="http://schemas.openxmlformats.org/officeDocument/2006/customXml" ds:itemID="{D6BD19E1-E4E1-422F-BB6A-3E61E2443D39}">
+<ds:datastoreItem xmlns:ds="http://schemas.openxmlformats.org/officeDocument/2006/customXml" ds:itemID="{2FC0F267-92F8-4C39-8054-30527B64985E}">
   <ds:schemaRefs>
     <ds:schemaRef ds:uri="http://schemas.openxmlformats.org/officeDocument/2006/bibliography"/>
   </ds:schemaRefs>

--- a/IT351_Project-Phase 1 (1) (1) (1).docx
+++ b/IT351_Project-Phase 1 (1) (1) (1).docx
@@ -2622,11 +2622,7 @@
               </mc:Choice>
               <mc:Fallback>
                 <w:pict>
-                  <v:shapetype w14:anchorId="7CBAAF0B" id="_x0000_t202" coordsize="21600,21600" o:spt="202" path="m,l,21600r21600,l21600,xe">
-                    <v:stroke joinstyle="miter"/>
-                    <v:path gradientshapeok="t" o:connecttype="rect"/>
-                  </v:shapetype>
-                  <v:shape id="Text Box 15" o:spid="_x0000_s1031" type="#_x0000_t202" alt="contact info" style="position:absolute;left:0;text-align:left;margin-left:36.25pt;margin-top:253.85pt;width:540pt;height:92.7pt;z-index:251675648;visibility:visible;mso-wrap-style:square;mso-width-percent:1282;mso-height-percent:0;mso-wrap-distance-left:9pt;mso-wrap-distance-top:0;mso-wrap-distance-right:9pt;mso-wrap-distance-bottom:0;mso-position-horizontal:absolute;mso-position-horizontal-relative:page;mso-position-vertical:absolute;mso-position-vertical-relative:margin;mso-width-percent:1282;mso-height-percent:0;mso-width-relative:margin;mso-height-relative:margin;v-text-anchor:bottom" o:gfxdata="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" o:allowoverlap="f" filled="f" stroked="f" strokeweight=".5pt">
+                  <v:shape w14:anchorId="7CBAAF0B" id="Text Box 15" o:spid="_x0000_s1031" type="#_x0000_t202" alt="contact info" style="position:absolute;left:0;text-align:left;margin-left:36.25pt;margin-top:253.85pt;width:540pt;height:92.7pt;z-index:251675648;visibility:visible;mso-wrap-style:square;mso-width-percent:1282;mso-height-percent:0;mso-wrap-distance-left:9pt;mso-wrap-distance-top:0;mso-wrap-distance-right:9pt;mso-wrap-distance-bottom:0;mso-position-horizontal:absolute;mso-position-horizontal-relative:page;mso-position-vertical:absolute;mso-position-vertical-relative:margin;mso-width-percent:1282;mso-height-percent:0;mso-width-relative:margin;mso-height-relative:margin;v-text-anchor:bottom" o:gfxdata="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" o:allowoverlap="f" filled="f" stroked="f" strokeweight=".5pt">
                     <v:textbox inset="0,0,0,0">
                       <w:txbxContent>
                         <w:p>
@@ -11476,6 +11472,947 @@
     <w:p>
       <w:pPr>
         <w:rPr>
+          <w:b/>
+          <w:bCs/>
+          <w:sz w:val="28"/>
+          <w:szCs w:val="28"/>
+        </w:rPr>
+      </w:pPr>
+      <w:proofErr w:type="spellStart"/>
+      <w:r>
+        <w:rPr>
+          <w:b/>
+          <w:bCs/>
+          <w:sz w:val="28"/>
+          <w:szCs w:val="28"/>
+        </w:rPr>
+        <w:t>Talal</w:t>
+      </w:r>
+      <w:proofErr w:type="spellEnd"/>
+      <w:r>
+        <w:rPr>
+          <w:b/>
+          <w:bCs/>
+          <w:sz w:val="28"/>
+          <w:szCs w:val="28"/>
+        </w:rPr>
+        <w:t xml:space="preserve"> </w:t>
+      </w:r>
+      <w:proofErr w:type="spellStart"/>
+      <w:r>
+        <w:rPr>
+          <w:b/>
+          <w:bCs/>
+          <w:sz w:val="28"/>
+          <w:szCs w:val="28"/>
+        </w:rPr>
+        <w:t>Monawer</w:t>
+      </w:r>
+      <w:proofErr w:type="spellEnd"/>
+      <w:r>
+        <w:rPr>
+          <w:b/>
+          <w:bCs/>
+          <w:sz w:val="28"/>
+          <w:szCs w:val="28"/>
+        </w:rPr>
+        <w:t xml:space="preserve"> </w:t>
+      </w:r>
+      <w:proofErr w:type="spellStart"/>
+      <w:r>
+        <w:rPr>
+          <w:b/>
+          <w:bCs/>
+          <w:sz w:val="28"/>
+          <w:szCs w:val="28"/>
+        </w:rPr>
+        <w:t>ALrowitie</w:t>
+      </w:r>
+      <w:proofErr w:type="spellEnd"/>
+    </w:p>
+    <w:p>
+      <w:pPr>
+        <w:spacing w:after="0" w:line="240" w:lineRule="auto"/>
+        <w:rPr>
+          <w:rFonts w:ascii="Times New Roman" w:eastAsia="Times New Roman" w:hAnsi="Times New Roman" w:cs="Times New Roman"/>
+          <w:color w:val="auto"/>
+          <w:sz w:val="24"/>
+          <w:szCs w:val="24"/>
+          <w:lang w:eastAsia="en-US"/>
+        </w:rPr>
+      </w:pPr>
+      <w:proofErr w:type="spellStart"/>
+      <w:r>
+        <w:rPr>
+          <w:rFonts w:ascii="Times New Roman" w:eastAsia="Times New Roman" w:hAnsi="Times New Roman" w:cs="Times New Roman"/>
+          <w:color w:val="auto"/>
+          <w:sz w:val="24"/>
+          <w:szCs w:val="24"/>
+          <w:lang w:eastAsia="en-US"/>
+        </w:rPr>
+        <w:t>Router#configure</w:t>
+      </w:r>
+      <w:proofErr w:type="spellEnd"/>
+      <w:r>
+        <w:rPr>
+          <w:rFonts w:ascii="Times New Roman" w:eastAsia="Times New Roman" w:hAnsi="Times New Roman" w:cs="Times New Roman"/>
+          <w:color w:val="auto"/>
+          <w:sz w:val="24"/>
+          <w:szCs w:val="24"/>
+          <w:lang w:eastAsia="en-US"/>
+        </w:rPr>
+        <w:t xml:space="preserve"> terminal</w:t>
+      </w:r>
+    </w:p>
+    <w:p>
+      <w:pPr>
+        <w:spacing w:after="0" w:line="240" w:lineRule="auto"/>
+        <w:rPr>
+          <w:rFonts w:ascii="Times New Roman" w:eastAsia="Times New Roman" w:hAnsi="Times New Roman" w:cs="Times New Roman"/>
+          <w:color w:val="auto"/>
+          <w:sz w:val="24"/>
+          <w:szCs w:val="24"/>
+          <w:lang w:eastAsia="en-US"/>
+        </w:rPr>
+      </w:pPr>
+      <w:r>
+        <w:rPr>
+          <w:rFonts w:ascii="Times New Roman" w:eastAsia="Times New Roman" w:hAnsi="Times New Roman" w:cs="Times New Roman"/>
+          <w:color w:val="auto"/>
+          <w:sz w:val="24"/>
+          <w:szCs w:val="24"/>
+          <w:lang w:eastAsia="en-US"/>
+        </w:rPr>
+        <w:t>Enter configuration commands, one per line. End with CNTL/Z.</w:t>
+      </w:r>
+    </w:p>
+    <w:p>
+      <w:pPr>
+        <w:spacing w:after="0" w:line="240" w:lineRule="auto"/>
+        <w:rPr>
+          <w:rFonts w:ascii="Times New Roman" w:eastAsia="Times New Roman" w:hAnsi="Times New Roman" w:cs="Times New Roman"/>
+          <w:color w:val="auto"/>
+          <w:sz w:val="24"/>
+          <w:szCs w:val="24"/>
+          <w:lang w:eastAsia="en-US"/>
+        </w:rPr>
+      </w:pPr>
+      <w:r>
+        <w:rPr>
+          <w:rFonts w:ascii="Times New Roman" w:eastAsia="Times New Roman" w:hAnsi="Times New Roman" w:cs="Times New Roman"/>
+          <w:color w:val="auto"/>
+          <w:sz w:val="24"/>
+          <w:szCs w:val="24"/>
+          <w:lang w:eastAsia="en-US"/>
+        </w:rPr>
+        <w:t>Router(</w:t>
+      </w:r>
+      <w:proofErr w:type="spellStart"/>
+      <w:r>
+        <w:rPr>
+          <w:rFonts w:ascii="Times New Roman" w:eastAsia="Times New Roman" w:hAnsi="Times New Roman" w:cs="Times New Roman"/>
+          <w:color w:val="auto"/>
+          <w:sz w:val="24"/>
+          <w:szCs w:val="24"/>
+          <w:lang w:eastAsia="en-US"/>
+        </w:rPr>
+        <w:t>config</w:t>
+      </w:r>
+      <w:proofErr w:type="spellEnd"/>
+      <w:r>
+        <w:rPr>
+          <w:rFonts w:ascii="Times New Roman" w:eastAsia="Times New Roman" w:hAnsi="Times New Roman" w:cs="Times New Roman"/>
+          <w:color w:val="auto"/>
+          <w:sz w:val="24"/>
+          <w:szCs w:val="24"/>
+          <w:lang w:eastAsia="en-US"/>
+        </w:rPr>
+        <w:t>)#</w:t>
+      </w:r>
+      <w:proofErr w:type="spellStart"/>
+      <w:r>
+        <w:rPr>
+          <w:rFonts w:ascii="Times New Roman" w:eastAsia="Times New Roman" w:hAnsi="Times New Roman" w:cs="Times New Roman"/>
+          <w:color w:val="auto"/>
+          <w:sz w:val="24"/>
+          <w:szCs w:val="24"/>
+          <w:lang w:eastAsia="en-US"/>
+        </w:rPr>
+        <w:t>ip</w:t>
+      </w:r>
+      <w:proofErr w:type="spellEnd"/>
+      <w:r>
+        <w:rPr>
+          <w:rFonts w:ascii="Times New Roman" w:eastAsia="Times New Roman" w:hAnsi="Times New Roman" w:cs="Times New Roman"/>
+          <w:color w:val="auto"/>
+          <w:sz w:val="24"/>
+          <w:szCs w:val="24"/>
+          <w:lang w:eastAsia="en-US"/>
+        </w:rPr>
+        <w:t xml:space="preserve"> route 172.16.10.0 255.255.255.0 10.10.10.1</w:t>
+      </w:r>
+    </w:p>
+    <w:p>
+      <w:pPr>
+        <w:spacing w:after="0" w:line="240" w:lineRule="auto"/>
+        <w:rPr>
+          <w:rFonts w:ascii="Times New Roman" w:eastAsia="Times New Roman" w:hAnsi="Times New Roman" w:cs="Times New Roman"/>
+          <w:color w:val="auto"/>
+          <w:sz w:val="24"/>
+          <w:szCs w:val="24"/>
+          <w:lang w:eastAsia="en-US"/>
+        </w:rPr>
+      </w:pPr>
+      <w:r>
+        <w:rPr>
+          <w:rFonts w:ascii="Times New Roman" w:eastAsia="Times New Roman" w:hAnsi="Times New Roman" w:cs="Times New Roman"/>
+          <w:color w:val="auto"/>
+          <w:sz w:val="24"/>
+          <w:szCs w:val="24"/>
+          <w:lang w:eastAsia="en-US"/>
+        </w:rPr>
+        <w:t>Router(</w:t>
+      </w:r>
+      <w:proofErr w:type="spellStart"/>
+      <w:r>
+        <w:rPr>
+          <w:rFonts w:ascii="Times New Roman" w:eastAsia="Times New Roman" w:hAnsi="Times New Roman" w:cs="Times New Roman"/>
+          <w:color w:val="auto"/>
+          <w:sz w:val="24"/>
+          <w:szCs w:val="24"/>
+          <w:lang w:eastAsia="en-US"/>
+        </w:rPr>
+        <w:t>config</w:t>
+      </w:r>
+      <w:proofErr w:type="spellEnd"/>
+      <w:r>
+        <w:rPr>
+          <w:rFonts w:ascii="Times New Roman" w:eastAsia="Times New Roman" w:hAnsi="Times New Roman" w:cs="Times New Roman"/>
+          <w:color w:val="auto"/>
+          <w:sz w:val="24"/>
+          <w:szCs w:val="24"/>
+          <w:lang w:eastAsia="en-US"/>
+        </w:rPr>
+        <w:t>)#</w:t>
+      </w:r>
+      <w:proofErr w:type="spellStart"/>
+      <w:r>
+        <w:rPr>
+          <w:rFonts w:ascii="Times New Roman" w:eastAsia="Times New Roman" w:hAnsi="Times New Roman" w:cs="Times New Roman"/>
+          <w:color w:val="auto"/>
+          <w:sz w:val="24"/>
+          <w:szCs w:val="24"/>
+          <w:lang w:eastAsia="en-US"/>
+        </w:rPr>
+        <w:t>ip</w:t>
+      </w:r>
+      <w:proofErr w:type="spellEnd"/>
+      <w:r>
+        <w:rPr>
+          <w:rFonts w:ascii="Times New Roman" w:eastAsia="Times New Roman" w:hAnsi="Times New Roman" w:cs="Times New Roman"/>
+          <w:color w:val="auto"/>
+          <w:sz w:val="24"/>
+          <w:szCs w:val="24"/>
+          <w:lang w:eastAsia="en-US"/>
+        </w:rPr>
+        <w:t xml:space="preserve"> route 172.16.20.0 255.255.255.0 10.10.10.1</w:t>
+      </w:r>
+    </w:p>
+    <w:p>
+      <w:pPr>
+        <w:spacing w:after="0" w:line="240" w:lineRule="auto"/>
+        <w:rPr>
+          <w:rFonts w:ascii="Times New Roman" w:eastAsia="Times New Roman" w:hAnsi="Times New Roman" w:cs="Times New Roman"/>
+          <w:color w:val="auto"/>
+          <w:sz w:val="24"/>
+          <w:szCs w:val="24"/>
+          <w:lang w:eastAsia="en-US"/>
+        </w:rPr>
+      </w:pPr>
+      <w:r>
+        <w:rPr>
+          <w:rFonts w:ascii="Times New Roman" w:eastAsia="Times New Roman" w:hAnsi="Times New Roman" w:cs="Times New Roman"/>
+          <w:color w:val="auto"/>
+          <w:sz w:val="24"/>
+          <w:szCs w:val="24"/>
+          <w:lang w:eastAsia="en-US"/>
+        </w:rPr>
+        <w:t>Router(</w:t>
+      </w:r>
+      <w:proofErr w:type="spellStart"/>
+      <w:r>
+        <w:rPr>
+          <w:rFonts w:ascii="Times New Roman" w:eastAsia="Times New Roman" w:hAnsi="Times New Roman" w:cs="Times New Roman"/>
+          <w:color w:val="auto"/>
+          <w:sz w:val="24"/>
+          <w:szCs w:val="24"/>
+          <w:lang w:eastAsia="en-US"/>
+        </w:rPr>
+        <w:t>config</w:t>
+      </w:r>
+      <w:proofErr w:type="spellEnd"/>
+      <w:r>
+        <w:rPr>
+          <w:rFonts w:ascii="Times New Roman" w:eastAsia="Times New Roman" w:hAnsi="Times New Roman" w:cs="Times New Roman"/>
+          <w:color w:val="auto"/>
+          <w:sz w:val="24"/>
+          <w:szCs w:val="24"/>
+          <w:lang w:eastAsia="en-US"/>
+        </w:rPr>
+        <w:t>)#end</w:t>
+      </w:r>
+    </w:p>
+    <w:p>
+      <w:pPr>
+        <w:spacing w:after="0" w:line="240" w:lineRule="auto"/>
+        <w:rPr>
+          <w:rFonts w:ascii="Times New Roman" w:eastAsia="Times New Roman" w:hAnsi="Times New Roman" w:cs="Times New Roman"/>
+          <w:color w:val="auto"/>
+          <w:sz w:val="24"/>
+          <w:szCs w:val="24"/>
+          <w:lang w:eastAsia="en-US"/>
+        </w:rPr>
+      </w:pPr>
+      <w:r>
+        <w:rPr>
+          <w:rFonts w:ascii="Times New Roman" w:eastAsia="Times New Roman" w:hAnsi="Times New Roman" w:cs="Times New Roman"/>
+          <w:color w:val="auto"/>
+          <w:sz w:val="24"/>
+          <w:szCs w:val="24"/>
+          <w:lang w:eastAsia="en-US"/>
+        </w:rPr>
+        <w:t>Router#</w:t>
+      </w:r>
+    </w:p>
+    <w:p>
+      <w:pPr>
+        <w:spacing w:after="0" w:line="240" w:lineRule="auto"/>
+        <w:rPr>
+          <w:rFonts w:ascii="Times New Roman" w:eastAsia="Times New Roman" w:hAnsi="Times New Roman" w:cs="Times New Roman"/>
+          <w:color w:val="auto"/>
+          <w:sz w:val="24"/>
+          <w:szCs w:val="24"/>
+          <w:lang w:eastAsia="en-US"/>
+        </w:rPr>
+      </w:pPr>
+      <w:r>
+        <w:rPr>
+          <w:rFonts w:ascii="Times New Roman" w:eastAsia="Times New Roman" w:hAnsi="Times New Roman" w:cs="Times New Roman"/>
+          <w:color w:val="auto"/>
+          <w:sz w:val="24"/>
+          <w:szCs w:val="24"/>
+          <w:lang w:eastAsia="en-US"/>
+        </w:rPr>
+        <w:lastRenderedPageBreak/>
+        <w:t>%SYS-5-CONFIG_I: Configured from console by console</w:t>
+      </w:r>
+    </w:p>
+    <w:p>
+      <w:pPr>
+        <w:spacing w:after="0" w:line="240" w:lineRule="auto"/>
+        <w:rPr>
+          <w:rFonts w:ascii="Times New Roman" w:eastAsia="Times New Roman" w:hAnsi="Times New Roman" w:cs="Times New Roman"/>
+          <w:color w:val="auto"/>
+          <w:sz w:val="24"/>
+          <w:szCs w:val="24"/>
+          <w:lang w:eastAsia="en-US"/>
+        </w:rPr>
+      </w:pPr>
+    </w:p>
+    <w:p>
+      <w:pPr>
+        <w:spacing w:after="0" w:line="240" w:lineRule="auto"/>
+        <w:rPr>
+          <w:rFonts w:ascii="Times New Roman" w:eastAsia="Times New Roman" w:hAnsi="Times New Roman" w:cs="Times New Roman"/>
+          <w:color w:val="auto"/>
+          <w:sz w:val="24"/>
+          <w:szCs w:val="24"/>
+          <w:lang w:eastAsia="en-US"/>
+        </w:rPr>
+      </w:pPr>
+      <w:proofErr w:type="spellStart"/>
+      <w:r>
+        <w:rPr>
+          <w:rFonts w:ascii="Times New Roman" w:eastAsia="Times New Roman" w:hAnsi="Times New Roman" w:cs="Times New Roman"/>
+          <w:color w:val="auto"/>
+          <w:sz w:val="24"/>
+          <w:szCs w:val="24"/>
+          <w:lang w:eastAsia="en-US"/>
+        </w:rPr>
+        <w:t>Router#show</w:t>
+      </w:r>
+      <w:proofErr w:type="spellEnd"/>
+      <w:r>
+        <w:rPr>
+          <w:rFonts w:ascii="Times New Roman" w:eastAsia="Times New Roman" w:hAnsi="Times New Roman" w:cs="Times New Roman"/>
+          <w:color w:val="auto"/>
+          <w:sz w:val="24"/>
+          <w:szCs w:val="24"/>
+          <w:lang w:eastAsia="en-US"/>
+        </w:rPr>
+        <w:t xml:space="preserve"> </w:t>
+      </w:r>
+      <w:proofErr w:type="spellStart"/>
+      <w:r>
+        <w:rPr>
+          <w:rFonts w:ascii="Times New Roman" w:eastAsia="Times New Roman" w:hAnsi="Times New Roman" w:cs="Times New Roman"/>
+          <w:color w:val="auto"/>
+          <w:sz w:val="24"/>
+          <w:szCs w:val="24"/>
+          <w:lang w:eastAsia="en-US"/>
+        </w:rPr>
+        <w:t>ip</w:t>
+      </w:r>
+      <w:proofErr w:type="spellEnd"/>
+      <w:r>
+        <w:rPr>
+          <w:rFonts w:ascii="Times New Roman" w:eastAsia="Times New Roman" w:hAnsi="Times New Roman" w:cs="Times New Roman"/>
+          <w:color w:val="auto"/>
+          <w:sz w:val="24"/>
+          <w:szCs w:val="24"/>
+          <w:lang w:eastAsia="en-US"/>
+        </w:rPr>
+        <w:t xml:space="preserve"> route</w:t>
+      </w:r>
+    </w:p>
+    <w:p>
+      <w:pPr>
+        <w:spacing w:after="0" w:line="240" w:lineRule="auto"/>
+        <w:rPr>
+          <w:rFonts w:ascii="Times New Roman" w:eastAsia="Times New Roman" w:hAnsi="Times New Roman" w:cs="Times New Roman"/>
+          <w:color w:val="auto"/>
+          <w:sz w:val="24"/>
+          <w:szCs w:val="24"/>
+          <w:lang w:eastAsia="en-US"/>
+        </w:rPr>
+      </w:pPr>
+      <w:r>
+        <w:rPr>
+          <w:rFonts w:ascii="Times New Roman" w:eastAsia="Times New Roman" w:hAnsi="Times New Roman" w:cs="Times New Roman"/>
+          <w:color w:val="auto"/>
+          <w:sz w:val="24"/>
+          <w:szCs w:val="24"/>
+          <w:lang w:eastAsia="en-US"/>
+        </w:rPr>
+        <w:t>Codes: L - local, C - connected, S - static, R - RIP, M - mobile, B - BGP</w:t>
+      </w:r>
+    </w:p>
+    <w:p>
+      <w:pPr>
+        <w:spacing w:after="0" w:line="240" w:lineRule="auto"/>
+        <w:rPr>
+          <w:rFonts w:ascii="Times New Roman" w:eastAsia="Times New Roman" w:hAnsi="Times New Roman" w:cs="Times New Roman"/>
+          <w:color w:val="auto"/>
+          <w:sz w:val="24"/>
+          <w:szCs w:val="24"/>
+          <w:lang w:eastAsia="en-US"/>
+        </w:rPr>
+      </w:pPr>
+      <w:r>
+        <w:rPr>
+          <w:rFonts w:ascii="Times New Roman" w:eastAsia="Times New Roman" w:hAnsi="Times New Roman" w:cs="Times New Roman"/>
+          <w:color w:val="auto"/>
+          <w:sz w:val="24"/>
+          <w:szCs w:val="24"/>
+          <w:lang w:eastAsia="en-US"/>
+        </w:rPr>
+        <w:t>D - EIGRP, EX - EIGRP external, O - OSPF, IA - OSPF inter area</w:t>
+      </w:r>
+    </w:p>
+    <w:p>
+      <w:pPr>
+        <w:spacing w:after="0" w:line="240" w:lineRule="auto"/>
+        <w:rPr>
+          <w:rFonts w:ascii="Times New Roman" w:eastAsia="Times New Roman" w:hAnsi="Times New Roman" w:cs="Times New Roman"/>
+          <w:color w:val="auto"/>
+          <w:sz w:val="24"/>
+          <w:szCs w:val="24"/>
+          <w:lang w:eastAsia="en-US"/>
+        </w:rPr>
+      </w:pPr>
+      <w:r>
+        <w:rPr>
+          <w:rFonts w:ascii="Times New Roman" w:eastAsia="Times New Roman" w:hAnsi="Times New Roman" w:cs="Times New Roman"/>
+          <w:color w:val="auto"/>
+          <w:sz w:val="24"/>
+          <w:szCs w:val="24"/>
+          <w:lang w:eastAsia="en-US"/>
+        </w:rPr>
+        <w:t>N1 - OSPF NSSA external type 1, N2 - OSPF NSSA external type 2</w:t>
+      </w:r>
+    </w:p>
+    <w:p>
+      <w:pPr>
+        <w:spacing w:after="0" w:line="240" w:lineRule="auto"/>
+        <w:rPr>
+          <w:rFonts w:ascii="Times New Roman" w:eastAsia="Times New Roman" w:hAnsi="Times New Roman" w:cs="Times New Roman"/>
+          <w:color w:val="auto"/>
+          <w:sz w:val="24"/>
+          <w:szCs w:val="24"/>
+          <w:lang w:eastAsia="en-US"/>
+        </w:rPr>
+      </w:pPr>
+      <w:r>
+        <w:rPr>
+          <w:rFonts w:ascii="Times New Roman" w:eastAsia="Times New Roman" w:hAnsi="Times New Roman" w:cs="Times New Roman"/>
+          <w:color w:val="auto"/>
+          <w:sz w:val="24"/>
+          <w:szCs w:val="24"/>
+          <w:lang w:eastAsia="en-US"/>
+        </w:rPr>
+        <w:t>E1 - OSPF external type 1, E2 - OSPF external type 2, E - EGP</w:t>
+      </w:r>
+    </w:p>
+    <w:p>
+      <w:pPr>
+        <w:spacing w:after="0" w:line="240" w:lineRule="auto"/>
+        <w:rPr>
+          <w:rFonts w:ascii="Times New Roman" w:eastAsia="Times New Roman" w:hAnsi="Times New Roman" w:cs="Times New Roman"/>
+          <w:color w:val="auto"/>
+          <w:sz w:val="24"/>
+          <w:szCs w:val="24"/>
+          <w:lang w:eastAsia="en-US"/>
+        </w:rPr>
+      </w:pPr>
+      <w:proofErr w:type="spellStart"/>
+      <w:r>
+        <w:rPr>
+          <w:rFonts w:ascii="Times New Roman" w:eastAsia="Times New Roman" w:hAnsi="Times New Roman" w:cs="Times New Roman"/>
+          <w:color w:val="auto"/>
+          <w:sz w:val="24"/>
+          <w:szCs w:val="24"/>
+          <w:lang w:eastAsia="en-US"/>
+        </w:rPr>
+        <w:t>i</w:t>
+      </w:r>
+      <w:proofErr w:type="spellEnd"/>
+      <w:r>
+        <w:rPr>
+          <w:rFonts w:ascii="Times New Roman" w:eastAsia="Times New Roman" w:hAnsi="Times New Roman" w:cs="Times New Roman"/>
+          <w:color w:val="auto"/>
+          <w:sz w:val="24"/>
+          <w:szCs w:val="24"/>
+          <w:lang w:eastAsia="en-US"/>
+        </w:rPr>
+        <w:t xml:space="preserve"> - IS-IS, L1 - IS-IS level-1, L2 - IS-IS level-2, </w:t>
+      </w:r>
+      <w:proofErr w:type="spellStart"/>
+      <w:r>
+        <w:rPr>
+          <w:rFonts w:ascii="Times New Roman" w:eastAsia="Times New Roman" w:hAnsi="Times New Roman" w:cs="Times New Roman"/>
+          <w:color w:val="auto"/>
+          <w:sz w:val="24"/>
+          <w:szCs w:val="24"/>
+          <w:lang w:eastAsia="en-US"/>
+        </w:rPr>
+        <w:t>ia</w:t>
+      </w:r>
+      <w:proofErr w:type="spellEnd"/>
+      <w:r>
+        <w:rPr>
+          <w:rFonts w:ascii="Times New Roman" w:eastAsia="Times New Roman" w:hAnsi="Times New Roman" w:cs="Times New Roman"/>
+          <w:color w:val="auto"/>
+          <w:sz w:val="24"/>
+          <w:szCs w:val="24"/>
+          <w:lang w:eastAsia="en-US"/>
+        </w:rPr>
+        <w:t xml:space="preserve"> - IS-IS inter area</w:t>
+      </w:r>
+    </w:p>
+    <w:p>
+      <w:pPr>
+        <w:spacing w:after="0" w:line="240" w:lineRule="auto"/>
+        <w:rPr>
+          <w:rFonts w:ascii="Times New Roman" w:eastAsia="Times New Roman" w:hAnsi="Times New Roman" w:cs="Times New Roman"/>
+          <w:color w:val="auto"/>
+          <w:sz w:val="24"/>
+          <w:szCs w:val="24"/>
+          <w:lang w:eastAsia="en-US"/>
+        </w:rPr>
+      </w:pPr>
+      <w:r>
+        <w:rPr>
+          <w:rFonts w:ascii="Times New Roman" w:eastAsia="Times New Roman" w:hAnsi="Times New Roman" w:cs="Times New Roman"/>
+          <w:color w:val="auto"/>
+          <w:sz w:val="24"/>
+          <w:szCs w:val="24"/>
+          <w:lang w:eastAsia="en-US"/>
+        </w:rPr>
+        <w:t>* - candidate default, U - per-user static route, o - ODR</w:t>
+      </w:r>
+    </w:p>
+    <w:p>
+      <w:pPr>
+        <w:spacing w:after="0" w:line="240" w:lineRule="auto"/>
+        <w:rPr>
+          <w:rFonts w:ascii="Times New Roman" w:eastAsia="Times New Roman" w:hAnsi="Times New Roman" w:cs="Times New Roman"/>
+          <w:color w:val="auto"/>
+          <w:sz w:val="24"/>
+          <w:szCs w:val="24"/>
+          <w:lang w:eastAsia="en-US"/>
+        </w:rPr>
+      </w:pPr>
+      <w:r>
+        <w:rPr>
+          <w:rFonts w:ascii="Times New Roman" w:eastAsia="Times New Roman" w:hAnsi="Times New Roman" w:cs="Times New Roman"/>
+          <w:color w:val="auto"/>
+          <w:sz w:val="24"/>
+          <w:szCs w:val="24"/>
+          <w:lang w:eastAsia="en-US"/>
+        </w:rPr>
+        <w:t>P - periodic downloaded static route</w:t>
+      </w:r>
+    </w:p>
+    <w:p>
+      <w:pPr>
+        <w:spacing w:after="0" w:line="240" w:lineRule="auto"/>
+        <w:rPr>
+          <w:rFonts w:ascii="Times New Roman" w:eastAsia="Times New Roman" w:hAnsi="Times New Roman" w:cs="Times New Roman"/>
+          <w:color w:val="auto"/>
+          <w:sz w:val="24"/>
+          <w:szCs w:val="24"/>
+          <w:lang w:eastAsia="en-US"/>
+        </w:rPr>
+      </w:pPr>
+    </w:p>
+    <w:p>
+      <w:pPr>
+        <w:spacing w:after="0" w:line="240" w:lineRule="auto"/>
+        <w:rPr>
+          <w:rFonts w:ascii="Times New Roman" w:eastAsia="Times New Roman" w:hAnsi="Times New Roman" w:cs="Times New Roman"/>
+          <w:color w:val="auto"/>
+          <w:sz w:val="24"/>
+          <w:szCs w:val="24"/>
+          <w:lang w:eastAsia="en-US"/>
+        </w:rPr>
+      </w:pPr>
+      <w:r>
+        <w:rPr>
+          <w:rFonts w:ascii="Times New Roman" w:eastAsia="Times New Roman" w:hAnsi="Times New Roman" w:cs="Times New Roman"/>
+          <w:color w:val="auto"/>
+          <w:sz w:val="24"/>
+          <w:szCs w:val="24"/>
+          <w:lang w:eastAsia="en-US"/>
+        </w:rPr>
+        <w:t>Gateway of last resort is not set</w:t>
+      </w:r>
+    </w:p>
+    <w:p>
+      <w:pPr>
+        <w:spacing w:after="0" w:line="240" w:lineRule="auto"/>
+        <w:rPr>
+          <w:rFonts w:ascii="Times New Roman" w:eastAsia="Times New Roman" w:hAnsi="Times New Roman" w:cs="Times New Roman"/>
+          <w:color w:val="auto"/>
+          <w:sz w:val="24"/>
+          <w:szCs w:val="24"/>
+          <w:lang w:eastAsia="en-US"/>
+        </w:rPr>
+      </w:pPr>
+    </w:p>
+    <w:p>
+      <w:pPr>
+        <w:spacing w:after="0" w:line="240" w:lineRule="auto"/>
+        <w:rPr>
+          <w:rFonts w:ascii="Times New Roman" w:eastAsia="Times New Roman" w:hAnsi="Times New Roman" w:cs="Times New Roman"/>
+          <w:color w:val="auto"/>
+          <w:sz w:val="24"/>
+          <w:szCs w:val="24"/>
+          <w:lang w:eastAsia="en-US"/>
+        </w:rPr>
+      </w:pPr>
+      <w:r>
+        <w:rPr>
+          <w:rFonts w:ascii="Times New Roman" w:eastAsia="Times New Roman" w:hAnsi="Times New Roman" w:cs="Times New Roman"/>
+          <w:color w:val="auto"/>
+          <w:sz w:val="24"/>
+          <w:szCs w:val="24"/>
+          <w:lang w:eastAsia="en-US"/>
+        </w:rPr>
+        <w:t xml:space="preserve">10.0.0.0/8 is variably </w:t>
+      </w:r>
+      <w:proofErr w:type="spellStart"/>
+      <w:r>
+        <w:rPr>
+          <w:rFonts w:ascii="Times New Roman" w:eastAsia="Times New Roman" w:hAnsi="Times New Roman" w:cs="Times New Roman"/>
+          <w:color w:val="auto"/>
+          <w:sz w:val="24"/>
+          <w:szCs w:val="24"/>
+          <w:lang w:eastAsia="en-US"/>
+        </w:rPr>
+        <w:t>subnetted</w:t>
+      </w:r>
+      <w:proofErr w:type="spellEnd"/>
+      <w:r>
+        <w:rPr>
+          <w:rFonts w:ascii="Times New Roman" w:eastAsia="Times New Roman" w:hAnsi="Times New Roman" w:cs="Times New Roman"/>
+          <w:color w:val="auto"/>
+          <w:sz w:val="24"/>
+          <w:szCs w:val="24"/>
+          <w:lang w:eastAsia="en-US"/>
+        </w:rPr>
+        <w:t>, 2 subnets, 2 masks</w:t>
+      </w:r>
+    </w:p>
+    <w:p>
+      <w:pPr>
+        <w:spacing w:after="0" w:line="240" w:lineRule="auto"/>
+        <w:rPr>
+          <w:rFonts w:ascii="Times New Roman" w:eastAsia="Times New Roman" w:hAnsi="Times New Roman" w:cs="Times New Roman"/>
+          <w:color w:val="auto"/>
+          <w:sz w:val="24"/>
+          <w:szCs w:val="24"/>
+          <w:lang w:eastAsia="en-US"/>
+        </w:rPr>
+      </w:pPr>
+      <w:r>
+        <w:rPr>
+          <w:rFonts w:ascii="Times New Roman" w:eastAsia="Times New Roman" w:hAnsi="Times New Roman" w:cs="Times New Roman"/>
+          <w:color w:val="auto"/>
+          <w:sz w:val="24"/>
+          <w:szCs w:val="24"/>
+          <w:lang w:eastAsia="en-US"/>
+        </w:rPr>
+        <w:t>C 10.10.10.0/30 is directly connected, Serial0/3/0</w:t>
+      </w:r>
+    </w:p>
+    <w:p>
+      <w:pPr>
+        <w:spacing w:after="0" w:line="240" w:lineRule="auto"/>
+        <w:rPr>
+          <w:rFonts w:ascii="Times New Roman" w:eastAsia="Times New Roman" w:hAnsi="Times New Roman" w:cs="Times New Roman"/>
+          <w:color w:val="auto"/>
+          <w:sz w:val="24"/>
+          <w:szCs w:val="24"/>
+          <w:lang w:eastAsia="en-US"/>
+        </w:rPr>
+      </w:pPr>
+      <w:r>
+        <w:rPr>
+          <w:rFonts w:ascii="Times New Roman" w:eastAsia="Times New Roman" w:hAnsi="Times New Roman" w:cs="Times New Roman"/>
+          <w:color w:val="auto"/>
+          <w:sz w:val="24"/>
+          <w:szCs w:val="24"/>
+          <w:lang w:eastAsia="en-US"/>
+        </w:rPr>
+        <w:t>L 10.10.10.2/32 is directly connected, Serial0/3/0</w:t>
+      </w:r>
+    </w:p>
+    <w:p>
+      <w:pPr>
+        <w:spacing w:after="0" w:line="240" w:lineRule="auto"/>
+        <w:rPr>
+          <w:rFonts w:ascii="Times New Roman" w:eastAsia="Times New Roman" w:hAnsi="Times New Roman" w:cs="Times New Roman"/>
+          <w:color w:val="auto"/>
+          <w:sz w:val="24"/>
+          <w:szCs w:val="24"/>
+          <w:lang w:eastAsia="en-US"/>
+        </w:rPr>
+      </w:pPr>
+      <w:r>
+        <w:rPr>
+          <w:rFonts w:ascii="Times New Roman" w:eastAsia="Times New Roman" w:hAnsi="Times New Roman" w:cs="Times New Roman"/>
+          <w:color w:val="auto"/>
+          <w:sz w:val="24"/>
+          <w:szCs w:val="24"/>
+          <w:lang w:eastAsia="en-US"/>
+        </w:rPr>
+        <w:t xml:space="preserve">172.16.0.0/16 is variably </w:t>
+      </w:r>
+      <w:proofErr w:type="spellStart"/>
+      <w:r>
+        <w:rPr>
+          <w:rFonts w:ascii="Times New Roman" w:eastAsia="Times New Roman" w:hAnsi="Times New Roman" w:cs="Times New Roman"/>
+          <w:color w:val="auto"/>
+          <w:sz w:val="24"/>
+          <w:szCs w:val="24"/>
+          <w:lang w:eastAsia="en-US"/>
+        </w:rPr>
+        <w:t>subnetted</w:t>
+      </w:r>
+      <w:proofErr w:type="spellEnd"/>
+      <w:r>
+        <w:rPr>
+          <w:rFonts w:ascii="Times New Roman" w:eastAsia="Times New Roman" w:hAnsi="Times New Roman" w:cs="Times New Roman"/>
+          <w:color w:val="auto"/>
+          <w:sz w:val="24"/>
+          <w:szCs w:val="24"/>
+          <w:lang w:eastAsia="en-US"/>
+        </w:rPr>
+        <w:t>, 6 subnets, 2 masks</w:t>
+      </w:r>
+    </w:p>
+    <w:p>
+      <w:pPr>
+        <w:spacing w:after="0" w:line="240" w:lineRule="auto"/>
+        <w:rPr>
+          <w:rFonts w:ascii="Times New Roman" w:eastAsia="Times New Roman" w:hAnsi="Times New Roman" w:cs="Times New Roman"/>
+          <w:color w:val="auto"/>
+          <w:sz w:val="24"/>
+          <w:szCs w:val="24"/>
+          <w:lang w:eastAsia="en-US"/>
+        </w:rPr>
+      </w:pPr>
+      <w:r>
+        <w:rPr>
+          <w:rFonts w:ascii="Times New Roman" w:eastAsia="Times New Roman" w:hAnsi="Times New Roman" w:cs="Times New Roman"/>
+          <w:color w:val="auto"/>
+          <w:sz w:val="24"/>
+          <w:szCs w:val="24"/>
+          <w:lang w:eastAsia="en-US"/>
+        </w:rPr>
+        <w:t>S 172.16.10.0/24 [1/0] via 10.10.10.1</w:t>
+      </w:r>
+    </w:p>
+    <w:p>
+      <w:pPr>
+        <w:spacing w:after="0" w:line="240" w:lineRule="auto"/>
+        <w:rPr>
+          <w:rFonts w:ascii="Times New Roman" w:eastAsia="Times New Roman" w:hAnsi="Times New Roman" w:cs="Times New Roman"/>
+          <w:color w:val="auto"/>
+          <w:sz w:val="24"/>
+          <w:szCs w:val="24"/>
+          <w:lang w:eastAsia="en-US"/>
+        </w:rPr>
+      </w:pPr>
+      <w:r>
+        <w:rPr>
+          <w:rFonts w:ascii="Times New Roman" w:eastAsia="Times New Roman" w:hAnsi="Times New Roman" w:cs="Times New Roman"/>
+          <w:color w:val="auto"/>
+          <w:sz w:val="24"/>
+          <w:szCs w:val="24"/>
+          <w:lang w:eastAsia="en-US"/>
+        </w:rPr>
+        <w:t>S 172.16.20.0/24 [1/0] via 10.10.10.1</w:t>
+      </w:r>
+    </w:p>
+    <w:p>
+      <w:pPr>
+        <w:spacing w:after="0" w:line="240" w:lineRule="auto"/>
+        <w:rPr>
+          <w:rFonts w:ascii="Times New Roman" w:eastAsia="Times New Roman" w:hAnsi="Times New Roman" w:cs="Times New Roman"/>
+          <w:color w:val="auto"/>
+          <w:sz w:val="24"/>
+          <w:szCs w:val="24"/>
+          <w:lang w:eastAsia="en-US"/>
+        </w:rPr>
+      </w:pPr>
+      <w:r>
+        <w:rPr>
+          <w:rFonts w:ascii="Times New Roman" w:eastAsia="Times New Roman" w:hAnsi="Times New Roman" w:cs="Times New Roman"/>
+          <w:color w:val="auto"/>
+          <w:sz w:val="24"/>
+          <w:szCs w:val="24"/>
+          <w:lang w:eastAsia="en-US"/>
+        </w:rPr>
+        <w:t>C 172.16.30.0/24 is directly connected, GigabitEthernet0/0</w:t>
+      </w:r>
+    </w:p>
+    <w:p>
+      <w:pPr>
+        <w:spacing w:after="0" w:line="240" w:lineRule="auto"/>
+        <w:rPr>
+          <w:rFonts w:ascii="Times New Roman" w:eastAsia="Times New Roman" w:hAnsi="Times New Roman" w:cs="Times New Roman"/>
+          <w:color w:val="auto"/>
+          <w:sz w:val="24"/>
+          <w:szCs w:val="24"/>
+          <w:lang w:eastAsia="en-US"/>
+        </w:rPr>
+      </w:pPr>
+      <w:r>
+        <w:rPr>
+          <w:rFonts w:ascii="Times New Roman" w:eastAsia="Times New Roman" w:hAnsi="Times New Roman" w:cs="Times New Roman"/>
+          <w:color w:val="auto"/>
+          <w:sz w:val="24"/>
+          <w:szCs w:val="24"/>
+          <w:lang w:eastAsia="en-US"/>
+        </w:rPr>
+        <w:t>L 172.16.30.1/32 is directly connected, GigabitEthernet0/0</w:t>
+      </w:r>
+    </w:p>
+    <w:p>
+      <w:pPr>
+        <w:spacing w:after="0" w:line="240" w:lineRule="auto"/>
+        <w:rPr>
+          <w:rFonts w:ascii="Times New Roman" w:eastAsia="Times New Roman" w:hAnsi="Times New Roman" w:cs="Times New Roman"/>
+          <w:color w:val="auto"/>
+          <w:sz w:val="24"/>
+          <w:szCs w:val="24"/>
+          <w:lang w:eastAsia="en-US"/>
+        </w:rPr>
+      </w:pPr>
+      <w:r>
+        <w:rPr>
+          <w:rFonts w:ascii="Times New Roman" w:eastAsia="Times New Roman" w:hAnsi="Times New Roman" w:cs="Times New Roman"/>
+          <w:color w:val="auto"/>
+          <w:sz w:val="24"/>
+          <w:szCs w:val="24"/>
+          <w:lang w:eastAsia="en-US"/>
+        </w:rPr>
+        <w:t>C 172.16.40.0/24 is directly connected, GigabitEthernet0/1</w:t>
+      </w:r>
+    </w:p>
+    <w:p>
+      <w:pPr>
+        <w:spacing w:after="0" w:line="240" w:lineRule="auto"/>
+        <w:rPr>
+          <w:rFonts w:ascii="Times New Roman" w:eastAsia="Times New Roman" w:hAnsi="Times New Roman" w:cs="Times New Roman"/>
+          <w:color w:val="auto"/>
+          <w:sz w:val="24"/>
+          <w:szCs w:val="24"/>
+          <w:lang w:eastAsia="en-US"/>
+        </w:rPr>
+      </w:pPr>
+      <w:r>
+        <w:rPr>
+          <w:rFonts w:ascii="Times New Roman" w:eastAsia="Times New Roman" w:hAnsi="Times New Roman" w:cs="Times New Roman"/>
+          <w:color w:val="auto"/>
+          <w:sz w:val="24"/>
+          <w:szCs w:val="24"/>
+          <w:lang w:eastAsia="en-US"/>
+        </w:rPr>
+        <w:t>L 172.16.40.1/32 is directly connected, GigabitEthernet0/1</w:t>
+      </w:r>
+    </w:p>
+    <w:p>
+      <w:pPr>
+        <w:spacing w:after="0" w:line="240" w:lineRule="auto"/>
+        <w:rPr>
+          <w:rFonts w:ascii="Times New Roman" w:eastAsia="Times New Roman" w:hAnsi="Times New Roman" w:cs="Times New Roman"/>
+          <w:color w:val="auto"/>
+          <w:sz w:val="24"/>
+          <w:szCs w:val="24"/>
+          <w:lang w:eastAsia="en-US"/>
+        </w:rPr>
+      </w:pPr>
+    </w:p>
+    <w:p>
+      <w:pPr>
+        <w:pBdr>
+          <w:bottom w:val="single" w:sz="6" w:space="1" w:color="auto"/>
+        </w:pBdr>
+        <w:rPr>
+          <w:rFonts w:ascii="Times New Roman" w:eastAsia="Times New Roman" w:hAnsi="Times New Roman" w:cs="Times New Roman"/>
+          <w:color w:val="auto"/>
+          <w:sz w:val="24"/>
+          <w:szCs w:val="24"/>
+          <w:rtl/>
+          <w:lang w:eastAsia="en-US"/>
+        </w:rPr>
+      </w:pPr>
+      <w:r>
+        <w:rPr>
+          <w:rFonts w:ascii="Times New Roman" w:eastAsia="Times New Roman" w:hAnsi="Times New Roman" w:cs="Times New Roman"/>
+          <w:color w:val="auto"/>
+          <w:sz w:val="24"/>
+          <w:szCs w:val="24"/>
+          <w:lang w:eastAsia="en-US"/>
+        </w:rPr>
+        <w:t>Router#</w:t>
+      </w:r>
+    </w:p>
+    <w:p>
+      <w:pPr>
+        <w:rPr>
           <w:rFonts w:ascii="Times New Roman" w:eastAsia="Times New Roman" w:hAnsi="Times New Roman" w:cs="Times New Roman"/>
           <w:sz w:val="24"/>
           <w:szCs w:val="24"/>
@@ -11556,7 +12493,7 @@
               <wp:docPr id="1507283666" name="Text Box 2" descr="Restricted - مقيد ">
                 <a:extLst xmlns:a="http://schemas.openxmlformats.org/drawingml/2006/main">
                   <a:ext uri="{5AE41FA2-C0FF-4470-9BD4-5FADCA87CBE2}">
-                    <aclsh:classification xmlns="" xmlns:cx1="http://schemas.microsoft.com/office/drawing/2015/9/8/chartex" xmlns:cx2="http://schemas.microsoft.com/office/drawing/2015/10/21/chartex" xmlns:cx3="http://schemas.microsoft.com/office/drawing/2016/5/9/chartex" xmlns:cx4="http://schemas.microsoft.com/office/drawing/2016/5/10/chartex" xmlns:cx5="http://schemas.microsoft.com/office/drawing/2016/5/11/chartex" xmlns:cx6="http://schemas.microsoft.com/office/drawing/2016/5/12/chartex" xmlns:cx7="http://schemas.microsoft.com/office/drawing/2016/5/13/chartex" xmlns:cx8="http://schemas.microsoft.com/office/drawing/2016/5/14/chartex" xmlns:aink="http://schemas.microsoft.com/office/drawing/2016/ink" xmlns:am3d="http://schemas.microsoft.com/office/drawing/2017/model3d" xmlns:o="urn:schemas-microsoft-com:office:office" xmlns:oel="http://schemas.microsoft.com/office/2019/extlst" xmlns:v="urn:schemas-microsoft-com:vml" xmlns:w10="urn:schemas-microsoft-com:office:word" xmlns:w="http://schemas.openxmlformats.org/wordprocessingml/2006/main" xmlns:w16cex="http://schemas.microsoft.com/office/word/2018/wordml/cex" xmlns:w16cid="http://schemas.microsoft.com/office/word/2016/wordml/cid" xmlns:w16="http://schemas.microsoft.com/office/word/2018/wordml" xmlns:w16du="http://schemas.microsoft.com/office/word/2023/wordml/word16du" xmlns:w16sdtdh="http://schemas.microsoft.com/office/word/2020/wordml/sdtdatahash" xmlns:w16sdtfl="http://schemas.microsoft.com/office/word/2024/wordml/sdtformatlock" xmlns:aclsh="http://schemas.microsoft.com/office/drawing/2020/classificationShape" classificationOutcomeType="ftr"/>
+                    <aclsh:classification xmlns:aclsh="http://schemas.microsoft.com/office/drawing/2020/classificationShape" xmlns:w16sdtfl="http://schemas.microsoft.com/office/word/2024/wordml/sdtformatlock" xmlns:w16sdtdh="http://schemas.microsoft.com/office/word/2020/wordml/sdtdatahash" xmlns:w16du="http://schemas.microsoft.com/office/word/2023/wordml/word16du" xmlns:w16="http://schemas.microsoft.com/office/word/2018/wordml" xmlns:w16cid="http://schemas.microsoft.com/office/word/2016/wordml/cid" xmlns:w16cex="http://schemas.microsoft.com/office/word/2018/wordml/cex" xmlns:w="http://schemas.openxmlformats.org/wordprocessingml/2006/main" xmlns:w10="urn:schemas-microsoft-com:office:word" xmlns:v="urn:schemas-microsoft-com:vml" xmlns:oel="http://schemas.microsoft.com/office/2019/extlst" xmlns:o="urn:schemas-microsoft-com:office:office" xmlns:am3d="http://schemas.microsoft.com/office/drawing/2017/model3d" xmlns:aink="http://schemas.microsoft.com/office/drawing/2016/ink" xmlns:cx8="http://schemas.microsoft.com/office/drawing/2016/5/14/chartex" xmlns:cx7="http://schemas.microsoft.com/office/drawing/2016/5/13/chartex" xmlns:cx6="http://schemas.microsoft.com/office/drawing/2016/5/12/chartex" xmlns:cx5="http://schemas.microsoft.com/office/drawing/2016/5/11/chartex" xmlns:cx4="http://schemas.microsoft.com/office/drawing/2016/5/10/chartex" xmlns:cx3="http://schemas.microsoft.com/office/drawing/2016/5/9/chartex" xmlns:cx2="http://schemas.microsoft.com/office/drawing/2015/10/21/chartex" xmlns:cx1="http://schemas.microsoft.com/office/drawing/2015/9/8/chartex" xmlns="" classificationOutcomeType="ftr"/>
                   </a:ext>
                 </a:extLst>
               </wp:docPr>
@@ -11714,7 +12651,7 @@
               <wp:docPr id="1528044767" name="Text Box 3" descr="Restricted - مقيد ">
                 <a:extLst xmlns:a="http://schemas.openxmlformats.org/drawingml/2006/main">
                   <a:ext uri="{5AE41FA2-C0FF-4470-9BD4-5FADCA87CBE2}">
-                    <aclsh:classification xmlns="" xmlns:cx1="http://schemas.microsoft.com/office/drawing/2015/9/8/chartex" xmlns:cx2="http://schemas.microsoft.com/office/drawing/2015/10/21/chartex" xmlns:cx3="http://schemas.microsoft.com/office/drawing/2016/5/9/chartex" xmlns:cx4="http://schemas.microsoft.com/office/drawing/2016/5/10/chartex" xmlns:cx5="http://schemas.microsoft.com/office/drawing/2016/5/11/chartex" xmlns:cx6="http://schemas.microsoft.com/office/drawing/2016/5/12/chartex" xmlns:cx7="http://schemas.microsoft.com/office/drawing/2016/5/13/chartex" xmlns:cx8="http://schemas.microsoft.com/office/drawing/2016/5/14/chartex" xmlns:aink="http://schemas.microsoft.com/office/drawing/2016/ink" xmlns:am3d="http://schemas.microsoft.com/office/drawing/2017/model3d" xmlns:o="urn:schemas-microsoft-com:office:office" xmlns:oel="http://schemas.microsoft.com/office/2019/extlst" xmlns:v="urn:schemas-microsoft-com:vml" xmlns:w10="urn:schemas-microsoft-com:office:word" xmlns:w="http://schemas.openxmlformats.org/wordprocessingml/2006/main" xmlns:w16cex="http://schemas.microsoft.com/office/word/2018/wordml/cex" xmlns:w16cid="http://schemas.microsoft.com/office/word/2016/wordml/cid" xmlns:w16="http://schemas.microsoft.com/office/word/2018/wordml" xmlns:w16du="http://schemas.microsoft.com/office/word/2023/wordml/word16du" xmlns:w16sdtdh="http://schemas.microsoft.com/office/word/2020/wordml/sdtdatahash" xmlns:w16sdtfl="http://schemas.microsoft.com/office/word/2024/wordml/sdtformatlock" xmlns:aclsh="http://schemas.microsoft.com/office/drawing/2020/classificationShape" classificationOutcomeType="ftr"/>
+                    <aclsh:classification xmlns:aclsh="http://schemas.microsoft.com/office/drawing/2020/classificationShape" xmlns:w16sdtfl="http://schemas.microsoft.com/office/word/2024/wordml/sdtformatlock" xmlns:w16sdtdh="http://schemas.microsoft.com/office/word/2020/wordml/sdtdatahash" xmlns:w16du="http://schemas.microsoft.com/office/word/2023/wordml/word16du" xmlns:w16="http://schemas.microsoft.com/office/word/2018/wordml" xmlns:w16cid="http://schemas.microsoft.com/office/word/2016/wordml/cid" xmlns:w16cex="http://schemas.microsoft.com/office/word/2018/wordml/cex" xmlns:w="http://schemas.openxmlformats.org/wordprocessingml/2006/main" xmlns:w10="urn:schemas-microsoft-com:office:word" xmlns:v="urn:schemas-microsoft-com:vml" xmlns:oel="http://schemas.microsoft.com/office/2019/extlst" xmlns:o="urn:schemas-microsoft-com:office:office" xmlns:am3d="http://schemas.microsoft.com/office/drawing/2017/model3d" xmlns:aink="http://schemas.microsoft.com/office/drawing/2016/ink" xmlns:cx8="http://schemas.microsoft.com/office/drawing/2016/5/14/chartex" xmlns:cx7="http://schemas.microsoft.com/office/drawing/2016/5/13/chartex" xmlns:cx6="http://schemas.microsoft.com/office/drawing/2016/5/12/chartex" xmlns:cx5="http://schemas.microsoft.com/office/drawing/2016/5/11/chartex" xmlns:cx4="http://schemas.microsoft.com/office/drawing/2016/5/10/chartex" xmlns:cx3="http://schemas.microsoft.com/office/drawing/2016/5/9/chartex" xmlns:cx2="http://schemas.microsoft.com/office/drawing/2015/10/21/chartex" xmlns:cx1="http://schemas.microsoft.com/office/drawing/2015/9/8/chartex" xmlns="" classificationOutcomeType="ftr"/>
                   </a:ext>
                 </a:extLst>
               </wp:docPr>
@@ -11872,7 +12809,7 @@
               <wp:docPr id="409043257" name="Text Box 1" descr="Restricted - مقيد ">
                 <a:extLst xmlns:a="http://schemas.openxmlformats.org/drawingml/2006/main">
                   <a:ext uri="{5AE41FA2-C0FF-4470-9BD4-5FADCA87CBE2}">
-                    <aclsh:classification xmlns="" xmlns:cx1="http://schemas.microsoft.com/office/drawing/2015/9/8/chartex" xmlns:cx2="http://schemas.microsoft.com/office/drawing/2015/10/21/chartex" xmlns:cx3="http://schemas.microsoft.com/office/drawing/2016/5/9/chartex" xmlns:cx4="http://schemas.microsoft.com/office/drawing/2016/5/10/chartex" xmlns:cx5="http://schemas.microsoft.com/office/drawing/2016/5/11/chartex" xmlns:cx6="http://schemas.microsoft.com/office/drawing/2016/5/12/chartex" xmlns:cx7="http://schemas.microsoft.com/office/drawing/2016/5/13/chartex" xmlns:cx8="http://schemas.microsoft.com/office/drawing/2016/5/14/chartex" xmlns:aink="http://schemas.microsoft.com/office/drawing/2016/ink" xmlns:am3d="http://schemas.microsoft.com/office/drawing/2017/model3d" xmlns:o="urn:schemas-microsoft-com:office:office" xmlns:oel="http://schemas.microsoft.com/office/2019/extlst" xmlns:v="urn:schemas-microsoft-com:vml" xmlns:w10="urn:schemas-microsoft-com:office:word" xmlns:w="http://schemas.openxmlformats.org/wordprocessingml/2006/main" xmlns:w16cex="http://schemas.microsoft.com/office/word/2018/wordml/cex" xmlns:w16cid="http://schemas.microsoft.com/office/word/2016/wordml/cid" xmlns:w16="http://schemas.microsoft.com/office/word/2018/wordml" xmlns:w16du="http://schemas.microsoft.com/office/word/2023/wordml/word16du" xmlns:w16sdtdh="http://schemas.microsoft.com/office/word/2020/wordml/sdtdatahash" xmlns:w16sdtfl="http://schemas.microsoft.com/office/word/2024/wordml/sdtformatlock" xmlns:aclsh="http://schemas.microsoft.com/office/drawing/2020/classificationShape" classificationOutcomeType="ftr"/>
+                    <aclsh:classification xmlns:aclsh="http://schemas.microsoft.com/office/drawing/2020/classificationShape" xmlns:w16sdtfl="http://schemas.microsoft.com/office/word/2024/wordml/sdtformatlock" xmlns:w16sdtdh="http://schemas.microsoft.com/office/word/2020/wordml/sdtdatahash" xmlns:w16du="http://schemas.microsoft.com/office/word/2023/wordml/word16du" xmlns:w16="http://schemas.microsoft.com/office/word/2018/wordml" xmlns:w16cid="http://schemas.microsoft.com/office/word/2016/wordml/cid" xmlns:w16cex="http://schemas.microsoft.com/office/word/2018/wordml/cex" xmlns:w="http://schemas.openxmlformats.org/wordprocessingml/2006/main" xmlns:w10="urn:schemas-microsoft-com:office:word" xmlns:v="urn:schemas-microsoft-com:vml" xmlns:oel="http://schemas.microsoft.com/office/2019/extlst" xmlns:o="urn:schemas-microsoft-com:office:office" xmlns:am3d="http://schemas.microsoft.com/office/drawing/2017/model3d" xmlns:aink="http://schemas.microsoft.com/office/drawing/2016/ink" xmlns:cx8="http://schemas.microsoft.com/office/drawing/2016/5/14/chartex" xmlns:cx7="http://schemas.microsoft.com/office/drawing/2016/5/13/chartex" xmlns:cx6="http://schemas.microsoft.com/office/drawing/2016/5/12/chartex" xmlns:cx5="http://schemas.microsoft.com/office/drawing/2016/5/11/chartex" xmlns:cx4="http://schemas.microsoft.com/office/drawing/2016/5/10/chartex" xmlns:cx3="http://schemas.microsoft.com/office/drawing/2016/5/9/chartex" xmlns:cx2="http://schemas.microsoft.com/office/drawing/2015/10/21/chartex" xmlns:cx1="http://schemas.microsoft.com/office/drawing/2015/9/8/chartex" xmlns="" classificationOutcomeType="ftr"/>
                   </a:ext>
                 </a:extLst>
               </wp:docPr>
@@ -12030,7 +12967,7 @@
               <wp:docPr id="608387902" name="Text Box 5" descr="Restricted - مقيد ">
                 <a:extLst xmlns:a="http://schemas.openxmlformats.org/drawingml/2006/main">
                   <a:ext uri="{5AE41FA2-C0FF-4470-9BD4-5FADCA87CBE2}">
-                    <aclsh:classification xmlns="" xmlns:cx1="http://schemas.microsoft.com/office/drawing/2015/9/8/chartex" xmlns:cx2="http://schemas.microsoft.com/office/drawing/2015/10/21/chartex" xmlns:cx3="http://schemas.microsoft.com/office/drawing/2016/5/9/chartex" xmlns:cx4="http://schemas.microsoft.com/office/drawing/2016/5/10/chartex" xmlns:cx5="http://schemas.microsoft.com/office/drawing/2016/5/11/chartex" xmlns:cx6="http://schemas.microsoft.com/office/drawing/2016/5/12/chartex" xmlns:cx7="http://schemas.microsoft.com/office/drawing/2016/5/13/chartex" xmlns:cx8="http://schemas.microsoft.com/office/drawing/2016/5/14/chartex" xmlns:aink="http://schemas.microsoft.com/office/drawing/2016/ink" xmlns:am3d="http://schemas.microsoft.com/office/drawing/2017/model3d" xmlns:o="urn:schemas-microsoft-com:office:office" xmlns:oel="http://schemas.microsoft.com/office/2019/extlst" xmlns:v="urn:schemas-microsoft-com:vml" xmlns:w10="urn:schemas-microsoft-com:office:word" xmlns:w="http://schemas.openxmlformats.org/wordprocessingml/2006/main" xmlns:w16cex="http://schemas.microsoft.com/office/word/2018/wordml/cex" xmlns:w16cid="http://schemas.microsoft.com/office/word/2016/wordml/cid" xmlns:w16="http://schemas.microsoft.com/office/word/2018/wordml" xmlns:w16du="http://schemas.microsoft.com/office/word/2023/wordml/word16du" xmlns:w16sdtdh="http://schemas.microsoft.com/office/word/2020/wordml/sdtdatahash" xmlns:w16sdtfl="http://schemas.microsoft.com/office/word/2024/wordml/sdtformatlock" xmlns:aclsh="http://schemas.microsoft.com/office/drawing/2020/classificationShape" classificationOutcomeType="ftr"/>
+                    <aclsh:classification xmlns:aclsh="http://schemas.microsoft.com/office/drawing/2020/classificationShape" xmlns:w16sdtfl="http://schemas.microsoft.com/office/word/2024/wordml/sdtformatlock" xmlns:w16sdtdh="http://schemas.microsoft.com/office/word/2020/wordml/sdtdatahash" xmlns:w16du="http://schemas.microsoft.com/office/word/2023/wordml/word16du" xmlns:w16="http://schemas.microsoft.com/office/word/2018/wordml" xmlns:w16cid="http://schemas.microsoft.com/office/word/2016/wordml/cid" xmlns:w16cex="http://schemas.microsoft.com/office/word/2018/wordml/cex" xmlns:w="http://schemas.openxmlformats.org/wordprocessingml/2006/main" xmlns:w10="urn:schemas-microsoft-com:office:word" xmlns:v="urn:schemas-microsoft-com:vml" xmlns:oel="http://schemas.microsoft.com/office/2019/extlst" xmlns:o="urn:schemas-microsoft-com:office:office" xmlns:am3d="http://schemas.microsoft.com/office/drawing/2017/model3d" xmlns:aink="http://schemas.microsoft.com/office/drawing/2016/ink" xmlns:cx8="http://schemas.microsoft.com/office/drawing/2016/5/14/chartex" xmlns:cx7="http://schemas.microsoft.com/office/drawing/2016/5/13/chartex" xmlns:cx6="http://schemas.microsoft.com/office/drawing/2016/5/12/chartex" xmlns:cx5="http://schemas.microsoft.com/office/drawing/2016/5/11/chartex" xmlns:cx4="http://schemas.microsoft.com/office/drawing/2016/5/10/chartex" xmlns:cx3="http://schemas.microsoft.com/office/drawing/2016/5/9/chartex" xmlns:cx2="http://schemas.microsoft.com/office/drawing/2015/10/21/chartex" xmlns:cx1="http://schemas.microsoft.com/office/drawing/2015/9/8/chartex" xmlns="" classificationOutcomeType="ftr"/>
                   </a:ext>
                 </a:extLst>
               </wp:docPr>
@@ -12188,7 +13125,7 @@
               <wp:docPr id="1452436094" name="Text Box 6" descr="Restricted - مقيد ">
                 <a:extLst xmlns:a="http://schemas.openxmlformats.org/drawingml/2006/main">
                   <a:ext uri="{5AE41FA2-C0FF-4470-9BD4-5FADCA87CBE2}">
-                    <aclsh:classification xmlns="" xmlns:cx1="http://schemas.microsoft.com/office/drawing/2015/9/8/chartex" xmlns:cx2="http://schemas.microsoft.com/office/drawing/2015/10/21/chartex" xmlns:cx3="http://schemas.microsoft.com/office/drawing/2016/5/9/chartex" xmlns:cx4="http://schemas.microsoft.com/office/drawing/2016/5/10/chartex" xmlns:cx5="http://schemas.microsoft.com/office/drawing/2016/5/11/chartex" xmlns:cx6="http://schemas.microsoft.com/office/drawing/2016/5/12/chartex" xmlns:cx7="http://schemas.microsoft.com/office/drawing/2016/5/13/chartex" xmlns:cx8="http://schemas.microsoft.com/office/drawing/2016/5/14/chartex" xmlns:aink="http://schemas.microsoft.com/office/drawing/2016/ink" xmlns:am3d="http://schemas.microsoft.com/office/drawing/2017/model3d" xmlns:o="urn:schemas-microsoft-com:office:office" xmlns:oel="http://schemas.microsoft.com/office/2019/extlst" xmlns:v="urn:schemas-microsoft-com:vml" xmlns:w10="urn:schemas-microsoft-com:office:word" xmlns:w="http://schemas.openxmlformats.org/wordprocessingml/2006/main" xmlns:w16cex="http://schemas.microsoft.com/office/word/2018/wordml/cex" xmlns:w16cid="http://schemas.microsoft.com/office/word/2016/wordml/cid" xmlns:w16="http://schemas.microsoft.com/office/word/2018/wordml" xmlns:w16du="http://schemas.microsoft.com/office/word/2023/wordml/word16du" xmlns:w16sdtdh="http://schemas.microsoft.com/office/word/2020/wordml/sdtdatahash" xmlns:w16sdtfl="http://schemas.microsoft.com/office/word/2024/wordml/sdtformatlock" xmlns:aclsh="http://schemas.microsoft.com/office/drawing/2020/classificationShape" classificationOutcomeType="ftr"/>
+                    <aclsh:classification xmlns:aclsh="http://schemas.microsoft.com/office/drawing/2020/classificationShape" xmlns:w16sdtfl="http://schemas.microsoft.com/office/word/2024/wordml/sdtformatlock" xmlns:w16sdtdh="http://schemas.microsoft.com/office/word/2020/wordml/sdtdatahash" xmlns:w16du="http://schemas.microsoft.com/office/word/2023/wordml/word16du" xmlns:w16="http://schemas.microsoft.com/office/word/2018/wordml" xmlns:w16cid="http://schemas.microsoft.com/office/word/2016/wordml/cid" xmlns:w16cex="http://schemas.microsoft.com/office/word/2018/wordml/cex" xmlns:w="http://schemas.openxmlformats.org/wordprocessingml/2006/main" xmlns:w10="urn:schemas-microsoft-com:office:word" xmlns:v="urn:schemas-microsoft-com:vml" xmlns:oel="http://schemas.microsoft.com/office/2019/extlst" xmlns:o="urn:schemas-microsoft-com:office:office" xmlns:am3d="http://schemas.microsoft.com/office/drawing/2017/model3d" xmlns:aink="http://schemas.microsoft.com/office/drawing/2016/ink" xmlns:cx8="http://schemas.microsoft.com/office/drawing/2016/5/14/chartex" xmlns:cx7="http://schemas.microsoft.com/office/drawing/2016/5/13/chartex" xmlns:cx6="http://schemas.microsoft.com/office/drawing/2016/5/12/chartex" xmlns:cx5="http://schemas.microsoft.com/office/drawing/2016/5/11/chartex" xmlns:cx4="http://schemas.microsoft.com/office/drawing/2016/5/10/chartex" xmlns:cx3="http://schemas.microsoft.com/office/drawing/2016/5/9/chartex" xmlns:cx2="http://schemas.microsoft.com/office/drawing/2015/10/21/chartex" xmlns:cx1="http://schemas.microsoft.com/office/drawing/2015/9/8/chartex" xmlns="" classificationOutcomeType="ftr"/>
                   </a:ext>
                 </a:extLst>
               </wp:docPr>
@@ -12296,7 +13233,7 @@
               <wp:docPr id="821335916" name="Text Box 4" descr="Restricted - مقيد ">
                 <a:extLst xmlns:a="http://schemas.openxmlformats.org/drawingml/2006/main">
                   <a:ext uri="{5AE41FA2-C0FF-4470-9BD4-5FADCA87CBE2}">
-                    <aclsh:classification xmlns="" xmlns:cx1="http://schemas.microsoft.com/office/drawing/2015/9/8/chartex" xmlns:cx2="http://schemas.microsoft.com/office/drawing/2015/10/21/chartex" xmlns:cx3="http://schemas.microsoft.com/office/drawing/2016/5/9/chartex" xmlns:cx4="http://schemas.microsoft.com/office/drawing/2016/5/10/chartex" xmlns:cx5="http://schemas.microsoft.com/office/drawing/2016/5/11/chartex" xmlns:cx6="http://schemas.microsoft.com/office/drawing/2016/5/12/chartex" xmlns:cx7="http://schemas.microsoft.com/office/drawing/2016/5/13/chartex" xmlns:cx8="http://schemas.microsoft.com/office/drawing/2016/5/14/chartex" xmlns:aink="http://schemas.microsoft.com/office/drawing/2016/ink" xmlns:am3d="http://schemas.microsoft.com/office/drawing/2017/model3d" xmlns:o="urn:schemas-microsoft-com:office:office" xmlns:oel="http://schemas.microsoft.com/office/2019/extlst" xmlns:v="urn:schemas-microsoft-com:vml" xmlns:w10="urn:schemas-microsoft-com:office:word" xmlns:w="http://schemas.openxmlformats.org/wordprocessingml/2006/main" xmlns:w16cex="http://schemas.microsoft.com/office/word/2018/wordml/cex" xmlns:w16cid="http://schemas.microsoft.com/office/word/2016/wordml/cid" xmlns:w16="http://schemas.microsoft.com/office/word/2018/wordml" xmlns:w16du="http://schemas.microsoft.com/office/word/2023/wordml/word16du" xmlns:w16sdtdh="http://schemas.microsoft.com/office/word/2020/wordml/sdtdatahash" xmlns:w16sdtfl="http://schemas.microsoft.com/office/word/2024/wordml/sdtformatlock" xmlns:aclsh="http://schemas.microsoft.com/office/drawing/2020/classificationShape" classificationOutcomeType="ftr"/>
+                    <aclsh:classification xmlns:aclsh="http://schemas.microsoft.com/office/drawing/2020/classificationShape" xmlns:w16sdtfl="http://schemas.microsoft.com/office/word/2024/wordml/sdtformatlock" xmlns:w16sdtdh="http://schemas.microsoft.com/office/word/2020/wordml/sdtdatahash" xmlns:w16du="http://schemas.microsoft.com/office/word/2023/wordml/word16du" xmlns:w16="http://schemas.microsoft.com/office/word/2018/wordml" xmlns:w16cid="http://schemas.microsoft.com/office/word/2016/wordml/cid" xmlns:w16cex="http://schemas.microsoft.com/office/word/2018/wordml/cex" xmlns:w="http://schemas.openxmlformats.org/wordprocessingml/2006/main" xmlns:w10="urn:schemas-microsoft-com:office:word" xmlns:v="urn:schemas-microsoft-com:vml" xmlns:oel="http://schemas.microsoft.com/office/2019/extlst" xmlns:o="urn:schemas-microsoft-com:office:office" xmlns:am3d="http://schemas.microsoft.com/office/drawing/2017/model3d" xmlns:aink="http://schemas.microsoft.com/office/drawing/2016/ink" xmlns:cx8="http://schemas.microsoft.com/office/drawing/2016/5/14/chartex" xmlns:cx7="http://schemas.microsoft.com/office/drawing/2016/5/13/chartex" xmlns:cx6="http://schemas.microsoft.com/office/drawing/2016/5/12/chartex" xmlns:cx5="http://schemas.microsoft.com/office/drawing/2016/5/11/chartex" xmlns:cx4="http://schemas.microsoft.com/office/drawing/2016/5/10/chartex" xmlns:cx3="http://schemas.microsoft.com/office/drawing/2016/5/9/chartex" xmlns:cx2="http://schemas.microsoft.com/office/drawing/2015/10/21/chartex" xmlns:cx1="http://schemas.microsoft.com/office/drawing/2015/9/8/chartex" xmlns="" classificationOutcomeType="ftr"/>
                   </a:ext>
                 </a:extLst>
               </wp:docPr>
@@ -12728,7 +13665,7 @@
             </wp:anchor>
           </w:drawing>
         </mc:Choice>
-        <mc:Fallback xmlns:cx1="http://schemas.microsoft.com/office/drawing/2015/9/8/chartex" xmlns:cx2="http://schemas.microsoft.com/office/drawing/2015/10/21/chartex" xmlns:cx3="http://schemas.microsoft.com/office/drawing/2016/5/9/chartex" xmlns:cx4="http://schemas.microsoft.com/office/drawing/2016/5/10/chartex" xmlns:cx5="http://schemas.microsoft.com/office/drawing/2016/5/11/chartex" xmlns:cx6="http://schemas.microsoft.com/office/drawing/2016/5/12/chartex" xmlns:cx7="http://schemas.microsoft.com/office/drawing/2016/5/13/chartex" xmlns:cx8="http://schemas.microsoft.com/office/drawing/2016/5/14/chartex" xmlns:aink="http://schemas.microsoft.com/office/drawing/2016/ink" xmlns:am3d="http://schemas.microsoft.com/office/drawing/2017/model3d" xmlns:oel="http://schemas.microsoft.com/office/2019/extlst" xmlns:w16cex="http://schemas.microsoft.com/office/word/2018/wordml/cex" xmlns:w16cid="http://schemas.microsoft.com/office/word/2016/wordml/cid" xmlns:w16="http://schemas.microsoft.com/office/word/2018/wordml" xmlns:w16du="http://schemas.microsoft.com/office/word/2023/wordml/word16du" xmlns:w16sdtdh="http://schemas.microsoft.com/office/word/2020/wordml/sdtdatahash" xmlns:w16sdtfl="http://schemas.microsoft.com/office/word/2024/wordml/sdtformatlock">
+        <mc:Fallback xmlns:w16sdtfl="http://schemas.microsoft.com/office/word/2024/wordml/sdtformatlock" xmlns:w16sdtdh="http://schemas.microsoft.com/office/word/2020/wordml/sdtdatahash" xmlns:w16du="http://schemas.microsoft.com/office/word/2023/wordml/word16du" xmlns:w16="http://schemas.microsoft.com/office/word/2018/wordml" xmlns:w16cid="http://schemas.microsoft.com/office/word/2016/wordml/cid" xmlns:w16cex="http://schemas.microsoft.com/office/word/2018/wordml/cex" xmlns:oel="http://schemas.microsoft.com/office/2019/extlst" xmlns:am3d="http://schemas.microsoft.com/office/drawing/2017/model3d" xmlns:aink="http://schemas.microsoft.com/office/drawing/2016/ink" xmlns:cx8="http://schemas.microsoft.com/office/drawing/2016/5/14/chartex" xmlns:cx7="http://schemas.microsoft.com/office/drawing/2016/5/13/chartex" xmlns:cx6="http://schemas.microsoft.com/office/drawing/2016/5/12/chartex" xmlns:cx5="http://schemas.microsoft.com/office/drawing/2016/5/11/chartex" xmlns:cx4="http://schemas.microsoft.com/office/drawing/2016/5/10/chartex" xmlns:cx3="http://schemas.microsoft.com/office/drawing/2016/5/9/chartex" xmlns:cx2="http://schemas.microsoft.com/office/drawing/2015/10/21/chartex" xmlns:cx1="http://schemas.microsoft.com/office/drawing/2015/9/8/chartex">
           <w:pict>
             <v:line w14:anchorId="7169C831" id="Straight Connector 6" o:spid="_x0000_s1026" style="position:absolute;z-index:251660288;visibility:visible;mso-wrap-style:square;mso-width-percent:0;mso-height-percent:0;mso-wrap-distance-left:9pt;mso-wrap-distance-top:-3e-5mm;mso-wrap-distance-right:9pt;mso-wrap-distance-bottom:-3e-5mm;mso-position-horizontal:absolute;mso-position-horizontal-relative:text;mso-position-vertical:absolute;mso-position-vertical-relative:text;mso-width-percent:0;mso-height-percent:0;mso-width-relative:page;mso-height-relative:page" from="-68.95pt,-666.45pt" to="489.05pt,-666.45pt" o:gfxdata="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" strokecolor="#4f81bd" strokeweight="2pt">
               <v:shadow on="t" opacity="24903f" origin=",.5" offset="0,.55556mm"/>
@@ -12788,7 +13725,7 @@
             <w:fldChar w:fldCharType="separate"/>
           </w:r>
           <w:r>
-            <w:t>10</w:t>
+            <w:t>12</w:t>
           </w:r>
           <w:r>
             <w:fldChar w:fldCharType="end"/>
@@ -17569,6 +18506,7 @@
   <w:style w:type="paragraph" w:default="1" w:styleId="Normal">
     <w:name w:val="Normal"/>
     <w:qFormat/>
+    <w:rsid w:val="007C0F40"/>
   </w:style>
   <w:style w:type="paragraph" w:styleId="Heading1">
     <w:name w:val="heading 1"/>
@@ -18756,6 +19694,7 @@
     <w:rsid w:val="00067425"/>
     <w:rsid w:val="00085FAA"/>
     <w:rsid w:val="000F3543"/>
+    <w:rsid w:val="000F6811"/>
     <w:rsid w:val="001A632E"/>
     <w:rsid w:val="00200AE2"/>
     <w:rsid w:val="00324ACF"/>
@@ -19648,7 +20587,7 @@
 </file>
 
 <file path=customXml/itemProps3.xml><?xml version="1.0" encoding="utf-8"?>
-<ds:datastoreItem xmlns:ds="http://schemas.openxmlformats.org/officeDocument/2006/customXml" ds:itemID="{2FC0F267-92F8-4C39-8054-30527B64985E}">
+<ds:datastoreItem xmlns:ds="http://schemas.openxmlformats.org/officeDocument/2006/customXml" ds:itemID="{3A663770-2545-4910-A9F3-2B6CEA43C4D9}">
   <ds:schemaRefs>
     <ds:schemaRef ds:uri="http://schemas.openxmlformats.org/officeDocument/2006/bibliography"/>
   </ds:schemaRefs>

--- a/IT351_Project-Phase 1 (1) (1) (1).docx
+++ b/IT351_Project-Phase 1 (1) (1) (1).docx
@@ -2622,7 +2622,11 @@
               </mc:Choice>
               <mc:Fallback>
                 <w:pict>
-                  <v:shape w14:anchorId="7CBAAF0B" id="Text Box 15" o:spid="_x0000_s1031" type="#_x0000_t202" alt="contact info" style="position:absolute;left:0;text-align:left;margin-left:36.25pt;margin-top:253.85pt;width:540pt;height:92.7pt;z-index:251675648;visibility:visible;mso-wrap-style:square;mso-width-percent:1282;mso-height-percent:0;mso-wrap-distance-left:9pt;mso-wrap-distance-top:0;mso-wrap-distance-right:9pt;mso-wrap-distance-bottom:0;mso-position-horizontal:absolute;mso-position-horizontal-relative:page;mso-position-vertical:absolute;mso-position-vertical-relative:margin;mso-width-percent:1282;mso-height-percent:0;mso-width-relative:margin;mso-height-relative:margin;v-text-anchor:bottom" o:gfxdata="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" o:allowoverlap="f" filled="f" stroked="f" strokeweight=".5pt">
+                  <v:shapetype w14:anchorId="7CBAAF0B" id="_x0000_t202" coordsize="21600,21600" o:spt="202" path="m,l,21600r21600,l21600,xe">
+                    <v:stroke joinstyle="miter"/>
+                    <v:path gradientshapeok="t" o:connecttype="rect"/>
+                  </v:shapetype>
+                  <v:shape id="Text Box 15" o:spid="_x0000_s1031" type="#_x0000_t202" alt="contact info" style="position:absolute;left:0;text-align:left;margin-left:36.25pt;margin-top:253.85pt;width:540pt;height:92.7pt;z-index:251675648;visibility:visible;mso-wrap-style:square;mso-width-percent:1282;mso-height-percent:0;mso-wrap-distance-left:9pt;mso-wrap-distance-top:0;mso-wrap-distance-right:9pt;mso-wrap-distance-bottom:0;mso-position-horizontal:absolute;mso-position-horizontal-relative:page;mso-position-vertical:absolute;mso-position-vertical-relative:margin;mso-width-percent:1282;mso-height-percent:0;mso-width-relative:margin;mso-height-relative:margin;v-text-anchor:bottom" o:gfxdata="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" o:allowoverlap="f" filled="f" stroked="f" strokeweight=".5pt">
                     <v:textbox inset="0,0,0,0">
                       <w:txbxContent>
                         <w:p>
@@ -12413,6 +12417,358 @@
     <w:p>
       <w:pPr>
         <w:rPr>
+          <w:b/>
+          <w:bCs/>
+          <w:sz w:val="28"/>
+          <w:szCs w:val="28"/>
+        </w:rPr>
+      </w:pPr>
+      <w:r>
+        <w:rPr>
+          <w:b/>
+          <w:bCs/>
+          <w:sz w:val="28"/>
+          <w:szCs w:val="28"/>
+        </w:rPr>
+        <w:t xml:space="preserve">Rayan </w:t>
+      </w:r>
+      <w:proofErr w:type="spellStart"/>
+      <w:r>
+        <w:rPr>
+          <w:b/>
+          <w:bCs/>
+          <w:sz w:val="28"/>
+          <w:szCs w:val="28"/>
+        </w:rPr>
+        <w:t>abdullah</w:t>
+      </w:r>
+      <w:proofErr w:type="spellEnd"/>
+      <w:r>
+        <w:rPr>
+          <w:b/>
+          <w:bCs/>
+          <w:sz w:val="28"/>
+          <w:szCs w:val="28"/>
+        </w:rPr>
+        <w:t xml:space="preserve"> </w:t>
+      </w:r>
+      <w:proofErr w:type="spellStart"/>
+      <w:r>
+        <w:rPr>
+          <w:b/>
+          <w:bCs/>
+          <w:sz w:val="28"/>
+          <w:szCs w:val="28"/>
+        </w:rPr>
+        <w:t>ghythan</w:t>
+      </w:r>
+      <w:proofErr w:type="spellEnd"/>
+      <w:r>
+        <w:rPr>
+          <w:b/>
+          <w:bCs/>
+          <w:sz w:val="28"/>
+          <w:szCs w:val="28"/>
+        </w:rPr>
+        <w:t xml:space="preserve"> </w:t>
+      </w:r>
+      <w:proofErr w:type="spellStart"/>
+      <w:r>
+        <w:rPr>
+          <w:b/>
+          <w:bCs/>
+          <w:sz w:val="28"/>
+          <w:szCs w:val="28"/>
+        </w:rPr>
+        <w:t>Alqarni</w:t>
+      </w:r>
+      <w:proofErr w:type="spellEnd"/>
+    </w:p>
+    <w:p>
+      <w:pPr>
+        <w:rPr>
+          <w:b/>
+          <w:bCs/>
+          <w:sz w:val="28"/>
+          <w:szCs w:val="28"/>
+        </w:rPr>
+      </w:pPr>
+      <w:hyperlink r:id="rId16" w:history="1">
+        <w:r>
+          <w:rPr>
+            <w:rStyle w:val="Hyperlink"/>
+            <w:b/>
+            <w:bCs/>
+            <w:sz w:val="28"/>
+            <w:szCs w:val="28"/>
+          </w:rPr>
+          <w:t>R09282921@gmail.com</w:t>
+        </w:r>
+      </w:hyperlink>
+    </w:p>
+    <w:p>
+      <w:pPr>
+        <w:rPr>
+          <w:rFonts w:ascii="Times New Roman" w:eastAsia="Times New Roman" w:hAnsi="Times New Roman" w:cs="Times New Roman"/>
+          <w:sz w:val="24"/>
+          <w:szCs w:val="24"/>
+        </w:rPr>
+      </w:pPr>
+      <w:r>
+        <w:rPr>
+          <w:rFonts w:ascii="Times New Roman" w:eastAsia="Times New Roman" w:hAnsi="Times New Roman" w:cs="Times New Roman"/>
+          <w:sz w:val="24"/>
+          <w:szCs w:val="24"/>
+        </w:rPr>
+        <w:lastRenderedPageBreak/>
+        <w:drawing>
+          <wp:inline distT="0" distB="0" distL="0" distR="0" wp14:anchorId="2E849CC9" wp14:editId="587E6E9B">
+            <wp:extent cx="5349240" cy="2924175"/>
+            <wp:effectExtent l="0" t="0" r="3810" b="9525"/>
+            <wp:docPr id="2" name="Picture 2"/>
+            <wp:cNvGraphicFramePr>
+              <a:graphicFrameLocks xmlns:a="http://schemas.openxmlformats.org/drawingml/2006/main" noChangeAspect="1"/>
+            </wp:cNvGraphicFramePr>
+            <a:graphic xmlns:a="http://schemas.openxmlformats.org/drawingml/2006/main">
+              <a:graphicData uri="http://schemas.openxmlformats.org/drawingml/2006/picture">
+                <pic:pic xmlns:pic="http://schemas.openxmlformats.org/drawingml/2006/picture">
+                  <pic:nvPicPr>
+                    <pic:cNvPr id="1" name=""/>
+                    <pic:cNvPicPr/>
+                  </pic:nvPicPr>
+                  <pic:blipFill>
+                    <a:blip r:embed="rId17"/>
+                    <a:stretch>
+                      <a:fillRect/>
+                    </a:stretch>
+                  </pic:blipFill>
+                  <pic:spPr>
+                    <a:xfrm>
+                      <a:off x="0" y="0"/>
+                      <a:ext cx="5349240" cy="2924175"/>
+                    </a:xfrm>
+                    <a:prstGeom prst="rect">
+                      <a:avLst/>
+                    </a:prstGeom>
+                  </pic:spPr>
+                </pic:pic>
+              </a:graphicData>
+            </a:graphic>
+          </wp:inline>
+        </w:drawing>
+      </w:r>
+    </w:p>
+    <w:p>
+      <w:pPr>
+        <w:rPr>
+          <w:rFonts w:ascii="Times New Roman" w:eastAsia="Times New Roman" w:hAnsi="Times New Roman" w:cs="Times New Roman"/>
+          <w:sz w:val="24"/>
+          <w:szCs w:val="24"/>
+        </w:rPr>
+      </w:pPr>
+      <w:r>
+        <w:rPr>
+          <w:rFonts w:ascii="Times New Roman" w:eastAsia="Times New Roman" w:hAnsi="Times New Roman" w:cs="Times New Roman"/>
+          <w:sz w:val="24"/>
+          <w:szCs w:val="24"/>
+        </w:rPr>
+        <w:lastRenderedPageBreak/>
+        <w:drawing>
+          <wp:inline distT="0" distB="0" distL="0" distR="0" wp14:anchorId="59056FF4" wp14:editId="14032B86">
+            <wp:extent cx="5349240" cy="4398645"/>
+            <wp:effectExtent l="0" t="0" r="3810" b="1905"/>
+            <wp:docPr id="3" name="Picture 3"/>
+            <wp:cNvGraphicFramePr>
+              <a:graphicFrameLocks xmlns:a="http://schemas.openxmlformats.org/drawingml/2006/main" noChangeAspect="1"/>
+            </wp:cNvGraphicFramePr>
+            <a:graphic xmlns:a="http://schemas.openxmlformats.org/drawingml/2006/main">
+              <a:graphicData uri="http://schemas.openxmlformats.org/drawingml/2006/picture">
+                <pic:pic xmlns:pic="http://schemas.openxmlformats.org/drawingml/2006/picture">
+                  <pic:nvPicPr>
+                    <pic:cNvPr id="1" name=""/>
+                    <pic:cNvPicPr/>
+                  </pic:nvPicPr>
+                  <pic:blipFill>
+                    <a:blip r:embed="rId18"/>
+                    <a:stretch>
+                      <a:fillRect/>
+                    </a:stretch>
+                  </pic:blipFill>
+                  <pic:spPr>
+                    <a:xfrm>
+                      <a:off x="0" y="0"/>
+                      <a:ext cx="5349240" cy="4398645"/>
+                    </a:xfrm>
+                    <a:prstGeom prst="rect">
+                      <a:avLst/>
+                    </a:prstGeom>
+                  </pic:spPr>
+                </pic:pic>
+              </a:graphicData>
+            </a:graphic>
+          </wp:inline>
+        </w:drawing>
+      </w:r>
+    </w:p>
+    <w:p>
+      <w:pPr>
+        <w:rPr>
+          <w:rFonts w:ascii="Times New Roman" w:eastAsia="Times New Roman" w:hAnsi="Times New Roman" w:cs="Times New Roman"/>
+          <w:sz w:val="24"/>
+          <w:szCs w:val="24"/>
+        </w:rPr>
+      </w:pPr>
+      <w:r>
+        <w:rPr>
+          <w:rFonts w:ascii="Times New Roman" w:eastAsia="Times New Roman" w:hAnsi="Times New Roman" w:cs="Times New Roman"/>
+          <w:sz w:val="24"/>
+          <w:szCs w:val="24"/>
+        </w:rPr>
+        <w:lastRenderedPageBreak/>
+        <w:drawing>
+          <wp:inline distT="0" distB="0" distL="0" distR="0" wp14:anchorId="3CB241DA" wp14:editId="2D929B29">
+            <wp:extent cx="5349240" cy="4439920"/>
+            <wp:effectExtent l="0" t="0" r="3810" b="0"/>
+            <wp:docPr id="4" name="Picture 4"/>
+            <wp:cNvGraphicFramePr>
+              <a:graphicFrameLocks xmlns:a="http://schemas.openxmlformats.org/drawingml/2006/main" noChangeAspect="1"/>
+            </wp:cNvGraphicFramePr>
+            <a:graphic xmlns:a="http://schemas.openxmlformats.org/drawingml/2006/main">
+              <a:graphicData uri="http://schemas.openxmlformats.org/drawingml/2006/picture">
+                <pic:pic xmlns:pic="http://schemas.openxmlformats.org/drawingml/2006/picture">
+                  <pic:nvPicPr>
+                    <pic:cNvPr id="1" name=""/>
+                    <pic:cNvPicPr/>
+                  </pic:nvPicPr>
+                  <pic:blipFill>
+                    <a:blip r:embed="rId19"/>
+                    <a:stretch>
+                      <a:fillRect/>
+                    </a:stretch>
+                  </pic:blipFill>
+                  <pic:spPr>
+                    <a:xfrm>
+                      <a:off x="0" y="0"/>
+                      <a:ext cx="5349240" cy="4439920"/>
+                    </a:xfrm>
+                    <a:prstGeom prst="rect">
+                      <a:avLst/>
+                    </a:prstGeom>
+                  </pic:spPr>
+                </pic:pic>
+              </a:graphicData>
+            </a:graphic>
+          </wp:inline>
+        </w:drawing>
+      </w:r>
+    </w:p>
+    <w:p>
+      <w:pPr>
+        <w:rPr>
+          <w:rFonts w:ascii="Times New Roman" w:eastAsia="Times New Roman" w:hAnsi="Times New Roman" w:cs="Times New Roman"/>
+          <w:sz w:val="24"/>
+          <w:szCs w:val="24"/>
+        </w:rPr>
+      </w:pPr>
+      <w:r>
+        <w:rPr>
+          <w:rFonts w:ascii="Times New Roman" w:eastAsia="Times New Roman" w:hAnsi="Times New Roman" w:cs="Times New Roman"/>
+          <w:sz w:val="24"/>
+          <w:szCs w:val="24"/>
+        </w:rPr>
+        <w:lastRenderedPageBreak/>
+        <w:drawing>
+          <wp:inline distT="0" distB="0" distL="0" distR="0" wp14:anchorId="769C37F2" wp14:editId="3A850689">
+            <wp:extent cx="5349240" cy="4343400"/>
+            <wp:effectExtent l="0" t="0" r="3810" b="0"/>
+            <wp:docPr id="5" name="Picture 5"/>
+            <wp:cNvGraphicFramePr>
+              <a:graphicFrameLocks xmlns:a="http://schemas.openxmlformats.org/drawingml/2006/main" noChangeAspect="1"/>
+            </wp:cNvGraphicFramePr>
+            <a:graphic xmlns:a="http://schemas.openxmlformats.org/drawingml/2006/main">
+              <a:graphicData uri="http://schemas.openxmlformats.org/drawingml/2006/picture">
+                <pic:pic xmlns:pic="http://schemas.openxmlformats.org/drawingml/2006/picture">
+                  <pic:nvPicPr>
+                    <pic:cNvPr id="1" name=""/>
+                    <pic:cNvPicPr/>
+                  </pic:nvPicPr>
+                  <pic:blipFill>
+                    <a:blip r:embed="rId20"/>
+                    <a:stretch>
+                      <a:fillRect/>
+                    </a:stretch>
+                  </pic:blipFill>
+                  <pic:spPr>
+                    <a:xfrm>
+                      <a:off x="0" y="0"/>
+                      <a:ext cx="5349240" cy="4343400"/>
+                    </a:xfrm>
+                    <a:prstGeom prst="rect">
+                      <a:avLst/>
+                    </a:prstGeom>
+                  </pic:spPr>
+                </pic:pic>
+              </a:graphicData>
+            </a:graphic>
+          </wp:inline>
+        </w:drawing>
+      </w:r>
+    </w:p>
+    <w:p>
+      <w:pPr>
+        <w:rPr>
+          <w:rFonts w:ascii="Times New Roman" w:eastAsia="Times New Roman" w:hAnsi="Times New Roman" w:cs="Times New Roman"/>
+          <w:sz w:val="24"/>
+          <w:szCs w:val="24"/>
+        </w:rPr>
+      </w:pPr>
+      <w:r>
+        <w:rPr>
+          <w:rFonts w:ascii="Times New Roman" w:eastAsia="Times New Roman" w:hAnsi="Times New Roman" w:cs="Times New Roman"/>
+          <w:sz w:val="24"/>
+          <w:szCs w:val="24"/>
+        </w:rPr>
+        <w:lastRenderedPageBreak/>
+        <w:drawing>
+          <wp:inline distT="0" distB="0" distL="0" distR="0" wp14:anchorId="598DB5AA" wp14:editId="3121A28E">
+            <wp:extent cx="5349240" cy="4404360"/>
+            <wp:effectExtent l="0" t="0" r="3810" b="0"/>
+            <wp:docPr id="7" name="Picture 7"/>
+            <wp:cNvGraphicFramePr>
+              <a:graphicFrameLocks xmlns:a="http://schemas.openxmlformats.org/drawingml/2006/main" noChangeAspect="1"/>
+            </wp:cNvGraphicFramePr>
+            <a:graphic xmlns:a="http://schemas.openxmlformats.org/drawingml/2006/main">
+              <a:graphicData uri="http://schemas.openxmlformats.org/drawingml/2006/picture">
+                <pic:pic xmlns:pic="http://schemas.openxmlformats.org/drawingml/2006/picture">
+                  <pic:nvPicPr>
+                    <pic:cNvPr id="1" name=""/>
+                    <pic:cNvPicPr/>
+                  </pic:nvPicPr>
+                  <pic:blipFill>
+                    <a:blip r:embed="rId21"/>
+                    <a:stretch>
+                      <a:fillRect/>
+                    </a:stretch>
+                  </pic:blipFill>
+                  <pic:spPr>
+                    <a:xfrm>
+                      <a:off x="0" y="0"/>
+                      <a:ext cx="5349240" cy="4404360"/>
+                    </a:xfrm>
+                    <a:prstGeom prst="rect">
+                      <a:avLst/>
+                    </a:prstGeom>
+                  </pic:spPr>
+                </pic:pic>
+              </a:graphicData>
+            </a:graphic>
+          </wp:inline>
+        </w:drawing>
+      </w:r>
+    </w:p>
+    <w:p>
+      <w:pPr>
+        <w:rPr>
           <w:rFonts w:ascii="Times New Roman" w:eastAsia="Times New Roman" w:hAnsi="Times New Roman" w:cs="Times New Roman"/>
           <w:sz w:val="24"/>
           <w:szCs w:val="24"/>
@@ -12422,10 +12778,10 @@
       <w:bookmarkEnd w:id="1"/>
     </w:p>
     <w:sectPr>
-      <w:headerReference w:type="default" r:id="rId16"/>
-      <w:footerReference w:type="even" r:id="rId17"/>
-      <w:footerReference w:type="default" r:id="rId18"/>
-      <w:footerReference w:type="first" r:id="rId19"/>
+      <w:headerReference w:type="default" r:id="rId22"/>
+      <w:footerReference w:type="even" r:id="rId23"/>
+      <w:footerReference w:type="default" r:id="rId24"/>
+      <w:footerReference w:type="first" r:id="rId25"/>
       <w:pgSz w:w="12240" w:h="15840" w:code="1"/>
       <w:pgMar w:top="1080" w:right="720" w:bottom="2160" w:left="3096" w:header="1080" w:footer="720" w:gutter="0"/>
       <w:pgNumType w:start="1"/>
@@ -12493,7 +12849,7 @@
               <wp:docPr id="1507283666" name="Text Box 2" descr="Restricted - مقيد ">
                 <a:extLst xmlns:a="http://schemas.openxmlformats.org/drawingml/2006/main">
                   <a:ext uri="{5AE41FA2-C0FF-4470-9BD4-5FADCA87CBE2}">
-                    <aclsh:classification xmlns:aclsh="http://schemas.microsoft.com/office/drawing/2020/classificationShape" xmlns:w16sdtfl="http://schemas.microsoft.com/office/word/2024/wordml/sdtformatlock" xmlns:w16sdtdh="http://schemas.microsoft.com/office/word/2020/wordml/sdtdatahash" xmlns:w16du="http://schemas.microsoft.com/office/word/2023/wordml/word16du" xmlns:w16="http://schemas.microsoft.com/office/word/2018/wordml" xmlns:w16cid="http://schemas.microsoft.com/office/word/2016/wordml/cid" xmlns:w16cex="http://schemas.microsoft.com/office/word/2018/wordml/cex" xmlns:w="http://schemas.openxmlformats.org/wordprocessingml/2006/main" xmlns:w10="urn:schemas-microsoft-com:office:word" xmlns:v="urn:schemas-microsoft-com:vml" xmlns:oel="http://schemas.microsoft.com/office/2019/extlst" xmlns:o="urn:schemas-microsoft-com:office:office" xmlns:am3d="http://schemas.microsoft.com/office/drawing/2017/model3d" xmlns:aink="http://schemas.microsoft.com/office/drawing/2016/ink" xmlns:cx8="http://schemas.microsoft.com/office/drawing/2016/5/14/chartex" xmlns:cx7="http://schemas.microsoft.com/office/drawing/2016/5/13/chartex" xmlns:cx6="http://schemas.microsoft.com/office/drawing/2016/5/12/chartex" xmlns:cx5="http://schemas.microsoft.com/office/drawing/2016/5/11/chartex" xmlns:cx4="http://schemas.microsoft.com/office/drawing/2016/5/10/chartex" xmlns:cx3="http://schemas.microsoft.com/office/drawing/2016/5/9/chartex" xmlns:cx2="http://schemas.microsoft.com/office/drawing/2015/10/21/chartex" xmlns:cx1="http://schemas.microsoft.com/office/drawing/2015/9/8/chartex" xmlns="" classificationOutcomeType="ftr"/>
+                    <aclsh:classification xmlns="" xmlns:cx1="http://schemas.microsoft.com/office/drawing/2015/9/8/chartex" xmlns:cx2="http://schemas.microsoft.com/office/drawing/2015/10/21/chartex" xmlns:cx3="http://schemas.microsoft.com/office/drawing/2016/5/9/chartex" xmlns:cx4="http://schemas.microsoft.com/office/drawing/2016/5/10/chartex" xmlns:cx5="http://schemas.microsoft.com/office/drawing/2016/5/11/chartex" xmlns:cx6="http://schemas.microsoft.com/office/drawing/2016/5/12/chartex" xmlns:cx7="http://schemas.microsoft.com/office/drawing/2016/5/13/chartex" xmlns:cx8="http://schemas.microsoft.com/office/drawing/2016/5/14/chartex" xmlns:aink="http://schemas.microsoft.com/office/drawing/2016/ink" xmlns:am3d="http://schemas.microsoft.com/office/drawing/2017/model3d" xmlns:o="urn:schemas-microsoft-com:office:office" xmlns:oel="http://schemas.microsoft.com/office/2019/extlst" xmlns:v="urn:schemas-microsoft-com:vml" xmlns:w10="urn:schemas-microsoft-com:office:word" xmlns:w="http://schemas.openxmlformats.org/wordprocessingml/2006/main" xmlns:w16cex="http://schemas.microsoft.com/office/word/2018/wordml/cex" xmlns:w16cid="http://schemas.microsoft.com/office/word/2016/wordml/cid" xmlns:w16="http://schemas.microsoft.com/office/word/2018/wordml" xmlns:w16du="http://schemas.microsoft.com/office/word/2023/wordml/word16du" xmlns:w16sdtdh="http://schemas.microsoft.com/office/word/2020/wordml/sdtdatahash" xmlns:w16sdtfl="http://schemas.microsoft.com/office/word/2024/wordml/sdtformatlock" xmlns:aclsh="http://schemas.microsoft.com/office/drawing/2020/classificationShape" classificationOutcomeType="ftr"/>
                   </a:ext>
                 </a:extLst>
               </wp:docPr>
@@ -12651,7 +13007,7 @@
               <wp:docPr id="1528044767" name="Text Box 3" descr="Restricted - مقيد ">
                 <a:extLst xmlns:a="http://schemas.openxmlformats.org/drawingml/2006/main">
                   <a:ext uri="{5AE41FA2-C0FF-4470-9BD4-5FADCA87CBE2}">
-                    <aclsh:classification xmlns:aclsh="http://schemas.microsoft.com/office/drawing/2020/classificationShape" xmlns:w16sdtfl="http://schemas.microsoft.com/office/word/2024/wordml/sdtformatlock" xmlns:w16sdtdh="http://schemas.microsoft.com/office/word/2020/wordml/sdtdatahash" xmlns:w16du="http://schemas.microsoft.com/office/word/2023/wordml/word16du" xmlns:w16="http://schemas.microsoft.com/office/word/2018/wordml" xmlns:w16cid="http://schemas.microsoft.com/office/word/2016/wordml/cid" xmlns:w16cex="http://schemas.microsoft.com/office/word/2018/wordml/cex" xmlns:w="http://schemas.openxmlformats.org/wordprocessingml/2006/main" xmlns:w10="urn:schemas-microsoft-com:office:word" xmlns:v="urn:schemas-microsoft-com:vml" xmlns:oel="http://schemas.microsoft.com/office/2019/extlst" xmlns:o="urn:schemas-microsoft-com:office:office" xmlns:am3d="http://schemas.microsoft.com/office/drawing/2017/model3d" xmlns:aink="http://schemas.microsoft.com/office/drawing/2016/ink" xmlns:cx8="http://schemas.microsoft.com/office/drawing/2016/5/14/chartex" xmlns:cx7="http://schemas.microsoft.com/office/drawing/2016/5/13/chartex" xmlns:cx6="http://schemas.microsoft.com/office/drawing/2016/5/12/chartex" xmlns:cx5="http://schemas.microsoft.com/office/drawing/2016/5/11/chartex" xmlns:cx4="http://schemas.microsoft.com/office/drawing/2016/5/10/chartex" xmlns:cx3="http://schemas.microsoft.com/office/drawing/2016/5/9/chartex" xmlns:cx2="http://schemas.microsoft.com/office/drawing/2015/10/21/chartex" xmlns:cx1="http://schemas.microsoft.com/office/drawing/2015/9/8/chartex" xmlns="" classificationOutcomeType="ftr"/>
+                    <aclsh:classification xmlns="" xmlns:cx1="http://schemas.microsoft.com/office/drawing/2015/9/8/chartex" xmlns:cx2="http://schemas.microsoft.com/office/drawing/2015/10/21/chartex" xmlns:cx3="http://schemas.microsoft.com/office/drawing/2016/5/9/chartex" xmlns:cx4="http://schemas.microsoft.com/office/drawing/2016/5/10/chartex" xmlns:cx5="http://schemas.microsoft.com/office/drawing/2016/5/11/chartex" xmlns:cx6="http://schemas.microsoft.com/office/drawing/2016/5/12/chartex" xmlns:cx7="http://schemas.microsoft.com/office/drawing/2016/5/13/chartex" xmlns:cx8="http://schemas.microsoft.com/office/drawing/2016/5/14/chartex" xmlns:aink="http://schemas.microsoft.com/office/drawing/2016/ink" xmlns:am3d="http://schemas.microsoft.com/office/drawing/2017/model3d" xmlns:o="urn:schemas-microsoft-com:office:office" xmlns:oel="http://schemas.microsoft.com/office/2019/extlst" xmlns:v="urn:schemas-microsoft-com:vml" xmlns:w10="urn:schemas-microsoft-com:office:word" xmlns:w="http://schemas.openxmlformats.org/wordprocessingml/2006/main" xmlns:w16cex="http://schemas.microsoft.com/office/word/2018/wordml/cex" xmlns:w16cid="http://schemas.microsoft.com/office/word/2016/wordml/cid" xmlns:w16="http://schemas.microsoft.com/office/word/2018/wordml" xmlns:w16du="http://schemas.microsoft.com/office/word/2023/wordml/word16du" xmlns:w16sdtdh="http://schemas.microsoft.com/office/word/2020/wordml/sdtdatahash" xmlns:w16sdtfl="http://schemas.microsoft.com/office/word/2024/wordml/sdtformatlock" xmlns:aclsh="http://schemas.microsoft.com/office/drawing/2020/classificationShape" classificationOutcomeType="ftr"/>
                   </a:ext>
                 </a:extLst>
               </wp:docPr>
@@ -12809,7 +13165,7 @@
               <wp:docPr id="409043257" name="Text Box 1" descr="Restricted - مقيد ">
                 <a:extLst xmlns:a="http://schemas.openxmlformats.org/drawingml/2006/main">
                   <a:ext uri="{5AE41FA2-C0FF-4470-9BD4-5FADCA87CBE2}">
-                    <aclsh:classification xmlns:aclsh="http://schemas.microsoft.com/office/drawing/2020/classificationShape" xmlns:w16sdtfl="http://schemas.microsoft.com/office/word/2024/wordml/sdtformatlock" xmlns:w16sdtdh="http://schemas.microsoft.com/office/word/2020/wordml/sdtdatahash" xmlns:w16du="http://schemas.microsoft.com/office/word/2023/wordml/word16du" xmlns:w16="http://schemas.microsoft.com/office/word/2018/wordml" xmlns:w16cid="http://schemas.microsoft.com/office/word/2016/wordml/cid" xmlns:w16cex="http://schemas.microsoft.com/office/word/2018/wordml/cex" xmlns:w="http://schemas.openxmlformats.org/wordprocessingml/2006/main" xmlns:w10="urn:schemas-microsoft-com:office:word" xmlns:v="urn:schemas-microsoft-com:vml" xmlns:oel="http://schemas.microsoft.com/office/2019/extlst" xmlns:o="urn:schemas-microsoft-com:office:office" xmlns:am3d="http://schemas.microsoft.com/office/drawing/2017/model3d" xmlns:aink="http://schemas.microsoft.com/office/drawing/2016/ink" xmlns:cx8="http://schemas.microsoft.com/office/drawing/2016/5/14/chartex" xmlns:cx7="http://schemas.microsoft.com/office/drawing/2016/5/13/chartex" xmlns:cx6="http://schemas.microsoft.com/office/drawing/2016/5/12/chartex" xmlns:cx5="http://schemas.microsoft.com/office/drawing/2016/5/11/chartex" xmlns:cx4="http://schemas.microsoft.com/office/drawing/2016/5/10/chartex" xmlns:cx3="http://schemas.microsoft.com/office/drawing/2016/5/9/chartex" xmlns:cx2="http://schemas.microsoft.com/office/drawing/2015/10/21/chartex" xmlns:cx1="http://schemas.microsoft.com/office/drawing/2015/9/8/chartex" xmlns="" classificationOutcomeType="ftr"/>
+                    <aclsh:classification xmlns="" xmlns:cx1="http://schemas.microsoft.com/office/drawing/2015/9/8/chartex" xmlns:cx2="http://schemas.microsoft.com/office/drawing/2015/10/21/chartex" xmlns:cx3="http://schemas.microsoft.com/office/drawing/2016/5/9/chartex" xmlns:cx4="http://schemas.microsoft.com/office/drawing/2016/5/10/chartex" xmlns:cx5="http://schemas.microsoft.com/office/drawing/2016/5/11/chartex" xmlns:cx6="http://schemas.microsoft.com/office/drawing/2016/5/12/chartex" xmlns:cx7="http://schemas.microsoft.com/office/drawing/2016/5/13/chartex" xmlns:cx8="http://schemas.microsoft.com/office/drawing/2016/5/14/chartex" xmlns:aink="http://schemas.microsoft.com/office/drawing/2016/ink" xmlns:am3d="http://schemas.microsoft.com/office/drawing/2017/model3d" xmlns:o="urn:schemas-microsoft-com:office:office" xmlns:oel="http://schemas.microsoft.com/office/2019/extlst" xmlns:v="urn:schemas-microsoft-com:vml" xmlns:w10="urn:schemas-microsoft-com:office:word" xmlns:w="http://schemas.openxmlformats.org/wordprocessingml/2006/main" xmlns:w16cex="http://schemas.microsoft.com/office/word/2018/wordml/cex" xmlns:w16cid="http://schemas.microsoft.com/office/word/2016/wordml/cid" xmlns:w16="http://schemas.microsoft.com/office/word/2018/wordml" xmlns:w16du="http://schemas.microsoft.com/office/word/2023/wordml/word16du" xmlns:w16sdtdh="http://schemas.microsoft.com/office/word/2020/wordml/sdtdatahash" xmlns:w16sdtfl="http://schemas.microsoft.com/office/word/2024/wordml/sdtformatlock" xmlns:aclsh="http://schemas.microsoft.com/office/drawing/2020/classificationShape" classificationOutcomeType="ftr"/>
                   </a:ext>
                 </a:extLst>
               </wp:docPr>
@@ -12967,7 +13323,7 @@
               <wp:docPr id="608387902" name="Text Box 5" descr="Restricted - مقيد ">
                 <a:extLst xmlns:a="http://schemas.openxmlformats.org/drawingml/2006/main">
                   <a:ext uri="{5AE41FA2-C0FF-4470-9BD4-5FADCA87CBE2}">
-                    <aclsh:classification xmlns:aclsh="http://schemas.microsoft.com/office/drawing/2020/classificationShape" xmlns:w16sdtfl="http://schemas.microsoft.com/office/word/2024/wordml/sdtformatlock" xmlns:w16sdtdh="http://schemas.microsoft.com/office/word/2020/wordml/sdtdatahash" xmlns:w16du="http://schemas.microsoft.com/office/word/2023/wordml/word16du" xmlns:w16="http://schemas.microsoft.com/office/word/2018/wordml" xmlns:w16cid="http://schemas.microsoft.com/office/word/2016/wordml/cid" xmlns:w16cex="http://schemas.microsoft.com/office/word/2018/wordml/cex" xmlns:w="http://schemas.openxmlformats.org/wordprocessingml/2006/main" xmlns:w10="urn:schemas-microsoft-com:office:word" xmlns:v="urn:schemas-microsoft-com:vml" xmlns:oel="http://schemas.microsoft.com/office/2019/extlst" xmlns:o="urn:schemas-microsoft-com:office:office" xmlns:am3d="http://schemas.microsoft.com/office/drawing/2017/model3d" xmlns:aink="http://schemas.microsoft.com/office/drawing/2016/ink" xmlns:cx8="http://schemas.microsoft.com/office/drawing/2016/5/14/chartex" xmlns:cx7="http://schemas.microsoft.com/office/drawing/2016/5/13/chartex" xmlns:cx6="http://schemas.microsoft.com/office/drawing/2016/5/12/chartex" xmlns:cx5="http://schemas.microsoft.com/office/drawing/2016/5/11/chartex" xmlns:cx4="http://schemas.microsoft.com/office/drawing/2016/5/10/chartex" xmlns:cx3="http://schemas.microsoft.com/office/drawing/2016/5/9/chartex" xmlns:cx2="http://schemas.microsoft.com/office/drawing/2015/10/21/chartex" xmlns:cx1="http://schemas.microsoft.com/office/drawing/2015/9/8/chartex" xmlns="" classificationOutcomeType="ftr"/>
+                    <aclsh:classification xmlns="" xmlns:cx1="http://schemas.microsoft.com/office/drawing/2015/9/8/chartex" xmlns:cx2="http://schemas.microsoft.com/office/drawing/2015/10/21/chartex" xmlns:cx3="http://schemas.microsoft.com/office/drawing/2016/5/9/chartex" xmlns:cx4="http://schemas.microsoft.com/office/drawing/2016/5/10/chartex" xmlns:cx5="http://schemas.microsoft.com/office/drawing/2016/5/11/chartex" xmlns:cx6="http://schemas.microsoft.com/office/drawing/2016/5/12/chartex" xmlns:cx7="http://schemas.microsoft.com/office/drawing/2016/5/13/chartex" xmlns:cx8="http://schemas.microsoft.com/office/drawing/2016/5/14/chartex" xmlns:aink="http://schemas.microsoft.com/office/drawing/2016/ink" xmlns:am3d="http://schemas.microsoft.com/office/drawing/2017/model3d" xmlns:o="urn:schemas-microsoft-com:office:office" xmlns:oel="http://schemas.microsoft.com/office/2019/extlst" xmlns:v="urn:schemas-microsoft-com:vml" xmlns:w10="urn:schemas-microsoft-com:office:word" xmlns:w="http://schemas.openxmlformats.org/wordprocessingml/2006/main" xmlns:w16cex="http://schemas.microsoft.com/office/word/2018/wordml/cex" xmlns:w16cid="http://schemas.microsoft.com/office/word/2016/wordml/cid" xmlns:w16="http://schemas.microsoft.com/office/word/2018/wordml" xmlns:w16du="http://schemas.microsoft.com/office/word/2023/wordml/word16du" xmlns:w16sdtdh="http://schemas.microsoft.com/office/word/2020/wordml/sdtdatahash" xmlns:w16sdtfl="http://schemas.microsoft.com/office/word/2024/wordml/sdtformatlock" xmlns:aclsh="http://schemas.microsoft.com/office/drawing/2020/classificationShape" classificationOutcomeType="ftr"/>
                   </a:ext>
                 </a:extLst>
               </wp:docPr>
@@ -13125,7 +13481,7 @@
               <wp:docPr id="1452436094" name="Text Box 6" descr="Restricted - مقيد ">
                 <a:extLst xmlns:a="http://schemas.openxmlformats.org/drawingml/2006/main">
                   <a:ext uri="{5AE41FA2-C0FF-4470-9BD4-5FADCA87CBE2}">
-                    <aclsh:classification xmlns:aclsh="http://schemas.microsoft.com/office/drawing/2020/classificationShape" xmlns:w16sdtfl="http://schemas.microsoft.com/office/word/2024/wordml/sdtformatlock" xmlns:w16sdtdh="http://schemas.microsoft.com/office/word/2020/wordml/sdtdatahash" xmlns:w16du="http://schemas.microsoft.com/office/word/2023/wordml/word16du" xmlns:w16="http://schemas.microsoft.com/office/word/2018/wordml" xmlns:w16cid="http://schemas.microsoft.com/office/word/2016/wordml/cid" xmlns:w16cex="http://schemas.microsoft.com/office/word/2018/wordml/cex" xmlns:w="http://schemas.openxmlformats.org/wordprocessingml/2006/main" xmlns:w10="urn:schemas-microsoft-com:office:word" xmlns:v="urn:schemas-microsoft-com:vml" xmlns:oel="http://schemas.microsoft.com/office/2019/extlst" xmlns:o="urn:schemas-microsoft-com:office:office" xmlns:am3d="http://schemas.microsoft.com/office/drawing/2017/model3d" xmlns:aink="http://schemas.microsoft.com/office/drawing/2016/ink" xmlns:cx8="http://schemas.microsoft.com/office/drawing/2016/5/14/chartex" xmlns:cx7="http://schemas.microsoft.com/office/drawing/2016/5/13/chartex" xmlns:cx6="http://schemas.microsoft.com/office/drawing/2016/5/12/chartex" xmlns:cx5="http://schemas.microsoft.com/office/drawing/2016/5/11/chartex" xmlns:cx4="http://schemas.microsoft.com/office/drawing/2016/5/10/chartex" xmlns:cx3="http://schemas.microsoft.com/office/drawing/2016/5/9/chartex" xmlns:cx2="http://schemas.microsoft.com/office/drawing/2015/10/21/chartex" xmlns:cx1="http://schemas.microsoft.com/office/drawing/2015/9/8/chartex" xmlns="" classificationOutcomeType="ftr"/>
+                    <aclsh:classification xmlns="" xmlns:cx1="http://schemas.microsoft.com/office/drawing/2015/9/8/chartex" xmlns:cx2="http://schemas.microsoft.com/office/drawing/2015/10/21/chartex" xmlns:cx3="http://schemas.microsoft.com/office/drawing/2016/5/9/chartex" xmlns:cx4="http://schemas.microsoft.com/office/drawing/2016/5/10/chartex" xmlns:cx5="http://schemas.microsoft.com/office/drawing/2016/5/11/chartex" xmlns:cx6="http://schemas.microsoft.com/office/drawing/2016/5/12/chartex" xmlns:cx7="http://schemas.microsoft.com/office/drawing/2016/5/13/chartex" xmlns:cx8="http://schemas.microsoft.com/office/drawing/2016/5/14/chartex" xmlns:aink="http://schemas.microsoft.com/office/drawing/2016/ink" xmlns:am3d="http://schemas.microsoft.com/office/drawing/2017/model3d" xmlns:o="urn:schemas-microsoft-com:office:office" xmlns:oel="http://schemas.microsoft.com/office/2019/extlst" xmlns:v="urn:schemas-microsoft-com:vml" xmlns:w10="urn:schemas-microsoft-com:office:word" xmlns:w="http://schemas.openxmlformats.org/wordprocessingml/2006/main" xmlns:w16cex="http://schemas.microsoft.com/office/word/2018/wordml/cex" xmlns:w16cid="http://schemas.microsoft.com/office/word/2016/wordml/cid" xmlns:w16="http://schemas.microsoft.com/office/word/2018/wordml" xmlns:w16du="http://schemas.microsoft.com/office/word/2023/wordml/word16du" xmlns:w16sdtdh="http://schemas.microsoft.com/office/word/2020/wordml/sdtdatahash" xmlns:w16sdtfl="http://schemas.microsoft.com/office/word/2024/wordml/sdtformatlock" xmlns:aclsh="http://schemas.microsoft.com/office/drawing/2020/classificationShape" classificationOutcomeType="ftr"/>
                   </a:ext>
                 </a:extLst>
               </wp:docPr>
@@ -13233,7 +13589,7 @@
               <wp:docPr id="821335916" name="Text Box 4" descr="Restricted - مقيد ">
                 <a:extLst xmlns:a="http://schemas.openxmlformats.org/drawingml/2006/main">
                   <a:ext uri="{5AE41FA2-C0FF-4470-9BD4-5FADCA87CBE2}">
-                    <aclsh:classification xmlns:aclsh="http://schemas.microsoft.com/office/drawing/2020/classificationShape" xmlns:w16sdtfl="http://schemas.microsoft.com/office/word/2024/wordml/sdtformatlock" xmlns:w16sdtdh="http://schemas.microsoft.com/office/word/2020/wordml/sdtdatahash" xmlns:w16du="http://schemas.microsoft.com/office/word/2023/wordml/word16du" xmlns:w16="http://schemas.microsoft.com/office/word/2018/wordml" xmlns:w16cid="http://schemas.microsoft.com/office/word/2016/wordml/cid" xmlns:w16cex="http://schemas.microsoft.com/office/word/2018/wordml/cex" xmlns:w="http://schemas.openxmlformats.org/wordprocessingml/2006/main" xmlns:w10="urn:schemas-microsoft-com:office:word" xmlns:v="urn:schemas-microsoft-com:vml" xmlns:oel="http://schemas.microsoft.com/office/2019/extlst" xmlns:o="urn:schemas-microsoft-com:office:office" xmlns:am3d="http://schemas.microsoft.com/office/drawing/2017/model3d" xmlns:aink="http://schemas.microsoft.com/office/drawing/2016/ink" xmlns:cx8="http://schemas.microsoft.com/office/drawing/2016/5/14/chartex" xmlns:cx7="http://schemas.microsoft.com/office/drawing/2016/5/13/chartex" xmlns:cx6="http://schemas.microsoft.com/office/drawing/2016/5/12/chartex" xmlns:cx5="http://schemas.microsoft.com/office/drawing/2016/5/11/chartex" xmlns:cx4="http://schemas.microsoft.com/office/drawing/2016/5/10/chartex" xmlns:cx3="http://schemas.microsoft.com/office/drawing/2016/5/9/chartex" xmlns:cx2="http://schemas.microsoft.com/office/drawing/2015/10/21/chartex" xmlns:cx1="http://schemas.microsoft.com/office/drawing/2015/9/8/chartex" xmlns="" classificationOutcomeType="ftr"/>
+                    <aclsh:classification xmlns="" xmlns:cx1="http://schemas.microsoft.com/office/drawing/2015/9/8/chartex" xmlns:cx2="http://schemas.microsoft.com/office/drawing/2015/10/21/chartex" xmlns:cx3="http://schemas.microsoft.com/office/drawing/2016/5/9/chartex" xmlns:cx4="http://schemas.microsoft.com/office/drawing/2016/5/10/chartex" xmlns:cx5="http://schemas.microsoft.com/office/drawing/2016/5/11/chartex" xmlns:cx6="http://schemas.microsoft.com/office/drawing/2016/5/12/chartex" xmlns:cx7="http://schemas.microsoft.com/office/drawing/2016/5/13/chartex" xmlns:cx8="http://schemas.microsoft.com/office/drawing/2016/5/14/chartex" xmlns:aink="http://schemas.microsoft.com/office/drawing/2016/ink" xmlns:am3d="http://schemas.microsoft.com/office/drawing/2017/model3d" xmlns:o="urn:schemas-microsoft-com:office:office" xmlns:oel="http://schemas.microsoft.com/office/2019/extlst" xmlns:v="urn:schemas-microsoft-com:vml" xmlns:w10="urn:schemas-microsoft-com:office:word" xmlns:w="http://schemas.openxmlformats.org/wordprocessingml/2006/main" xmlns:w16cex="http://schemas.microsoft.com/office/word/2018/wordml/cex" xmlns:w16cid="http://schemas.microsoft.com/office/word/2016/wordml/cid" xmlns:w16="http://schemas.microsoft.com/office/word/2018/wordml" xmlns:w16du="http://schemas.microsoft.com/office/word/2023/wordml/word16du" xmlns:w16sdtdh="http://schemas.microsoft.com/office/word/2020/wordml/sdtdatahash" xmlns:w16sdtfl="http://schemas.microsoft.com/office/word/2024/wordml/sdtformatlock" xmlns:aclsh="http://schemas.microsoft.com/office/drawing/2020/classificationShape" classificationOutcomeType="ftr"/>
                   </a:ext>
                 </a:extLst>
               </wp:docPr>
@@ -13665,7 +14021,7 @@
             </wp:anchor>
           </w:drawing>
         </mc:Choice>
-        <mc:Fallback xmlns:w16sdtfl="http://schemas.microsoft.com/office/word/2024/wordml/sdtformatlock" xmlns:w16sdtdh="http://schemas.microsoft.com/office/word/2020/wordml/sdtdatahash" xmlns:w16du="http://schemas.microsoft.com/office/word/2023/wordml/word16du" xmlns:w16="http://schemas.microsoft.com/office/word/2018/wordml" xmlns:w16cid="http://schemas.microsoft.com/office/word/2016/wordml/cid" xmlns:w16cex="http://schemas.microsoft.com/office/word/2018/wordml/cex" xmlns:oel="http://schemas.microsoft.com/office/2019/extlst" xmlns:am3d="http://schemas.microsoft.com/office/drawing/2017/model3d" xmlns:aink="http://schemas.microsoft.com/office/drawing/2016/ink" xmlns:cx8="http://schemas.microsoft.com/office/drawing/2016/5/14/chartex" xmlns:cx7="http://schemas.microsoft.com/office/drawing/2016/5/13/chartex" xmlns:cx6="http://schemas.microsoft.com/office/drawing/2016/5/12/chartex" xmlns:cx5="http://schemas.microsoft.com/office/drawing/2016/5/11/chartex" xmlns:cx4="http://schemas.microsoft.com/office/drawing/2016/5/10/chartex" xmlns:cx3="http://schemas.microsoft.com/office/drawing/2016/5/9/chartex" xmlns:cx2="http://schemas.microsoft.com/office/drawing/2015/10/21/chartex" xmlns:cx1="http://schemas.microsoft.com/office/drawing/2015/9/8/chartex">
+        <mc:Fallback xmlns:cx1="http://schemas.microsoft.com/office/drawing/2015/9/8/chartex" xmlns:cx2="http://schemas.microsoft.com/office/drawing/2015/10/21/chartex" xmlns:cx3="http://schemas.microsoft.com/office/drawing/2016/5/9/chartex" xmlns:cx4="http://schemas.microsoft.com/office/drawing/2016/5/10/chartex" xmlns:cx5="http://schemas.microsoft.com/office/drawing/2016/5/11/chartex" xmlns:cx6="http://schemas.microsoft.com/office/drawing/2016/5/12/chartex" xmlns:cx7="http://schemas.microsoft.com/office/drawing/2016/5/13/chartex" xmlns:cx8="http://schemas.microsoft.com/office/drawing/2016/5/14/chartex" xmlns:aink="http://schemas.microsoft.com/office/drawing/2016/ink" xmlns:am3d="http://schemas.microsoft.com/office/drawing/2017/model3d" xmlns:oel="http://schemas.microsoft.com/office/2019/extlst" xmlns:w16cex="http://schemas.microsoft.com/office/word/2018/wordml/cex" xmlns:w16cid="http://schemas.microsoft.com/office/word/2016/wordml/cid" xmlns:w16="http://schemas.microsoft.com/office/word/2018/wordml" xmlns:w16du="http://schemas.microsoft.com/office/word/2023/wordml/word16du" xmlns:w16sdtdh="http://schemas.microsoft.com/office/word/2020/wordml/sdtdatahash" xmlns:w16sdtfl="http://schemas.microsoft.com/office/word/2024/wordml/sdtformatlock">
           <w:pict>
             <v:line w14:anchorId="7169C831" id="Straight Connector 6" o:spid="_x0000_s1026" style="position:absolute;z-index:251660288;visibility:visible;mso-wrap-style:square;mso-width-percent:0;mso-height-percent:0;mso-wrap-distance-left:9pt;mso-wrap-distance-top:-3e-5mm;mso-wrap-distance-right:9pt;mso-wrap-distance-bottom:-3e-5mm;mso-position-horizontal:absolute;mso-position-horizontal-relative:text;mso-position-vertical:absolute;mso-position-vertical-relative:text;mso-width-percent:0;mso-height-percent:0;mso-width-relative:page;mso-height-relative:page" from="-68.95pt,-666.45pt" to="489.05pt,-666.45pt" o:gfxdata="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" strokecolor="#4f81bd" strokeweight="2pt">
               <v:shadow on="t" opacity="24903f" origin=",.5" offset="0,.55556mm"/>
@@ -13725,7 +14081,7 @@
             <w:fldChar w:fldCharType="separate"/>
           </w:r>
           <w:r>
-            <w:t>12</w:t>
+            <w:t>16</w:t>
           </w:r>
           <w:r>
             <w:fldChar w:fldCharType="end"/>
@@ -19697,6 +20053,7 @@
     <w:rsid w:val="000F6811"/>
     <w:rsid w:val="001A632E"/>
     <w:rsid w:val="00200AE2"/>
+    <w:rsid w:val="00246BE4"/>
     <w:rsid w:val="00324ACF"/>
     <w:rsid w:val="00351A43"/>
     <w:rsid w:val="00354BA8"/>
@@ -20587,7 +20944,7 @@
 </file>
 
 <file path=customXml/itemProps3.xml><?xml version="1.0" encoding="utf-8"?>
-<ds:datastoreItem xmlns:ds="http://schemas.openxmlformats.org/officeDocument/2006/customXml" ds:itemID="{3A663770-2545-4910-A9F3-2B6CEA43C4D9}">
+<ds:datastoreItem xmlns:ds="http://schemas.openxmlformats.org/officeDocument/2006/customXml" ds:itemID="{38F25229-5ACB-4581-8A89-9DC3686AB16E}">
   <ds:schemaRefs>
     <ds:schemaRef ds:uri="http://schemas.openxmlformats.org/officeDocument/2006/bibliography"/>
   </ds:schemaRefs>

--- a/IT351_Project-Phase 1 (1) (1) (1).docx
+++ b/IT351_Project-Phase 1 (1) (1) (1).docx
@@ -2622,11 +2622,7 @@
               </mc:Choice>
               <mc:Fallback>
                 <w:pict>
-                  <v:shapetype w14:anchorId="7CBAAF0B" id="_x0000_t202" coordsize="21600,21600" o:spt="202" path="m,l,21600r21600,l21600,xe">
-                    <v:stroke joinstyle="miter"/>
-                    <v:path gradientshapeok="t" o:connecttype="rect"/>
-                  </v:shapetype>
-                  <v:shape id="Text Box 15" o:spid="_x0000_s1031" type="#_x0000_t202" alt="contact info" style="position:absolute;left:0;text-align:left;margin-left:36.25pt;margin-top:253.85pt;width:540pt;height:92.7pt;z-index:251675648;visibility:visible;mso-wrap-style:square;mso-width-percent:1282;mso-height-percent:0;mso-wrap-distance-left:9pt;mso-wrap-distance-top:0;mso-wrap-distance-right:9pt;mso-wrap-distance-bottom:0;mso-position-horizontal:absolute;mso-position-horizontal-relative:page;mso-position-vertical:absolute;mso-position-vertical-relative:margin;mso-width-percent:1282;mso-height-percent:0;mso-width-relative:margin;mso-height-relative:margin;v-text-anchor:bottom" o:gfxdata="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" o:allowoverlap="f" filled="f" stroked="f" strokeweight=".5pt">
+                  <v:shape w14:anchorId="7CBAAF0B" id="Text Box 15" o:spid="_x0000_s1031" type="#_x0000_t202" alt="contact info" style="position:absolute;left:0;text-align:left;margin-left:36.25pt;margin-top:253.85pt;width:540pt;height:92.7pt;z-index:251675648;visibility:visible;mso-wrap-style:square;mso-width-percent:1282;mso-height-percent:0;mso-wrap-distance-left:9pt;mso-wrap-distance-top:0;mso-wrap-distance-right:9pt;mso-wrap-distance-bottom:0;mso-position-horizontal:absolute;mso-position-horizontal-relative:page;mso-position-vertical:absolute;mso-position-vertical-relative:margin;mso-width-percent:1282;mso-height-percent:0;mso-width-relative:margin;mso-height-relative:margin;v-text-anchor:bottom" o:gfxdata="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" o:allowoverlap="f" filled="f" stroked="f" strokeweight=".5pt">
                     <v:textbox inset="0,0,0,0">
                       <w:txbxContent>
                         <w:p>
@@ -12487,38 +12483,18 @@
     <w:p>
       <w:pPr>
         <w:rPr>
-          <w:b/>
-          <w:bCs/>
-          <w:sz w:val="28"/>
-          <w:szCs w:val="28"/>
-        </w:rPr>
-      </w:pPr>
-      <w:hyperlink r:id="rId16" w:history="1">
-        <w:r>
-          <w:rPr>
-            <w:rStyle w:val="Hyperlink"/>
-            <w:b/>
-            <w:bCs/>
-            <w:sz w:val="28"/>
-            <w:szCs w:val="28"/>
-          </w:rPr>
-          <w:t>R09282921@gmail.com</w:t>
-        </w:r>
-      </w:hyperlink>
-    </w:p>
-    <w:p>
-      <w:pPr>
-        <w:rPr>
-          <w:rFonts w:ascii="Times New Roman" w:eastAsia="Times New Roman" w:hAnsi="Times New Roman" w:cs="Times New Roman"/>
-          <w:sz w:val="24"/>
-          <w:szCs w:val="24"/>
-        </w:rPr>
-      </w:pPr>
-      <w:r>
-        <w:rPr>
-          <w:rFonts w:ascii="Times New Roman" w:eastAsia="Times New Roman" w:hAnsi="Times New Roman" w:cs="Times New Roman"/>
-          <w:sz w:val="24"/>
-          <w:szCs w:val="24"/>
+          <w:rFonts w:ascii="Times New Roman" w:eastAsia="Times New Roman" w:hAnsi="Times New Roman" w:cs="Times New Roman"/>
+          <w:sz w:val="24"/>
+          <w:szCs w:val="24"/>
+        </w:rPr>
+      </w:pPr>
+      <w:r>
+        <w:rPr>
+          <w:rFonts w:ascii="Times New Roman" w:eastAsia="Times New Roman" w:hAnsi="Times New Roman" w:cs="Times New Roman"/>
+          <w:noProof/>
+          <w:sz w:val="24"/>
+          <w:szCs w:val="24"/>
+          <w:lang w:eastAsia="en-US"/>
         </w:rPr>
         <w:lastRenderedPageBreak/>
         <w:drawing>
@@ -12526,6 +12502,60 @@
             <wp:extent cx="5349240" cy="2924175"/>
             <wp:effectExtent l="0" t="0" r="3810" b="9525"/>
             <wp:docPr id="2" name="Picture 2"/>
+            <wp:cNvGraphicFramePr>
+              <a:graphicFrameLocks xmlns:a="http://schemas.openxmlformats.org/drawingml/2006/main" noChangeAspect="1"/>
+            </wp:cNvGraphicFramePr>
+            <a:graphic xmlns:a="http://schemas.openxmlformats.org/drawingml/2006/main">
+              <a:graphicData uri="http://schemas.openxmlformats.org/drawingml/2006/picture">
+                <pic:pic xmlns:pic="http://schemas.openxmlformats.org/drawingml/2006/picture">
+                  <pic:nvPicPr>
+                    <pic:cNvPr id="1" name=""/>
+                    <pic:cNvPicPr/>
+                  </pic:nvPicPr>
+                  <pic:blipFill>
+                    <a:blip r:embed="rId16"/>
+                    <a:stretch>
+                      <a:fillRect/>
+                    </a:stretch>
+                  </pic:blipFill>
+                  <pic:spPr>
+                    <a:xfrm>
+                      <a:off x="0" y="0"/>
+                      <a:ext cx="5349240" cy="2924175"/>
+                    </a:xfrm>
+                    <a:prstGeom prst="rect">
+                      <a:avLst/>
+                    </a:prstGeom>
+                  </pic:spPr>
+                </pic:pic>
+              </a:graphicData>
+            </a:graphic>
+          </wp:inline>
+        </w:drawing>
+      </w:r>
+    </w:p>
+    <w:p>
+      <w:pPr>
+        <w:rPr>
+          <w:rFonts w:ascii="Times New Roman" w:eastAsia="Times New Roman" w:hAnsi="Times New Roman" w:cs="Times New Roman"/>
+          <w:sz w:val="24"/>
+          <w:szCs w:val="24"/>
+        </w:rPr>
+      </w:pPr>
+      <w:r>
+        <w:rPr>
+          <w:rFonts w:ascii="Times New Roman" w:eastAsia="Times New Roman" w:hAnsi="Times New Roman" w:cs="Times New Roman"/>
+          <w:noProof/>
+          <w:sz w:val="24"/>
+          <w:szCs w:val="24"/>
+          <w:lang w:eastAsia="en-US"/>
+        </w:rPr>
+        <w:lastRenderedPageBreak/>
+        <w:drawing>
+          <wp:inline distT="0" distB="0" distL="0" distR="0" wp14:anchorId="59056FF4" wp14:editId="14032B86">
+            <wp:extent cx="5349240" cy="4398645"/>
+            <wp:effectExtent l="0" t="0" r="3810" b="1905"/>
+            <wp:docPr id="3" name="Picture 3"/>
             <wp:cNvGraphicFramePr>
               <a:graphicFrameLocks xmlns:a="http://schemas.openxmlformats.org/drawingml/2006/main" noChangeAspect="1"/>
             </wp:cNvGraphicFramePr>
@@ -12545,7 +12575,7 @@
                   <pic:spPr>
                     <a:xfrm>
                       <a:off x="0" y="0"/>
-                      <a:ext cx="5349240" cy="2924175"/>
+                      <a:ext cx="5349240" cy="4398645"/>
                     </a:xfrm>
                     <a:prstGeom prst="rect">
                       <a:avLst/>
@@ -12569,15 +12599,17 @@
       <w:r>
         <w:rPr>
           <w:rFonts w:ascii="Times New Roman" w:eastAsia="Times New Roman" w:hAnsi="Times New Roman" w:cs="Times New Roman"/>
-          <w:sz w:val="24"/>
-          <w:szCs w:val="24"/>
+          <w:noProof/>
+          <w:sz w:val="24"/>
+          <w:szCs w:val="24"/>
+          <w:lang w:eastAsia="en-US"/>
         </w:rPr>
         <w:lastRenderedPageBreak/>
         <w:drawing>
-          <wp:inline distT="0" distB="0" distL="0" distR="0" wp14:anchorId="59056FF4" wp14:editId="14032B86">
-            <wp:extent cx="5349240" cy="4398645"/>
-            <wp:effectExtent l="0" t="0" r="3810" b="1905"/>
-            <wp:docPr id="3" name="Picture 3"/>
+          <wp:inline distT="0" distB="0" distL="0" distR="0" wp14:anchorId="3CB241DA" wp14:editId="2D929B29">
+            <wp:extent cx="5349240" cy="4439920"/>
+            <wp:effectExtent l="0" t="0" r="3810" b="0"/>
+            <wp:docPr id="4" name="Picture 4"/>
             <wp:cNvGraphicFramePr>
               <a:graphicFrameLocks xmlns:a="http://schemas.openxmlformats.org/drawingml/2006/main" noChangeAspect="1"/>
             </wp:cNvGraphicFramePr>
@@ -12597,7 +12629,7 @@
                   <pic:spPr>
                     <a:xfrm>
                       <a:off x="0" y="0"/>
-                      <a:ext cx="5349240" cy="4398645"/>
+                      <a:ext cx="5349240" cy="4439920"/>
                     </a:xfrm>
                     <a:prstGeom prst="rect">
                       <a:avLst/>
@@ -12621,15 +12653,17 @@
       <w:r>
         <w:rPr>
           <w:rFonts w:ascii="Times New Roman" w:eastAsia="Times New Roman" w:hAnsi="Times New Roman" w:cs="Times New Roman"/>
-          <w:sz w:val="24"/>
-          <w:szCs w:val="24"/>
+          <w:noProof/>
+          <w:sz w:val="24"/>
+          <w:szCs w:val="24"/>
+          <w:lang w:eastAsia="en-US"/>
         </w:rPr>
         <w:lastRenderedPageBreak/>
         <w:drawing>
-          <wp:inline distT="0" distB="0" distL="0" distR="0" wp14:anchorId="3CB241DA" wp14:editId="2D929B29">
-            <wp:extent cx="5349240" cy="4439920"/>
+          <wp:inline distT="0" distB="0" distL="0" distR="0" wp14:anchorId="769C37F2" wp14:editId="3A850689">
+            <wp:extent cx="5349240" cy="4343400"/>
             <wp:effectExtent l="0" t="0" r="3810" b="0"/>
-            <wp:docPr id="4" name="Picture 4"/>
+            <wp:docPr id="5" name="Picture 5"/>
             <wp:cNvGraphicFramePr>
               <a:graphicFrameLocks xmlns:a="http://schemas.openxmlformats.org/drawingml/2006/main" noChangeAspect="1"/>
             </wp:cNvGraphicFramePr>
@@ -12649,7 +12683,7 @@
                   <pic:spPr>
                     <a:xfrm>
                       <a:off x="0" y="0"/>
-                      <a:ext cx="5349240" cy="4439920"/>
+                      <a:ext cx="5349240" cy="4343400"/>
                     </a:xfrm>
                     <a:prstGeom prst="rect">
                       <a:avLst/>
@@ -12664,24 +12698,29 @@
     </w:p>
     <w:p>
       <w:pPr>
-        <w:rPr>
-          <w:rFonts w:ascii="Times New Roman" w:eastAsia="Times New Roman" w:hAnsi="Times New Roman" w:cs="Times New Roman"/>
-          <w:sz w:val="24"/>
-          <w:szCs w:val="24"/>
-        </w:rPr>
-      </w:pPr>
-      <w:r>
-        <w:rPr>
-          <w:rFonts w:ascii="Times New Roman" w:eastAsia="Times New Roman" w:hAnsi="Times New Roman" w:cs="Times New Roman"/>
-          <w:sz w:val="24"/>
-          <w:szCs w:val="24"/>
+        <w:pBdr>
+          <w:bottom w:val="single" w:sz="6" w:space="1" w:color="auto"/>
+        </w:pBdr>
+        <w:rPr>
+          <w:rFonts w:ascii="Times New Roman" w:eastAsia="Times New Roman" w:hAnsi="Times New Roman" w:cs="Times New Roman"/>
+          <w:sz w:val="24"/>
+          <w:szCs w:val="24"/>
+        </w:rPr>
+      </w:pPr>
+      <w:r>
+        <w:rPr>
+          <w:rFonts w:ascii="Times New Roman" w:eastAsia="Times New Roman" w:hAnsi="Times New Roman" w:cs="Times New Roman"/>
+          <w:noProof/>
+          <w:sz w:val="24"/>
+          <w:szCs w:val="24"/>
+          <w:lang w:eastAsia="en-US"/>
         </w:rPr>
         <w:lastRenderedPageBreak/>
         <w:drawing>
-          <wp:inline distT="0" distB="0" distL="0" distR="0" wp14:anchorId="769C37F2" wp14:editId="3A850689">
-            <wp:extent cx="5349240" cy="4343400"/>
+          <wp:inline distT="0" distB="0" distL="0" distR="0" wp14:anchorId="598DB5AA" wp14:editId="3121A28E">
+            <wp:extent cx="5349240" cy="4404360"/>
             <wp:effectExtent l="0" t="0" r="3810" b="0"/>
-            <wp:docPr id="5" name="Picture 5"/>
+            <wp:docPr id="7" name="Picture 7"/>
             <wp:cNvGraphicFramePr>
               <a:graphicFrameLocks xmlns:a="http://schemas.openxmlformats.org/drawingml/2006/main" noChangeAspect="1"/>
             </wp:cNvGraphicFramePr>
@@ -12701,7 +12740,7 @@
                   <pic:spPr>
                     <a:xfrm>
                       <a:off x="0" y="0"/>
-                      <a:ext cx="5349240" cy="4343400"/>
+                      <a:ext cx="5349240" cy="4404360"/>
                     </a:xfrm>
                     <a:prstGeom prst="rect">
                       <a:avLst/>
@@ -12717,23 +12756,95 @@
     <w:p>
       <w:pPr>
         <w:rPr>
-          <w:rFonts w:ascii="Times New Roman" w:eastAsia="Times New Roman" w:hAnsi="Times New Roman" w:cs="Times New Roman"/>
-          <w:sz w:val="24"/>
-          <w:szCs w:val="24"/>
-        </w:rPr>
-      </w:pPr>
-      <w:r>
-        <w:rPr>
-          <w:rFonts w:ascii="Times New Roman" w:eastAsia="Times New Roman" w:hAnsi="Times New Roman" w:cs="Times New Roman"/>
-          <w:sz w:val="24"/>
-          <w:szCs w:val="24"/>
+          <w:b/>
+          <w:bCs/>
+          <w:sz w:val="28"/>
+          <w:szCs w:val="28"/>
+        </w:rPr>
+      </w:pPr>
+      <w:r>
+        <w:rPr>
+          <w:b/>
+          <w:bCs/>
+          <w:sz w:val="28"/>
+          <w:szCs w:val="28"/>
+        </w:rPr>
+        <w:t xml:space="preserve">Rayan </w:t>
+      </w:r>
+      <w:proofErr w:type="spellStart"/>
+      <w:r>
+        <w:rPr>
+          <w:b/>
+          <w:bCs/>
+          <w:sz w:val="28"/>
+          <w:szCs w:val="28"/>
+        </w:rPr>
+        <w:t>abdullah</w:t>
+      </w:r>
+      <w:proofErr w:type="spellEnd"/>
+      <w:r>
+        <w:rPr>
+          <w:b/>
+          <w:bCs/>
+          <w:sz w:val="28"/>
+          <w:szCs w:val="28"/>
+        </w:rPr>
+        <w:t xml:space="preserve"> </w:t>
+      </w:r>
+      <w:proofErr w:type="spellStart"/>
+      <w:r>
+        <w:rPr>
+          <w:b/>
+          <w:bCs/>
+          <w:sz w:val="28"/>
+          <w:szCs w:val="28"/>
+        </w:rPr>
+        <w:t>ghythan</w:t>
+      </w:r>
+      <w:proofErr w:type="spellEnd"/>
+      <w:r>
+        <w:rPr>
+          <w:b/>
+          <w:bCs/>
+          <w:sz w:val="28"/>
+          <w:szCs w:val="28"/>
+        </w:rPr>
+        <w:t xml:space="preserve"> </w:t>
+      </w:r>
+      <w:proofErr w:type="spellStart"/>
+      <w:r>
+        <w:rPr>
+          <w:b/>
+          <w:bCs/>
+          <w:sz w:val="28"/>
+          <w:szCs w:val="28"/>
+        </w:rPr>
+        <w:t>Alqarni</w:t>
+      </w:r>
+      <w:proofErr w:type="spellEnd"/>
+    </w:p>
+    <w:p>
+      <w:pPr>
+        <w:rPr>
+          <w:rFonts w:ascii="Times New Roman" w:eastAsia="Times New Roman" w:hAnsi="Times New Roman" w:cs="Times New Roman"/>
+          <w:sz w:val="24"/>
+          <w:szCs w:val="24"/>
+        </w:rPr>
+      </w:pPr>
+      <w:r>
+        <w:rPr>
+          <w:rFonts w:ascii="Times New Roman" w:eastAsia="Times New Roman" w:hAnsi="Times New Roman" w:cs="Times New Roman"/>
+          <w:noProof/>
+          <w:sz w:val="24"/>
+          <w:szCs w:val="24"/>
+          <w:lang w:eastAsia="en-US"/>
         </w:rPr>
         <w:lastRenderedPageBreak/>
         <w:drawing>
-          <wp:inline distT="0" distB="0" distL="0" distR="0" wp14:anchorId="598DB5AA" wp14:editId="3121A28E">
-            <wp:extent cx="5349240" cy="4404360"/>
+          <wp:inline distT="0" distB="0" distL="0" distR="0" wp14:anchorId="67E18E7A" wp14:editId="5876FF55">
+            <wp:extent cx="5349240" cy="2790190"/>
             <wp:effectExtent l="0" t="0" r="3810" b="0"/>
-            <wp:docPr id="7" name="Picture 7"/>
+            <wp:docPr id="29" name="Picture 29"/>
             <wp:cNvGraphicFramePr>
               <a:graphicFrameLocks xmlns:a="http://schemas.openxmlformats.org/drawingml/2006/main" noChangeAspect="1"/>
             </wp:cNvGraphicFramePr>
@@ -12753,7 +12864,7 @@
                   <pic:spPr>
                     <a:xfrm>
                       <a:off x="0" y="0"/>
-                      <a:ext cx="5349240" cy="4404360"/>
+                      <a:ext cx="5349240" cy="2790190"/>
                     </a:xfrm>
                     <a:prstGeom prst="rect">
                       <a:avLst/>
@@ -12774,14 +12885,219 @@
           <w:szCs w:val="24"/>
         </w:rPr>
       </w:pPr>
+      <w:r>
+        <w:rPr>
+          <w:rFonts w:ascii="Times New Roman" w:eastAsia="Times New Roman" w:hAnsi="Times New Roman" w:cs="Times New Roman"/>
+          <w:noProof/>
+          <w:sz w:val="24"/>
+          <w:szCs w:val="24"/>
+          <w:lang w:eastAsia="en-US"/>
+        </w:rPr>
+        <w:drawing>
+          <wp:inline distT="0" distB="0" distL="0" distR="0" wp14:anchorId="63849255" wp14:editId="3FD8E22E">
+            <wp:extent cx="5349240" cy="2806700"/>
+            <wp:effectExtent l="0" t="0" r="3810" b="0"/>
+            <wp:docPr id="31" name="Picture 31"/>
+            <wp:cNvGraphicFramePr>
+              <a:graphicFrameLocks xmlns:a="http://schemas.openxmlformats.org/drawingml/2006/main" noChangeAspect="1"/>
+            </wp:cNvGraphicFramePr>
+            <a:graphic xmlns:a="http://schemas.openxmlformats.org/drawingml/2006/main">
+              <a:graphicData uri="http://schemas.openxmlformats.org/drawingml/2006/picture">
+                <pic:pic xmlns:pic="http://schemas.openxmlformats.org/drawingml/2006/picture">
+                  <pic:nvPicPr>
+                    <pic:cNvPr id="1" name=""/>
+                    <pic:cNvPicPr/>
+                  </pic:nvPicPr>
+                  <pic:blipFill>
+                    <a:blip r:embed="rId22"/>
+                    <a:stretch>
+                      <a:fillRect/>
+                    </a:stretch>
+                  </pic:blipFill>
+                  <pic:spPr>
+                    <a:xfrm>
+                      <a:off x="0" y="0"/>
+                      <a:ext cx="5349240" cy="2806700"/>
+                    </a:xfrm>
+                    <a:prstGeom prst="rect">
+                      <a:avLst/>
+                    </a:prstGeom>
+                  </pic:spPr>
+                </pic:pic>
+              </a:graphicData>
+            </a:graphic>
+          </wp:inline>
+        </w:drawing>
+      </w:r>
+    </w:p>
+    <w:p>
+      <w:pPr>
+        <w:rPr>
+          <w:rFonts w:ascii="Times New Roman" w:eastAsia="Times New Roman" w:hAnsi="Times New Roman" w:cs="Times New Roman"/>
+          <w:sz w:val="24"/>
+          <w:szCs w:val="24"/>
+        </w:rPr>
+      </w:pPr>
+      <w:r>
+        <w:rPr>
+          <w:rFonts w:ascii="Times New Roman" w:eastAsia="Times New Roman" w:hAnsi="Times New Roman" w:cs="Times New Roman"/>
+          <w:noProof/>
+          <w:sz w:val="24"/>
+          <w:szCs w:val="24"/>
+          <w:lang w:eastAsia="en-US"/>
+        </w:rPr>
+        <w:lastRenderedPageBreak/>
+        <w:drawing>
+          <wp:inline distT="0" distB="0" distL="0" distR="0" wp14:anchorId="0D014D01" wp14:editId="34C72088">
+            <wp:extent cx="5349240" cy="2806700"/>
+            <wp:effectExtent l="0" t="0" r="3810" b="0"/>
+            <wp:docPr id="821335904" name="Picture 821335904"/>
+            <wp:cNvGraphicFramePr>
+              <a:graphicFrameLocks xmlns:a="http://schemas.openxmlformats.org/drawingml/2006/main" noChangeAspect="1"/>
+            </wp:cNvGraphicFramePr>
+            <a:graphic xmlns:a="http://schemas.openxmlformats.org/drawingml/2006/main">
+              <a:graphicData uri="http://schemas.openxmlformats.org/drawingml/2006/picture">
+                <pic:pic xmlns:pic="http://schemas.openxmlformats.org/drawingml/2006/picture">
+                  <pic:nvPicPr>
+                    <pic:cNvPr id="1" name=""/>
+                    <pic:cNvPicPr/>
+                  </pic:nvPicPr>
+                  <pic:blipFill>
+                    <a:blip r:embed="rId23"/>
+                    <a:stretch>
+                      <a:fillRect/>
+                    </a:stretch>
+                  </pic:blipFill>
+                  <pic:spPr>
+                    <a:xfrm>
+                      <a:off x="0" y="0"/>
+                      <a:ext cx="5349240" cy="2806700"/>
+                    </a:xfrm>
+                    <a:prstGeom prst="rect">
+                      <a:avLst/>
+                    </a:prstGeom>
+                  </pic:spPr>
+                </pic:pic>
+              </a:graphicData>
+            </a:graphic>
+          </wp:inline>
+        </w:drawing>
+      </w:r>
+    </w:p>
+    <w:p>
+      <w:pPr>
+        <w:rPr>
+          <w:rFonts w:ascii="Times New Roman" w:eastAsia="Times New Roman" w:hAnsi="Times New Roman" w:cs="Times New Roman"/>
+          <w:sz w:val="24"/>
+          <w:szCs w:val="24"/>
+        </w:rPr>
+      </w:pPr>
+      <w:r>
+        <w:rPr>
+          <w:rFonts w:ascii="Times New Roman" w:eastAsia="Times New Roman" w:hAnsi="Times New Roman" w:cs="Times New Roman"/>
+          <w:noProof/>
+          <w:sz w:val="24"/>
+          <w:szCs w:val="24"/>
+          <w:lang w:eastAsia="en-US"/>
+        </w:rPr>
+        <w:drawing>
+          <wp:inline distT="0" distB="0" distL="0" distR="0" wp14:anchorId="097BDAC0" wp14:editId="4DF74C07">
+            <wp:extent cx="5349240" cy="2790190"/>
+            <wp:effectExtent l="0" t="0" r="3810" b="0"/>
+            <wp:docPr id="821335911" name="Picture 821335911"/>
+            <wp:cNvGraphicFramePr>
+              <a:graphicFrameLocks xmlns:a="http://schemas.openxmlformats.org/drawingml/2006/main" noChangeAspect="1"/>
+            </wp:cNvGraphicFramePr>
+            <a:graphic xmlns:a="http://schemas.openxmlformats.org/drawingml/2006/main">
+              <a:graphicData uri="http://schemas.openxmlformats.org/drawingml/2006/picture">
+                <pic:pic xmlns:pic="http://schemas.openxmlformats.org/drawingml/2006/picture">
+                  <pic:nvPicPr>
+                    <pic:cNvPr id="1" name=""/>
+                    <pic:cNvPicPr/>
+                  </pic:nvPicPr>
+                  <pic:blipFill>
+                    <a:blip r:embed="rId24"/>
+                    <a:stretch>
+                      <a:fillRect/>
+                    </a:stretch>
+                  </pic:blipFill>
+                  <pic:spPr>
+                    <a:xfrm>
+                      <a:off x="0" y="0"/>
+                      <a:ext cx="5349240" cy="2790190"/>
+                    </a:xfrm>
+                    <a:prstGeom prst="rect">
+                      <a:avLst/>
+                    </a:prstGeom>
+                  </pic:spPr>
+                </pic:pic>
+              </a:graphicData>
+            </a:graphic>
+          </wp:inline>
+        </w:drawing>
+      </w:r>
+    </w:p>
+    <w:p>
+      <w:pPr>
+        <w:rPr>
+          <w:rFonts w:ascii="Times New Roman" w:eastAsia="Times New Roman" w:hAnsi="Times New Roman" w:cs="Times New Roman"/>
+          <w:sz w:val="24"/>
+          <w:szCs w:val="24"/>
+        </w:rPr>
+      </w:pPr>
+      <w:r>
+        <w:rPr>
+          <w:rFonts w:ascii="Times New Roman" w:eastAsia="Times New Roman" w:hAnsi="Times New Roman" w:cs="Times New Roman"/>
+          <w:noProof/>
+          <w:sz w:val="24"/>
+          <w:szCs w:val="24"/>
+          <w:lang w:eastAsia="en-US"/>
+        </w:rPr>
+        <w:lastRenderedPageBreak/>
+        <w:drawing>
+          <wp:inline distT="0" distB="0" distL="0" distR="0" wp14:anchorId="40337D9B" wp14:editId="0D327A8C">
+            <wp:extent cx="5349240" cy="2789555"/>
+            <wp:effectExtent l="0" t="0" r="3810" b="0"/>
+            <wp:docPr id="821335913" name="Picture 821335913"/>
+            <wp:cNvGraphicFramePr>
+              <a:graphicFrameLocks xmlns:a="http://schemas.openxmlformats.org/drawingml/2006/main" noChangeAspect="1"/>
+            </wp:cNvGraphicFramePr>
+            <a:graphic xmlns:a="http://schemas.openxmlformats.org/drawingml/2006/main">
+              <a:graphicData uri="http://schemas.openxmlformats.org/drawingml/2006/picture">
+                <pic:pic xmlns:pic="http://schemas.openxmlformats.org/drawingml/2006/picture">
+                  <pic:nvPicPr>
+                    <pic:cNvPr id="1" name=""/>
+                    <pic:cNvPicPr/>
+                  </pic:nvPicPr>
+                  <pic:blipFill>
+                    <a:blip r:embed="rId25"/>
+                    <a:stretch>
+                      <a:fillRect/>
+                    </a:stretch>
+                  </pic:blipFill>
+                  <pic:spPr>
+                    <a:xfrm>
+                      <a:off x="0" y="0"/>
+                      <a:ext cx="5349240" cy="2789555"/>
+                    </a:xfrm>
+                    <a:prstGeom prst="rect">
+                      <a:avLst/>
+                    </a:prstGeom>
+                  </pic:spPr>
+                </pic:pic>
+              </a:graphicData>
+            </a:graphic>
+          </wp:inline>
+        </w:drawing>
+      </w:r>
       <w:bookmarkStart w:id="1" w:name="_GoBack"/>
       <w:bookmarkEnd w:id="1"/>
     </w:p>
     <w:sectPr>
-      <w:headerReference w:type="default" r:id="rId22"/>
-      <w:footerReference w:type="even" r:id="rId23"/>
-      <w:footerReference w:type="default" r:id="rId24"/>
-      <w:footerReference w:type="first" r:id="rId25"/>
+      <w:headerReference w:type="default" r:id="rId26"/>
+      <w:footerReference w:type="even" r:id="rId27"/>
+      <w:footerReference w:type="default" r:id="rId28"/>
+      <w:footerReference w:type="first" r:id="rId29"/>
       <w:pgSz w:w="12240" w:h="15840" w:code="1"/>
       <w:pgMar w:top="1080" w:right="720" w:bottom="2160" w:left="3096" w:header="1080" w:footer="720" w:gutter="0"/>
       <w:pgNumType w:start="1"/>
@@ -12849,7 +13165,7 @@
               <wp:docPr id="1507283666" name="Text Box 2" descr="Restricted - مقيد ">
                 <a:extLst xmlns:a="http://schemas.openxmlformats.org/drawingml/2006/main">
                   <a:ext uri="{5AE41FA2-C0FF-4470-9BD4-5FADCA87CBE2}">
-                    <aclsh:classification xmlns="" xmlns:cx1="http://schemas.microsoft.com/office/drawing/2015/9/8/chartex" xmlns:cx2="http://schemas.microsoft.com/office/drawing/2015/10/21/chartex" xmlns:cx3="http://schemas.microsoft.com/office/drawing/2016/5/9/chartex" xmlns:cx4="http://schemas.microsoft.com/office/drawing/2016/5/10/chartex" xmlns:cx5="http://schemas.microsoft.com/office/drawing/2016/5/11/chartex" xmlns:cx6="http://schemas.microsoft.com/office/drawing/2016/5/12/chartex" xmlns:cx7="http://schemas.microsoft.com/office/drawing/2016/5/13/chartex" xmlns:cx8="http://schemas.microsoft.com/office/drawing/2016/5/14/chartex" xmlns:aink="http://schemas.microsoft.com/office/drawing/2016/ink" xmlns:am3d="http://schemas.microsoft.com/office/drawing/2017/model3d" xmlns:o="urn:schemas-microsoft-com:office:office" xmlns:oel="http://schemas.microsoft.com/office/2019/extlst" xmlns:v="urn:schemas-microsoft-com:vml" xmlns:w10="urn:schemas-microsoft-com:office:word" xmlns:w="http://schemas.openxmlformats.org/wordprocessingml/2006/main" xmlns:w16cex="http://schemas.microsoft.com/office/word/2018/wordml/cex" xmlns:w16cid="http://schemas.microsoft.com/office/word/2016/wordml/cid" xmlns:w16="http://schemas.microsoft.com/office/word/2018/wordml" xmlns:w16du="http://schemas.microsoft.com/office/word/2023/wordml/word16du" xmlns:w16sdtdh="http://schemas.microsoft.com/office/word/2020/wordml/sdtdatahash" xmlns:w16sdtfl="http://schemas.microsoft.com/office/word/2024/wordml/sdtformatlock" xmlns:aclsh="http://schemas.microsoft.com/office/drawing/2020/classificationShape" classificationOutcomeType="ftr"/>
+                    <aclsh:classification xmlns:aclsh="http://schemas.microsoft.com/office/drawing/2020/classificationShape" xmlns:w16sdtfl="http://schemas.microsoft.com/office/word/2024/wordml/sdtformatlock" xmlns:w16sdtdh="http://schemas.microsoft.com/office/word/2020/wordml/sdtdatahash" xmlns:w16du="http://schemas.microsoft.com/office/word/2023/wordml/word16du" xmlns:w16="http://schemas.microsoft.com/office/word/2018/wordml" xmlns:w16cid="http://schemas.microsoft.com/office/word/2016/wordml/cid" xmlns:w16cex="http://schemas.microsoft.com/office/word/2018/wordml/cex" xmlns:w="http://schemas.openxmlformats.org/wordprocessingml/2006/main" xmlns:w10="urn:schemas-microsoft-com:office:word" xmlns:v="urn:schemas-microsoft-com:vml" xmlns:oel="http://schemas.microsoft.com/office/2019/extlst" xmlns:o="urn:schemas-microsoft-com:office:office" xmlns:am3d="http://schemas.microsoft.com/office/drawing/2017/model3d" xmlns:aink="http://schemas.microsoft.com/office/drawing/2016/ink" xmlns:cx8="http://schemas.microsoft.com/office/drawing/2016/5/14/chartex" xmlns:cx7="http://schemas.microsoft.com/office/drawing/2016/5/13/chartex" xmlns:cx6="http://schemas.microsoft.com/office/drawing/2016/5/12/chartex" xmlns:cx5="http://schemas.microsoft.com/office/drawing/2016/5/11/chartex" xmlns:cx4="http://schemas.microsoft.com/office/drawing/2016/5/10/chartex" xmlns:cx3="http://schemas.microsoft.com/office/drawing/2016/5/9/chartex" xmlns:cx2="http://schemas.microsoft.com/office/drawing/2015/10/21/chartex" xmlns:cx1="http://schemas.microsoft.com/office/drawing/2015/9/8/chartex" xmlns="" classificationOutcomeType="ftr"/>
                   </a:ext>
                 </a:extLst>
               </wp:docPr>
@@ -13007,7 +13323,7 @@
               <wp:docPr id="1528044767" name="Text Box 3" descr="Restricted - مقيد ">
                 <a:extLst xmlns:a="http://schemas.openxmlformats.org/drawingml/2006/main">
                   <a:ext uri="{5AE41FA2-C0FF-4470-9BD4-5FADCA87CBE2}">
-                    <aclsh:classification xmlns="" xmlns:cx1="http://schemas.microsoft.com/office/drawing/2015/9/8/chartex" xmlns:cx2="http://schemas.microsoft.com/office/drawing/2015/10/21/chartex" xmlns:cx3="http://schemas.microsoft.com/office/drawing/2016/5/9/chartex" xmlns:cx4="http://schemas.microsoft.com/office/drawing/2016/5/10/chartex" xmlns:cx5="http://schemas.microsoft.com/office/drawing/2016/5/11/chartex" xmlns:cx6="http://schemas.microsoft.com/office/drawing/2016/5/12/chartex" xmlns:cx7="http://schemas.microsoft.com/office/drawing/2016/5/13/chartex" xmlns:cx8="http://schemas.microsoft.com/office/drawing/2016/5/14/chartex" xmlns:aink="http://schemas.microsoft.com/office/drawing/2016/ink" xmlns:am3d="http://schemas.microsoft.com/office/drawing/2017/model3d" xmlns:o="urn:schemas-microsoft-com:office:office" xmlns:oel="http://schemas.microsoft.com/office/2019/extlst" xmlns:v="urn:schemas-microsoft-com:vml" xmlns:w10="urn:schemas-microsoft-com:office:word" xmlns:w="http://schemas.openxmlformats.org/wordprocessingml/2006/main" xmlns:w16cex="http://schemas.microsoft.com/office/word/2018/wordml/cex" xmlns:w16cid="http://schemas.microsoft.com/office/word/2016/wordml/cid" xmlns:w16="http://schemas.microsoft.com/office/word/2018/wordml" xmlns:w16du="http://schemas.microsoft.com/office/word/2023/wordml/word16du" xmlns:w16sdtdh="http://schemas.microsoft.com/office/word/2020/wordml/sdtdatahash" xmlns:w16sdtfl="http://schemas.microsoft.com/office/word/2024/wordml/sdtformatlock" xmlns:aclsh="http://schemas.microsoft.com/office/drawing/2020/classificationShape" classificationOutcomeType="ftr"/>
+                    <aclsh:classification xmlns:aclsh="http://schemas.microsoft.com/office/drawing/2020/classificationShape" xmlns:w16sdtfl="http://schemas.microsoft.com/office/word/2024/wordml/sdtformatlock" xmlns:w16sdtdh="http://schemas.microsoft.com/office/word/2020/wordml/sdtdatahash" xmlns:w16du="http://schemas.microsoft.com/office/word/2023/wordml/word16du" xmlns:w16="http://schemas.microsoft.com/office/word/2018/wordml" xmlns:w16cid="http://schemas.microsoft.com/office/word/2016/wordml/cid" xmlns:w16cex="http://schemas.microsoft.com/office/word/2018/wordml/cex" xmlns:w="http://schemas.openxmlformats.org/wordprocessingml/2006/main" xmlns:w10="urn:schemas-microsoft-com:office:word" xmlns:v="urn:schemas-microsoft-com:vml" xmlns:oel="http://schemas.microsoft.com/office/2019/extlst" xmlns:o="urn:schemas-microsoft-com:office:office" xmlns:am3d="http://schemas.microsoft.com/office/drawing/2017/model3d" xmlns:aink="http://schemas.microsoft.com/office/drawing/2016/ink" xmlns:cx8="http://schemas.microsoft.com/office/drawing/2016/5/14/chartex" xmlns:cx7="http://schemas.microsoft.com/office/drawing/2016/5/13/chartex" xmlns:cx6="http://schemas.microsoft.com/office/drawing/2016/5/12/chartex" xmlns:cx5="http://schemas.microsoft.com/office/drawing/2016/5/11/chartex" xmlns:cx4="http://schemas.microsoft.com/office/drawing/2016/5/10/chartex" xmlns:cx3="http://schemas.microsoft.com/office/drawing/2016/5/9/chartex" xmlns:cx2="http://schemas.microsoft.com/office/drawing/2015/10/21/chartex" xmlns:cx1="http://schemas.microsoft.com/office/drawing/2015/9/8/chartex" xmlns="" classificationOutcomeType="ftr"/>
                   </a:ext>
                 </a:extLst>
               </wp:docPr>
@@ -13165,7 +13481,7 @@
               <wp:docPr id="409043257" name="Text Box 1" descr="Restricted - مقيد ">
                 <a:extLst xmlns:a="http://schemas.openxmlformats.org/drawingml/2006/main">
                   <a:ext uri="{5AE41FA2-C0FF-4470-9BD4-5FADCA87CBE2}">
-                    <aclsh:classification xmlns="" xmlns:cx1="http://schemas.microsoft.com/office/drawing/2015/9/8/chartex" xmlns:cx2="http://schemas.microsoft.com/office/drawing/2015/10/21/chartex" xmlns:cx3="http://schemas.microsoft.com/office/drawing/2016/5/9/chartex" xmlns:cx4="http://schemas.microsoft.com/office/drawing/2016/5/10/chartex" xmlns:cx5="http://schemas.microsoft.com/office/drawing/2016/5/11/chartex" xmlns:cx6="http://schemas.microsoft.com/office/drawing/2016/5/12/chartex" xmlns:cx7="http://schemas.microsoft.com/office/drawing/2016/5/13/chartex" xmlns:cx8="http://schemas.microsoft.com/office/drawing/2016/5/14/chartex" xmlns:aink="http://schemas.microsoft.com/office/drawing/2016/ink" xmlns:am3d="http://schemas.microsoft.com/office/drawing/2017/model3d" xmlns:o="urn:schemas-microsoft-com:office:office" xmlns:oel="http://schemas.microsoft.com/office/2019/extlst" xmlns:v="urn:schemas-microsoft-com:vml" xmlns:w10="urn:schemas-microsoft-com:office:word" xmlns:w="http://schemas.openxmlformats.org/wordprocessingml/2006/main" xmlns:w16cex="http://schemas.microsoft.com/office/word/2018/wordml/cex" xmlns:w16cid="http://schemas.microsoft.com/office/word/2016/wordml/cid" xmlns:w16="http://schemas.microsoft.com/office/word/2018/wordml" xmlns:w16du="http://schemas.microsoft.com/office/word/2023/wordml/word16du" xmlns:w16sdtdh="http://schemas.microsoft.com/office/word/2020/wordml/sdtdatahash" xmlns:w16sdtfl="http://schemas.microsoft.com/office/word/2024/wordml/sdtformatlock" xmlns:aclsh="http://schemas.microsoft.com/office/drawing/2020/classificationShape" classificationOutcomeType="ftr"/>
+                    <aclsh:classification xmlns:aclsh="http://schemas.microsoft.com/office/drawing/2020/classificationShape" xmlns:w16sdtfl="http://schemas.microsoft.com/office/word/2024/wordml/sdtformatlock" xmlns:w16sdtdh="http://schemas.microsoft.com/office/word/2020/wordml/sdtdatahash" xmlns:w16du="http://schemas.microsoft.com/office/word/2023/wordml/word16du" xmlns:w16="http://schemas.microsoft.com/office/word/2018/wordml" xmlns:w16cid="http://schemas.microsoft.com/office/word/2016/wordml/cid" xmlns:w16cex="http://schemas.microsoft.com/office/word/2018/wordml/cex" xmlns:w="http://schemas.openxmlformats.org/wordprocessingml/2006/main" xmlns:w10="urn:schemas-microsoft-com:office:word" xmlns:v="urn:schemas-microsoft-com:vml" xmlns:oel="http://schemas.microsoft.com/office/2019/extlst" xmlns:o="urn:schemas-microsoft-com:office:office" xmlns:am3d="http://schemas.microsoft.com/office/drawing/2017/model3d" xmlns:aink="http://schemas.microsoft.com/office/drawing/2016/ink" xmlns:cx8="http://schemas.microsoft.com/office/drawing/2016/5/14/chartex" xmlns:cx7="http://schemas.microsoft.com/office/drawing/2016/5/13/chartex" xmlns:cx6="http://schemas.microsoft.com/office/drawing/2016/5/12/chartex" xmlns:cx5="http://schemas.microsoft.com/office/drawing/2016/5/11/chartex" xmlns:cx4="http://schemas.microsoft.com/office/drawing/2016/5/10/chartex" xmlns:cx3="http://schemas.microsoft.com/office/drawing/2016/5/9/chartex" xmlns:cx2="http://schemas.microsoft.com/office/drawing/2015/10/21/chartex" xmlns:cx1="http://schemas.microsoft.com/office/drawing/2015/9/8/chartex" xmlns="" classificationOutcomeType="ftr"/>
                   </a:ext>
                 </a:extLst>
               </wp:docPr>
@@ -13323,7 +13639,7 @@
               <wp:docPr id="608387902" name="Text Box 5" descr="Restricted - مقيد ">
                 <a:extLst xmlns:a="http://schemas.openxmlformats.org/drawingml/2006/main">
                   <a:ext uri="{5AE41FA2-C0FF-4470-9BD4-5FADCA87CBE2}">
-                    <aclsh:classification xmlns="" xmlns:cx1="http://schemas.microsoft.com/office/drawing/2015/9/8/chartex" xmlns:cx2="http://schemas.microsoft.com/office/drawing/2015/10/21/chartex" xmlns:cx3="http://schemas.microsoft.com/office/drawing/2016/5/9/chartex" xmlns:cx4="http://schemas.microsoft.com/office/drawing/2016/5/10/chartex" xmlns:cx5="http://schemas.microsoft.com/office/drawing/2016/5/11/chartex" xmlns:cx6="http://schemas.microsoft.com/office/drawing/2016/5/12/chartex" xmlns:cx7="http://schemas.microsoft.com/office/drawing/2016/5/13/chartex" xmlns:cx8="http://schemas.microsoft.com/office/drawing/2016/5/14/chartex" xmlns:aink="http://schemas.microsoft.com/office/drawing/2016/ink" xmlns:am3d="http://schemas.microsoft.com/office/drawing/2017/model3d" xmlns:o="urn:schemas-microsoft-com:office:office" xmlns:oel="http://schemas.microsoft.com/office/2019/extlst" xmlns:v="urn:schemas-microsoft-com:vml" xmlns:w10="urn:schemas-microsoft-com:office:word" xmlns:w="http://schemas.openxmlformats.org/wordprocessingml/2006/main" xmlns:w16cex="http://schemas.microsoft.com/office/word/2018/wordml/cex" xmlns:w16cid="http://schemas.microsoft.com/office/word/2016/wordml/cid" xmlns:w16="http://schemas.microsoft.com/office/word/2018/wordml" xmlns:w16du="http://schemas.microsoft.com/office/word/2023/wordml/word16du" xmlns:w16sdtdh="http://schemas.microsoft.com/office/word/2020/wordml/sdtdatahash" xmlns:w16sdtfl="http://schemas.microsoft.com/office/word/2024/wordml/sdtformatlock" xmlns:aclsh="http://schemas.microsoft.com/office/drawing/2020/classificationShape" classificationOutcomeType="ftr"/>
+                    <aclsh:classification xmlns:aclsh="http://schemas.microsoft.com/office/drawing/2020/classificationShape" xmlns:w16sdtfl="http://schemas.microsoft.com/office/word/2024/wordml/sdtformatlock" xmlns:w16sdtdh="http://schemas.microsoft.com/office/word/2020/wordml/sdtdatahash" xmlns:w16du="http://schemas.microsoft.com/office/word/2023/wordml/word16du" xmlns:w16="http://schemas.microsoft.com/office/word/2018/wordml" xmlns:w16cid="http://schemas.microsoft.com/office/word/2016/wordml/cid" xmlns:w16cex="http://schemas.microsoft.com/office/word/2018/wordml/cex" xmlns:w="http://schemas.openxmlformats.org/wordprocessingml/2006/main" xmlns:w10="urn:schemas-microsoft-com:office:word" xmlns:v="urn:schemas-microsoft-com:vml" xmlns:oel="http://schemas.microsoft.com/office/2019/extlst" xmlns:o="urn:schemas-microsoft-com:office:office" xmlns:am3d="http://schemas.microsoft.com/office/drawing/2017/model3d" xmlns:aink="http://schemas.microsoft.com/office/drawing/2016/ink" xmlns:cx8="http://schemas.microsoft.com/office/drawing/2016/5/14/chartex" xmlns:cx7="http://schemas.microsoft.com/office/drawing/2016/5/13/chartex" xmlns:cx6="http://schemas.microsoft.com/office/drawing/2016/5/12/chartex" xmlns:cx5="http://schemas.microsoft.com/office/drawing/2016/5/11/chartex" xmlns:cx4="http://schemas.microsoft.com/office/drawing/2016/5/10/chartex" xmlns:cx3="http://schemas.microsoft.com/office/drawing/2016/5/9/chartex" xmlns:cx2="http://schemas.microsoft.com/office/drawing/2015/10/21/chartex" xmlns:cx1="http://schemas.microsoft.com/office/drawing/2015/9/8/chartex" xmlns="" classificationOutcomeType="ftr"/>
                   </a:ext>
                 </a:extLst>
               </wp:docPr>
@@ -13481,7 +13797,7 @@
               <wp:docPr id="1452436094" name="Text Box 6" descr="Restricted - مقيد ">
                 <a:extLst xmlns:a="http://schemas.openxmlformats.org/drawingml/2006/main">
                   <a:ext uri="{5AE41FA2-C0FF-4470-9BD4-5FADCA87CBE2}">
-                    <aclsh:classification xmlns="" xmlns:cx1="http://schemas.microsoft.com/office/drawing/2015/9/8/chartex" xmlns:cx2="http://schemas.microsoft.com/office/drawing/2015/10/21/chartex" xmlns:cx3="http://schemas.microsoft.com/office/drawing/2016/5/9/chartex" xmlns:cx4="http://schemas.microsoft.com/office/drawing/2016/5/10/chartex" xmlns:cx5="http://schemas.microsoft.com/office/drawing/2016/5/11/chartex" xmlns:cx6="http://schemas.microsoft.com/office/drawing/2016/5/12/chartex" xmlns:cx7="http://schemas.microsoft.com/office/drawing/2016/5/13/chartex" xmlns:cx8="http://schemas.microsoft.com/office/drawing/2016/5/14/chartex" xmlns:aink="http://schemas.microsoft.com/office/drawing/2016/ink" xmlns:am3d="http://schemas.microsoft.com/office/drawing/2017/model3d" xmlns:o="urn:schemas-microsoft-com:office:office" xmlns:oel="http://schemas.microsoft.com/office/2019/extlst" xmlns:v="urn:schemas-microsoft-com:vml" xmlns:w10="urn:schemas-microsoft-com:office:word" xmlns:w="http://schemas.openxmlformats.org/wordprocessingml/2006/main" xmlns:w16cex="http://schemas.microsoft.com/office/word/2018/wordml/cex" xmlns:w16cid="http://schemas.microsoft.com/office/word/2016/wordml/cid" xmlns:w16="http://schemas.microsoft.com/office/word/2018/wordml" xmlns:w16du="http://schemas.microsoft.com/office/word/2023/wordml/word16du" xmlns:w16sdtdh="http://schemas.microsoft.com/office/word/2020/wordml/sdtdatahash" xmlns:w16sdtfl="http://schemas.microsoft.com/office/word/2024/wordml/sdtformatlock" xmlns:aclsh="http://schemas.microsoft.com/office/drawing/2020/classificationShape" classificationOutcomeType="ftr"/>
+                    <aclsh:classification xmlns:aclsh="http://schemas.microsoft.com/office/drawing/2020/classificationShape" xmlns:w16sdtfl="http://schemas.microsoft.com/office/word/2024/wordml/sdtformatlock" xmlns:w16sdtdh="http://schemas.microsoft.com/office/word/2020/wordml/sdtdatahash" xmlns:w16du="http://schemas.microsoft.com/office/word/2023/wordml/word16du" xmlns:w16="http://schemas.microsoft.com/office/word/2018/wordml" xmlns:w16cid="http://schemas.microsoft.com/office/word/2016/wordml/cid" xmlns:w16cex="http://schemas.microsoft.com/office/word/2018/wordml/cex" xmlns:w="http://schemas.openxmlformats.org/wordprocessingml/2006/main" xmlns:w10="urn:schemas-microsoft-com:office:word" xmlns:v="urn:schemas-microsoft-com:vml" xmlns:oel="http://schemas.microsoft.com/office/2019/extlst" xmlns:o="urn:schemas-microsoft-com:office:office" xmlns:am3d="http://schemas.microsoft.com/office/drawing/2017/model3d" xmlns:aink="http://schemas.microsoft.com/office/drawing/2016/ink" xmlns:cx8="http://schemas.microsoft.com/office/drawing/2016/5/14/chartex" xmlns:cx7="http://schemas.microsoft.com/office/drawing/2016/5/13/chartex" xmlns:cx6="http://schemas.microsoft.com/office/drawing/2016/5/12/chartex" xmlns:cx5="http://schemas.microsoft.com/office/drawing/2016/5/11/chartex" xmlns:cx4="http://schemas.microsoft.com/office/drawing/2016/5/10/chartex" xmlns:cx3="http://schemas.microsoft.com/office/drawing/2016/5/9/chartex" xmlns:cx2="http://schemas.microsoft.com/office/drawing/2015/10/21/chartex" xmlns:cx1="http://schemas.microsoft.com/office/drawing/2015/9/8/chartex" xmlns="" classificationOutcomeType="ftr"/>
                   </a:ext>
                 </a:extLst>
               </wp:docPr>
@@ -13589,7 +13905,7 @@
               <wp:docPr id="821335916" name="Text Box 4" descr="Restricted - مقيد ">
                 <a:extLst xmlns:a="http://schemas.openxmlformats.org/drawingml/2006/main">
                   <a:ext uri="{5AE41FA2-C0FF-4470-9BD4-5FADCA87CBE2}">
-                    <aclsh:classification xmlns="" xmlns:cx1="http://schemas.microsoft.com/office/drawing/2015/9/8/chartex" xmlns:cx2="http://schemas.microsoft.com/office/drawing/2015/10/21/chartex" xmlns:cx3="http://schemas.microsoft.com/office/drawing/2016/5/9/chartex" xmlns:cx4="http://schemas.microsoft.com/office/drawing/2016/5/10/chartex" xmlns:cx5="http://schemas.microsoft.com/office/drawing/2016/5/11/chartex" xmlns:cx6="http://schemas.microsoft.com/office/drawing/2016/5/12/chartex" xmlns:cx7="http://schemas.microsoft.com/office/drawing/2016/5/13/chartex" xmlns:cx8="http://schemas.microsoft.com/office/drawing/2016/5/14/chartex" xmlns:aink="http://schemas.microsoft.com/office/drawing/2016/ink" xmlns:am3d="http://schemas.microsoft.com/office/drawing/2017/model3d" xmlns:o="urn:schemas-microsoft-com:office:office" xmlns:oel="http://schemas.microsoft.com/office/2019/extlst" xmlns:v="urn:schemas-microsoft-com:vml" xmlns:w10="urn:schemas-microsoft-com:office:word" xmlns:w="http://schemas.openxmlformats.org/wordprocessingml/2006/main" xmlns:w16cex="http://schemas.microsoft.com/office/word/2018/wordml/cex" xmlns:w16cid="http://schemas.microsoft.com/office/word/2016/wordml/cid" xmlns:w16="http://schemas.microsoft.com/office/word/2018/wordml" xmlns:w16du="http://schemas.microsoft.com/office/word/2023/wordml/word16du" xmlns:w16sdtdh="http://schemas.microsoft.com/office/word/2020/wordml/sdtdatahash" xmlns:w16sdtfl="http://schemas.microsoft.com/office/word/2024/wordml/sdtformatlock" xmlns:aclsh="http://schemas.microsoft.com/office/drawing/2020/classificationShape" classificationOutcomeType="ftr"/>
+                    <aclsh:classification xmlns:aclsh="http://schemas.microsoft.com/office/drawing/2020/classificationShape" xmlns:w16sdtfl="http://schemas.microsoft.com/office/word/2024/wordml/sdtformatlock" xmlns:w16sdtdh="http://schemas.microsoft.com/office/word/2020/wordml/sdtdatahash" xmlns:w16du="http://schemas.microsoft.com/office/word/2023/wordml/word16du" xmlns:w16="http://schemas.microsoft.com/office/word/2018/wordml" xmlns:w16cid="http://schemas.microsoft.com/office/word/2016/wordml/cid" xmlns:w16cex="http://schemas.microsoft.com/office/word/2018/wordml/cex" xmlns:w="http://schemas.openxmlformats.org/wordprocessingml/2006/main" xmlns:w10="urn:schemas-microsoft-com:office:word" xmlns:v="urn:schemas-microsoft-com:vml" xmlns:oel="http://schemas.microsoft.com/office/2019/extlst" xmlns:o="urn:schemas-microsoft-com:office:office" xmlns:am3d="http://schemas.microsoft.com/office/drawing/2017/model3d" xmlns:aink="http://schemas.microsoft.com/office/drawing/2016/ink" xmlns:cx8="http://schemas.microsoft.com/office/drawing/2016/5/14/chartex" xmlns:cx7="http://schemas.microsoft.com/office/drawing/2016/5/13/chartex" xmlns:cx6="http://schemas.microsoft.com/office/drawing/2016/5/12/chartex" xmlns:cx5="http://schemas.microsoft.com/office/drawing/2016/5/11/chartex" xmlns:cx4="http://schemas.microsoft.com/office/drawing/2016/5/10/chartex" xmlns:cx3="http://schemas.microsoft.com/office/drawing/2016/5/9/chartex" xmlns:cx2="http://schemas.microsoft.com/office/drawing/2015/10/21/chartex" xmlns:cx1="http://schemas.microsoft.com/office/drawing/2015/9/8/chartex" xmlns="" classificationOutcomeType="ftr"/>
                   </a:ext>
                 </a:extLst>
               </wp:docPr>
@@ -14021,7 +14337,7 @@
             </wp:anchor>
           </w:drawing>
         </mc:Choice>
-        <mc:Fallback xmlns:cx1="http://schemas.microsoft.com/office/drawing/2015/9/8/chartex" xmlns:cx2="http://schemas.microsoft.com/office/drawing/2015/10/21/chartex" xmlns:cx3="http://schemas.microsoft.com/office/drawing/2016/5/9/chartex" xmlns:cx4="http://schemas.microsoft.com/office/drawing/2016/5/10/chartex" xmlns:cx5="http://schemas.microsoft.com/office/drawing/2016/5/11/chartex" xmlns:cx6="http://schemas.microsoft.com/office/drawing/2016/5/12/chartex" xmlns:cx7="http://schemas.microsoft.com/office/drawing/2016/5/13/chartex" xmlns:cx8="http://schemas.microsoft.com/office/drawing/2016/5/14/chartex" xmlns:aink="http://schemas.microsoft.com/office/drawing/2016/ink" xmlns:am3d="http://schemas.microsoft.com/office/drawing/2017/model3d" xmlns:oel="http://schemas.microsoft.com/office/2019/extlst" xmlns:w16cex="http://schemas.microsoft.com/office/word/2018/wordml/cex" xmlns:w16cid="http://schemas.microsoft.com/office/word/2016/wordml/cid" xmlns:w16="http://schemas.microsoft.com/office/word/2018/wordml" xmlns:w16du="http://schemas.microsoft.com/office/word/2023/wordml/word16du" xmlns:w16sdtdh="http://schemas.microsoft.com/office/word/2020/wordml/sdtdatahash" xmlns:w16sdtfl="http://schemas.microsoft.com/office/word/2024/wordml/sdtformatlock">
+        <mc:Fallback xmlns:w16sdtfl="http://schemas.microsoft.com/office/word/2024/wordml/sdtformatlock" xmlns:w16sdtdh="http://schemas.microsoft.com/office/word/2020/wordml/sdtdatahash" xmlns:w16du="http://schemas.microsoft.com/office/word/2023/wordml/word16du" xmlns:w16="http://schemas.microsoft.com/office/word/2018/wordml" xmlns:w16cid="http://schemas.microsoft.com/office/word/2016/wordml/cid" xmlns:w16cex="http://schemas.microsoft.com/office/word/2018/wordml/cex" xmlns:oel="http://schemas.microsoft.com/office/2019/extlst" xmlns:am3d="http://schemas.microsoft.com/office/drawing/2017/model3d" xmlns:aink="http://schemas.microsoft.com/office/drawing/2016/ink" xmlns:cx8="http://schemas.microsoft.com/office/drawing/2016/5/14/chartex" xmlns:cx7="http://schemas.microsoft.com/office/drawing/2016/5/13/chartex" xmlns:cx6="http://schemas.microsoft.com/office/drawing/2016/5/12/chartex" xmlns:cx5="http://schemas.microsoft.com/office/drawing/2016/5/11/chartex" xmlns:cx4="http://schemas.microsoft.com/office/drawing/2016/5/10/chartex" xmlns:cx3="http://schemas.microsoft.com/office/drawing/2016/5/9/chartex" xmlns:cx2="http://schemas.microsoft.com/office/drawing/2015/10/21/chartex" xmlns:cx1="http://schemas.microsoft.com/office/drawing/2015/9/8/chartex">
           <w:pict>
             <v:line w14:anchorId="7169C831" id="Straight Connector 6" o:spid="_x0000_s1026" style="position:absolute;z-index:251660288;visibility:visible;mso-wrap-style:square;mso-width-percent:0;mso-height-percent:0;mso-wrap-distance-left:9pt;mso-wrap-distance-top:-3e-5mm;mso-wrap-distance-right:9pt;mso-wrap-distance-bottom:-3e-5mm;mso-position-horizontal:absolute;mso-position-horizontal-relative:text;mso-position-vertical:absolute;mso-position-vertical-relative:text;mso-width-percent:0;mso-height-percent:0;mso-width-relative:page;mso-height-relative:page" from="-68.95pt,-666.45pt" to="489.05pt,-666.45pt" o:gfxdata="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" strokecolor="#4f81bd" strokeweight="2pt">
               <v:shadow on="t" opacity="24903f" origin=",.5" offset="0,.55556mm"/>
@@ -14081,7 +14397,7 @@
             <w:fldChar w:fldCharType="separate"/>
           </w:r>
           <w:r>
-            <w:t>16</w:t>
+            <w:t>20</w:t>
           </w:r>
           <w:r>
             <w:fldChar w:fldCharType="end"/>
@@ -18862,7 +19178,7 @@
   <w:style w:type="paragraph" w:default="1" w:styleId="Normal">
     <w:name w:val="Normal"/>
     <w:qFormat/>
-    <w:rsid w:val="007C0F40"/>
+    <w:rsid w:val="004B4405"/>
   </w:style>
   <w:style w:type="paragraph" w:styleId="Heading1">
     <w:name w:val="heading 1"/>
@@ -20089,6 +20405,7 @@
     <w:rsid w:val="00D02BF5"/>
     <w:rsid w:val="00D248BA"/>
     <w:rsid w:val="00D56FB7"/>
+    <w:rsid w:val="00D83B76"/>
     <w:rsid w:val="00E02997"/>
     <w:rsid w:val="00E552F8"/>
     <w:rsid w:val="00E97C42"/>
@@ -20944,7 +21261,7 @@
 </file>
 
 <file path=customXml/itemProps3.xml><?xml version="1.0" encoding="utf-8"?>
-<ds:datastoreItem xmlns:ds="http://schemas.openxmlformats.org/officeDocument/2006/customXml" ds:itemID="{38F25229-5ACB-4581-8A89-9DC3686AB16E}">
+<ds:datastoreItem xmlns:ds="http://schemas.openxmlformats.org/officeDocument/2006/customXml" ds:itemID="{CAD48CEF-ABB3-44FB-9AC8-58D60D9A78AC}">
   <ds:schemaRefs>
     <ds:schemaRef ds:uri="http://schemas.openxmlformats.org/officeDocument/2006/bibliography"/>
   </ds:schemaRefs>

--- a/IT351_Project-Phase 1 (1) (1) (1).docx
+++ b/IT351_Project-Phase 1 (1) (1) (1).docx
@@ -5754,6 +5754,7 @@
           <w:rFonts w:ascii="Times New Roman" w:eastAsia="Times New Roman" w:hAnsi="Times New Roman" w:cs="Times New Roman"/>
           <w:sz w:val="24"/>
           <w:szCs w:val="24"/>
+          <w:rtl/>
         </w:rPr>
       </w:pPr>
       <w:r>
@@ -5765,6 +5766,442 @@
         <w:lastRenderedPageBreak/>
         <w:t>Answer:</w:t>
       </w:r>
+    </w:p>
+    <w:p>
+      <w:pPr>
+        <w:pStyle w:val="Heading2"/>
+        <w:spacing w:line="360" w:lineRule="auto"/>
+        <w:rPr>
+          <w:rFonts w:ascii="Times New Roman" w:hAnsi="Times New Roman" w:cs="Times New Roman"/>
+          <w:sz w:val="24"/>
+          <w:szCs w:val="24"/>
+        </w:rPr>
+      </w:pPr>
+      <w:r>
+        <w:rPr>
+          <w:rFonts w:ascii="Times New Roman" w:hAnsi="Times New Roman" w:cs="Times New Roman"/>
+          <w:sz w:val="24"/>
+          <w:szCs w:val="24"/>
+        </w:rPr>
+        <w:t>1. Objectives and Advantages of Using Packet Tracer</w:t>
+      </w:r>
+    </w:p>
+    <w:p>
+      <w:pPr>
+        <w:pStyle w:val="NormalWeb"/>
+        <w:spacing w:line="360" w:lineRule="auto"/>
+      </w:pPr>
+      <w:r>
+        <w:t xml:space="preserve">Cisco Packet Tracer was used to build a simulated university network connecting the Main Campus with the Branch Campus. The program made it possible to add and connect routers, switches, and end devices without requiring physical equipment. It was also used to configure IP addresses, router interfaces, serial connections, and static routes. Another advantage is that Packet Tracer allows the group to observe link status, detect configuration problems, and test communication through ping commands. This makes the project easier to understand, safer to modify, and less costly than working with real devices. </w:t>
+      </w:r>
+    </w:p>
+    <w:p>
+      <w:pPr>
+        <w:pStyle w:val="Heading2"/>
+        <w:spacing w:line="360" w:lineRule="auto"/>
+        <w:rPr>
+          <w:rFonts w:ascii="Times New Roman" w:hAnsi="Times New Roman" w:cs="Times New Roman"/>
+          <w:sz w:val="24"/>
+          <w:szCs w:val="24"/>
+        </w:rPr>
+      </w:pPr>
+      <w:r>
+        <w:rPr>
+          <w:rFonts w:ascii="Times New Roman" w:hAnsi="Times New Roman" w:cs="Times New Roman"/>
+          <w:sz w:val="24"/>
+          <w:szCs w:val="24"/>
+        </w:rPr>
+        <w:t>2. One Key Decision Made During This Period</w:t>
+      </w:r>
+    </w:p>
+    <w:p>
+      <w:pPr>
+        <w:pStyle w:val="NormalWeb"/>
+        <w:spacing w:line="360" w:lineRule="auto"/>
+      </w:pPr>
+      <w:r>
+        <w:t xml:space="preserve">A key decision was to assign a different subnet to each LAN. The Computer Lab used </w:t>
+      </w:r>
+      <w:r>
+        <w:rPr>
+          <w:rStyle w:val="HTMLCode"/>
+          <w:rFonts w:ascii="Times New Roman" w:hAnsi="Times New Roman" w:cs="Times New Roman"/>
+          <w:sz w:val="24"/>
+          <w:szCs w:val="24"/>
+        </w:rPr>
+        <w:t>172.16.10.0/24</w:t>
+      </w:r>
+      <w:r>
+        <w:t xml:space="preserve">, the Admin Office used </w:t>
+      </w:r>
+      <w:r>
+        <w:rPr>
+          <w:rStyle w:val="HTMLCode"/>
+          <w:rFonts w:ascii="Times New Roman" w:hAnsi="Times New Roman" w:cs="Times New Roman"/>
+          <w:sz w:val="24"/>
+          <w:szCs w:val="24"/>
+        </w:rPr>
+        <w:t>172.16.20.0/24</w:t>
+      </w:r>
+      <w:r>
+        <w:t xml:space="preserve">, the Library used </w:t>
+      </w:r>
+      <w:r>
+        <w:rPr>
+          <w:rStyle w:val="HTMLCode"/>
+          <w:rFonts w:ascii="Times New Roman" w:hAnsi="Times New Roman" w:cs="Times New Roman"/>
+          <w:sz w:val="24"/>
+          <w:szCs w:val="24"/>
+        </w:rPr>
+        <w:t>172.16.30.0/24</w:t>
+      </w:r>
+      <w:r>
+        <w:t xml:space="preserve">, and the Faculty Office used </w:t>
+      </w:r>
+      <w:r>
+        <w:rPr>
+          <w:rStyle w:val="HTMLCode"/>
+          <w:rFonts w:ascii="Times New Roman" w:hAnsi="Times New Roman" w:cs="Times New Roman"/>
+          <w:sz w:val="24"/>
+          <w:szCs w:val="24"/>
+        </w:rPr>
+        <w:t>172.16.40.0/24</w:t>
+      </w:r>
+      <w:r>
+        <w:t xml:space="preserve">. The routers were connected through the </w:t>
+      </w:r>
+      <w:r>
+        <w:rPr>
+          <w:rStyle w:val="HTMLCode"/>
+          <w:rFonts w:ascii="Times New Roman" w:hAnsi="Times New Roman" w:cs="Times New Roman"/>
+          <w:sz w:val="24"/>
+          <w:szCs w:val="24"/>
+        </w:rPr>
+        <w:t>10.10.10.0/30</w:t>
+      </w:r>
+      <w:r>
+        <w:t xml:space="preserve"> network. This decision helped keep the network organized and made each department easy to identify. Static routing was chosen because the topology contains only two routers, so it was more direct and easier to verify than using a dynamic routing protocol. </w:t>
+      </w:r>
+    </w:p>
+    <w:p>
+      <w:pPr>
+        <w:pStyle w:val="Heading2"/>
+        <w:spacing w:line="360" w:lineRule="auto"/>
+        <w:rPr>
+          <w:rFonts w:ascii="Times New Roman" w:hAnsi="Times New Roman" w:cs="Times New Roman"/>
+          <w:sz w:val="24"/>
+          <w:szCs w:val="24"/>
+        </w:rPr>
+      </w:pPr>
+      <w:r>
+        <w:rPr>
+          <w:rFonts w:ascii="Times New Roman" w:hAnsi="Times New Roman" w:cs="Times New Roman"/>
+          <w:sz w:val="24"/>
+          <w:szCs w:val="24"/>
+        </w:rPr>
+        <w:t>3. One Problem Encountered</w:t>
+      </w:r>
+    </w:p>
+    <w:p>
+      <w:pPr>
+        <w:pStyle w:val="NormalWeb"/>
+        <w:spacing w:line="360" w:lineRule="auto"/>
+      </w:pPr>
+      <w:r>
+        <w:t xml:space="preserve">A problem appeared when the routers were being connected through the serial link. The required serial interface was not available on the Branch Campus router. This happened because the serial module had not been inserted properly. The issue was solved by turning off the router, installing the </w:t>
+      </w:r>
+      <w:r>
+        <w:rPr>
+          <w:rStyle w:val="HTMLCode"/>
+          <w:rFonts w:ascii="Times New Roman" w:hAnsi="Times New Roman" w:cs="Times New Roman"/>
+          <w:sz w:val="24"/>
+          <w:szCs w:val="24"/>
+        </w:rPr>
+        <w:t>HWIC-2T</w:t>
+      </w:r>
+      <w:r>
+        <w:t xml:space="preserve"> module in an empty slot, and </w:t>
+      </w:r>
+      <w:r>
+        <w:lastRenderedPageBreak/>
+        <w:t xml:space="preserve">restarting the device. After the module was installed, the </w:t>
+      </w:r>
+      <w:r>
+        <w:rPr>
+          <w:rStyle w:val="HTMLCode"/>
+          <w:rFonts w:ascii="Times New Roman" w:hAnsi="Times New Roman" w:cs="Times New Roman"/>
+          <w:sz w:val="24"/>
+          <w:szCs w:val="24"/>
+        </w:rPr>
+        <w:t>Serial0/3/0</w:t>
+      </w:r>
+      <w:r>
+        <w:t xml:space="preserve"> interface became available, and the serial connection was configured successfully. The problem is now fully resolved.</w:t>
+      </w:r>
+    </w:p>
+    <w:p>
+      <w:pPr>
+        <w:pStyle w:val="Heading2"/>
+        <w:spacing w:line="360" w:lineRule="auto"/>
+        <w:rPr>
+          <w:rFonts w:ascii="Times New Roman" w:hAnsi="Times New Roman" w:cs="Times New Roman"/>
+          <w:sz w:val="24"/>
+          <w:szCs w:val="24"/>
+        </w:rPr>
+      </w:pPr>
+      <w:r>
+        <w:rPr>
+          <w:rFonts w:ascii="Times New Roman" w:hAnsi="Times New Roman" w:cs="Times New Roman"/>
+          <w:sz w:val="24"/>
+          <w:szCs w:val="24"/>
+        </w:rPr>
+        <w:t>4. Plan for the Next Period</w:t>
+      </w:r>
+    </w:p>
+    <w:p>
+      <w:pPr>
+        <w:pStyle w:val="NormalWeb"/>
+        <w:spacing w:line="360" w:lineRule="auto"/>
+      </w:pPr>
+      <w:r>
+        <w:t xml:space="preserve">The next period will focus on final checking and documentation. The group will perform additional ping tests between devices in different LANs, confirm that all interfaces are in the </w:t>
+      </w:r>
+      <w:r>
+        <w:rPr>
+          <w:rStyle w:val="HTMLCode"/>
+          <w:rFonts w:ascii="Times New Roman" w:hAnsi="Times New Roman" w:cs="Times New Roman"/>
+          <w:sz w:val="24"/>
+          <w:szCs w:val="24"/>
+        </w:rPr>
+        <w:t>up/up</w:t>
+      </w:r>
+      <w:r>
+        <w:t xml:space="preserve"> state, and review the static routing tables on both routers. Screenshots of the completed topology, router settings, and successful ping results will be collected. The Packet Tracer file will also be saved, uploaded to the repository, and linked in the final report together with the shared online document. </w:t>
+      </w:r>
+    </w:p>
+    <w:p>
+      <w:pPr>
+        <w:pStyle w:val="Heading2"/>
+        <w:spacing w:line="360" w:lineRule="auto"/>
+        <w:rPr>
+          <w:rFonts w:ascii="Times New Roman" w:hAnsi="Times New Roman" w:cs="Times New Roman"/>
+          <w:sz w:val="24"/>
+          <w:szCs w:val="24"/>
+        </w:rPr>
+      </w:pPr>
+      <w:r>
+        <w:rPr>
+          <w:rFonts w:ascii="Times New Roman" w:hAnsi="Times New Roman" w:cs="Times New Roman"/>
+          <w:sz w:val="24"/>
+          <w:szCs w:val="24"/>
+        </w:rPr>
+        <w:t>5. Each Group Member’s Input and Participation</w:t>
+      </w:r>
+    </w:p>
+    <w:p>
+      <w:pPr>
+        <w:pStyle w:val="NormalWeb"/>
+        <w:spacing w:line="360" w:lineRule="auto"/>
+      </w:pPr>
+      <w:r>
+        <w:rPr>
+          <w:rStyle w:val="Strong"/>
+        </w:rPr>
+        <w:t>[</w:t>
+      </w:r>
+      <w:r>
+        <w:rPr>
+          <w:rStyle w:val="Strong"/>
+        </w:rPr>
+        <w:t xml:space="preserve">Ibrahim ABDULLAH </w:t>
+      </w:r>
+      <w:proofErr w:type="spellStart"/>
+      <w:r>
+        <w:rPr>
+          <w:rStyle w:val="Strong"/>
+        </w:rPr>
+        <w:t>Hakami</w:t>
+      </w:r>
+      <w:proofErr w:type="spellEnd"/>
+      <w:r>
+        <w:rPr>
+          <w:rStyle w:val="Strong"/>
+        </w:rPr>
+        <w:t>]:</w:t>
+      </w:r>
+      <w:r>
+        <w:t xml:space="preserve"> Built the basic network layout and placed the routers, switches, and PCs in the correct campus and LAN sections.</w:t>
+      </w:r>
+    </w:p>
+    <w:p>
+      <w:pPr>
+        <w:pStyle w:val="NormalWeb"/>
+        <w:spacing w:line="360" w:lineRule="auto"/>
+      </w:pPr>
+      <w:r>
+        <w:rPr>
+          <w:rStyle w:val="Strong"/>
+        </w:rPr>
+        <w:t>[</w:t>
+      </w:r>
+      <w:proofErr w:type="spellStart"/>
+      <w:r>
+        <w:rPr>
+          <w:rStyle w:val="Strong"/>
+        </w:rPr>
+        <w:t>Talal</w:t>
+      </w:r>
+      <w:proofErr w:type="spellEnd"/>
+      <w:r>
+        <w:rPr>
+          <w:rStyle w:val="Strong"/>
+        </w:rPr>
+        <w:t xml:space="preserve"> </w:t>
+      </w:r>
+      <w:proofErr w:type="spellStart"/>
+      <w:r>
+        <w:rPr>
+          <w:rStyle w:val="Strong"/>
+        </w:rPr>
+        <w:t>Monawer</w:t>
+      </w:r>
+      <w:proofErr w:type="spellEnd"/>
+      <w:r>
+        <w:rPr>
+          <w:rStyle w:val="Strong"/>
+        </w:rPr>
+        <w:t xml:space="preserve"> </w:t>
+      </w:r>
+      <w:proofErr w:type="spellStart"/>
+      <w:r>
+        <w:rPr>
+          <w:rStyle w:val="Strong"/>
+        </w:rPr>
+        <w:t>ALrowitie</w:t>
+      </w:r>
+      <w:proofErr w:type="spellEnd"/>
+      <w:r>
+        <w:rPr>
+          <w:rStyle w:val="Strong"/>
+        </w:rPr>
+        <w:t>]</w:t>
+      </w:r>
+      <w:r>
+        <w:rPr>
+          <w:rStyle w:val="Strong"/>
+        </w:rPr>
+        <w:t>:</w:t>
+      </w:r>
+      <w:r>
+        <w:t xml:space="preserve"> Connected the devices, assigned the IP addresses, and configured the router interfaces and serial connection.</w:t>
+      </w:r>
+    </w:p>
+    <w:p>
+      <w:pPr>
+        <w:pStyle w:val="NormalWeb"/>
+        <w:spacing w:line="360" w:lineRule="auto"/>
+      </w:pPr>
+      <w:r>
+        <w:rPr>
+          <w:rStyle w:val="Strong"/>
+        </w:rPr>
+        <w:t>[</w:t>
+      </w:r>
+      <w:r>
+        <w:rPr>
+          <w:rStyle w:val="Strong"/>
+        </w:rPr>
+        <w:t xml:space="preserve">Rayan </w:t>
+      </w:r>
+      <w:proofErr w:type="spellStart"/>
+      <w:r>
+        <w:rPr>
+          <w:rStyle w:val="Strong"/>
+        </w:rPr>
+        <w:t>abdullah</w:t>
+      </w:r>
+      <w:proofErr w:type="spellEnd"/>
+      <w:r>
+        <w:rPr>
+          <w:rStyle w:val="Strong"/>
+        </w:rPr>
+        <w:t xml:space="preserve"> </w:t>
+      </w:r>
+      <w:proofErr w:type="spellStart"/>
+      <w:r>
+        <w:rPr>
+          <w:rStyle w:val="Strong"/>
+        </w:rPr>
+        <w:t>ghythan</w:t>
+      </w:r>
+      <w:proofErr w:type="spellEnd"/>
+      <w:r>
+        <w:rPr>
+          <w:rStyle w:val="Strong"/>
+        </w:rPr>
+        <w:t xml:space="preserve"> </w:t>
+      </w:r>
+      <w:proofErr w:type="spellStart"/>
+      <w:r>
+        <w:rPr>
+          <w:rStyle w:val="Strong"/>
+        </w:rPr>
+        <w:t>Alqarni</w:t>
+      </w:r>
+      <w:proofErr w:type="spellEnd"/>
+      <w:r>
+        <w:rPr>
+          <w:rStyle w:val="Strong"/>
+        </w:rPr>
+        <w:t>]:</w:t>
+      </w:r>
+      <w:r>
+        <w:t xml:space="preserve"> Added the static routes, carried out the ping tests, checked connectivity, and organized the screenshots and documentation.</w:t>
+      </w:r>
+    </w:p>
+    <w:p>
+      <w:pPr>
+        <w:pStyle w:val="pdq2pgselectionanchorcontainer"/>
+        <w:spacing w:line="360" w:lineRule="auto"/>
+      </w:pPr>
+      <w:r>
+        <w:rPr>
+          <w:rStyle w:val="Strong"/>
+        </w:rPr>
+        <w:t>[</w:t>
+      </w:r>
+      <w:r>
+        <w:rPr>
+          <w:rStyle w:val="Strong"/>
+        </w:rPr>
+        <w:t>Adel Mohammad almutairi</w:t>
+      </w:r>
+      <w:bookmarkStart w:id="1" w:name="_GoBack"/>
+      <w:bookmarkEnd w:id="1"/>
+      <w:r>
+        <w:rPr>
+          <w:rStyle w:val="Strong"/>
+        </w:rPr>
+        <w:t>]:</w:t>
+      </w:r>
+      <w:r>
+        <w:t xml:space="preserve"> Configured the static routes, performed ping tests between the different LANs, checked the connectivity results, and organized the screenshots and project documentation.</w:t>
+      </w:r>
+    </w:p>
+    <w:p>
+      <w:pPr>
+        <w:pStyle w:val="NormalWeb"/>
+        <w:spacing w:line="360" w:lineRule="auto"/>
+      </w:pPr>
+    </w:p>
+    <w:p>
+      <w:pPr>
+        <w:rPr>
+          <w:rFonts w:ascii="Times New Roman" w:eastAsia="Times New Roman" w:hAnsi="Times New Roman" w:cs="Times New Roman"/>
+          <w:sz w:val="24"/>
+          <w:szCs w:val="24"/>
+        </w:rPr>
+      </w:pPr>
     </w:p>
     <w:p>
       <w:pPr>
@@ -13090,8 +13527,6 @@
           </wp:inline>
         </w:drawing>
       </w:r>
-      <w:bookmarkStart w:id="1" w:name="_GoBack"/>
-      <w:bookmarkEnd w:id="1"/>
     </w:p>
     <w:sectPr>
       <w:headerReference w:type="default" r:id="rId26"/>
@@ -13165,7 +13600,7 @@
               <wp:docPr id="1507283666" name="Text Box 2" descr="Restricted - مقيد ">
                 <a:extLst xmlns:a="http://schemas.openxmlformats.org/drawingml/2006/main">
                   <a:ext uri="{5AE41FA2-C0FF-4470-9BD4-5FADCA87CBE2}">
-                    <aclsh:classification xmlns:aclsh="http://schemas.microsoft.com/office/drawing/2020/classificationShape" xmlns:w16sdtfl="http://schemas.microsoft.com/office/word/2024/wordml/sdtformatlock" xmlns:w16sdtdh="http://schemas.microsoft.com/office/word/2020/wordml/sdtdatahash" xmlns:w16du="http://schemas.microsoft.com/office/word/2023/wordml/word16du" xmlns:w16="http://schemas.microsoft.com/office/word/2018/wordml" xmlns:w16cid="http://schemas.microsoft.com/office/word/2016/wordml/cid" xmlns:w16cex="http://schemas.microsoft.com/office/word/2018/wordml/cex" xmlns:w="http://schemas.openxmlformats.org/wordprocessingml/2006/main" xmlns:w10="urn:schemas-microsoft-com:office:word" xmlns:v="urn:schemas-microsoft-com:vml" xmlns:oel="http://schemas.microsoft.com/office/2019/extlst" xmlns:o="urn:schemas-microsoft-com:office:office" xmlns:am3d="http://schemas.microsoft.com/office/drawing/2017/model3d" xmlns:aink="http://schemas.microsoft.com/office/drawing/2016/ink" xmlns:cx8="http://schemas.microsoft.com/office/drawing/2016/5/14/chartex" xmlns:cx7="http://schemas.microsoft.com/office/drawing/2016/5/13/chartex" xmlns:cx6="http://schemas.microsoft.com/office/drawing/2016/5/12/chartex" xmlns:cx5="http://schemas.microsoft.com/office/drawing/2016/5/11/chartex" xmlns:cx4="http://schemas.microsoft.com/office/drawing/2016/5/10/chartex" xmlns:cx3="http://schemas.microsoft.com/office/drawing/2016/5/9/chartex" xmlns:cx2="http://schemas.microsoft.com/office/drawing/2015/10/21/chartex" xmlns:cx1="http://schemas.microsoft.com/office/drawing/2015/9/8/chartex" xmlns="" classificationOutcomeType="ftr"/>
+                    <aclsh:classification xmlns="" xmlns:cx1="http://schemas.microsoft.com/office/drawing/2015/9/8/chartex" xmlns:cx2="http://schemas.microsoft.com/office/drawing/2015/10/21/chartex" xmlns:cx3="http://schemas.microsoft.com/office/drawing/2016/5/9/chartex" xmlns:cx4="http://schemas.microsoft.com/office/drawing/2016/5/10/chartex" xmlns:cx5="http://schemas.microsoft.com/office/drawing/2016/5/11/chartex" xmlns:cx6="http://schemas.microsoft.com/office/drawing/2016/5/12/chartex" xmlns:cx7="http://schemas.microsoft.com/office/drawing/2016/5/13/chartex" xmlns:cx8="http://schemas.microsoft.com/office/drawing/2016/5/14/chartex" xmlns:aink="http://schemas.microsoft.com/office/drawing/2016/ink" xmlns:am3d="http://schemas.microsoft.com/office/drawing/2017/model3d" xmlns:o="urn:schemas-microsoft-com:office:office" xmlns:oel="http://schemas.microsoft.com/office/2019/extlst" xmlns:v="urn:schemas-microsoft-com:vml" xmlns:w10="urn:schemas-microsoft-com:office:word" xmlns:w="http://schemas.openxmlformats.org/wordprocessingml/2006/main" xmlns:w16cex="http://schemas.microsoft.com/office/word/2018/wordml/cex" xmlns:w16cid="http://schemas.microsoft.com/office/word/2016/wordml/cid" xmlns:w16="http://schemas.microsoft.com/office/word/2018/wordml" xmlns:w16du="http://schemas.microsoft.com/office/word/2023/wordml/word16du" xmlns:w16sdtdh="http://schemas.microsoft.com/office/word/2020/wordml/sdtdatahash" xmlns:w16sdtfl="http://schemas.microsoft.com/office/word/2024/wordml/sdtformatlock" xmlns:aclsh="http://schemas.microsoft.com/office/drawing/2020/classificationShape" classificationOutcomeType="ftr"/>
                   </a:ext>
                 </a:extLst>
               </wp:docPr>
@@ -13323,7 +13758,7 @@
               <wp:docPr id="1528044767" name="Text Box 3" descr="Restricted - مقيد ">
                 <a:extLst xmlns:a="http://schemas.openxmlformats.org/drawingml/2006/main">
                   <a:ext uri="{5AE41FA2-C0FF-4470-9BD4-5FADCA87CBE2}">
-                    <aclsh:classification xmlns:aclsh="http://schemas.microsoft.com/office/drawing/2020/classificationShape" xmlns:w16sdtfl="http://schemas.microsoft.com/office/word/2024/wordml/sdtformatlock" xmlns:w16sdtdh="http://schemas.microsoft.com/office/word/2020/wordml/sdtdatahash" xmlns:w16du="http://schemas.microsoft.com/office/word/2023/wordml/word16du" xmlns:w16="http://schemas.microsoft.com/office/word/2018/wordml" xmlns:w16cid="http://schemas.microsoft.com/office/word/2016/wordml/cid" xmlns:w16cex="http://schemas.microsoft.com/office/word/2018/wordml/cex" xmlns:w="http://schemas.openxmlformats.org/wordprocessingml/2006/main" xmlns:w10="urn:schemas-microsoft-com:office:word" xmlns:v="urn:schemas-microsoft-com:vml" xmlns:oel="http://schemas.microsoft.com/office/2019/extlst" xmlns:o="urn:schemas-microsoft-com:office:office" xmlns:am3d="http://schemas.microsoft.com/office/drawing/2017/model3d" xmlns:aink="http://schemas.microsoft.com/office/drawing/2016/ink" xmlns:cx8="http://schemas.microsoft.com/office/drawing/2016/5/14/chartex" xmlns:cx7="http://schemas.microsoft.com/office/drawing/2016/5/13/chartex" xmlns:cx6="http://schemas.microsoft.com/office/drawing/2016/5/12/chartex" xmlns:cx5="http://schemas.microsoft.com/office/drawing/2016/5/11/chartex" xmlns:cx4="http://schemas.microsoft.com/office/drawing/2016/5/10/chartex" xmlns:cx3="http://schemas.microsoft.com/office/drawing/2016/5/9/chartex" xmlns:cx2="http://schemas.microsoft.com/office/drawing/2015/10/21/chartex" xmlns:cx1="http://schemas.microsoft.com/office/drawing/2015/9/8/chartex" xmlns="" classificationOutcomeType="ftr"/>
+                    <aclsh:classification xmlns="" xmlns:cx1="http://schemas.microsoft.com/office/drawing/2015/9/8/chartex" xmlns:cx2="http://schemas.microsoft.com/office/drawing/2015/10/21/chartex" xmlns:cx3="http://schemas.microsoft.com/office/drawing/2016/5/9/chartex" xmlns:cx4="http://schemas.microsoft.com/office/drawing/2016/5/10/chartex" xmlns:cx5="http://schemas.microsoft.com/office/drawing/2016/5/11/chartex" xmlns:cx6="http://schemas.microsoft.com/office/drawing/2016/5/12/chartex" xmlns:cx7="http://schemas.microsoft.com/office/drawing/2016/5/13/chartex" xmlns:cx8="http://schemas.microsoft.com/office/drawing/2016/5/14/chartex" xmlns:aink="http://schemas.microsoft.com/office/drawing/2016/ink" xmlns:am3d="http://schemas.microsoft.com/office/drawing/2017/model3d" xmlns:o="urn:schemas-microsoft-com:office:office" xmlns:oel="http://schemas.microsoft.com/office/2019/extlst" xmlns:v="urn:schemas-microsoft-com:vml" xmlns:w10="urn:schemas-microsoft-com:office:word" xmlns:w="http://schemas.openxmlformats.org/wordprocessingml/2006/main" xmlns:w16cex="http://schemas.microsoft.com/office/word/2018/wordml/cex" xmlns:w16cid="http://schemas.microsoft.com/office/word/2016/wordml/cid" xmlns:w16="http://schemas.microsoft.com/office/word/2018/wordml" xmlns:w16du="http://schemas.microsoft.com/office/word/2023/wordml/word16du" xmlns:w16sdtdh="http://schemas.microsoft.com/office/word/2020/wordml/sdtdatahash" xmlns:w16sdtfl="http://schemas.microsoft.com/office/word/2024/wordml/sdtformatlock" xmlns:aclsh="http://schemas.microsoft.com/office/drawing/2020/classificationShape" classificationOutcomeType="ftr"/>
                   </a:ext>
                 </a:extLst>
               </wp:docPr>
@@ -13481,7 +13916,7 @@
               <wp:docPr id="409043257" name="Text Box 1" descr="Restricted - مقيد ">
                 <a:extLst xmlns:a="http://schemas.openxmlformats.org/drawingml/2006/main">
                   <a:ext uri="{5AE41FA2-C0FF-4470-9BD4-5FADCA87CBE2}">
-                    <aclsh:classification xmlns:aclsh="http://schemas.microsoft.com/office/drawing/2020/classificationShape" xmlns:w16sdtfl="http://schemas.microsoft.com/office/word/2024/wordml/sdtformatlock" xmlns:w16sdtdh="http://schemas.microsoft.com/office/word/2020/wordml/sdtdatahash" xmlns:w16du="http://schemas.microsoft.com/office/word/2023/wordml/word16du" xmlns:w16="http://schemas.microsoft.com/office/word/2018/wordml" xmlns:w16cid="http://schemas.microsoft.com/office/word/2016/wordml/cid" xmlns:w16cex="http://schemas.microsoft.com/office/word/2018/wordml/cex" xmlns:w="http://schemas.openxmlformats.org/wordprocessingml/2006/main" xmlns:w10="urn:schemas-microsoft-com:office:word" xmlns:v="urn:schemas-microsoft-com:vml" xmlns:oel="http://schemas.microsoft.com/office/2019/extlst" xmlns:o="urn:schemas-microsoft-com:office:office" xmlns:am3d="http://schemas.microsoft.com/office/drawing/2017/model3d" xmlns:aink="http://schemas.microsoft.com/office/drawing/2016/ink" xmlns:cx8="http://schemas.microsoft.com/office/drawing/2016/5/14/chartex" xmlns:cx7="http://schemas.microsoft.com/office/drawing/2016/5/13/chartex" xmlns:cx6="http://schemas.microsoft.com/office/drawing/2016/5/12/chartex" xmlns:cx5="http://schemas.microsoft.com/office/drawing/2016/5/11/chartex" xmlns:cx4="http://schemas.microsoft.com/office/drawing/2016/5/10/chartex" xmlns:cx3="http://schemas.microsoft.com/office/drawing/2016/5/9/chartex" xmlns:cx2="http://schemas.microsoft.com/office/drawing/2015/10/21/chartex" xmlns:cx1="http://schemas.microsoft.com/office/drawing/2015/9/8/chartex" xmlns="" classificationOutcomeType="ftr"/>
+                    <aclsh:classification xmlns="" xmlns:cx1="http://schemas.microsoft.com/office/drawing/2015/9/8/chartex" xmlns:cx2="http://schemas.microsoft.com/office/drawing/2015/10/21/chartex" xmlns:cx3="http://schemas.microsoft.com/office/drawing/2016/5/9/chartex" xmlns:cx4="http://schemas.microsoft.com/office/drawing/2016/5/10/chartex" xmlns:cx5="http://schemas.microsoft.com/office/drawing/2016/5/11/chartex" xmlns:cx6="http://schemas.microsoft.com/office/drawing/2016/5/12/chartex" xmlns:cx7="http://schemas.microsoft.com/office/drawing/2016/5/13/chartex" xmlns:cx8="http://schemas.microsoft.com/office/drawing/2016/5/14/chartex" xmlns:aink="http://schemas.microsoft.com/office/drawing/2016/ink" xmlns:am3d="http://schemas.microsoft.com/office/drawing/2017/model3d" xmlns:o="urn:schemas-microsoft-com:office:office" xmlns:oel="http://schemas.microsoft.com/office/2019/extlst" xmlns:v="urn:schemas-microsoft-com:vml" xmlns:w10="urn:schemas-microsoft-com:office:word" xmlns:w="http://schemas.openxmlformats.org/wordprocessingml/2006/main" xmlns:w16cex="http://schemas.microsoft.com/office/word/2018/wordml/cex" xmlns:w16cid="http://schemas.microsoft.com/office/word/2016/wordml/cid" xmlns:w16="http://schemas.microsoft.com/office/word/2018/wordml" xmlns:w16du="http://schemas.microsoft.com/office/word/2023/wordml/word16du" xmlns:w16sdtdh="http://schemas.microsoft.com/office/word/2020/wordml/sdtdatahash" xmlns:w16sdtfl="http://schemas.microsoft.com/office/word/2024/wordml/sdtformatlock" xmlns:aclsh="http://schemas.microsoft.com/office/drawing/2020/classificationShape" classificationOutcomeType="ftr"/>
                   </a:ext>
                 </a:extLst>
               </wp:docPr>
@@ -13639,7 +14074,7 @@
               <wp:docPr id="608387902" name="Text Box 5" descr="Restricted - مقيد ">
                 <a:extLst xmlns:a="http://schemas.openxmlformats.org/drawingml/2006/main">
                   <a:ext uri="{5AE41FA2-C0FF-4470-9BD4-5FADCA87CBE2}">
-                    <aclsh:classification xmlns:aclsh="http://schemas.microsoft.com/office/drawing/2020/classificationShape" xmlns:w16sdtfl="http://schemas.microsoft.com/office/word/2024/wordml/sdtformatlock" xmlns:w16sdtdh="http://schemas.microsoft.com/office/word/2020/wordml/sdtdatahash" xmlns:w16du="http://schemas.microsoft.com/office/word/2023/wordml/word16du" xmlns:w16="http://schemas.microsoft.com/office/word/2018/wordml" xmlns:w16cid="http://schemas.microsoft.com/office/word/2016/wordml/cid" xmlns:w16cex="http://schemas.microsoft.com/office/word/2018/wordml/cex" xmlns:w="http://schemas.openxmlformats.org/wordprocessingml/2006/main" xmlns:w10="urn:schemas-microsoft-com:office:word" xmlns:v="urn:schemas-microsoft-com:vml" xmlns:oel="http://schemas.microsoft.com/office/2019/extlst" xmlns:o="urn:schemas-microsoft-com:office:office" xmlns:am3d="http://schemas.microsoft.com/office/drawing/2017/model3d" xmlns:aink="http://schemas.microsoft.com/office/drawing/2016/ink" xmlns:cx8="http://schemas.microsoft.com/office/drawing/2016/5/14/chartex" xmlns:cx7="http://schemas.microsoft.com/office/drawing/2016/5/13/chartex" xmlns:cx6="http://schemas.microsoft.com/office/drawing/2016/5/12/chartex" xmlns:cx5="http://schemas.microsoft.com/office/drawing/2016/5/11/chartex" xmlns:cx4="http://schemas.microsoft.com/office/drawing/2016/5/10/chartex" xmlns:cx3="http://schemas.microsoft.com/office/drawing/2016/5/9/chartex" xmlns:cx2="http://schemas.microsoft.com/office/drawing/2015/10/21/chartex" xmlns:cx1="http://schemas.microsoft.com/office/drawing/2015/9/8/chartex" xmlns="" classificationOutcomeType="ftr"/>
+                    <aclsh:classification xmlns="" xmlns:cx1="http://schemas.microsoft.com/office/drawing/2015/9/8/chartex" xmlns:cx2="http://schemas.microsoft.com/office/drawing/2015/10/21/chartex" xmlns:cx3="http://schemas.microsoft.com/office/drawing/2016/5/9/chartex" xmlns:cx4="http://schemas.microsoft.com/office/drawing/2016/5/10/chartex" xmlns:cx5="http://schemas.microsoft.com/office/drawing/2016/5/11/chartex" xmlns:cx6="http://schemas.microsoft.com/office/drawing/2016/5/12/chartex" xmlns:cx7="http://schemas.microsoft.com/office/drawing/2016/5/13/chartex" xmlns:cx8="http://schemas.microsoft.com/office/drawing/2016/5/14/chartex" xmlns:aink="http://schemas.microsoft.com/office/drawing/2016/ink" xmlns:am3d="http://schemas.microsoft.com/office/drawing/2017/model3d" xmlns:o="urn:schemas-microsoft-com:office:office" xmlns:oel="http://schemas.microsoft.com/office/2019/extlst" xmlns:v="urn:schemas-microsoft-com:vml" xmlns:w10="urn:schemas-microsoft-com:office:word" xmlns:w="http://schemas.openxmlformats.org/wordprocessingml/2006/main" xmlns:w16cex="http://schemas.microsoft.com/office/word/2018/wordml/cex" xmlns:w16cid="http://schemas.microsoft.com/office/word/2016/wordml/cid" xmlns:w16="http://schemas.microsoft.com/office/word/2018/wordml" xmlns:w16du="http://schemas.microsoft.com/office/word/2023/wordml/word16du" xmlns:w16sdtdh="http://schemas.microsoft.com/office/word/2020/wordml/sdtdatahash" xmlns:w16sdtfl="http://schemas.microsoft.com/office/word/2024/wordml/sdtformatlock" xmlns:aclsh="http://schemas.microsoft.com/office/drawing/2020/classificationShape" classificationOutcomeType="ftr"/>
                   </a:ext>
                 </a:extLst>
               </wp:docPr>
@@ -13797,7 +14232,7 @@
               <wp:docPr id="1452436094" name="Text Box 6" descr="Restricted - مقيد ">
                 <a:extLst xmlns:a="http://schemas.openxmlformats.org/drawingml/2006/main">
                   <a:ext uri="{5AE41FA2-C0FF-4470-9BD4-5FADCA87CBE2}">
-                    <aclsh:classification xmlns:aclsh="http://schemas.microsoft.com/office/drawing/2020/classificationShape" xmlns:w16sdtfl="http://schemas.microsoft.com/office/word/2024/wordml/sdtformatlock" xmlns:w16sdtdh="http://schemas.microsoft.com/office/word/2020/wordml/sdtdatahash" xmlns:w16du="http://schemas.microsoft.com/office/word/2023/wordml/word16du" xmlns:w16="http://schemas.microsoft.com/office/word/2018/wordml" xmlns:w16cid="http://schemas.microsoft.com/office/word/2016/wordml/cid" xmlns:w16cex="http://schemas.microsoft.com/office/word/2018/wordml/cex" xmlns:w="http://schemas.openxmlformats.org/wordprocessingml/2006/main" xmlns:w10="urn:schemas-microsoft-com:office:word" xmlns:v="urn:schemas-microsoft-com:vml" xmlns:oel="http://schemas.microsoft.com/office/2019/extlst" xmlns:o="urn:schemas-microsoft-com:office:office" xmlns:am3d="http://schemas.microsoft.com/office/drawing/2017/model3d" xmlns:aink="http://schemas.microsoft.com/office/drawing/2016/ink" xmlns:cx8="http://schemas.microsoft.com/office/drawing/2016/5/14/chartex" xmlns:cx7="http://schemas.microsoft.com/office/drawing/2016/5/13/chartex" xmlns:cx6="http://schemas.microsoft.com/office/drawing/2016/5/12/chartex" xmlns:cx5="http://schemas.microsoft.com/office/drawing/2016/5/11/chartex" xmlns:cx4="http://schemas.microsoft.com/office/drawing/2016/5/10/chartex" xmlns:cx3="http://schemas.microsoft.com/office/drawing/2016/5/9/chartex" xmlns:cx2="http://schemas.microsoft.com/office/drawing/2015/10/21/chartex" xmlns:cx1="http://schemas.microsoft.com/office/drawing/2015/9/8/chartex" xmlns="" classificationOutcomeType="ftr"/>
+                    <aclsh:classification xmlns="" xmlns:cx1="http://schemas.microsoft.com/office/drawing/2015/9/8/chartex" xmlns:cx2="http://schemas.microsoft.com/office/drawing/2015/10/21/chartex" xmlns:cx3="http://schemas.microsoft.com/office/drawing/2016/5/9/chartex" xmlns:cx4="http://schemas.microsoft.com/office/drawing/2016/5/10/chartex" xmlns:cx5="http://schemas.microsoft.com/office/drawing/2016/5/11/chartex" xmlns:cx6="http://schemas.microsoft.com/office/drawing/2016/5/12/chartex" xmlns:cx7="http://schemas.microsoft.com/office/drawing/2016/5/13/chartex" xmlns:cx8="http://schemas.microsoft.com/office/drawing/2016/5/14/chartex" xmlns:aink="http://schemas.microsoft.com/office/drawing/2016/ink" xmlns:am3d="http://schemas.microsoft.com/office/drawing/2017/model3d" xmlns:o="urn:schemas-microsoft-com:office:office" xmlns:oel="http://schemas.microsoft.com/office/2019/extlst" xmlns:v="urn:schemas-microsoft-com:vml" xmlns:w10="urn:schemas-microsoft-com:office:word" xmlns:w="http://schemas.openxmlformats.org/wordprocessingml/2006/main" xmlns:w16cex="http://schemas.microsoft.com/office/word/2018/wordml/cex" xmlns:w16cid="http://schemas.microsoft.com/office/word/2016/wordml/cid" xmlns:w16="http://schemas.microsoft.com/office/word/2018/wordml" xmlns:w16du="http://schemas.microsoft.com/office/word/2023/wordml/word16du" xmlns:w16sdtdh="http://schemas.microsoft.com/office/word/2020/wordml/sdtdatahash" xmlns:w16sdtfl="http://schemas.microsoft.com/office/word/2024/wordml/sdtformatlock" xmlns:aclsh="http://schemas.microsoft.com/office/drawing/2020/classificationShape" classificationOutcomeType="ftr"/>
                   </a:ext>
                 </a:extLst>
               </wp:docPr>
@@ -13905,7 +14340,7 @@
               <wp:docPr id="821335916" name="Text Box 4" descr="Restricted - مقيد ">
                 <a:extLst xmlns:a="http://schemas.openxmlformats.org/drawingml/2006/main">
                   <a:ext uri="{5AE41FA2-C0FF-4470-9BD4-5FADCA87CBE2}">
-                    <aclsh:classification xmlns:aclsh="http://schemas.microsoft.com/office/drawing/2020/classificationShape" xmlns:w16sdtfl="http://schemas.microsoft.com/office/word/2024/wordml/sdtformatlock" xmlns:w16sdtdh="http://schemas.microsoft.com/office/word/2020/wordml/sdtdatahash" xmlns:w16du="http://schemas.microsoft.com/office/word/2023/wordml/word16du" xmlns:w16="http://schemas.microsoft.com/office/word/2018/wordml" xmlns:w16cid="http://schemas.microsoft.com/office/word/2016/wordml/cid" xmlns:w16cex="http://schemas.microsoft.com/office/word/2018/wordml/cex" xmlns:w="http://schemas.openxmlformats.org/wordprocessingml/2006/main" xmlns:w10="urn:schemas-microsoft-com:office:word" xmlns:v="urn:schemas-microsoft-com:vml" xmlns:oel="http://schemas.microsoft.com/office/2019/extlst" xmlns:o="urn:schemas-microsoft-com:office:office" xmlns:am3d="http://schemas.microsoft.com/office/drawing/2017/model3d" xmlns:aink="http://schemas.microsoft.com/office/drawing/2016/ink" xmlns:cx8="http://schemas.microsoft.com/office/drawing/2016/5/14/chartex" xmlns:cx7="http://schemas.microsoft.com/office/drawing/2016/5/13/chartex" xmlns:cx6="http://schemas.microsoft.com/office/drawing/2016/5/12/chartex" xmlns:cx5="http://schemas.microsoft.com/office/drawing/2016/5/11/chartex" xmlns:cx4="http://schemas.microsoft.com/office/drawing/2016/5/10/chartex" xmlns:cx3="http://schemas.microsoft.com/office/drawing/2016/5/9/chartex" xmlns:cx2="http://schemas.microsoft.com/office/drawing/2015/10/21/chartex" xmlns:cx1="http://schemas.microsoft.com/office/drawing/2015/9/8/chartex" xmlns="" classificationOutcomeType="ftr"/>
+                    <aclsh:classification xmlns="" xmlns:cx1="http://schemas.microsoft.com/office/drawing/2015/9/8/chartex" xmlns:cx2="http://schemas.microsoft.com/office/drawing/2015/10/21/chartex" xmlns:cx3="http://schemas.microsoft.com/office/drawing/2016/5/9/chartex" xmlns:cx4="http://schemas.microsoft.com/office/drawing/2016/5/10/chartex" xmlns:cx5="http://schemas.microsoft.com/office/drawing/2016/5/11/chartex" xmlns:cx6="http://schemas.microsoft.com/office/drawing/2016/5/12/chartex" xmlns:cx7="http://schemas.microsoft.com/office/drawing/2016/5/13/chartex" xmlns:cx8="http://schemas.microsoft.com/office/drawing/2016/5/14/chartex" xmlns:aink="http://schemas.microsoft.com/office/drawing/2016/ink" xmlns:am3d="http://schemas.microsoft.com/office/drawing/2017/model3d" xmlns:o="urn:schemas-microsoft-com:office:office" xmlns:oel="http://schemas.microsoft.com/office/2019/extlst" xmlns:v="urn:schemas-microsoft-com:vml" xmlns:w10="urn:schemas-microsoft-com:office:word" xmlns:w="http://schemas.openxmlformats.org/wordprocessingml/2006/main" xmlns:w16cex="http://schemas.microsoft.com/office/word/2018/wordml/cex" xmlns:w16cid="http://schemas.microsoft.com/office/word/2016/wordml/cid" xmlns:w16="http://schemas.microsoft.com/office/word/2018/wordml" xmlns:w16du="http://schemas.microsoft.com/office/word/2023/wordml/word16du" xmlns:w16sdtdh="http://schemas.microsoft.com/office/word/2020/wordml/sdtdatahash" xmlns:w16sdtfl="http://schemas.microsoft.com/office/word/2024/wordml/sdtformatlock" xmlns:aclsh="http://schemas.microsoft.com/office/drawing/2020/classificationShape" classificationOutcomeType="ftr"/>
                   </a:ext>
                 </a:extLst>
               </wp:docPr>
@@ -14337,7 +14772,7 @@
             </wp:anchor>
           </w:drawing>
         </mc:Choice>
-        <mc:Fallback xmlns:w16sdtfl="http://schemas.microsoft.com/office/word/2024/wordml/sdtformatlock" xmlns:w16sdtdh="http://schemas.microsoft.com/office/word/2020/wordml/sdtdatahash" xmlns:w16du="http://schemas.microsoft.com/office/word/2023/wordml/word16du" xmlns:w16="http://schemas.microsoft.com/office/word/2018/wordml" xmlns:w16cid="http://schemas.microsoft.com/office/word/2016/wordml/cid" xmlns:w16cex="http://schemas.microsoft.com/office/word/2018/wordml/cex" xmlns:oel="http://schemas.microsoft.com/office/2019/extlst" xmlns:am3d="http://schemas.microsoft.com/office/drawing/2017/model3d" xmlns:aink="http://schemas.microsoft.com/office/drawing/2016/ink" xmlns:cx8="http://schemas.microsoft.com/office/drawing/2016/5/14/chartex" xmlns:cx7="http://schemas.microsoft.com/office/drawing/2016/5/13/chartex" xmlns:cx6="http://schemas.microsoft.com/office/drawing/2016/5/12/chartex" xmlns:cx5="http://schemas.microsoft.com/office/drawing/2016/5/11/chartex" xmlns:cx4="http://schemas.microsoft.com/office/drawing/2016/5/10/chartex" xmlns:cx3="http://schemas.microsoft.com/office/drawing/2016/5/9/chartex" xmlns:cx2="http://schemas.microsoft.com/office/drawing/2015/10/21/chartex" xmlns:cx1="http://schemas.microsoft.com/office/drawing/2015/9/8/chartex">
+        <mc:Fallback xmlns:cx1="http://schemas.microsoft.com/office/drawing/2015/9/8/chartex" xmlns:cx2="http://schemas.microsoft.com/office/drawing/2015/10/21/chartex" xmlns:cx3="http://schemas.microsoft.com/office/drawing/2016/5/9/chartex" xmlns:cx4="http://schemas.microsoft.com/office/drawing/2016/5/10/chartex" xmlns:cx5="http://schemas.microsoft.com/office/drawing/2016/5/11/chartex" xmlns:cx6="http://schemas.microsoft.com/office/drawing/2016/5/12/chartex" xmlns:cx7="http://schemas.microsoft.com/office/drawing/2016/5/13/chartex" xmlns:cx8="http://schemas.microsoft.com/office/drawing/2016/5/14/chartex" xmlns:aink="http://schemas.microsoft.com/office/drawing/2016/ink" xmlns:am3d="http://schemas.microsoft.com/office/drawing/2017/model3d" xmlns:oel="http://schemas.microsoft.com/office/2019/extlst" xmlns:w16cex="http://schemas.microsoft.com/office/word/2018/wordml/cex" xmlns:w16cid="http://schemas.microsoft.com/office/word/2016/wordml/cid" xmlns:w16="http://schemas.microsoft.com/office/word/2018/wordml" xmlns:w16du="http://schemas.microsoft.com/office/word/2023/wordml/word16du" xmlns:w16sdtdh="http://schemas.microsoft.com/office/word/2020/wordml/sdtdatahash" xmlns:w16sdtfl="http://schemas.microsoft.com/office/word/2024/wordml/sdtformatlock">
           <w:pict>
             <v:line w14:anchorId="7169C831" id="Straight Connector 6" o:spid="_x0000_s1026" style="position:absolute;z-index:251660288;visibility:visible;mso-wrap-style:square;mso-width-percent:0;mso-height-percent:0;mso-wrap-distance-left:9pt;mso-wrap-distance-top:-3e-5mm;mso-wrap-distance-right:9pt;mso-wrap-distance-bottom:-3e-5mm;mso-position-horizontal:absolute;mso-position-horizontal-relative:text;mso-position-vertical:absolute;mso-position-vertical-relative:text;mso-width-percent:0;mso-height-percent:0;mso-width-relative:page;mso-height-relative:page" from="-68.95pt,-666.45pt" to="489.05pt,-666.45pt" o:gfxdata="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" strokecolor="#4f81bd" strokeweight="2pt">
               <v:shadow on="t" opacity="24903f" origin=",.5" offset="0,.55556mm"/>
@@ -20143,6 +20578,34 @@
       </w:tblBorders>
     </w:tblPr>
   </w:style>
+  <w:style w:type="character" w:styleId="HTMLCode">
+    <w:name w:val="HTML Code"/>
+    <w:basedOn w:val="DefaultParagraphFont"/>
+    <w:uiPriority w:val="99"/>
+    <w:semiHidden/>
+    <w:unhideWhenUsed/>
+    <w:rsid w:val="00A64A40"/>
+    <w:rPr>
+      <w:rFonts w:ascii="Courier New" w:eastAsia="Times New Roman" w:hAnsi="Courier New" w:cs="Courier New"/>
+      <w:sz w:val="20"/>
+      <w:szCs w:val="20"/>
+    </w:rPr>
+  </w:style>
+  <w:style w:type="paragraph" w:customStyle="1" w:styleId="pdq2pgselectionanchorcontainer">
+    <w:name w:val="pdq2pg_selectionanchorcontainer"/>
+    <w:basedOn w:val="Normal"/>
+    <w:rsid w:val="00A64A40"/>
+    <w:pPr>
+      <w:spacing w:before="100" w:beforeAutospacing="1" w:after="100" w:afterAutospacing="1" w:line="240" w:lineRule="auto"/>
+    </w:pPr>
+    <w:rPr>
+      <w:rFonts w:ascii="Times New Roman" w:eastAsia="Times New Roman" w:hAnsi="Times New Roman" w:cs="Times New Roman"/>
+      <w:color w:val="auto"/>
+      <w:sz w:val="24"/>
+      <w:szCs w:val="24"/>
+      <w:lang w:eastAsia="en-US"/>
+    </w:rPr>
+  </w:style>
 </w:styles>
 </file>
 
@@ -20395,6 +20858,7 @@
     <w:rsid w:val="00A84AB3"/>
     <w:rsid w:val="00AB302F"/>
     <w:rsid w:val="00AC3A9C"/>
+    <w:rsid w:val="00AC6BDD"/>
     <w:rsid w:val="00AF432A"/>
     <w:rsid w:val="00B4602D"/>
     <w:rsid w:val="00B85F20"/>
@@ -21261,7 +21725,7 @@
 </file>
 
 <file path=customXml/itemProps3.xml><?xml version="1.0" encoding="utf-8"?>
-<ds:datastoreItem xmlns:ds="http://schemas.openxmlformats.org/officeDocument/2006/customXml" ds:itemID="{CAD48CEF-ABB3-44FB-9AC8-58D60D9A78AC}">
+<ds:datastoreItem xmlns:ds="http://schemas.openxmlformats.org/officeDocument/2006/customXml" ds:itemID="{E37D8C38-AB11-46B7-9A4A-33DFAB6935E9}">
   <ds:schemaRefs>
     <ds:schemaRef ds:uri="http://schemas.openxmlformats.org/officeDocument/2006/bibliography"/>
   </ds:schemaRefs>
